--- a/writing/2025-06-11_draft.docx
+++ b/writing/2025-06-11_draft.docx
@@ -311,140 +311,113 @@
       </w:r>
     </w:p>
     <w:p/>
-    <w:p/>
-    <w:p>
-      <w:commentRangeStart w:id="2"/>
-      <w:r>
-        <w:t xml:space="preserve">Results: </w:t>
-      </w:r>
-      <w:commentRangeEnd w:id="2"/>
-      <w:r>
-        <w:rPr>
-          <w:rStyle w:val="CommentReference"/>
-        </w:rPr>
-        <w:commentReference w:id="2"/>
-      </w:r>
-    </w:p>
-    <w:p>
-      <w:pPr>
-        <w:rPr>
-          <w:u w:val="single"/>
-        </w:rPr>
-      </w:pPr>
-      <w:r>
-        <w:rPr>
-          <w:u w:val="single"/>
-        </w:rPr>
-        <w:t>Temperature affects g</w:t>
-      </w:r>
-      <w:r>
-        <w:rPr>
-          <w:u w:val="single"/>
-        </w:rPr>
-        <w:t>ut microbiome</w:t>
-      </w:r>
-      <w:r>
-        <w:rPr>
-          <w:u w:val="single"/>
-        </w:rPr>
-        <w:t xml:space="preserve"> taxonomic </w:t>
-      </w:r>
-      <w:r>
-        <w:rPr>
-          <w:u w:val="single"/>
-        </w:rPr>
-        <w:t xml:space="preserve">composition </w:t>
-      </w:r>
-      <w:r>
-        <w:rPr>
-          <w:u w:val="single"/>
-        </w:rPr>
-        <w:t xml:space="preserve">and </w:t>
-      </w:r>
-      <w:r>
-        <w:rPr>
-          <w:u w:val="single"/>
-        </w:rPr>
-        <w:t>functional capacity</w:t>
-      </w:r>
-    </w:p>
-    <w:p>
-      <w:r>
-        <w:rPr>
-          <w:i/>
-          <w:iCs/>
-        </w:rPr>
-        <w:t>Community-level</w:t>
-      </w:r>
-      <w:r>
-        <w:rPr>
-          <w:i/>
-          <w:iCs/>
-        </w:rPr>
-        <w:t xml:space="preserve"> results</w:t>
-      </w:r>
-    </w:p>
-    <w:p>
-      <w:r>
-        <w:tab/>
-        <w:t>We found a strong relationship between temperature and both taxonomic and functional community-level diversity in the gut microbiome. To assess this relationship, we compared a baseline model that accounted for known predictors of microbiome composition (sex, social group, diet, and season) to a model that included both the baseline predictors and temperature</w:t>
-      </w:r>
-      <w:r>
-        <w:t xml:space="preserve"> (Fig 1S)</w:t>
-      </w:r>
-      <w:r>
-        <w:t xml:space="preserve">. </w:t>
-      </w:r>
-      <w:r>
-        <w:t>We measured alpha diversity using Shannon’s diversity index and observed richness</w:t>
-      </w:r>
-      <w:r>
-        <w:t xml:space="preserve"> </w:t>
-      </w:r>
-      <w:r>
-        <w:t>(the total number of ASVs or pathways in a sample), and characterized beta diversity using the first three principal coordinates (PC1–PC3) from a principal coordinate analysis to capture major axes of variation in community composition.</w:t>
-      </w:r>
-      <w:r>
-        <w:t xml:space="preserve"> </w:t>
-      </w:r>
-      <w:r>
-        <w:t xml:space="preserve">For taxonomic community composition, the model including temperature provided the best fit (controlling for model complexity) across all community-level indices, accounting for 100% of the model weight for every principal component axis and alpha diversity metric (Fig 1B). The strong relationship between temperature and principal coordinate axes 1–3 suggests that temperature drives shifts in taxonomic composition that are substantial enough to affect community-level beta diversity. Both alpha diversity indices show a reliable negative relationship with temperature (Shannon </w:t>
-      </w:r>
-      <w:r>
-        <w:t>β</w:t>
-      </w:r>
-      <w:r>
-        <w:rPr>
-          <w:vertAlign w:val="subscript"/>
-        </w:rPr>
-        <w:t>temp</w:t>
-      </w:r>
-      <w:r>
-        <w:t xml:space="preserve"> = -0.49, Observed </w:t>
-      </w:r>
-      <w:r>
-        <w:t>β</w:t>
-      </w:r>
-      <w:r>
-        <w:rPr>
-          <w:vertAlign w:val="subscript"/>
-        </w:rPr>
-        <w:t>temp</w:t>
-      </w:r>
-      <w:r>
-        <w:t xml:space="preserve"> = -0.49)(Fig 1A). Even though the effect sizes are small compared to the principal components, alpha diversity reliably declines with increasing temperatures (Fig </w:t>
-      </w:r>
-      <w:r>
-        <w:t>2</w:t>
-      </w:r>
-      <w:r>
-        <w:t>S). This suggests that higher temperatures are associated with reductions in both taxonomic richness and evenness, as</w:t>
-      </w:r>
-      <w:r>
-        <w:t xml:space="preserve"> </w:t>
-      </w:r>
-      <w:r>
-        <w:t xml:space="preserve">observed richness reflects the total number of ASVs while Shannon’s diversity considers both richness and evenness. </w:t>
+    <w:p>
+      <w:r>
+        <w:t xml:space="preserve">Introduction: </w:t>
+      </w:r>
+    </w:p>
+    <w:p>
+      <w:r>
+        <w:t xml:space="preserve">Rising temperatures due to climate change are predicted to push species beyond their evolved thermal tolerance and challenge them to adapt to hotter climates </w:t>
+      </w:r>
+      <w:r>
+        <w:fldChar w:fldCharType="begin"/>
+      </w:r>
+      <w:r>
+        <w:instrText xml:space="preserve"> ADDIN ZOTERO_ITEM CSL_CITATION {"citationID":"8xiH9gLt","properties":{"formattedCitation":"(Bellard et al., 2012; Bennett et al., 2021)","plainCitation":"(Bellard et al., 2012; Bennett et al., 2021)","noteIndex":0},"citationItems":[{"id":491,"uris":["http://zotero.org/users/13901503/items/YSCHU94H"],"itemData":{"id":491,"type":"article-journal","abstract":"Ecology Letters (2012) 15: 365–377 Abstract Many studies in recent years have investigated the effects of climate change on the future of biodiversity. In this review, we first examine the different possible effects of climate change that can operate at individual, population, species, community, ecosystem and biome scales, notably showing that species can respond to climate change challenges by shifting their climatic niche along three non-exclusive axes: time (e.g. phenology), space (e.g. range) and self (e.g. physiology). Then, we present the principal specificities and caveats of the most common approaches used to estimate future biodiversity at global and sub-continental scales and we synthesise their results. Finally, we highlight several challenges for future research both in theoretical and applied realms. Overall, our review shows that current estimates are very variable, depending on the method, taxonomic group, biodiversity loss metrics, spatial scales and time periods considered. Yet, the majority of models indicate alarming consequences for biodiversity, with the worst-case scenarios leading to extinction rates that would qualify as the sixth mass extinction in the history of the earth.","container-title":"Ecology Letters","DOI":"10.1111/j.1461-0248.2011.01736.x","ISSN":"1461-0248","issue":"4","language":"en","license":"© 2012 Blackwell Publishing Ltd/CNRS","note":"_eprint: https://onlinelibrary.wiley.com/doi/pdf/10.1111/j.1461-0248.2011.01736.x","page":"365-377","source":"Wiley Online Library","title":"Impacts of climate change on the future of biodiversity","volume":"15","author":[{"family":"Bellard","given":"Céline"},{"family":"Bertelsmeier","given":"Cleo"},{"family":"Leadley","given":"Paul"},{"family":"Thuiller","given":"Wilfried"},{"family":"Courchamp","given":"Franck"}],"issued":{"date-parts":[["2012"]]}}},{"id":498,"uris":["http://zotero.org/users/13901503/items/S7CPPLIV"],"itemData":{"id":498,"type":"article-journal","abstract":"Understanding how species’ thermal limits have evolved across the tree of life is central to predicting species’ responses to climate change. Here, using experimentally-derived estimates of thermal tolerance limits for over 2000 terrestrial and aquatic species, we show that most of the variation in thermal tolerance can be attributed to a combination of adaptation to current climatic extremes, and the existence of evolutionary ‘attractors’ that reflect either boundaries or optima in thermal tolerance limits. Our results also reveal deep-time climate legacies in ectotherms, whereby orders that originated in cold paleoclimates have presently lower cold tolerance limits than those with warm thermal ancestry. Conversely, heat tolerance appears unrelated to climate ancestry. Cold tolerance has evolved more quickly than heat tolerance in endotherms and ectotherms. If the past tempo of evolution for upper thermal limits continues, adaptive responses in thermal limits will have limited potential to rescue the large majority of species given the unprecedented rate of contemporary climate change.","container-title":"Nature Communications","DOI":"10.1038/s41467-021-21263-8","ISSN":"2041-1723","issue":"1","journalAbbreviation":"Nat Commun","language":"en","license":"2021 The Author(s)","note":"publisher: Nature Publishing Group","page":"1198","source":"www-nature-com.proxy.lib.umich.edu","title":"The evolution of critical thermal limits of life on Earth","volume":"12","author":[{"family":"Bennett","given":"Joanne M."},{"family":"Sunday","given":"Jennifer"},{"family":"Calosi","given":"Piero"},{"family":"Villalobos","given":"Fabricio"},{"family":"Martínez","given":"Brezo"},{"family":"Molina-Venegas","given":"Rafael"},{"family":"Araújo","given":"Miguel B."},{"family":"Algar","given":"Adam C."},{"family":"Clusella-Trullas","given":"Susana"},{"family":"Hawkins","given":"Bradford A."},{"family":"Keith","given":"Sally A."},{"family":"Kühn","given":"Ingolf"},{"family":"Rahbek","given":"Carsten"},{"family":"Rodríguez","given":"Laura"},{"family":"Singer","given":"Alexander"},{"family":"Morales-Castilla","given":"Ignacio"},{"family":"Olalla-Tárraga","given":"Miguel Ángel"}],"issued":{"date-parts":[["2021",2,19]]}}}],"schema":"https://github.com/citation-style-language/schema/raw/master/csl-citation.json"} </w:instrText>
+      </w:r>
+      <w:r>
+        <w:fldChar w:fldCharType="separate"/>
+      </w:r>
+      <w:r>
+        <w:rPr>
+          <w:noProof/>
+        </w:rPr>
+        <w:t>(Bellard et al., 2012; Bennett et al., 2021)</w:t>
+      </w:r>
+      <w:r>
+        <w:fldChar w:fldCharType="end"/>
+      </w:r>
+      <w:r>
+        <w:t xml:space="preserve">. Efforts to evaluate mechanisms by which species respond and adapt to heat stress have revealed that microbiomes may play a key role in determining the thermal tolerances of their host species </w:t>
+      </w:r>
+      <w:r>
+        <w:fldChar w:fldCharType="begin"/>
+      </w:r>
+      <w:r>
+        <w:instrText xml:space="preserve"> ADDIN ZOTERO_ITEM CSL_CITATION {"citationID":"oKd2vMr3","properties":{"formattedCitation":"(Moghadam et al., 2018; Ziegler et al., 2017)","plainCitation":"(Moghadam et al., 2018; Ziegler et al., 2017)","noteIndex":0},"citationItems":[{"id":2012,"uris":["http://zotero.org/users/13901503/items/FPXKKFBT"],"itemData":{"id":2012,"type":"article-journal","abstract":"Physiological responses to changes in environmental conditions such as temperature may partly arise from the resident microbial community that integrates a wide range of bio-physiological aspects of the host. In the present study, we assessed the effect of developmental temperature on the thermal tolerance and microbial community of Drosophila melanogaster. We also developed a bacterial transplantation protocol in order to examine the possibility of reshaping the host bacterial composition and assessed its influence on the thermotolerance phenotype. We found that the temperature during development affected thermal tolerance and the microbial composition of male D. melanogaster. Flies that developed at low temperature (13°C) were the most cold resistant and showed the highest abundance of Wolbachia, while flies that developed at high temperature (31°C) were the most heat tolerant and had the highest abundance of Acetobacter. In addition, feeding newly eclosed flies with bacterial suspensions from intestines of flies developed at low temperatures changed the heat tolerance of recipient flies. However, we were not able to link this directly to a change in the host bacterial composition.","container-title":"Fly","DOI":"10.1080/19336934.2017.1394558","ISSN":"1933-6934","issue":"1","note":"publisher: Taylor &amp; Francis\n_eprint: https://doi.org/10.1080/19336934.2017.1394558\nPMID: 29095113","page":"1-12","source":"Taylor and Francis+NEJM","title":"Strong responses of Drosophila melanogaster microbiota to developmental temperature","volume":"12","author":[{"family":"Moghadam","given":"Neda N."},{"family":"","given":"Thorshauge ,Pia Mai"},{"family":"","given":"Kristensen ,Torsten N."},{"family":"","given":"de Jonge ,Nadieh"},{"family":"","given":"Bahrndorff ,Simon"},{"family":"","given":"Kjeldal ,Henrik"},{"family":"Nielsen","given":"Jeppe Lund","non-dropping-particle":"and"}],"issued":{"date-parts":[["2018",1,2]]}}},{"id":1937,"uris":["http://zotero.org/users/13901503/items/4V3ATJF7"],"itemData":{"id":1937,"type":"article-journal","abstract":"Ocean warming threatens corals and the coral reef ecosystem. Nevertheless, corals can be adapted to their thermal environment and inherit heat tolerance across generations. In addition, the diverse microbes that associate with corals have the capacity for more rapid change, potentially aiding the adaptation of long-lived corals. Here, we show that the microbiome of reef corals is different across thermally variable habitats and changes over time when corals are reciprocally transplanted. Exposing these corals to thermal bleaching conditions changes the microbiome for heat-sensitive corals, but not for heat-tolerant corals growing in habitats with natural high heat extremes. Importantly, particular bacterial taxa predict the coral host response in a short-term heat stress experiment. Such associations could result from parallel responses of the coral and the microbial community to living at high natural temperatures. A competing hypothesis is that the microbial community and coral heat tolerance are causally linked.","container-title":"Nature Communications","DOI":"10.1038/ncomms14213","ISSN":"2041-1723","issue":"1","journalAbbreviation":"Nat Commun","language":"en","license":"2017 The Author(s)","note":"publisher: Nature Publishing Group","page":"14213","source":"www.nature.com","title":"Bacterial community dynamics are linked to patterns of coral heat tolerance","volume":"8","author":[{"family":"Ziegler","given":"Maren"},{"family":"Seneca","given":"Francois O."},{"family":"Yum","given":"Lauren K."},{"family":"Palumbi","given":"Stephen R."},{"family":"Voolstra","given":"Christian R."}],"issued":{"date-parts":[["2017",2,10]]}}}],"schema":"https://github.com/citation-style-language/schema/raw/master/csl-citation.json"} </w:instrText>
+      </w:r>
+      <w:r>
+        <w:fldChar w:fldCharType="separate"/>
+      </w:r>
+      <w:r>
+        <w:t>(Moghadam et al., 2018; Ziegler et al., 2017)</w:t>
+      </w:r>
+      <w:r>
+        <w:fldChar w:fldCharType="end"/>
+      </w:r>
+      <w:r>
+        <w:t xml:space="preserve"> and could be important in facilitating adaptation to higher temperatures </w:t>
+      </w:r>
+      <w:r>
+        <w:fldChar w:fldCharType="begin"/>
+      </w:r>
+      <w:r>
+        <w:instrText xml:space="preserve"> ADDIN ZOTERO_ITEM CSL_CITATION {"citationID":"b0f0qx7i","properties":{"formattedCitation":"(Baldassarre et al., 2022; Fontaine &amp; Kohl, 2023; Hector et al., 2022)","plainCitation":"(Baldassarre et al., 2022; Fontaine &amp; Kohl, 2023; Hector et al., 2022)","noteIndex":0},"citationItems":[{"id":2007,"uris":["http://zotero.org/users/13901503/items/HV624X5I"],"itemData":{"id":2007,"type":"article-journal","abstract":"At the current rate of climate change, it is unlikely that multicellular organisms will be able to adapt to changing environmental conditions through genetic recombination and natural selection alone. Thus, it is critical to understand alternative mechanisms that allow organisms to cope with rapid environmental changes. Here, we use the sea anemone Nematostella vectensis, which has evolved the capability of surviving in a wide range of temperatures and salinities, as a model to investigate the microbiota as a source of rapid adaptation. We long-term acclimate polyps of Nematostella to low, medium, and high temperatures, to test the impact of microbiota-mediated plasticity on animal acclimation. Using the same animal clonal line, propagated from a single polyp, allows us to eliminate the effects of the host genotype. The higher thermal tolerance of animals acclimated to high temperature can be transferred to non-acclimated animals through microbiota transplantation. The offspring fitness is highest from F0 females acclimated to high temperature and specific members of the acclimated microbiota are transmitted to the next generation. These results indicate that microbiota plasticity can contribute to animal thermal acclimation and its transmission to the next generation may represent a rapid mechanism for thermal adaptation.","container-title":"Nature Communications","DOI":"10.1038/s41467-022-31350-z","ISSN":"2041-1723","issue":"1","journalAbbreviation":"Nat Commun","language":"en","license":"2022 The Author(s)","note":"publisher: Nature Publishing Group","page":"3804","source":"www.nature.com","title":"Microbiota mediated plasticity promotes thermal adaptation in the sea anemone Nematostella vectensis","volume":"13","author":[{"family":"Baldassarre","given":"Laura"},{"family":"Ying","given":"Hua"},{"family":"Reitzel","given":"Adam M."},{"family":"Franzenburg","given":"Sören"},{"family":"Fraune","given":"Sebastian"}],"issued":{"date-parts":[["2022",7,1]]}}},{"id":1984,"uris":["http://zotero.org/users/13901503/items/MQAWHGAH"],"itemData":{"id":1984,"type":"article-journal","abstract":"Climate change and increasing global temperatures are a leading threat to ectothermic animals worldwide. Ectotherm persistence under climate change will depend on a combination of host and environmental factors; recently it has become clear that host-associated microbial communities contribute significantly to the response of ectotherms to environmental warming. However, several unanswered questions about these relationships remain before accurate predictions can be made regarding the microbiome's influence on host ecology and evolution under climate warming. In this Commentary, we provide a brief background of what is currently known about the influence of the microbiome on heat tolerance in both invertebrate and vertebrate ectothermic animals, and the mechanisms behind these effects. We then outline what we feel are important priorities for future work in the field, and how these goals could be accomplished. We specifically highlight a need for more diversity in study systems, especially through increasing representation of vertebrate hosts and hosts across a variety of life-history traits and habitats, as well as a greater understanding of how these relationships manifest in field settings. Lastly, we discuss the implications of microbiome-mediated heat tolerance for animal conservation under climate change and the possibility of ‘bioaugmentation’ approaches to bolster host heat tolerance in vulnerable populations.","container-title":"Journal of Experimental Biology","DOI":"10.1242/jeb.245761","ISSN":"0022-0949","issue":"12","journalAbbreviation":"Journal of Experimental Biology","page":"jeb245761","source":"Silverchair","title":"Ectotherm heat tolerance and the microbiome: current understanding, future directions and potential applications","title-short":"Ectotherm heat tolerance and the microbiome","volume":"226","author":[{"family":"Fontaine","given":"Samantha S."},{"family":"Kohl","given":"Kevin D."}],"issued":{"date-parts":[["2023",6,14]]}}},{"id":1981,"uris":["http://zotero.org/users/13901503/items/F3A4YYL6"],"itemData":{"id":1981,"type":"article-journal","container-title":"Trends in Ecology &amp; Evolution","DOI":"10.1016/j.tree.2022.03.011","ISSN":"0169-5347","issue":"7","journalAbbreviation":"Trends in Ecology &amp; Evolution","language":"English","note":"publisher: Elsevier\nPMID: 35491290","page":"611-624","source":"www-cell-com.proxy.lib.umich.edu","title":"Symbiosis and host responses to heating","volume":"37","author":[{"family":"Hector","given":"Tobias E."},{"family":"Hoang","given":"Kim L."},{"family":"Li","given":"Jingdi"},{"family":"King","given":"Kayla C."}],"issued":{"date-parts":[["2022",7,1]]}}}],"schema":"https://github.com/citation-style-language/schema/raw/master/csl-citation.json"} </w:instrText>
+      </w:r>
+      <w:r>
+        <w:fldChar w:fldCharType="separate"/>
+      </w:r>
+      <w:r>
+        <w:rPr>
+          <w:noProof/>
+        </w:rPr>
+        <w:t>(Baldassarre et al., 2022; Fontaine &amp; Kohl, 2023; Hector et al., 2022)</w:t>
+      </w:r>
+      <w:r>
+        <w:fldChar w:fldCharType="end"/>
+      </w:r>
+      <w:r>
+        <w:t xml:space="preserve">. Animals have evolved complex relationships with the microbial communities (i.e., microbiomes) that live on and inside them to the extent that hosts rely on their microbiomes to support diverse aspects of their functioning. Experimental research has shown that heat stress can deplete microbiome communities and has been associated with negative phenotypic, survivorship, and fitness outcomes for the host </w:t>
+      </w:r>
+      <w:r>
+        <w:fldChar w:fldCharType="begin"/>
+      </w:r>
+      <w:r>
+        <w:instrText xml:space="preserve"> ADDIN ZOTERO_ITEM CSL_CITATION {"citationID":"4mSUqt8V","properties":{"formattedCitation":"(Jaramillo &amp; Casta\\uc0\\u241{}eda, 2021; B. Zhang et al., 2019)","plainCitation":"(Jaramillo &amp; Castañeda, 2021; B. Zhang et al., 2019)","noteIndex":0},"citationItems":[{"id":1939,"uris":["http://zotero.org/users/13901503/items/SAKGV5WG"],"itemData":{"id":1939,"type":"article-journal","abstract":"&lt;p&gt;The gut microbiota can contribute to host physiology leading to an increase of resistance to abiotic stress conditions. For instance, temperature has profound effects on ectotherms, and the role of the gut microbiota on the thermal tolerance of ectotherms is a matter of recent research. However, most of these studies have been focused on single static temperatures instead of evaluating thermal tolerance in a wide range of stressful temperatures. Additionally, there is evidence supporting that the gut microbiota is sensitive to environmental temperature, which induces changes in its composition and diversity. These studies have evaluated the effects of thermal acclimation (&amp;gt;2 weeks) on the gut microbiota, but we know little about the impact of transient thermal stress on the composition and diversity of the gut microbiota. Thus, we investigated the role of the gut microbiota on the heat tolerance of &lt;italic&gt;Drosophila subobscura&lt;/italic&gt; by measuring the heat tolerance of conventional and axenic flies exposed to different heat stressful temperatures (35, 36, 37, and 38°C) and estimating the heat tolerance landscape for both microbiota treatments. Conventional flies exposed to mild heat conditions exhibited higher thermal tolerance than axenic flies, whereas at higher stressful temperatures there were no differences between axenic and conventional flies. We also assessed the impact of transient heat stress on the taxonomical abundance, diversity, and community structure of the gut microbiota, comparing non-stressed flies (exposed to 21°C) and heat-stressed flies (exposed to 34°C) from both sexes. Bacterial diversity indices, bacterial abundances, and community structure changed between non-stressed and heat-stressed flies, and this response was sex-dependent. In general, our findings provide evidence that the gut microbiota influences heat tolerance and that heat stress modifies the gut microbiota at the taxonomical and structural levels. These results demonstrate that the gut microbiota contributes to heat tolerance and is also highly sensitive to transient heat stress, which could have important consequences on host fitness, population risk extinction, and the vulnerability of ectotherms to current and future climatic conditions.&lt;/p&gt;","container-title":"Frontiers in Microbiology","DOI":"10.3389/fmicb.2021.654108","ISSN":"1664-302X","journalAbbreviation":"Front. Microbiol.","language":"English","note":"publisher: Frontiers","source":"Frontiers","title":"Gut Microbiota of Drosophila subobscura Contributes to Its Heat Tolerance and Is Sensitive to Transient Thermal Stress","URL":"https://www.frontiersin.org/journals/microbiology/articles/10.3389/fmicb.2021.654108/full","volume":"12","author":[{"family":"Jaramillo","given":"Angélica"},{"family":"Castañeda","given":"Luis E."}],"accessed":{"date-parts":[["2025",3,18]]},"issued":{"date-parts":[["2021",5,6]]}}},{"id":1970,"uris":["http://zotero.org/users/13901503/items/NNJMGS6Z"],"itemData":{"id":1970,"type":"article-journal","abstract":"The thermal tolerance of an organism limits its ecological and geographic ranges and is potentially affected by dependence on temperature-sensitive symbiotic partners. Aphid species vary widely in heat sensitivity, but almost all aphids are dependent on the nutrient-provisioning intracellular bacterium Buchnera, which has evolved with aphids for 100 million years and which has a reduced genome potentially limiting heat tolerance. We addressed whether heat sensitivity of Buchnera underlies variation in thermal tolerance among 5 aphid species. We measured how heat exposure of juvenile aphids affects later survival, maturation time, and fecundity. At one extreme, heat exposure of Aphis gossypii enhanced fecundity and had no effect on the Buchnera titer. In contrast, heat suppressed Buchnera populations in Aphis fabae, which suffered elevated mortality, delayed development and reduced fecundity. Likewise, in Acyrthosiphon kondoi and Acyrthosiphon pisum, heat caused rapid declines in Buchnera numbers, as well as reduced survivorship, development rate, and fecundity. Fecundity following heat exposure is severely decreased by a Buchnera mutation that suppresses the transcriptional response of a gene encoding a small heat shock protein. Similarly, absence of this Buchnera heat shock gene may explain the heat sensitivity of Ap. fabae. Fluorescent in situ hybridization revealed heat-induced deformation and shrinkage of bacteriocytes in heat-sensitive species but not in heat-tolerant species. Sensitive and tolerant species also differed in numbers and transcriptional responses of heat shock genes. These results show that shifts in Buchnera heat sensitivity contribute to host variation in heat tolerance.","container-title":"Proceedings of the National Academy of Sciences","DOI":"10.1073/pnas.1915307116","issue":"49","note":"publisher: Proceedings of the National Academy of Sciences","page":"24712-24718","source":"www-pnas-org.proxy.lib.umich.edu (Atypon)","title":"Obligate bacterial endosymbionts limit thermal tolerance of insect host species","volume":"116","author":[{"family":"Zhang","given":"Bo"},{"family":"Leonard","given":"Sean P."},{"family":"Li","given":"Yiyuan"},{"family":"Moran","given":"Nancy A."}],"issued":{"date-parts":[["2019",12,3]]}}}],"schema":"https://github.com/citation-style-language/schema/raw/master/csl-citation.json"} </w:instrText>
+      </w:r>
+      <w:r>
+        <w:fldChar w:fldCharType="separate"/>
+      </w:r>
+      <w:r>
+        <w:t>(Jaramillo &amp; Castañeda, 2021; B. Zhang et al., 2019)</w:t>
+      </w:r>
+      <w:r>
+        <w:fldChar w:fldCharType="end"/>
+      </w:r>
+      <w:r>
+        <w:t xml:space="preserve">. The gastrointestinal tract is home to a particularly dense microbial community, the gut microbiome, that plays a crucial role in regulating host responses to environmental change </w:t>
+      </w:r>
+      <w:r>
+        <w:fldChar w:fldCharType="begin"/>
+      </w:r>
+      <w:r>
+        <w:instrText xml:space="preserve"> ADDIN ZOTERO_ITEM CSL_CITATION {"citationID":"kSWF8uoc","properties":{"formattedCitation":"(Amato, 2016)","plainCitation":"(Amato, 2016)","noteIndex":0},"citationItems":[{"id":79,"uris":["http://zotero.org/users/13901503/items/C8P3HJIC"],"itemData":{"id":79,"type":"article-journal","abstract":"The mammalian gut is home to a diverse community of microbes. Advances in technology over the past two decades have allowed us to examine this community, the gut microbiota, in more detail, revealing a wide range of influences on host nutrition, health, and behavior. These host-gut microbe interactions appear to shape host plasticity and fitness in a variety of contexts, and therefore represent a key factor missing from existing models of human and non-human primate ecology and evolution. However, current studies of the gut microbiota tend to include limited contextual data or are clinical, making it difficult to directly test broad anthropological hypotheses. Here, I review what is known about the animal gut microbiota and provide examples of how gut microbiota research can be integrated into the study of human and non-human primate ecology and evolution with targeted data collection. Specifically, I examine how the gut microbiota may impact primate diet, energetics, disease resistance, and cognition. While gut microbiota research is proliferating rapidly, especially in the context of humans, there remain important gaps in our understanding of host-gut microbe interactions that will require an anthropological perspective to fill. Likewise, gut microbiota research will be an important tool for filling remaining gaps in anthropological research. Am J Phys Anthropol 159:S196–S215, 2016. © 2016 American Association of Physical Anthropologists","container-title":"American Journal of Physical Anthropology","DOI":"10.1002/ajpa.22908","ISSN":"1096-8644","issue":"S61","language":"en","license":"© 2016 American Association of Physical Anthropologists","note":"_eprint: https://onlinelibrary.wiley.com/doi/pdf/10.1002/ajpa.22908","page":"196-215","source":"Wiley Online Library","title":"Incorporating the gut microbiota into models of human and non-human primate ecology and evolution","volume":"159","author":[{"family":"Amato","given":"Katherine R."}],"issued":{"date-parts":[["2016"]]}}}],"schema":"https://github.com/citation-style-language/schema/raw/master/csl-citation.json"} </w:instrText>
+      </w:r>
+      <w:r>
+        <w:fldChar w:fldCharType="separate"/>
+      </w:r>
+      <w:r>
+        <w:rPr>
+          <w:noProof/>
+        </w:rPr>
+        <w:t>(Amato, 2016)</w:t>
+      </w:r>
+      <w:r>
+        <w:fldChar w:fldCharType="end"/>
+      </w:r>
+      <w:r>
+        <w:t xml:space="preserve">, making it an ideal system to explore how species may respond to rising temperatures. </w:t>
       </w:r>
     </w:p>
     <w:p>
@@ -452,254 +425,459 @@
         <w:ind w:firstLine="720"/>
       </w:pPr>
       <w:r>
-        <w:t xml:space="preserve">For metabolic functional composition, the temperature model provided the best fit for every principal component axis and the total number of observed pathways, accounting for at least 96% of the model weight. In contrast, the baseline model provided the best fit for </w:t>
+        <w:t xml:space="preserve">The gut microbiome is sensitive to ambient temperature, and heat stress can disrupt community composition and function in ways that could harm the host. High temperatures alter microbial abundances </w:t>
+      </w:r>
+      <w:r>
+        <w:fldChar w:fldCharType="begin"/>
+      </w:r>
+      <w:r>
+        <w:instrText xml:space="preserve"> ADDIN ZOTERO_ITEM CSL_CITATION {"citationID":"CW8A05XN","properties":{"formattedCitation":"(Sepulveda &amp; Moeller, 2020)","plainCitation":"(Sepulveda &amp; Moeller, 2020)","noteIndex":0},"citationItems":[{"id":960,"uris":["http://zotero.org/users/13901503/items/KQS25QFF"],"itemData":{"id":960,"type":"article-journal","abstract":"Temperature is a prominent abiotic environmental variable that drives the adaptive trajectories of animal lineages and structures the composition of animal communities. Global temperature regimes are expected to undergo rapid shifts in the next century, yet for many animal taxa we lack an understanding of the consequences of these predicted shifts for animal populations. In this review, we synthesize recent evidence that temperature variation shapes the composition and function of animal gut microbiomes, key regulators of host physiology, with potential consequences for host population responses to climate change. Several recent studies spanning a range of animal taxa, including Chordata, Arthropoda, and Mollusca, have reported repeatable associations between temperature and the community composition and function of the gut microbiome. In several cases, the same microbiome responses to temperature have been observed across distantly related animal taxa, suggesting the existence of conserved mechanisms underlying temperature-induced microbiome plasticity. Extreme temperatures can disrupt the stability of alpha-diversity within the gut microbiomes individual hosts and generate beta-diversity among microbiomes within host populations. Microbiome states resulting from extreme temperatures have been associated, and in some cases causally linked, with both beneﬁcial and deleterious effects on host phenotypes. We propose routes by which temperature-induced changes in the gut microbiome may impact host ﬁtness, including effects on colonization resistance in the gut, on host energy and nutrient assimilation, and on host life history traits. Cumulatively, available data indicate that disruption of the gut microbiome may be a mechanism by which changing temperatures will impact animal ﬁtness in wild-living populations.","container-title":"Frontiers in Microbiology","DOI":"10.3389/fmicb.2020.00384","ISSN":"1664-302X","journalAbbreviation":"Front. Microbiol.","language":"en","page":"384","source":"DOI.org (Crossref)","title":"The Effects of Temperature on Animal Gut Microbiomes","volume":"11","author":[{"family":"Sepulveda","given":"Juan"},{"family":"Moeller","given":"Andrew H."}],"issued":{"date-parts":[["2020",3,10]]}}}],"schema":"https://github.com/citation-style-language/schema/raw/master/csl-citation.json"} </w:instrText>
+      </w:r>
+      <w:r>
+        <w:fldChar w:fldCharType="separate"/>
+      </w:r>
+      <w:r>
+        <w:rPr>
+          <w:noProof/>
+        </w:rPr>
+        <w:t>(Sepulveda &amp; Moeller, 2020)</w:t>
+      </w:r>
+      <w:r>
+        <w:fldChar w:fldCharType="end"/>
+      </w:r>
+      <w:r>
+        <w:t xml:space="preserve"> and are linked to changes in host digestion, metabolism, and immune function </w:t>
+      </w:r>
+      <w:r>
+        <w:fldChar w:fldCharType="begin"/>
+      </w:r>
+      <w:r>
+        <w:instrText xml:space="preserve"> ADDIN ZOTERO_ITEM CSL_CITATION {"citationID":"AhT7VoQB","properties":{"formattedCitation":"(Chen et al., 2018; Fontaine et al., 2018; Tajima et al., 2007; Zhu et al., 2019)","plainCitation":"(Chen et al., 2018; Fontaine et al., 2018; Tajima et al., 2007; Zhu et al., 2019)","noteIndex":0},"citationItems":[{"id":3108,"uris":["http://zotero.org/users/13901503/items/989JE4MX"],"itemData":{"id":3108,"type":"article-journal","abstract":"Abstract\n            \n              The microbiome has emerged as a new player on behavior, physiology and stress because of its significant effects on the brain-gut axis. The aim of this study was to increase our understanding of brain-gut function in dairy cows. We investigated the effects of a heat-stress (HS) environment and individual differences of heat sensitivity (IH) on bovine physiological characteristics and microbial composition. Results indicate that both HS and IH increased rectal temperature (RT) (\n              P\n               &lt; 0.05). An HS environment increased plasma, as well as milk cortisol and cytokines in plasma; however, it decreased plasma, and milk oxytocin, triiodothyronine, and thyroxine (\n              P\n               &lt; 0.05) levels. Exposure to an HS environment reduced the diversity of the fecal microbial population, and resulted in a higher expression of diseases, the environmental adaptation pathway, and the immune related pathway, whereas it lowered the expression of metabolic pathways (\n              P\n               &lt; 0.05). High heat sensitive cows have upregulated metabolisms, environmental adaptation and cellular process pathways, and a downregulated neurodegenerative disease pathway (\n              P\n               &lt; 0.05). Thus, we conclude that exposure to an HS environment modulates physiological characteristics, which may interplay with microbial activity, and in turn, alter the circulation levels of cytokines, implicating the role of the brain-gut axis in dairy cows. The HS environment affected physiological characteristics, cytokine levels, and microbial composition, but IH influenced RT and fecal microbial functions.","container-title":"Scientific Reports","DOI":"10.1038/s41598-018-32886-1","ISSN":"2045-2322","issue":"1","journalAbbreviation":"Sci Rep","language":"en","page":"14606","source":"DOI.org (Crossref)","title":"Exposure to heat-stress environment affects the physiology, circulation levels of cytokines, and microbiome in dairy cows","volume":"8","author":[{"family":"Chen","given":"Siyu"},{"family":"Wang","given":"Jian"},{"family":"Peng","given":"Dandan"},{"family":"Li","given":"Gan"},{"family":"Chen","given":"Jian"},{"family":"Gu","given":"Xianhong"}],"issued":{"date-parts":[["2018",10,2]]}}},{"id":1909,"uris":["http://zotero.org/users/13901503/items/Y6B943CR"],"itemData":{"id":1909,"type":"article-journal","abstract":"Environmental temperature and gut microbial communities can both have profound impacts on the digestive performance of ectothermic vertebrates. Additionally, the diversity, composition and function of gut microbial communities themselves are influenced by temperature. It is typically assumed that the temperature-dependent nature of ectotherm digestive performance is due to factors such as host physiological changes and adaptation to local climatic conditions. However, it is also possible that temperature-induced alterations to gut microbiota may influence the relationship between temperature and digestion. To explore the connections between these three factors, we compared digestive performance and gut microbial community diversity and composition in red-backed salamanders housed at three experimental temperatures: 10, 15 and 20°C. We also investigated associations between specific bacterial taxa and temperature or salamander digestive performance. We found that salamander digestive performance was greatest at 15°C, while gut microbial diversity was reduced at 20°C. Further, gut microbial community composition differed among the three temperature treatments. The relative abundance of 25 bacterial genera was dependent on temperature, with high temperatures being associated with reductions in the relative abundance of disease-resistant bacteria and increases in pathogenic taxa. The relative abundance of four bacterial genera was correlated with salamander energy assimilation, two of which are known to digest chitin, a main component of the red-backed salamander diet. These findings suggest that gut microbiota may mediate the relationship between temperature and digestion in ectotherms. We discuss how global climate change may impact ectotherms by altering host–microbe interactions.","container-title":"Journal of Experimental Biology","DOI":"10.1242/jeb.187559","ISSN":"0022-0949","issue":"20","journalAbbreviation":"Journal of Experimental Biology","page":"jeb187559","source":"Silverchair","title":"Environmental temperature alters the digestive performance and gut microbiota of a terrestrial amphibian","volume":"221","author":[{"family":"Fontaine","given":"Samantha S."},{"family":"Novarro","given":"Alexander J."},{"family":"Kohl","given":"Kevin D."}],"issued":{"date-parts":[["2018",10,19]]}}},{"id":1974,"uris":["http://zotero.org/users/13901503/items/TEZ5HVYB"],"itemData":{"id":1974,"type":"article-journal","abstract":"The effect of heat and humidity stresses on the rumen bacterial molecular diversity of heifers was studied. No statistically significant changes in the rumen microbiota composition were found in the first experiment (average body mass 250kg) while in the second and third experiments (additional variables included the relative humidity and body weight), the microbiota composition was significantly different at elevated environmental temperatures and humidity. These shifts were accompanied by the decrease in concentration of short-chain fatty acids in the rumen.","container-title":"Anaerobe","DOI":"10.1016/j.anaerobe.2006.12.001","ISSN":"1075-9964","issue":"2","journalAbbreviation":"Anaerobe","page":"57-64","source":"ScienceDirect","title":"Influence of high temperature and humidity on rumen bacterial diversity in Holstein heifers","volume":"13","author":[{"family":"Tajima","given":"Kiyoshi"},{"family":"Nonaka","given":"Itoko"},{"family":"Higuchi","given":"Kouji"},{"family":"Takusari","given":"Naozumi"},{"family":"Kurihara","given":"Mitsunori"},{"family":"Takenaka","given":"Akio"},{"family":"Mitsumori","given":"Makoto"},{"family":"Kajikawa","given":"Hiroshi"},{"family":"Aminov","given":"Rustam I."}],"issued":{"date-parts":[["2007",4,1]]}}},{"id":1972,"uris":["http://zotero.org/users/13901503/items/Z3WTZJPU"],"itemData":{"id":1972,"type":"article-journal","abstract":"Chicken gastrointestinal microbiota plays important roles in health, productivity, and disease. However, knowledge of the relationship between heat stress and the gut microbial ecosystem of poultry, especially laying hens, is still limited. Here, we aimed to provide important knowledge for heat stress intervention in the egg industry. We performed high-throughput sequencing metagenomics on fecal contents to unravel the microbial taxa and functional capacity of the gut microbiome of caged laying hens under heat stress. Results showed that the fecal microbial communities of laying hens were dominated by Firmicutes, Bacteroidetes, and Proteobacteria phyla. The Firmicutes were significantly decreased, and Bacteroidetes were increased in the fecal microbiota under heat stress. Functional prediction of these changes in microbiota revealed that metabolism-related pathways, including cysteine and methionine metabolism and benzoate degradation, were more abundant. Conversely, retinol metabolism and phenylpropanoid biosynthesis were decreased by heat stress, suggesting differences in metabolism between layers in different temperature environments. Clear contributions were identified between active taxa (genus level) and metabolic pathways, which were associated with the liver and intestinal dysfunction in layers. These data revealed that heat stress induced a significant taxonomic perturbation in the gut microbiome of caged laying hens. This was related to the negative effects of heat stress in poultry and provided important basic knowledge for heat stress intervention.","container-title":"Applied Microbiology and Biotechnology","DOI":"10.1007/s00253-018-9465-8","ISSN":"1432-0614","issue":"1","journalAbbreviation":"Appl Microbiol Biotechnol","language":"en","license":"2018 Springer-Verlag GmbH Germany, part of Springer Nature","note":"Company: Springer\nDistributor: Springer\nInstitution: Springer\nLabel: Springer\nnumber: 1\npublisher: Springer Berlin Heidelberg","page":"461-472","source":"link-springer-com.proxy.lib.umich.edu","title":"Heat stress mediates changes in fecal microbiome and functional pathways of laying hens","volume":"103","author":[{"family":"Zhu","given":"Lihui"},{"family":"Liao","given":"Rongrong"},{"family":"Wu","given":"Ning"},{"family":"Zhu","given":"Gensheng"},{"family":"Yang","given":"Changsuo"}],"issued":{"date-parts":[["2019",1,1]]}}}],"schema":"https://github.com/citation-style-language/schema/raw/master/csl-citation.json"} </w:instrText>
+      </w:r>
+      <w:r>
+        <w:fldChar w:fldCharType="separate"/>
+      </w:r>
+      <w:r>
+        <w:rPr>
+          <w:noProof/>
+        </w:rPr>
+        <w:t>(Chen et al., 2018; Fontaine et al., 2018; Tajima et al., 2007; Zhu et al., 2019)</w:t>
+      </w:r>
+      <w:r>
+        <w:fldChar w:fldCharType="end"/>
+      </w:r>
+      <w:r>
+        <w:t>, likely due to heat-induced changes to the intestinal environment. In particular, heat stress can cause redox imbalance— the accumulation of reactive oxygen species (ROS) that can damage cells</w:t>
+      </w:r>
+      <w:r>
+        <w:t xml:space="preserve"> </w:t>
+      </w:r>
+      <w:r>
+        <w:fldChar w:fldCharType="begin"/>
+      </w:r>
+      <w:r>
+        <w:instrText xml:space="preserve"> ADDIN ZOTERO_ITEM CSL_CITATION {"citationID":"BO0hXDLn","properties":{"formattedCitation":"(Belhadj Slimen et al., 2014; Dodson et al., 2019)","plainCitation":"(Belhadj Slimen et al., 2014; Dodson et al., 2019)","noteIndex":0},"citationItems":[{"id":3717,"uris":["http://zotero.org/users/13901503/items/UEK27R7E"],"itemData":{"id":3717,"type":"article-journal","abstract":"In recent years there has been enormous interest in researching oxidative stress. Reactive oxygen species (ROS) are derived from the metabolism of oxygen as by-products of cell respiration, and are continuously produced in all aerobic organisms. Oxidative stress occurs as a consequence of an imbalance between ROS production and the available antioxidant defence against them. Nowadays, a variety of diseases and degenerative processes such as cancer, Alzheimer’s and autoimmune diseases are mediated by oxidative stress. Heat stress was suggested to be an environmental factor responsible for stimulating ROS production because of similarities in responses observed following heat stress compared with that occurring following exposure to oxidative stress. This manuscript describes the main mitochondrial sources of ROS and the antioxidant defences involved to prevent oxidative damage in all the mitochondrial compartments. It also deals with discussions concerning the cytotoxic effect of heat stress, mitochondrial heat-induced alterations, as well as heat shock protein (HSP) expression as a defence mechanism.","container-title":"International Journal of Hyperthermia","DOI":"10.3109/02656736.2014.971446","ISSN":"0265-6736","issue":"7","note":"publisher: Taylor &amp; Francis\n_eprint: https://doi.org/10.3109/02656736.2014.971446\nPMID: 25354680","page":"513-523","source":"Taylor and Francis+NEJM","title":"Reactive oxygen species, heat stress and oxidative-induced mitochondrial damage. A review","volume":"30","author":[{"family":"Belhadj Slimen","given":"Imen"},{"family":"","given":"Najar ,Taha"},{"family":"","given":"Ghram ,Abdeljelil"},{"family":"","given":"Dabbebi ,Hajer"},{"family":"","given":"Ben Mrad ,Moncef"},{"family":"Abdrabbah","given":"Manef","non-dropping-particle":"and"}],"issued":{"date-parts":[["2014",11,1]]}}},{"id":3578,"uris":["http://zotero.org/users/13901503/items/P49Z4HNB"],"itemData":{"id":3578,"type":"article-journal","abstract":"The transcription factor nuclear factor erythroid 2-related factor 2 (NRF2) is a key regulator of the cellular antioxidant response, controlling the expression of genes that counteract oxidative and electrophilic stresses. Many pathological conditions are linked to imbalances in redox homeostasis, illustrating the important role of antioxidant defense systems in preventing the pathogenic effects associated with the accumulation of reactive species. In particular, it is becoming increasingly apparent that the accumulation of lipid peroxides has an important role in driving the pathogenesis of multiple disease states. A key example of this is the recent discovery of a novel form of cell death termed ferroptosis. Ferroptosis is an iron-dependent, lipid peroxidation-driven cell death cascade that has become a key target in the development of anti-cancer therapies, as well as the prevention of neurodegenerative and cardiovascular diseases. In this review, we will provide a brief overview of lipid peroxidation, as well as key components involved in the ferroptotic cascade. We will also highlight the role of the NRF2 signaling pathway in mediating lipid peroxidation and ferroptosis, focusing on established NRF2 target genes that mitigate these pathways, as well as the relevance of the NRF2-lipid peroxidation-ferroptosis axis in disease.","collection-title":"Lipoxidation targets: from basic mechanisms to pathophysiology","container-title":"Redox Biology","DOI":"10.1016/j.redox.2019.101107","ISSN":"2213-2317","journalAbbreviation":"Redox Biology","page":"101107","source":"ScienceDirect","title":"NRF2 plays a critical role in mitigating lipid peroxidation and ferroptosis","volume":"23","author":[{"family":"Dodson","given":"Matthew"},{"family":"Castro-Portuguez","given":"Raul"},{"family":"Zhang","given":"Donna D."}],"issued":{"date-parts":[["2019",5,1]]}}}],"schema":"https://github.com/citation-style-language/schema/raw/master/csl-citation.json"} </w:instrText>
+      </w:r>
+      <w:r>
+        <w:fldChar w:fldCharType="separate"/>
+      </w:r>
+      <w:r>
+        <w:rPr>
+          <w:noProof/>
+        </w:rPr>
+        <w:t>(Belhadj Slimen et al., 2014; Dodson et al., 2019)</w:t>
+      </w:r>
+      <w:r>
+        <w:fldChar w:fldCharType="end"/>
+      </w:r>
+      <w:r>
+        <w:t>, compromise the epithelial</w:t>
+      </w:r>
+      <w:r>
+        <w:t xml:space="preserve"> barrier </w:t>
+      </w:r>
+      <w:r>
+        <w:fldChar w:fldCharType="begin"/>
+      </w:r>
+      <w:r>
+        <w:instrText xml:space="preserve"> ADDIN ZOTERO_ITEM CSL_CITATION {"citationID":"p6SP8MSV","properties":{"formattedCitation":"(Lambert et al., 2002)","plainCitation":"(Lambert et al., 2002)","noteIndex":0},"citationItems":[{"id":3191,"uris":["http://zotero.org/users/13901503/items/EJNDQDMH"],"itemData":{"id":3191,"type":"article-journal","abstract":"The purpose of this study was to characterize intestinal permeability changes over a range of physiologically relevant body temperatures in vivo and in vitro. Initially, FITC-dextran (4,000 Da), a large fluorescent molecule, was loaded into the small intestine of anesthetized rats. The rats were then maintained at </w:instrText>
+      </w:r>
+      <w:r>
+        <w:rPr>
+          <w:rFonts w:ascii="Cambria Math" w:hAnsi="Cambria Math" w:cs="Cambria Math"/>
+        </w:rPr>
+        <w:instrText>∼</w:instrText>
+      </w:r>
+      <w:r>
+        <w:instrText xml:space="preserve">37°C or heated over 90 min to a core body temperature of </w:instrText>
+      </w:r>
+      <w:r>
+        <w:rPr>
+          <w:rFonts w:ascii="Cambria Math" w:hAnsi="Cambria Math" w:cs="Cambria Math"/>
+        </w:rPr>
+        <w:instrText>∼</w:instrText>
+      </w:r>
+      <w:r>
+        <w:instrText xml:space="preserve">41, </w:instrText>
+      </w:r>
+      <w:r>
+        <w:rPr>
+          <w:rFonts w:ascii="Cambria Math" w:hAnsi="Cambria Math" w:cs="Cambria Math"/>
+        </w:rPr>
+        <w:instrText>∼</w:instrText>
+      </w:r>
+      <w:r>
+        <w:instrText xml:space="preserve">41.5, or </w:instrText>
+      </w:r>
+      <w:r>
+        <w:rPr>
+          <w:rFonts w:ascii="Cambria Math" w:hAnsi="Cambria Math" w:cs="Cambria Math"/>
+        </w:rPr>
+        <w:instrText>∼</w:instrText>
+      </w:r>
+      <w:r>
+        <w:instrText xml:space="preserve">42.5°C. Permeability was greater in the 42.5°C group compared with the 37, 41, or 41.5°C groups. Histological analysis revealed intestinal epithelial damage in heated groups. Everted intestinal sacs were then used to further characterize hyperthermia-induced intestinal permeability and to study the potential role of oxidative and nitrosative stress. Increased permeability to 4,000-Da FITC-dextran in both small intestinal and colonic sacs was observed at a temperature of 41.5–42°C compared with 37°C, along with widespread intestinal epithelial damage. Administration of antioxidant enzyme mimics or a nitric oxide synthase inhibitor did not reduce permeability due to heat stress, and tissue concentrations of a lipid peroxidation product were not altered by heat stress, suggesting that oxidative and nitrosative stress were not likely mediators of this phenomenon in vitro. In conclusion, hyperthermia produced increased permeability and marked intestinal epithelial damage both in vivo and in vitro, suggesting that thermal disruption of epithelial membranes contributes to the intestinal barrier dysfunction manifested with heat stress.","container-title":"Journal of Applied Physiology","DOI":"10.1152/japplphysiol.00787.2001","ISSN":"8750-7587","issue":"4","note":"publisher: American Physiological Society","page":"1750-1761","source":"journals.physiology.org (Atypon)","title":"Selected Contribution: Hyperthermia-induced intestinal  permeability and the role of oxidative  and nitrosative stress","title-short":"Selected Contribution","volume":"92","author":[{"family":"Lambert","given":"G. P."},{"family":"Gisolfi","given":"C. V."},{"family":"Berg","given":"D. J."},{"family":"Moseley","given":"P. L."},{"family":"Oberley","given":"L. W."},{"family":"Kregel","given":"K. C."}],"issued":{"date-parts":[["2002",4]]}}}],"schema":"https://github.com/citation-style-language/schema/raw/master/csl-citation.json"} </w:instrText>
+      </w:r>
+      <w:r>
+        <w:fldChar w:fldCharType="separate"/>
+      </w:r>
+      <w:r>
+        <w:rPr>
+          <w:noProof/>
+        </w:rPr>
+        <w:t>(Lambert et al., 2002)</w:t>
+      </w:r>
+      <w:r>
+        <w:fldChar w:fldCharType="end"/>
+      </w:r>
+      <w:r>
+        <w:t xml:space="preserve">, </w:t>
+      </w:r>
+      <w:r>
+        <w:t>and trigger immune activation</w:t>
+      </w:r>
+      <w:r>
+        <w:t xml:space="preserve"> </w:t>
+      </w:r>
+      <w:r>
+        <w:fldChar w:fldCharType="begin"/>
+      </w:r>
+      <w:r>
+        <w:instrText xml:space="preserve"> ADDIN ZOTERO_ITEM CSL_CITATION {"citationID":"XmY2intM","properties":{"formattedCitation":"(Koch et al., 2019)","plainCitation":"(Koch et al., 2019)","noteIndex":0},"citationItems":[{"id":430,"uris":["http://zotero.org/users/13901503/items/SNI7JEF9"],"itemData":{"id":430,"type":"article-journal","abstract":"High ambient temperature has multiple potential effects on the organism such as hyperthermia, endotoxemia, and/or systemic inflammation. However, it is often difficult to discriminate between cause and consequence of phenotypic effects, such as the indirect influence of heat stress via reduced food intake. Lactating dairy cows are a particularly sensitive model to examine the effects of heat stress due to their intensive metabolic heat production and small surface:volume ratio. Results from this model show heat stress directly induced a so-far unknown infiltration of yet uncategorized cells into the mucosa and submucosa of the jejunum. Due to a pair-feeding design, we can exclude this effect being a consequence of the concurrent heat-induced reduction in feed intake. Isolation and characterization of the infiltrating cells using laser capture microdissection and RNA sequencing indicated a myeloic origin and macrophage-like phenotype. Furthermore, targeted transcriptome analyses provided evidence of activated immune- and phagocytosis-related pathways with LPS and cytokines as upstream regulators directly associated with heat stress. Finally, we obtained indication that heat stress may directly alter jejunal tight junction proteins suggesting an impaired intestinal barrier. The penetration of toxic and bacterial compounds during heat stress may have triggered a modulated immune repertoire and induced an antioxidative defense mechanism to maintain homeostasis between commensal bacteria and the jejunal immune system. Our bovine model indicates direct effects of heat stress on the jejunum of mammals already at moderately elevated ambient temperature. These results need to be considered when developing concepts to combat the negative consequences of heat stress.","container-title":"Proceedings of the National Academy of Sciences","DOI":"10.1073/pnas.1820130116","issue":"21","note":"publisher: Proceedings of the National Academy of Sciences","page":"10333-10338","source":"www-pnas-org.proxy.lib.umich.edu (Atypon)","title":"Heat stress directly impairs gut integrity and recruits distinct immune cell populations into the bovine intestine","volume":"116","author":[{"family":"Koch","given":"Franziska"},{"family":"Thom","given":"Ulrike"},{"family":"Albrecht","given":"Elke"},{"family":"Weikard","given":"Rosemarie"},{"family":"Nolte","given":"Wietje"},{"family":"Kuhla","given":"Björn"},{"family":"Kuehn","given":"Christa"}],"issued":{"date-parts":[["2019",5,21]]}}}],"schema":"https://github.com/citation-style-language/schema/raw/master/csl-citation.json"} </w:instrText>
+      </w:r>
+      <w:r>
+        <w:fldChar w:fldCharType="separate"/>
+      </w:r>
+      <w:r>
+        <w:rPr>
+          <w:noProof/>
+        </w:rPr>
+        <w:t>(Koch et al., 2019)</w:t>
+      </w:r>
+      <w:r>
+        <w:fldChar w:fldCharType="end"/>
+      </w:r>
+      <w:r>
+        <w:t xml:space="preserve">. Gut microbes typically help maintain redox balance </w:t>
+      </w:r>
+      <w:r>
+        <w:fldChar w:fldCharType="begin"/>
+      </w:r>
+      <w:r>
+        <w:instrText xml:space="preserve"> ADDIN ZOTERO_ITEM CSL_CITATION {"citationID":"yxSWjnfP","properties":{"formattedCitation":"(Kunst et al., 2023; Sun et al., 2024; Yardeni et al., 2019)","plainCitation":"(Kunst et al., 2023; Sun et al., 2024; Yardeni et al., 2019)","noteIndex":0},"citationItems":[{"id":3255,"uris":["http://zotero.org/users/13901503/items/FQ9APYWZ"],"itemData":{"id":3255,"type":"article-journal","abstract":"The human gastrointestinal tract is home to a complex microbial community that plays an important role in the general well-being of the entire organism. The gut microbiota generates a variety of metabolites and thereby regulates many biological processes, such as the regulation of the immune system. In the gut, bacteria are in direct contact with the host. The major challenge here is to prevent unwanted inflammatory reactions on one hand and on the other hand to ensure that the immune system can be activated when pathogens invade. Here the REDOX equilibrium is of utmost importance. This REDOX equilibrium is controlled by the microbiota either directly or indirectly via bacterial-derived metabolites. A balanced microbiome sorts for a stable REDOX balance, whereas dysbiosis destabilizes this equilibrium. An imbalanced REDOX status directly affects the immune system by disrupting intracellular signaling and promoting inflammatory responses. Here we (i) focus on the most common reactive oxygen species (ROS) and (ii) define the transition from a balanced REDOX state to oxidative stress. Further, we (iii) describe the role of ROS in regulating the immune system and inflammatory responses. Thereafter, we (iv) examine the influence of microbiota on REDOX homeostasis and how shifts in pro- and anti-oxidative cellular conditions can suppress or promote immune responses or inflammation.","container-title":"Biomedicines","DOI":"10.3390/biomedicines11051388","ISSN":"2227-9059","issue":"5","journalAbbreviation":"Biomedicines","note":"PMID: 37239059\nPMCID: PMC10216031","page":"1388","source":"PubMed Central","title":"The Influence of Gut Microbiota on Oxidative Stress and the Immune System","volume":"11","author":[{"family":"Kunst","given":"Claudia"},{"family":"Schmid","given":"Stephan"},{"family":"Michalski","given":"Marlen"},{"family":"Tümen","given":"Deniz"},{"family":"Buttenschön","given":"Jonas"},{"family":"Müller","given":"Martina"},{"family":"Gülow","given":"Karsten"}],"issued":{"date-parts":[["2023",5,8]]}}},{"id":3297,"uris":["http://zotero.org/users/13901503/items/LKCDGAMP"],"itemData":{"id":3297,"type":"article-journal","abstract":"Recent studies have indicated that gut microbiota-mediated oxidative stress is significantly associated with intestinal diseases such as colorectal cancer, ulcerative colitis, and Crohn’s disease. The level of reactive oxygen species (ROS) has been reported to increase when the gut microbiota is dysregulated, especially when several gut bacterial metabolites are present. Although healthy gut microbiota plays a vital role in defending against excessive oxidative stress, intestinal disease is significantly influenced by excessive ROS, and this process is controlled by gut microbiota-mediated immunological responses, DNA damage, and intestinal inflammation. In this review, we discuss the relationship between gut microbiota and intestinal disease from an oxidative stress perspective. In addition, we also provide a summary of the most recent therapeutic approaches for preventing or treating intestinal diseases by modifying gut microbiota.","container-title":"Frontiers in Microbiology","DOI":"10.3389/fmicb.2024.1328324","ISSN":"1664-302X","journalAbbreviation":"Front. Microbiol.","language":"English","note":"publisher: Frontiers","source":"Frontiers","title":"The role of gut microbiota in intestinal disease: from an oxidative stress perspective","title-short":"The role of gut microbiota in intestinal disease","URL":"https://www.frontiersin.org/journals/microbiology/articles/10.3389/fmicb.2024.1328324/full","volume":"15","author":[{"family":"Sun","given":"Yiqi"},{"family":"Wang","given":"Xurui"},{"family":"Li","given":"Lei"},{"family":"Zhong","given":"Chao"},{"family":"Zhang","given":"Yu"},{"family":"Yang","given":"Xiangdong"},{"family":"Li","given":"Mingyue"},{"family":"Yang","given":"Chao"}],"accessed":{"date-parts":[["2025",5,12]]},"issued":{"date-parts":[["2024",2,14]]}}},{"id":3328,"uris":["http://zotero.org/users/13901503/items/R2W8Z2FT"],"itemData":{"id":3328,"type":"article-journal","abstract":"Changes in the gut microbiota and the mitochondrial genome are both linked with the development of disease. To investigate why, we examined the gut microbiota of mice harboring various mutations in genes that alter mitochondrial function. These studies revealed that mitochondrial genetic variations altered the composition of the gut microbiota community. In cross-fostering studies, we found that although the initial microbiota community of newborn mice was that obtained from the nursing mother, the microbiota community progressed toward that characteristic of the microbiome of unfostered pups of the same genotype within 2 months. Analysis of the mitochondrial DNA variants associated with altered gut microbiota suggested that microbiome species diversity correlated with host reactive oxygen species (ROS) production. To determine whether the abundance of ROS could alter the gut microbiota, mice were aged, treated with N-acetylcysteine, or engineered to express the ROS scavenger catalase specifically within the mitochondria. All three conditions altered the microbiota from that initially established. Thus, these data suggest that the mitochondrial genotype modulates both ROS production and the species diversity of the gut microbiome, implying that the connection between the gut microbiome and common disease phenotypes might be due to underlying changes in mitochondrial function.","container-title":"Science Signaling","DOI":"10.1126/scisignal.aaw3159","issue":"588","note":"publisher: American Association for the Advancement of Science","page":"eaaw3159","source":"www-science-org.proxy.lib.umich.edu (Atypon)","title":"Host mitochondria influence gut microbiome diversity: A role for ROS","title-short":"Host mitochondria influence gut microbiome diversity","volume":"12","author":[{"family":"Yardeni","given":"Tal"},{"family":"Tanes","given":"Ceylan E."},{"family":"Bittinger","given":"Kyle"},{"family":"Mattei","given":"Lisa M."},{"family":"Schaefer","given":"Patrick M."},{"family":"Singh","given":"Larry N."},{"family":"Wu","given":"Gary D."},{"family":"Murdock","given":"Deborah G."},{"family":"Wallace","given":"Douglas C."}],"issued":{"date-parts":[["2019",7,2]]}}}],"schema":"https://github.com/citation-style-language/schema/raw/master/csl-citation.json"} </w:instrText>
+      </w:r>
+      <w:r>
+        <w:fldChar w:fldCharType="separate"/>
+      </w:r>
+      <w:r>
+        <w:rPr>
+          <w:noProof/>
+        </w:rPr>
+        <w:t>(Kunst et al., 2023; Sun et al., 2024; Yardeni et al., 2019)</w:t>
+      </w:r>
+      <w:r>
+        <w:fldChar w:fldCharType="end"/>
+      </w:r>
+      <w:r>
+        <w:t>, but heat-induced changes in community composition have been linked to</w:t>
+      </w:r>
+      <w:r>
+        <w:t xml:space="preserve"> </w:t>
+      </w:r>
+      <w:r>
+        <w:t xml:space="preserve">reduced antioxidant </w:t>
       </w:r>
       <w:r>
         <w:lastRenderedPageBreak/>
-        <w:t xml:space="preserve">Shannon’s diversity, accounting for 77% of the model weight (Fig. 1D). Therefore, temperature is associated with shifts in individual metabolic pathways substantial enough to affect community-level beta diversity, but the relationship between temperature functional alpha diversity is less clear. Temperature was negatively associated with the total number of unique pathways (Observed: </w:t>
-      </w:r>
-      <w:r>
-        <w:t>β</w:t>
-      </w:r>
-      <w:r>
-        <w:rPr>
-          <w:vertAlign w:val="subscript"/>
-        </w:rPr>
-        <w:t>temp</w:t>
-      </w:r>
-      <w:r>
-        <w:t xml:space="preserve"> = -35.05), but the magnitude and direction of this effect are uncertain due to the wide confidence intervals that include zero. The effect size for Shannon’s diversity (</w:t>
-      </w:r>
-      <w:r>
-        <w:t>β</w:t>
-      </w:r>
-      <w:r>
-        <w:rPr>
-          <w:vertAlign w:val="subscript"/>
-        </w:rPr>
-        <w:t>temp</w:t>
-      </w:r>
-      <w:r>
-        <w:t xml:space="preserve"> = -0.27) is much smaller, and the confidence intervals also include zero. (Fig. 1C). Together, these results suggest that higher temperatures may reduce the number of unique metabolic pathways but are not associated with changes in pathway evenness.</w:t>
-      </w:r>
-    </w:p>
-    <w:p/>
-    <w:p/>
-    <w:p/>
-    <w:p/>
-    <w:p>
-      <w:commentRangeStart w:id="3"/>
-      <w:r>
-        <w:t xml:space="preserve">Discussion: </w:t>
-      </w:r>
-      <w:commentRangeEnd w:id="3"/>
+        <w:t xml:space="preserve">metabolism </w:t>
+      </w:r>
+      <w:r>
+        <w:fldChar w:fldCharType="begin"/>
+      </w:r>
+      <w:r>
+        <w:instrText xml:space="preserve"> ADDIN ZOTERO_ITEM CSL_CITATION {"citationID":"AZa8n4Us","properties":{"formattedCitation":"(Fang et al., 2023; Liu, Ma, et al., 2023)","plainCitation":"(Fang et al., 2023; Liu, Ma, et al., 2023)","noteIndex":0},"citationItems":[{"id":3187,"uris":["http://zotero.org/users/13901503/items/DHD4XMP5"],"itemData":{"id":3187,"type":"article-journal","abstract":"Tsinling lenok trout (Brachymystax lenok tsinlingensis Li) is a species of cold-water salmon that faces serious challenges due to global warming. High temperature stress has been found to damage the gut integrity of coldwater fish, impacting their growth and immunity. However, limited research exists on the causal relationship between gut microbial disturbance and metabolic dysfunction in cold-water fish induced by high temperature stress. To address this gap, we conducted a study to investigate the effects of high temperature stress (24 ◦C) on the gut tissue structure, antioxidant capacity, gut microorganisms, and metabolome reactions of tsinling lenok trout. Our analysis using 16 S rDNA gene sequencing revealed significant changes in the gut microbial composition and metabolic profile. Specifically, the abundance of Firmicutes and Gemmatimonadetes decreased significantly with increasing temperature, while the abundance of Bacteroidetes increased significantly. Meta­ bolic analysis revealed a significant decrease in the abundance of glutathione, which is synthesized from glutamate and glycine, under high temperature stress. Additionally, there was a notable reduction in the levels of adenosine, inosine, xanthine, guanosine, and deoxyguanosine, which are essential for DNA/RNA synthesis. Conversely, there was a significant increase in the abundance of D-glucose 6 P. Furthermore, high temperature stress adversely affects intestinal structure and barrier function. Our findings provide valuable insights into the mechanism of high temperature stress in cold-water fish and serve as a foundation for future research aimed at mitigating the decline in production performance caused by such stress.","container-title":"Ecotoxicology and Environmental Safety","DOI":"10.1016/j.ecoenv.2023.115607","ISSN":"01476513","journalAbbreviation":"Ecotoxicology and Environmental Safety","language":"en","page":"115607","source":"DOI.org (Crossref)","title":"High temperature stress induced oxidative stress, gut inflammation and disordered metabolome and microbiome in tsinling lenok trout","volume":"266","author":[{"family":"Fang","given":"M."},{"family":"Lei","given":"Z."},{"family":"Ruilin","given":"M."},{"family":"Jing","given":"W."},{"family":"Leqiang","given":"D."}],"issued":{"date-parts":[["2023",11]]}},"label":"page"},{"id":3362,"uris":["http://zotero.org/users/13901503/items/IXQSNCGD"],"itemData":{"id":3362,"type":"article-journal","abstract":"Introduction\nHeat stress can affect the production of poultry through complex interactions between genes, metabolites and microorganisms. At present, it is unclear how heat stress affects genetic, metabolic and microbial changes in poultry, as well as the complex interactions between them.\n\nMethods\nThus, at 28 days of age a total of 200 Arbor Acres broilers with similar body weights were randomly divided into the control (CON) and heat stress treatment (HS). There were 5 replicates in CON and HS, respectively, 20 per replication. From the 28–42 days, the HS was kept at 31 ± 1°C (9:00–17:00, 8 h) and other time was maintained at 21 ± 1°C as in the CON. At the 42nd day experiment, we calculated the growth performance (n = 8) of broilers and collected 3 and 6 cecal tissues for transcriptomic and metabolomic investigation and 4 cecal contents for metagenomic investigation of each treatment.\n\nResults and discussion\nThe results indicate that heat stress significantly reduced the average daily gain and body weight of broilers (value of p &amp;lt; 0.05). Transcriptome KEGG enrichment showed that the differential genes were mainly enriched in the NF-kB signaling pathway. Metabolomics results showed that KEGG enrichment showed that the differential metabolites were mainly enriched in the mTOR signaling pathway. 16S rDNA amplicon sequencing results indicated that heat stress increased the relative abundance of Proteobacteria decreased the relative abundance of Firmicutes. Multi-omics analysis showed that the co-participating pathway of differential genes, metabolites and microorganisms KEGG enrichment was purine metabolism. Pearson correlation analysis found that ornithine was positively correlated with SULT1C3, GSTT1L and g_Lactobacillus, and negatively correlated with CALB1. PE was negatively correlated with CALB1 and CHAC1, and positively with g_Alistipes. In conclusion, heat stress can generate large amounts of reactive oxygen and increase the types of harmful bacteria, reduce intestinal nutrient absorption and antioxidant capacity, and thereby damage intestinal health and immune function, and reduce growth performance indicators. This biological process is manifested in the complex regulation, providing a foundational theoretical basis for solving the problem of heat stress.","container-title":"Frontiers in Microbiology","DOI":"10.3389/fmicb.2023.1244004","ISSN":"1664-302X","journalAbbreviation":"Front. Microbiol.","language":"English","note":"publisher: Frontiers","source":"Frontiers","title":"Heat stress exposure cause alterations in intestinal microbiota, transcriptome, and metabolome of broilers","URL":"https://www.frontiersin.org/journals/microbiology/articles/10.3389/fmicb.2023.1244004/full","volume":"14","author":[{"family":"Liu","given":"Xuan"},{"family":"Ma","given":"Zhenhua"},{"family":"Wang","given":"Yanfei"},{"family":"Jia","given":"Hao"},{"family":"Wang","given":"Zheng"},{"family":"Zhang","given":"Lihuan"}],"accessed":{"date-parts":[["2025",5,13]]},"issued":{"date-parts":[["2023",9,19]]}}}],"schema":"https://github.com/citation-style-language/schema/raw/master/csl-citation.json"} </w:instrText>
+      </w:r>
+      <w:r>
+        <w:fldChar w:fldCharType="separate"/>
+      </w:r>
+      <w:r>
+        <w:rPr>
+          <w:noProof/>
+        </w:rPr>
+        <w:t>(Fang et al., 2023; Liu, Ma, et al., 2023)</w:t>
+      </w:r>
+      <w:r>
+        <w:fldChar w:fldCharType="end"/>
+      </w:r>
+      <w:r>
+        <w:t xml:space="preserve"> and epithelial damage </w:t>
+      </w:r>
+      <w:r>
+        <w:fldChar w:fldCharType="begin"/>
+      </w:r>
+      <w:r>
+        <w:instrText xml:space="preserve"> ADDIN ZOTERO_ITEM CSL_CITATION {"citationID":"8vD9oF4J","properties":{"formattedCitation":"(Xia et al., 2022)","plainCitation":"(Xia et al., 2022)","noteIndex":0},"citationItems":[{"id":3294,"uris":["http://zotero.org/users/13901503/items/K5DSCTE2"],"itemData":{"id":3294,"type":"article-journal","abstract":"Heat stress (HS) can be detrimental to the gut health of swine. Many negative outcomes induced by HS are increasingly recognized as including modulation of intestinal microbiota. In turn, the intestinal microbiota is a unique ecosystem playing a critical role in mediating the host stress response. Therefore, we aimed to characterize gut microbiota of pigs’ exposure to short-term HS, to explore a possible link between the intestinal microbiota and HS-related changes, including serum cytokines, oxidation status, and intestinal epithelial barrier function. Our findings showed that HS led to intestinal morphological and integrity changes (villus height, serum diamine oxidase [DAO], serum D-lactate and the relative expressions of tight junction proteins), reduction of serum cytokines (interleukin [IL]-8, IL-12, interferon-gamma [IFN-γ]), and antioxidant activity (higher glutathione [GSH] and malondialdehyde [MDA] content, and lower superoxide dismutase [SOD]). Also, 16S rRNA sequencing analysis revealed that although there was no difference in microbial α-diversity, some HS-associated composition differences were revealed in the ileum and cecum, which partly led to an imbalance in the production of short-chain fatty acids including propionate acid and valerate acid. Relevance networks revealed that HS-derived changes in bacterial genera and microbial metabolites, such as Chlamydia, Lactobacillus, Succinivibrio, Bifidobacterium, Lachnoclostridium, and propionic acid, were correlated with oxidative stress, intestinal barrier dysfunction, and inflammation in pigs. Collectively, our observations suggest that intestinal damage induced by HS is probably partly related to the gut microbiota dysbiosis, though the underlying mechanism remains to be fully elucidated.","container-title":"Animal Nutrition","DOI":"10.1016/j.aninu.2021.05.012","ISSN":"2405-6545","journalAbbreviation":"Animal Nutrition","page":"289-299","source":"ScienceDirect","title":"Heat stress-induced mucosal barrier dysfunction is potentially associated with gut microbiota dysbiosis in pigs","volume":"8","author":[{"family":"Xia","given":"Bing"},{"family":"Wu","given":"Weida"},{"family":"Fang","given":"Wei"},{"family":"Wen","given":"Xiaobin"},{"family":"Xie","given":"Jingjing"},{"family":"Zhang","given":"Hongfu"}],"issued":{"date-parts":[["2022",3,1]]}}}],"schema":"https://github.com/citation-style-language/schema/raw/master/csl-citation.json"} </w:instrText>
+      </w:r>
+      <w:r>
+        <w:fldChar w:fldCharType="separate"/>
+      </w:r>
+      <w:r>
+        <w:rPr>
+          <w:noProof/>
+        </w:rPr>
+        <w:t>(Xia et al., 2022)</w:t>
+      </w:r>
+      <w:r>
+        <w:fldChar w:fldCharType="end"/>
+      </w:r>
+      <w:r>
+        <w:t xml:space="preserve"> suggesting that heat stress creates conditions in which microbiome disruption and redox imbalance reinforce one another. These redox shifts may further drive compositional changes by disrupting oxygen gradients, favoring facultative anaerobes over obligate anaerobes.</w:t>
+      </w:r>
+      <w:r>
+        <w:t xml:space="preserve"> </w:t>
+      </w:r>
+      <w:r>
+        <w:t xml:space="preserve">This pattern is consistent with heat-induced compositional shifts observed across a variety of vertebrate species, where high temperatures are consistently associated with declines in Firmicutes and </w:t>
+      </w:r>
+      <w:proofErr w:type="spellStart"/>
+      <w:r>
+        <w:t>Bacteroidota</w:t>
+      </w:r>
+      <w:proofErr w:type="spellEnd"/>
+      <w:r>
+        <w:t xml:space="preserve"> </w:t>
+      </w:r>
+      <w:r>
+        <w:fldChar w:fldCharType="begin"/>
+      </w:r>
+      <w:r>
+        <w:instrText xml:space="preserve"> ADDIN ZOTERO_ITEM CSL_CITATION {"citationID":"FwhvEzZp","properties":{"formattedCitation":"(Bai et al., 2022; Bestion et al., 2017; Zhu et al., 2019)","plainCitation":"(Bai et al., 2022; Bestion et al., 2017; Zhu et al., 2019)","noteIndex":0},"citationItems":[{"id":3042,"uris":["http://zotero.org/users/13901503/items/AZMFVA5Z"],"itemData":{"id":3042,"type":"article-journal","abstract":"Heat stress can impair the rabbit immune system, induce oxidative stress, and cause many complications. These diseases are characterized by metabolic disorders, but the underlying mechanism is unknown. As a result, the current research determines the effects of HS on intestinal microorganisms in rabbits and the metabolic pathway disorders caused by HS. Twelve rabbits were randomly assigned to one of two groups: CON (22–24°C) and HS (30°C–32°C). Both the groups were treated for 15 days. Blood and fecal samples were collected on day 15. Serum immune oxidation indices were determined using a commercial ELISA kit, and the microbiome of rabbit feces was studied using 16S rRNA gene sequencing. Non-targeted metabolomics was analyzed using ultra-high-performance liquid chromatography-mass spectrometry (UHPC MS/MS). The findings revealed that HS significantly increased IgG and T-AOC levels in serum, whereas it decreased TNF-α and IL-10. NMDS analysis revealed a substantial difference in bacterial community composition between HS and CON groups. At the phylum level, the abundance of Firmicutes, Protobacteria, and Verrucomicrobiota was significantly higher in the HS group, whereas the abundance of Bacteriodota was reduced in the CON group. V9D2013 group, Haloplasma, Comamonas, Clostridium sensu stricto 1, Ruminiclostridium, Syntrophus Lutispora, at the genus level Syntrophorhabdus, Paeniclostridium, Clostridium sensu stricto 6, Candidatus Caldatribacterium, Spirochaeta Synergistaceae, Syner-01, [Eubacterium] xylanophilum group, Cellulosilyticum, ADurb.Bin120, and Devosia were significantly upregulated in the HS group. The metabolism of the HS group was considerably upregulated compared with the metabolism of the CON group, according to principal component analysis (PCA) and least-squares discriminant analysis (PLS-DA). HS increased the concentrations of 4-pyridoxic acid, kynurenine, 20-OH-leukotriene B4, and dopamine and decreased the concentration of pyridoxal. In the rabbit gut, these compounds primarily impact the metabolic pathways of vitamin B6, tryptophan, neutrophil activation, and prolactin. 4-Pyridoxic acid, pyridoxal, kynurenine, 20-OH-leukotriene B4, and dopamine are essential inflammatory response markers and oxidative stress.","container-title":"Frontiers in Microbiology","DOI":"10.3389/fmicb.2021.817615","ISSN":"1664-302X","journalAbbreviation":"Front. Microbiol.","language":"English","note":"publisher: Frontiers","source":"Frontiers","title":"Heat Stress Affects Faecal Microbial and Metabolic Alterations of Rabbits","URL":"https://www.frontiersin.orghttps//www.frontiersin.org/journals/microbiology/articles/10.3389/fmicb.2021.817615/full","volume":"12","author":[{"family":"Bai","given":"Xue"},{"family":"Shi","given":"Yu"},{"family":"Tang","given":"Lipeng"},{"family":"Chen","given":"Li"},{"family":"Fan","given":"Huimei"},{"family":"Wang","given":"Haoding"},{"family":"Wang","given":"Jie"},{"family":"Jia","given":"Xianbo"},{"family":"Chen","given":"Shiyi"},{"family":"Lai","given":"Songjia"}],"accessed":{"date-parts":[["2025",5,1]]},"issued":{"date-parts":[["2022",2,28]]}}},{"id":1961,"uris":["http://zotero.org/users/13901503/items/UL2CLBKR"],"itemData":{"id":1961,"type":"article-journal","abstract":"Climate change is now considered to be the greatest threat to biodiversity and ecological networks, but its impacts on the bacterial communities associated with plants and animals remain largely unknown. Here, we studied the consequences of climate warming on the gut bacterial communities of an ectotherm, the common lizard (Zootoca vivipara), using a semi-natural experimental approach. We found that 2–3 °C warmer climates cause a 34% loss of populations’ microbiota diversity, with possible negative consequences for host survival.","container-title":"Nature Ecology &amp; Evolution","DOI":"10.1038/s41559-017-0161","ISSN":"2397-334X","issue":"6","journalAbbreviation":"Nat Ecol Evol","language":"en","license":"2017 Macmillan Publishers Limited, part of Springer Nature.","note":"publisher: Nature Publishing Group","page":"1-3","source":"www-nature-com.proxy.lib.umich.edu","title":"Climate warming reduces gut microbiota diversity in a vertebrate ectotherm","volume":"1","author":[{"family":"Bestion","given":"Elvire"},{"family":"Jacob","given":"Staffan"},{"family":"Zinger","given":"Lucie"},{"family":"Di Gesu","given":"Lucie"},{"family":"Richard","given":"Murielle"},{"family":"White","given":"Joël"},{"family":"Cote","given":"Julien"}],"issued":{"date-parts":[["2017",5,8]]}}},{"id":1972,"uris":["http://zotero.org/users/13901503/items/Z3WTZJPU"],"itemData":{"id":1972,"type":"article-journal","abstract":"Chicken gastrointestinal microbiota plays important roles in health, productivity, and disease. However, knowledge of the relationship between heat stress and the gut microbial ecosystem of poultry, especially laying hens, is still limited. Here, we aimed to provide important knowledge for heat stress intervention in the egg industry. We performed high-throughput sequencing metagenomics on fecal contents to unravel the microbial taxa and functional capacity of the gut microbiome of caged laying hens under heat stress. Results showed that the fecal microbial communities of laying hens were dominated by Firmicutes, Bacteroidetes, and Proteobacteria phyla. The Firmicutes were significantly decreased, and Bacteroidetes were increased in the fecal microbiota under heat stress. Functional prediction of these changes in microbiota revealed that metabolism-related pathways, including cysteine and methionine metabolism and benzoate degradation, were more abundant. Conversely, retinol metabolism and phenylpropanoid biosynthesis were decreased by heat stress, suggesting differences in metabolism between layers in different temperature environments. Clear contributions were identified between active taxa (genus level) and metabolic pathways, which were associated with the liver and intestinal dysfunction in layers. These data revealed that heat stress induced a significant taxonomic perturbation in the gut microbiome of caged laying hens. This was related to the negative effects of heat stress in poultry and provided important basic knowledge for heat stress intervention.","container-title":"Applied Microbiology and Biotechnology","DOI":"10.1007/s00253-018-9465-8","ISSN":"1432-0614","issue":"1","journalAbbreviation":"Appl Microbiol Biotechnol","language":"en","license":"2018 Springer-Verlag GmbH Germany, part of Springer Nature","note":"Company: Springer\nDistributor: Springer\nInstitution: Springer\nLabel: Springer\nnumber: 1\npublisher: Springer Berlin Heidelberg","page":"461-472","source":"link-springer-com.proxy.lib.umich.edu","title":"Heat stress mediates changes in fecal microbiome and functional pathways of laying hens","volume":"103","author":[{"family":"Zhu","given":"Lihui"},{"family":"Liao","given":"Rongrong"},{"family":"Wu","given":"Ning"},{"family":"Zhu","given":"Gensheng"},{"family":"Yang","given":"Changsuo"}],"issued":{"date-parts":[["2019",1,1]]}}}],"schema":"https://github.com/citation-style-language/schema/raw/master/csl-citation.json"} </w:instrText>
+      </w:r>
+      <w:r>
+        <w:fldChar w:fldCharType="separate"/>
+      </w:r>
+      <w:r>
+        <w:rPr>
+          <w:noProof/>
+        </w:rPr>
+        <w:t>(Bai et al., 2022; Bestion et al., 2017; Zhu et al., 2019)</w:t>
+      </w:r>
+      <w:r>
+        <w:fldChar w:fldCharType="end"/>
+      </w:r>
+      <w:r>
+        <w:t>, phyla composed primarily of obligate anaerobes lacking robust ROS defenses</w:t>
+      </w:r>
+      <w:r>
+        <w:t xml:space="preserve"> </w:t>
+      </w:r>
+      <w:r>
+        <w:fldChar w:fldCharType="begin"/>
+      </w:r>
+      <w:r>
+        <w:instrText xml:space="preserve"> ADDIN ZOTERO_ITEM CSL_CITATION {"citationID":"li75gYnN","properties":{"formattedCitation":"(Z. Lu et al., 2018; McCord et al., 1971)","plainCitation":"(Z. Lu et al., 2018; McCord et al., 1971)","noteIndex":0},"citationItems":[{"id":3598,"uris":["http://zotero.org/users/13901503/items/AT42KT3B"],"itemData":{"id":3598,"type":"article-journal","abstract":"It has been unclear whether superoxide and/or hydrogen peroxide play important roles in the phenomenon of obligate anaerobiosis. This question was explored using Bacteroides thetaiotaomicron, a major fermentative bacterium in the human gastrointestinal tract. Aeration inactivated two enzyme families—[4Fe-4S] dehydratases and nonredox mononuclear iron enzymes—whose homologs, in contrast, remain active in aerobic Escherichia coli. Inactivation-rate measurements of one such enzyme, B. thetaiotaomicron fumarase, showed that it is no more intrinsically sensitive to oxidants than is an E. coli fumarase. Indeed, when the E. coli enzymes were expressed in B. thetaiotaomicron, they no longer could tolerate aeration; conversely, the B. thetaiotaomicron enzymes maintained full activity when expressed in aerobic E. coli. Thus, the aerobic inactivation of the B. thetaiotaomicron enzymes is a feature of their intracellular environment rather than of the enzymes themselves. B. thetaiotaomicron possesses superoxide dismutase and peroxidases, and it can repair damaged enzymes. However, measurements confirmed that the rate of reactive oxygen species production inside aerated B. thetaiotaomicron is far higher than in E. coli. Analysis of the damaged enzymes recovered from aerated B. thetaiotaomicron suggested that they had been inactivated by superoxide rather than by hydrogen peroxide. Accordingly, overproduction of superoxide dismutase substantially protected the enzymes from aeration. We conclude that when this anaerobe encounters oxygen, its internal superoxide levels rise high enough to inactivate key catabolic and biosynthetic enzymes. Superoxide thus comprises a major element of the oxygen sensitivity of this anaerobe. The extent to which molecular oxygen exerts additional direct effects remains to be determined.","container-title":"Proceedings of the National Academy of Sciences","DOI":"10.1073/pnas.1800120115","issue":"14","note":"publisher: Proceedings of the National Academy of Sciences","page":"E3266-E3275","source":"www-pnas-org.proxy.lib.umich.edu (Atypon)","title":"Endogenous superoxide is a key effector of the oxygen sensitivity of a model obligate anaerobe","volume":"115","author":[{"family":"Lu","given":"Zheng"},{"family":"Sethu","given":"Ramakrishnan"},{"family":"Imlay","given":"James A."}],"issued":{"date-parts":[["2018",4,3]]}}},{"id":3602,"uris":["http://zotero.org/users/13901503/items/XVIRKXQ2"],"itemData":{"id":3602,"type":"article-journal","abstract":"The distribution of catalase and superoxide dismutase has been examined in various micro-organisms. Strict anaerobes exhibited no superoxide dismutase and, generally, no catalase activity. All aerobic organisms containing cytochrome systems were found to contain both superoxide dismutase and catalase. Aerotolerant anaerobes, which survive exposure to air and metabolize oxygen to a limited extent but do not contain cytochrome systems, were found to be devoid of catalase activity but did exhibit superoxide dismutase activity. This distribution is consistent with the proposal that the prime physiological function of superoxide dismutase is protection of oxygen-metabolizing organisms against the potentially detrimental effects of the superoxide free radical, a biologically produced intermediate resulting from the univalent reduction of molecular oxygen.","container-title":"Proceedings of the National Academy of Sciences","DOI":"10.1073/pnas.68.5.1024","issue":"5","note":"publisher: Proceedings of the National Academy of Sciences","page":"1024-1027","source":"www-pnas-org.proxy.lib.umich.edu (Atypon)","title":"An Enzyme-Based Theory of Obligate Anaerobiosis: The Physiological Function of Superoxide Dismutase","title-short":"An Enzyme-Based Theory of Obligate Anaerobiosis","volume":"68","author":[{"family":"McCord","given":"Joe M."},{"family":"Keele","given":"Bernard B."},{"family":"Fridovich","given":"Irwin"}],"issued":{"date-parts":[["1971",5]]}}}],"schema":"https://github.com/citation-style-language/schema/raw/master/csl-citation.json"} </w:instrText>
+      </w:r>
+      <w:r>
+        <w:fldChar w:fldCharType="separate"/>
+      </w:r>
+      <w:r>
+        <w:rPr>
+          <w:noProof/>
+        </w:rPr>
+        <w:t>(Z. Lu et al., 2018; McCord et al., 1971)</w:t>
+      </w:r>
+      <w:r>
+        <w:fldChar w:fldCharType="end"/>
+      </w:r>
+      <w:r>
+        <w:t>, and increases in Proteobacteria</w:t>
+      </w:r>
+      <w:r>
+        <w:t xml:space="preserve"> </w:t>
+      </w:r>
+      <w:r>
+        <w:fldChar w:fldCharType="begin"/>
+      </w:r>
+      <w:r>
+        <w:instrText xml:space="preserve"> ADDIN ZOTERO_ITEM CSL_CITATION {"citationID":"SGLa3gqs","properties":{"formattedCitation":"(Sepulveda &amp; Moeller, 2020)","plainCitation":"(Sepulveda &amp; Moeller, 2020)","noteIndex":0},"citationItems":[{"id":960,"uris":["http://zotero.org/users/13901503/items/KQS25QFF"],"itemData":{"id":960,"type":"article-journal","abstract":"Temperature is a prominent abiotic environmental variable that drives the adaptive trajectories of animal lineages and structures the composition of animal communities. Global temperature regimes are expected to undergo rapid shifts in the next century, yet for many animal taxa we lack an understanding of the consequences of these predicted shifts for animal populations. In this review, we synthesize recent evidence that temperature variation shapes the composition and function of animal gut microbiomes, key regulators of host physiology, with potential consequences for host population responses to climate change. Several recent studies spanning a range of animal taxa, including Chordata, Arthropoda, and Mollusca, have reported repeatable associations between temperature and the community composition and function of the gut microbiome. In several cases, the same microbiome responses to temperature have been observed across distantly related animal taxa, suggesting the existence of conserved mechanisms underlying temperature-induced microbiome plasticity. Extreme temperatures can disrupt the stability of alpha-diversity within the gut microbiomes individual hosts and generate beta-diversity among microbiomes within host populations. Microbiome states resulting from extreme temperatures have been associated, and in some cases causally linked, with both beneﬁcial and deleterious effects on host phenotypes. We propose routes by which temperature-induced changes in the gut microbiome may impact host ﬁtness, including effects on colonization resistance in the gut, on host energy and nutrient assimilation, and on host life history traits. Cumulatively, available data indicate that disruption of the gut microbiome may be a mechanism by which changing temperatures will impact animal ﬁtness in wild-living populations.","container-title":"Frontiers in Microbiology","DOI":"10.3389/fmicb.2020.00384","ISSN":"1664-302X","journalAbbreviation":"Front. Microbiol.","language":"en","page":"384","source":"DOI.org (Crossref)","title":"The Effects of Temperature on Animal Gut Microbiomes","volume":"11","author":[{"family":"Sepulveda","given":"Juan"},{"family":"Moeller","given":"Andrew H."}],"issued":{"date-parts":[["2020",3,10]]}}}],"schema":"https://github.com/citation-style-language/schema/raw/master/csl-citation.json"} </w:instrText>
+      </w:r>
+      <w:r>
+        <w:fldChar w:fldCharType="separate"/>
+      </w:r>
+      <w:r>
+        <w:rPr>
+          <w:noProof/>
+        </w:rPr>
+        <w:t>(Sepulveda &amp; Moeller, 2020)</w:t>
+      </w:r>
+      <w:r>
+        <w:fldChar w:fldCharType="end"/>
+      </w:r>
+      <w:r>
+        <w:t>, a phylum dominated by facultative anaerobes that thrive in higher-oxygen conditions</w:t>
+      </w:r>
+      <w:r>
+        <w:t xml:space="preserve"> </w:t>
+      </w:r>
+      <w:r>
+        <w:fldChar w:fldCharType="begin"/>
+      </w:r>
+      <w:r>
+        <w:instrText xml:space="preserve"> ADDIN ZOTERO_ITEM CSL_CITATION {"citationID":"hywOAMMP","properties":{"formattedCitation":"(Albenberg et al., 2014; Shin et al., 2015)","plainCitation":"(Albenberg et al., 2014; Shin et al., 2015)","noteIndex":0},"citationItems":[{"id":3399,"uris":["http://zotero.org/users/13901503/items/9SHPRSI6"],"itemData":{"id":3399,"type":"article-journal","abstract":"Background &amp; Aims\nThe gut microbiota is a complex and densely populated community in a dynamic environment determined by host physiology. We investigated how intestinal oxygen levels affect the composition of the fecal and mucosally adherent microbiota.\nMethods\nWe used the phosphorescence quenching method and a specially designed intraluminal oxygen probe to dynamically quantify gut luminal oxygen levels in mice. 16S ribosomal RNA gene sequencing was used to characterize the microbiota in intestines of mice exposed to hyperbaric oxygen, human rectal biopsy and mucosal swab samples, and paired human stool samples.\nResults\nAverage Po2 values in the lumen of the cecum were extremely low (&lt;1 mm Hg). In altering oxygenation of mouse intestines, we observed that oxygen diffused from intestinal tissue and established a radial gradient that extended from the tissue interface into the lumen. Increasing tissue oxygenation with hyperbaric oxygen altered the composition of the gut microbiota in mice. In human beings, 16S ribosomal RNA gene analyses showed an increased proportion of oxygen-tolerant organisms of the Proteobacteria and Actinobacteria phyla associated with rectal mucosa, compared with feces. A consortium of asaccharolytic bacteria of the Firmicute and Bacteroidetes phyla, which primarily metabolize peptones and amino acids, was associated primarily with mucus. This could be owing to the presence of proteinaceous substrates provided by mucus and the shedding of the intestinal epithelium.\nConclusions\nIn an analysis of intestinal microbiota of mice and human beings, we observed a radial gradient of microbes linked to the distribution of oxygen and nutrients provided by host tissue.","container-title":"Gastroenterology","DOI":"10.1053/j.gastro.2014.07.020","ISSN":"0016-5085","issue":"5","journalAbbreviation":"Gastroenterology","page":"1055-1063.e8","source":"ScienceDirect","title":"Correlation Between Intraluminal Oxygen Gradient and Radial Partitioning of Intestinal Microbiota","volume":"147","author":[{"family":"Albenberg","given":"Lindsey"},{"family":"Esipova","given":"Tatiana V."},{"family":"Judge","given":"Colleen P."},{"family":"Bittinger","given":"Kyle"},{"family":"Chen","given":"Jun"},{"family":"Laughlin","given":"Alice"},{"family":"Grunberg","given":"Stephanie"},{"family":"Baldassano","given":"Robert N."},{"family":"Lewis","given":"James D."},{"family":"Li","given":"Hongzhe"},{"family":"Thom","given":"Stephen R."},{"family":"Bushman","given":"Frederic D."},{"family":"Vinogradov","given":"Sergei A."},{"family":"Wu","given":"Gary D."}],"issued":{"date-parts":[["2014",11,1]]}}},{"id":3636,"uris":["http://zotero.org/users/13901503/items/26FYIIWM"],"itemData":{"id":3636,"type":"article-journal","abstract":"Recent advances in sequencing techniques, applied to the study of microbial communities, have provided compelling evidence that the mammalian intestinal tract harbors a complex microbial community whose composition is a critical determinant of host health in the context of metabolism and inflammation. Given that an imbalanced gut microbiota often arises from a sustained increase in abundance of the phylum Proteobacteria, the natural human gut flora normally contains only a minor proportion of this phylum. Here, we review studies that explored the association between an abnormal expansion of Proteobacteria and a compromised ability to maintain a balanced gut microbial community. We also propose that an increased prevalence of Proteobacteria is a potential diagnostic signature of dysbiosis and risk of disease.","container-title":"Trends in Biotechnology","DOI":"10.1016/j.tibtech.2015.06.011","ISSN":"0167-7799","issue":"9","journalAbbreviation":"Trends in Biotechnology","page":"496-503","source":"ScienceDirect","title":"&lt;i&gt;Proteobacteria&lt;/i&gt;: microbial signature of dysbiosis in gut microbiota","title-short":"&lt;i&gt;Proteobacteria&lt;/i&gt;","volume":"33","author":[{"family":"Shin","given":"Na-Ri"},{"family":"Whon","given":"Tae Woong"},{"family":"Bae","given":"Jin-Woo"}],"issued":{"date-parts":[["2015",9,1]]}}}],"schema":"https://github.com/citation-style-language/schema/raw/master/csl-citation.json"} </w:instrText>
+      </w:r>
+      <w:r>
+        <w:fldChar w:fldCharType="separate"/>
+      </w:r>
+      <w:r>
+        <w:rPr>
+          <w:noProof/>
+        </w:rPr>
+        <w:t>(Albenberg et al., 2014; Shin et al., 2015)</w:t>
+      </w:r>
+      <w:r>
+        <w:fldChar w:fldCharType="end"/>
+      </w:r>
+      <w:r>
+        <w:t>.</w:t>
+      </w:r>
+      <w:r>
+        <w:t xml:space="preserve"> </w:t>
+      </w:r>
+      <w:r>
+        <w:t>Importantly, the loss of obligate anaerobes during heat stress could affect the relationship between the gut microbiome and the immune system because obligate taxa ferment dietary fiber and produce short-chain fatty acids (SCFAs)</w:t>
+      </w:r>
+      <w:r>
+        <w:fldChar w:fldCharType="begin"/>
+      </w:r>
+      <w:r>
+        <w:instrText xml:space="preserve"> ADDIN ZOTERO_ITEM CSL_CITATION {"citationID":"4EOAwxYn","properties":{"formattedCitation":"(Flint et al., 2012; Hooper et al., 2002; Maier et al., 2014)","plainCitation":"(Flint et al., 2012; Hooper et al., 2002; Maier et al., 2014)","noteIndex":0},"citationItems":[{"id":3409,"uris":["http://zotero.org/users/13901503/items/73VRZX5M"],"itemData":{"id":3409,"type":"article-journal","abstract":"Bacteria that colonize the mammalian intestine collectively possess a far larger repertoire of degradative enzymes and metabolic capabilities than their hosts. Microbial fermentation of complex non-digestible dietary carbohydrates and host–derived glycans in the human intestine has important consequences for health. Certain dominant species, notably among the Bacteroidetes, are known to possess very large numbers of genes that encode carbohydrate active enzymes and can switch readily between different energy sources in the gut depending on availability. Nevertheless, more nutritionally specialized bacteria appear to play critical roles in the community by initiating the degradation of complex substrates such as plant cell walls, starch particles and mucin. Examples are emerging from the Firmicutes, Actinobacteria and Verrucomicrobium phyla, but more information is needed on these little studied groups. The impact of dietary carbohydrates, including prebiotics, on human health requires understanding of the complex relationship between diet composition, the gut microbiota and metabolic outputs.","container-title":"Gut Microbes","DOI":"10.4161/gmic.19897","ISSN":"1949-0976","issue":"4","note":"publisher: Taylor &amp; Francis\n_eprint: https://doi.org/10.4161/gmic.19897\nPMID: 22572875","page":"289-306","source":"Taylor and Francis+NEJM","title":"Microbial degradation of complex carbohydrates in the gut","volume":"3","author":[{"family":"Flint","given":"Harry J."},{"family":"","given":"Scott ,Karen P."},{"family":"","given":"Duncan ,Sylvia H."},{"family":"","given":"Louis ,Petra"},{"family":"Forano","given":"Evelyne","non-dropping-particle":"and"}],"issued":{"date-parts":[["2012",7,14]]}}},{"id":2223,"uris":["http://zotero.org/users/13901503/items/JD6FMNMK"],"itemData":{"id":2223,"type":"article-journal","abstract":"▪ Abstract Humans and other mammals are colonized by a vast, complex, and dynamic consortium of microorganisms. One evolutionary driving force for maintaining this metabolically active microbial society is to salvage energy from nutrients, particularly carbohydrates, that are otherwise nondigestible by the host. Much of our understanding of the molecular mechanisms by which members of the intestinal microbiota degrade complex polysaccharides comes from studies of Bacteroides thetaiotaomicron, a prominent and genetically manipulatable component of the normal human and mouse gut. Colonization of germ-free mice with B. thetaiotaomicron has shown how this anaerobe modifies many aspects of intestinal cellular differentiation/gene expression to benefit both host and microbe. These and other studies underscore the importance of understanding precisely how nutrient metabolism serves to establish and sustain symbiotic relationships between mammals and their bacterial partners.","container-title":"Annual Review of Nutrition","DOI":"10.1146/annurev.nutr.22.011602.092259","ISSN":"0199-9885, 1545-4312","issue":"Volume 22, 2002","language":"en","note":"publisher: Annual Reviews","page":"283-307","source":"www-annualreviews-org.proxy.lib.umich.edu","title":"HOW HOST-MICROBIAL INTERACTIONS SHAPE THE NUTRIENT ENVIRONMENT OF THE MAMMALIAN INTESTINE","volume":"22","author":[{"family":"Hooper","given":"Lora V."},{"family":"Midtvedt","given":"Tore"},{"family":"Gordon","given":"Jeffrey I."}],"issued":{"date-parts":[["2002",7,1]]}}},{"id":3537,"uris":["http://zotero.org/users/13901503/items/L2DTM48E"],"itemData":{"id":3537,"type":"article-journal","abstract":"The human gastrointestinal tract is colonised by trillions of commensal bacteria, most of which are obligate anaerobes residing in the large intestine. Appropriate bacterial colonisation is generally known to be critical for human health. In particular, the development and function of the immune system depends on microbial colonisation, and a regulated cross-talk between commensal bacteria, intestinal epithelial cells and immune cells is required to maintain mucosal immune homeostasis. This homeostasis is disturbed in various inflammatory disorders, such as inflammatory bowel diseases. Several in vitro and in vivo studies indicate a role for Faecalibacterium prausnitzii, Bacteroides thetaiotaomicron, Bacteroides fragilis, Akkermansia muciniphila and segmented filamentous bacteria in maintaining intestinal immune homeostasis. These obligate anaerobes are abundant in the healthy intestine but reduced in several inflammatory diseases, suggesting an association with protective effects on human health. However, knowledge of the mechanisms underlying the effects of obligate anaerobic intestinal bacteria remains limited, in part due to the difficulty of co-culturing obligate anaerobes together with oxygen-requiring human epithelial cells. By using novel dual-environment co-culture models, it will be possible to investigate the effects of the unstudied majority of intestinal microorganisms on the human epithelia. This knowledge will provide opportunities for improving human health and reducing the risk of inflammatory diseases.","container-title":"Nutrients","DOI":"10.3390/nu7010045","ISSN":"2072-6643","issue":"1","journalAbbreviation":"Nutrients","note":"PMID: 25545102\nPMCID: PMC4303826","page":"45-73","source":"PubMed Central","title":"Understanding How Commensal Obligate Anaerobic Bacteria Regulate Immune Functions in the Large Intestine","volume":"7","author":[{"family":"Maier","given":"Eva"},{"family":"Anderson","given":"Rachel C."},{"family":"Roy","given":"Nicole C."}],"issued":{"date-parts":[["2014",12,24]]}}}],"schema":"https://github.com/citation-style-language/schema/raw/master/csl-citation.json"} </w:instrText>
+      </w:r>
+      <w:r>
+        <w:fldChar w:fldCharType="separate"/>
+      </w:r>
+      <w:r>
+        <w:rPr>
+          <w:noProof/>
+        </w:rPr>
+        <w:t>(Flint et al., 2012; Hooper et al., 2002; Maier et al., 2014)</w:t>
+      </w:r>
+      <w:r>
+        <w:fldChar w:fldCharType="end"/>
+      </w:r>
+      <w:r>
+        <w:t xml:space="preserve"> which are key immunomodulators </w:t>
+      </w:r>
+      <w:r>
+        <w:fldChar w:fldCharType="begin"/>
+      </w:r>
+      <w:r>
+        <w:instrText xml:space="preserve"> ADDIN ZOTERO_ITEM CSL_CITATION {"citationID":"Q3MWn0Wi","properties":{"formattedCitation":"(Corr\\uc0\\u234{}a-Oliveira et al., 2016; Liu, Shao, et al., 2023)","plainCitation":"(Corrêa-Oliveira et al., 2016; Liu, Shao, et al., 2023)","noteIndex":0},"citationItems":[{"id":2073,"uris":["http://zotero.org/users/13901503/items/AVMVJBUV"],"itemData":{"id":2073,"type":"article-journal","abstract":"Short-chain fatty acids (SCFAs) are bacterial fermentation products, which are chemically composed by a carboxylic acid moiety and a small hydrocarbon chain. Among them, acetic, propionic and butyric acids are the most studied, presenting, respectively, two, three and four carbons in their chemical structure. These metabolites are found in high concentrations in the intestinal tract, from where they are uptaken by intestinal epithelial cells (IECs). The SCFAs are partially used as a source of ATP by these cells. In addition, these molecules act as a link between the microbiota and the immune system by modulating different aspects of IECs and leukocytes development, survival and function through activation of G protein coupled receptors (FFAR2, FFAR3, GPR109a and Olfr78) and by modulation of the activity of enzymes and transcription factors including the histone acetyltransferase and deacetylase and the hypoxia-inducible factor. Considering that, it is not a surprise, the fact that these molecules and/or their targets are suggested to have an important role in the maintenance of intestinal homeostasis and that changes in components of this system are associated with pathological conditions including inflammatory bowel disease, obesity and others. The aim of this review is to present a clear and updated description of the effects of the SCFAs derived from bacteria on host immune system, as well as the molecular mechanisms involved on them.","container-title":"Clinical &amp; Translational Immunology","DOI":"10.1038/cti.2016.17","ISSN":"2050-0068","issue":"4","language":"en","license":"© 2016 The Authors","note":"_eprint: https://onlinelibrary.wiley.com/doi/pdf/10.1038/cti.2016.17","page":"e73","source":"Wiley Online Library","title":"Regulation of immune cell function by short-chain fatty acids","volume":"5","author":[{"family":"Corrêa-Oliveira","given":"Renan"},{"family":"Fachi","given":"José Luís"},{"family":"Vieira","given":"Aline"},{"family":"Sato","given":"Fabio Takeo"},{"family":"Vinolo","given":"Marco Aurélio R"}],"issued":{"date-parts":[["2016"]]}}},{"id":3170,"uris":["http://zotero.org/users/13901503/items/NFAARTHA"],"itemData":{"id":3170,"type":"article-journal","abstract":"A growing body of research suggests that short-chain fatty acids (SCFAs), metabolites produced by intestinal symbiotic bacteria that ferment dietary fibers (DFs), play a crucial role in the health status of symbiotes. SCFAs act on a variety of cell types to regulate important biological processes, including host metabolism, intestinal function, and immune function. SCFAs also affect the function and fate of immune cells. This finding provides a new concept in immune metabolism and a better understanding of the regulatory role of SCFAs in the immune system, which impacts the prevention and treatment of disease. The mechanism by which SCFAs induce or regulate the immune response is becoming increasingly clear. This review summarizes the different mechanisms through which SCFAs act in cells. According to the latest research, the regulatory role of SCFAs in the innate immune system, including in NLRP3 inflammasomes, receptors of TLR family members, neutrophils, macrophages, natural killer cells, eosinophils, basophils and innate lymphocyte subsets, is emphasized. The regulatory role of SCFAs in the adaptive immune system, including in T-cell subsets, B cells, and plasma cells, is also highlighted. In addition, we discuss the role that SCFAs play in regulating allergic airway inflammation, colitis, and osteoporosis by influencing the immune system. These findings provide evidence for determining treatment options based on metabolic regulation.","container-title":"Frontiers in Immunology","DOI":"10.3389/fimmu.2023.1186892","ISSN":"1664-3224","journalAbbreviation":"Front Immunol","note":"PMID: 37215145\nPMCID: PMC10196242","page":"1186892","source":"PubMed Central","title":"Regulation of short-chain fatty acids in the immune system","volume":"14","author":[{"family":"Liu","given":"Xiao-feng"},{"family":"Shao","given":"Jia-hao"},{"family":"Liao","given":"Yi-Tao"},{"family":"Wang","given":"Li-Ning"},{"family":"Jia","given":"Yuan"},{"family":"Dong","given":"Peng-jun"},{"family":"Liu","given":"Zhi-zhong"},{"family":"He","given":"Dan-dan"},{"family":"Li","given":"Chao"},{"family":"Zhang","given":"Xian"}],"issued":{"date-parts":[["2023",5,5]]}}}],"schema":"https://github.com/citation-style-language/schema/raw/master/csl-citation.json"} </w:instrText>
+      </w:r>
+      <w:r>
+        <w:fldChar w:fldCharType="separate"/>
+      </w:r>
+      <w:r>
+        <w:t>(Corrêa-Oliveira et al., 2016; Liu, Shao, et al., 2023)</w:t>
+      </w:r>
+      <w:r>
+        <w:fldChar w:fldCharType="end"/>
+      </w:r>
+      <w:r>
+        <w:t xml:space="preserve">. SCFAs support anti-inflammatory mechanisms that promote immune tolerance of the microbiome </w:t>
+      </w:r>
+      <w:r>
+        <w:fldChar w:fldCharType="begin"/>
+      </w:r>
+      <w:r>
+        <w:instrText xml:space="preserve"> ADDIN ZOTERO_ITEM CSL_CITATION {"citationID":"Hv06f1In","properties":{"formattedCitation":"(Furusawa et al., 2013; Klampfer et al., 2003)","plainCitation":"(Furusawa et al., 2013; Klampfer et al., 2003)","noteIndex":0},"citationItems":[{"id":3264,"uris":["http://zotero.org/users/13901503/items/8XXJ4CBR"],"itemData":{"id":3264,"type":"article-journal","abstract":"The gut microbial metabolite butyrate is shown to induce the differentiation of colonic T regulatory cells in mice and to ameliorate the development of colitis; it also increases histone H3 acetylation at the Foxp3 promoter.","container-title":"Nature","DOI":"10.1038/nature12721","ISSN":"1476-4687","issue":"7480","language":"en","license":"2013 Springer Nature Limited","note":"publisher: Nature Publishing Group","page":"446-450","source":"www.nature.com","title":"Commensal microbe-derived butyrate induces the differentiation of colonic regulatory T cells","volume":"504","author":[{"family":"Furusawa","given":"Yukihiro"},{"family":"Obata","given":"Yuuki"},{"family":"Fukuda","given":"Shinji"},{"family":"Endo","given":"Takaho A."},{"family":"Nakato","given":"Gaku"},{"family":"Takahashi","given":"Daisuke"},{"family":"Nakanishi","given":"Yumiko"},{"family":"Uetake","given":"Chikako"},{"family":"Kato","given":"Keiko"},{"family":"Kato","given":"Tamotsu"},{"family":"Takahashi","given":"Masumi"},{"family":"Fukuda","given":"Noriko N."},{"family":"Murakami","given":"Shinnosuke"},{"family":"Miyauchi","given":"Eiji"},{"family":"Hino","given":"Shingo"},{"family":"Atarashi","given":"Koji"},{"family":"Onawa","given":"Satoshi"},{"family":"Fujimura","given":"Yumiko"},{"family":"Lockett","given":"Trevor"},{"family":"Clarke","given":"Julie M."},{"family":"Topping","given":"David L."},{"family":"Tomita","given":"Masaru"},{"family":"Hori","given":"Shohei"},{"family":"Ohara","given":"Osamu"},{"family":"Morita","given":"Tatsuya"},{"family":"Koseki","given":"Haruhiko"},{"family":"Kikuchi","given":"Jun"},{"family":"Honda","given":"Kenya"},{"family":"Hase","given":"Koji"},{"family":"Ohno","given":"Hiroshi"}],"issued":{"date-parts":[["2013",12]]}}},{"id":2208,"uris":["http://zotero.org/users/13901503/items/CGJLGGCV"],"itemData":{"id":2208,"type":"article-journal","abstract":"The short chain fatty acid butyrate promotes proliferation and survival of normal epithelial cells, but induces G1 or G2-M arrest in transformed cells, which is coupled to differentiation and apoptosis. Local administration of butyrate has been shown to ameliorate inflammation in ulcerative colitis; however, the precise mechanism of its anti-inflammatory activity is not known. IFN-γ is one of the principle cytokines secreted by lamina propria cells in inflamed mucosa and elevated levels of the transcription factor required for IFN-γ signaling, STAT1 (signal transducer and activator of transcription 1), are present in the colonic mucosa of patients with ulcerative colitis and Crohn's disease. Here we report that butyrate is a strong inhibitor of signaling by IFN-γ. We demonstrated that this short chain fatty acid inhibits IFN-γ-induced tyrosine and serine phosphorylation of STAT1. IFN-γ-induced JAK2 activation was inhibited by butyrate, implicating JAK2 as a target of butyrate action. Accordingly, STAT1 nuclear translocation and its DNA binding were completely inhibited in butyrate-treated cells. Transient transfection experiments using a reporter gene construct containing eight GAS sites (γ-activated sites) revealed that butyrate inhibits IFN-γ induced, STAT1-dependent, transcriptional activation. Proinflammatory cytokines, including IFN-γ, play an important role in the pathogenesis of inflammatory bowel disease, and abnormal activity of STAT1 is associated with human malignancies and intestinal inflammatory diseases. Thus, our data suggest that butyrate negatively regulates mucosal inflammation through the inhibition of IFN-γ/STAT1 signaling.","container-title":"Molecular Cancer Research","ISSN":"1541-7786","issue":"11","journalAbbreviation":"Molecular Cancer Research","page":"855-862","source":"Silverchair","title":"Inhibition of Interferon γ Signaling by the Short Chain Fatty Acid Butyrate1","volume":"1","author":[{"family":"Klampfer","given":"Lidija"},{"family":"Huang","given":"Jie"},{"family":"Sasazuki","given":"Takehiko"},{"family":"Shirasawa","given":"Senji"},{"family":"Augenlicht","given":"Leonard"}],"issued":{"date-parts":[["2003",9,1]]}}}],"schema":"https://github.com/citation-style-language/schema/raw/master/csl-citation.json"} </w:instrText>
+      </w:r>
+      <w:r>
+        <w:fldChar w:fldCharType="separate"/>
+      </w:r>
+      <w:r>
+        <w:rPr>
+          <w:noProof/>
+        </w:rPr>
+        <w:t>(Furusawa et al., 2013; Klampfer et al., 2003)</w:t>
+      </w:r>
+      <w:r>
+        <w:fldChar w:fldCharType="end"/>
+      </w:r>
+      <w:r>
+        <w:t xml:space="preserve">. Heat stress is associated with reduced  SCFA concentrations </w:t>
+      </w:r>
+      <w:r>
+        <w:fldChar w:fldCharType="begin"/>
+      </w:r>
+      <w:r>
+        <w:instrText xml:space="preserve"> ADDIN ZOTERO_ITEM CSL_CITATION {"citationID":"96RB1402","properties":{"formattedCitation":"(Tajima et al., 2007)","plainCitation":"(Tajima et al., 2007)","noteIndex":0},"citationItems":[{"id":1974,"uris":["http://zotero.org/users/13901503/items/TEZ5HVYB"],"itemData":{"id":1974,"type":"article-journal","abstract":"The effect of heat and humidity stresses on the rumen bacterial molecular diversity of heifers was studied. No statistically significant changes in the rumen microbiota composition were found in the first experiment (average body mass 250kg) while in the second and third experiments (additional variables included the relative humidity and body weight), the microbiota composition was significantly different at elevated environmental temperatures and humidity. These shifts were accompanied by the decrease in concentration of short-chain fatty acids in the rumen.","container-title":"Anaerobe","DOI":"10.1016/j.anaerobe.2006.12.001","ISSN":"1075-9964","issue":"2","journalAbbreviation":"Anaerobe","page":"57-64","source":"ScienceDirect","title":"Influence of high temperature and humidity on rumen bacterial diversity in Holstein heifers","volume":"13","author":[{"family":"Tajima","given":"Kiyoshi"},{"family":"Nonaka","given":"Itoko"},{"family":"Higuchi","given":"Kouji"},{"family":"Takusari","given":"Naozumi"},{"family":"Kurihara","given":"Mitsunori"},{"family":"Takenaka","given":"Akio"},{"family":"Mitsumori","given":"Makoto"},{"family":"Kajikawa","given":"Hiroshi"},{"family":"Aminov","given":"Rustam I."}],"issued":{"date-parts":[["2007",4,1]]}}}],"schema":"https://github.com/citation-style-language/schema/raw/master/csl-citation.json"} </w:instrText>
+      </w:r>
+      <w:r>
+        <w:fldChar w:fldCharType="separate"/>
+      </w:r>
+      <w:r>
+        <w:rPr>
+          <w:noProof/>
+        </w:rPr>
+        <w:t>(Tajima et al., 2007)</w:t>
+      </w:r>
+      <w:r>
+        <w:fldChar w:fldCharType="end"/>
+      </w:r>
+      <w:r>
+        <w:t xml:space="preserve"> and altered immune function </w:t>
+      </w:r>
+      <w:r>
+        <w:fldChar w:fldCharType="begin"/>
+      </w:r>
+      <w:r>
+        <w:instrText xml:space="preserve"> ADDIN ZOTERO_ITEM CSL_CITATION {"citationID":"pLZZrluM","properties":{"formattedCitation":"(Chen et al., 2018; Yu et al., 2024)","plainCitation":"(Chen et al., 2018; Yu et al., 2024)","noteIndex":0},"citationItems":[{"id":3108,"uris":["http://zotero.org/users/13901503/items/989JE4MX"],"itemData":{"id":3108,"type":"article-journal","abstract":"Abstract\n            \n              The microbiome has emerged as a new player on behavior, physiology and stress because of its significant effects on the brain-gut axis. The aim of this study was to increase our understanding of brain-gut function in dairy cows. We investigated the effects of a heat-stress (HS) environment and individual differences of heat sensitivity (IH) on bovine physiological characteristics and microbial composition. Results indicate that both HS and IH increased rectal temperature (RT) (\n              P\n               &lt; 0.05). An HS environment increased plasma, as well as milk cortisol and cytokines in plasma; however, it decreased plasma, and milk oxytocin, triiodothyronine, and thyroxine (\n              P\n               &lt; 0.05) levels. Exposure to an HS environment reduced the diversity of the fecal microbial population, and resulted in a higher expression of diseases, the environmental adaptation pathway, and the immune related pathway, whereas it lowered the expression of metabolic pathways (\n              P\n               &lt; 0.05). High heat sensitive cows have upregulated metabolisms, environmental adaptation and cellular process pathways, and a downregulated neurodegenerative disease pathway (\n              P\n               &lt; 0.05). Thus, we conclude that exposure to an HS environment modulates physiological characteristics, which may interplay with microbial activity, and in turn, alter the circulation levels of cytokines, implicating the role of the brain-gut axis in dairy cows. The HS environment affected physiological characteristics, cytokine levels, and microbial composition, but IH influenced RT and fecal microbial functions.","container-title":"Scientific Reports","DOI":"10.1038/s41598-018-32886-1","ISSN":"2045-2322","issue":"1","journalAbbreviation":"Sci Rep","language":"en","page":"14606","source":"DOI.org (Crossref)","title":"Exposure to heat-stress environment affects the physiology, circulation levels of cytokines, and microbiome in dairy cows","volume":"8","author":[{"family":"Chen","given":"Siyu"},{"family":"Wang","given":"Jian"},{"family":"Peng","given":"Dandan"},{"family":"Li","given":"Gan"},{"family":"Chen","given":"Jian"},{"family":"Gu","given":"Xianhong"}],"issued":{"date-parts":[["2018",10,2]]}}},{"id":3059,"uris":["http://zotero.org/users/13901503/items/984DGQQS"],"itemData":{"id":3059,"type":"article-journal","abstract":"Recent studies indicate that heat stress pathophysiology is associated with intestinal barrier dysfunction, local and systemic inflammation, and gut dysbiosis. However, inconclusive results and a poor description of tissue-specific changes must be addressed to identify potential intervention targets against heat stress illness in growing calves. Therefore, the objective of this study was to evaluate components of the intestinal barrier, pro- and anti-inflammatory signals, and microbiota community composition in Holstein bull calves exposed to heat stress. Animals (mean age = 12 wk old; mean body weight = 122 kg) penned individually in temperature-controlled rooms were assigned to (1) thermoneutral conditions (constant room temperature at 19.5°C) and restricted offer of feed (TNR, n = 8), or (2) heat stress conditions (cycles of room temperatures ranging from 20 to 37.8°C) along with ad libitum offer of feed (HS, n = 8) for 7 d. Upon treatment completion, sections of the jejunum, ileum, and colon were collected and snap-frozen immediately to evaluate gene and protein expression, cytokine concentrations, and myeloperoxidase activity. Digesta aliquots of the ileum, colon, and rectum were collected to assess bacterial communities. Plasma was harvested on d 2, 5, and 7 to determine cytokine concentrations. Overall, results showed a section-specific effect of HS on intestinal integrity. Jejunal mRNA expression of TJP1 was decreased by 70.9% in HS relative to TNR calves. In agreement, jejunal expression of heat shock transcription factor-1 protein, a known tight junction protein expression regulator, decreased by 48% in HS calves. Jejunal analyses showed that HS decreased concentrations of IL-1α by 36.6% and tended to decrease the concentration of IL-17A. Conversely, HS elicited a 3.5-fold increase in jejunal concentration of anti-inflammatory IL-36 receptor antagonist. Plasma analysis of pro-inflammatory cytokines showed that IL-6 decreased by 51% in HS relative to TNR calves. Heat stress alteration of the large intestine bacterial communities was characterized by increased genus Butyrivibrio_3, a known butyrate-producing organism, and changes in bacteria metabolism of energy and AA. A strong positive correlation between the rectal temperature and pro-inflammatory Eggerthii spp. was detected in HS calves. In conclusion, this work indicates that HS impairs the intestinal barrier function of jejunum. The pro- and anti-inflammatory signal changes may be part of a broader response to restore intestinal homeostasis in jejunum. The changes in large intestine bacterial communities favoring butyrate-producing organisms (e.g., Butyrivibrio spp.) may be part of a successful response to maintain the integrity of the colonic mucosa of HS calves. The alteration of intestinal homeostasis should be the target for heat stress therapies to restore biological functions, and, thus highlights the relevance of this work.","container-title":"Journal of Dairy Science","DOI":"10.3168/jds.2023-23873","ISSN":"0022-0302","issue":"2","journalAbbreviation":"Journal of Dairy Science","page":"1175-1196","source":"ScienceDirect","title":"Heat stress–associated changes in the intestinal barrier, inflammatory signals, and microbiome communities in dairy calves","volume":"107","author":[{"family":"Yu","given":"Z."},{"family":"Cantet","given":"J. M."},{"family":"Paz","given":"H. A."},{"family":"Kaufman","given":"J. D."},{"family":"Orellano","given":"M. S."},{"family":"Ipharraguerre","given":"I. R."},{"family":"Ríus","given":"A. G."}],"issued":{"date-parts":[["2024",2,1]]}}}],"schema":"https://github.com/citation-style-language/schema/raw/master/csl-citation.json"} </w:instrText>
+      </w:r>
+      <w:r>
+        <w:fldChar w:fldCharType="separate"/>
+      </w:r>
+      <w:r>
+        <w:rPr>
+          <w:noProof/>
+        </w:rPr>
+        <w:t>(Chen et al., 2018; Yu et al., 2024)</w:t>
+      </w:r>
+      <w:r>
+        <w:fldChar w:fldCharType="end"/>
+      </w:r>
+      <w:r>
+        <w:t xml:space="preserve">, suggesting that heat-driven compositional shifts may disrupt microbiome-immune </w:t>
+      </w:r>
+      <w:commentRangeStart w:id="2"/>
+      <w:r>
+        <w:t xml:space="preserve">homeostasis.  </w:t>
+      </w:r>
+      <w:commentRangeEnd w:id="2"/>
       <w:r>
         <w:rPr>
           <w:rStyle w:val="CommentReference"/>
         </w:rPr>
-        <w:commentReference w:id="3"/>
-      </w:r>
-    </w:p>
-    <w:p>
-      <w:pPr>
-        <w:rPr>
-          <w:u w:val="single"/>
-        </w:rPr>
-      </w:pPr>
-      <w:r>
-        <w:rPr>
-          <w:u w:val="single"/>
-        </w:rPr>
-        <w:t xml:space="preserve">Gut microbiome </w:t>
-      </w:r>
-      <w:r>
-        <w:rPr>
-          <w:u w:val="single"/>
-        </w:rPr>
-        <w:t>response to</w:t>
-      </w:r>
-      <w:r>
-        <w:rPr>
-          <w:u w:val="single"/>
-        </w:rPr>
-        <w:t xml:space="preserve"> temperature</w:t>
-      </w:r>
-    </w:p>
-    <w:p>
-      <w:r>
-        <w:t xml:space="preserve">The gut microbiome’s response to high temperatures may affect its role in conferring colonization resistance— the ability to protect the host from exogenous pathogens. Colonization resistance arises from direct competition with pathogens for resources and microbial support for host immunity </w:t>
-      </w:r>
-      <w:r>
-        <w:fldChar w:fldCharType="begin"/>
-      </w:r>
-      <w:r>
-        <w:instrText xml:space="preserve"> ADDIN ZOTERO_ITEM CSL_CITATION {"citationID":"BOTDPuFp","properties":{"formattedCitation":"(Caballero-Flores et al., 2023)","plainCitation":"(Caballero-Flores et al., 2023)","noteIndex":0},"citationItems":[{"id":1527,"uris":["http://zotero.org/users/13901503/items/2LNX23SB"],"itemData":{"id":1527,"type":"article-journal","abstract":"A dense and diverse microbial community inhabits the gut and many epithelial surfaces. Referred to as the microbiota, it co-evolved with the host and is beneficial for many host physiological processes. A major function of these symbiotic microorganisms is protection against pathogen colonization and overgrowth of indigenous pathobionts. Dysbiosis of the normal microbial community increases the risk of pathogen infection and overgrowth of harmful pathobionts. The protective mechanisms conferred by the microbiota are complex and include competitive microbial–microbial interactions and induction of host immune responses. Pathogens, in turn, have evolved multiple strategies to subvert colonization resistance conferred by the microbiota. Understanding the mechanisms by which microbial symbionts limit pathogen colonization should guide the development of new therapeutic approaches to prevent or treat disease.","container-title":"Nature Reviews Microbiology","DOI":"10.1038/s41579-022-00833-7","ISSN":"1740-1534","issue":"6","journalAbbreviation":"Nat Rev Microbiol","language":"en","license":"2022 Springer Nature Limited","note":"publisher: Nature Publishing Group","page":"347-360","source":"www.nature.com","title":"Microbiota-mediated colonization resistance: mechanisms and regulation","title-short":"Microbiota-mediated colonization resistance","volume":"21","author":[{"family":"Caballero-Flores","given":"Gustavo"},{"family":"Pickard","given":"Joseph M."},{"family":"Núñez","given":"Gabriel"}],"issued":{"date-parts":[["2023",6]]}}}],"schema":"https://github.com/citation-style-language/schema/raw/master/csl-citation.json"} </w:instrText>
-      </w:r>
-      <w:r>
-        <w:fldChar w:fldCharType="separate"/>
-      </w:r>
-      <w:r>
-        <w:rPr>
-          <w:noProof/>
-        </w:rPr>
-        <w:t>(Caballero-Flores et al., 2023)</w:t>
-      </w:r>
-      <w:r>
-        <w:fldChar w:fldCharType="end"/>
-      </w:r>
-      <w:r>
-        <w:t>.</w:t>
-      </w:r>
-      <w:r>
-        <w:t xml:space="preserve"> </w:t>
-      </w:r>
-      <w:r>
-        <w:t xml:space="preserve">Community-level analysis reveals that taxonomic alpha diversity declines with increasing temperatures (Fig 1S), suggesting that heat may impair the gut microbiome’s ability to resist colonization by reducing the diversity of taxa that compete with pathogens </w:t>
-      </w:r>
-      <w:r>
-        <w:fldChar w:fldCharType="begin"/>
-      </w:r>
-      <w:r>
-        <w:instrText xml:space="preserve"> ADDIN ZOTERO_ITEM CSL_CITATION {"citationID":"t7jhlu8l","properties":{"formattedCitation":"(Spragge et al., 2023)","plainCitation":"(Spragge et al., 2023)","noteIndex":0},"citationItems":[{"id":1008,"uris":["http://zotero.org/users/13901503/items/5W73TYRF"],"itemData":{"id":1008,"type":"article-journal","abstract":"The human gut microbiome plays an important role in resisting colonization of the host by pathogens, but we lack the ability to predict which communities will be protective. We studied how human gut bacteria influence colonization of two major bacterial pathogens, both in vitro and in gnotobiotic mice. Whereas single species alone had negligible effects, colonization resistance greatly increased with community diversity. Moreover, this community-level resistance rested critically upon certain species being present. We explained these ecological patterns through the collective ability of resistant communities to consume nutrients that overlap with those used by the pathogen. Furthermore, we applied our findings to successfully predict communities that resist a novel target strain. Our work provides a reason why microbiome diversity is beneficial and suggests a route for the rational design of pathogen-resistant communities.","container-title":"Science","DOI":"10.1126/science.adj3502","issue":"6676","note":"publisher: American Association for the Advancement of Science","page":"eadj3502","source":"science.org (Atypon)","title":"Microbiome diversity protects against pathogens by nutrient blocking","volume":"382","author":[{"family":"Spragge","given":"Frances"},{"family":"Bakkeren","given":"Erik"},{"family":"Jahn","given":"Martin T."},{"family":"B. N. Araujo","given":"Elizete"},{"family":"Pearson","given":"Claire F."},{"family":"Wang","given":"Xuedan"},{"family":"Pankhurst","given":"Louise"},{"family":"Cunrath","given":"Olivier"},{"family":"Foster","given":"Kevin R."}],"issued":{"date-parts":[["2023",12,15]]}}}],"schema":"https://github.com/citation-style-language/schema/raw/master/csl-citation.json"} </w:instrText>
-      </w:r>
-      <w:r>
-        <w:fldChar w:fldCharType="separate"/>
-      </w:r>
-      <w:r>
-        <w:rPr>
-          <w:noProof/>
-        </w:rPr>
-        <w:t>(Spragge et al., 2023)</w:t>
-      </w:r>
-      <w:r>
-        <w:fldChar w:fldCharType="end"/>
-      </w:r>
-      <w:r>
-        <w:t xml:space="preserve">. High temperatures are also associated with the decline of taxa known to support host immunity including </w:t>
-      </w:r>
-      <w:proofErr w:type="spellStart"/>
-      <w:r>
-        <w:rPr>
-          <w:rStyle w:val="Emphasis"/>
-          <w:rFonts w:eastAsiaTheme="majorEastAsia"/>
-        </w:rPr>
-        <w:t>Clostridiaceae</w:t>
-      </w:r>
-      <w:proofErr w:type="spellEnd"/>
-      <w:r>
-        <w:t>,</w:t>
-      </w:r>
-      <w:r>
-        <w:t xml:space="preserve"> </w:t>
-      </w:r>
-      <w:r>
-        <w:rPr>
-          <w:rStyle w:val="Emphasis"/>
-          <w:rFonts w:eastAsiaTheme="majorEastAsia"/>
-        </w:rPr>
-        <w:t>Lactococcus</w:t>
-      </w:r>
-      <w:r>
-        <w:rPr>
-          <w:rStyle w:val="Emphasis"/>
-          <w:rFonts w:eastAsiaTheme="majorEastAsia"/>
-        </w:rPr>
-        <w:t>,</w:t>
-      </w:r>
-      <w:r>
-        <w:t xml:space="preserve"> and </w:t>
-      </w:r>
-      <w:proofErr w:type="spellStart"/>
-      <w:r>
-        <w:rPr>
-          <w:i/>
-          <w:iCs/>
-        </w:rPr>
-        <w:t>Barnesiella</w:t>
-      </w:r>
-      <w:proofErr w:type="spellEnd"/>
-      <w:r>
-        <w:rPr>
-          <w:i/>
-          <w:iCs/>
-        </w:rPr>
-        <w:t xml:space="preserve"> </w:t>
-      </w:r>
-      <w:r>
-        <w:t xml:space="preserve">(Fig </w:t>
-      </w:r>
-      <w:r>
-        <w:t>2</w:t>
-      </w:r>
-      <w:r>
-        <w:t>)</w:t>
-      </w:r>
-      <w:r>
-        <w:rPr>
-          <w:i/>
-          <w:iCs/>
-        </w:rPr>
-        <w:t xml:space="preserve"> </w:t>
-      </w:r>
-      <w:r>
-        <w:t xml:space="preserve">which promote anti-inflammatory signaling </w:t>
-      </w:r>
-      <w:r>
-        <w:fldChar w:fldCharType="begin"/>
-      </w:r>
-      <w:r>
-        <w:instrText xml:space="preserve"> ADDIN ZOTERO_ITEM CSL_CITATION {"citationID":"pc5CY4OJ","properties":{"formattedCitation":"(Corr\\uc0\\u234{}a-Oliveira et al., 2016; Jacobson et al., 2018)","plainCitation":"(Corrêa-Oliveira et al., 2016; Jacobson et al., 2018)","noteIndex":0},"citationItems":[{"id":2073,"uris":["http://zotero.org/users/13901503/items/AVMVJBUV"],"itemData":{"id":2073,"type":"article-journal","abstract":"Short-chain fatty acids (SCFAs) are bacterial fermentation products, which are chemically composed by a carboxylic acid moiety and a small hydrocarbon chain. Among them, acetic, propionic and butyric acids are the most studied, presenting, respectively, two, three and four carbons in their chemical structure. These metabolites are found in high concentrations in the intestinal tract, from where they are uptaken by intestinal epithelial cells (IECs). The SCFAs are partially used as a source of ATP by these cells. In addition, these molecules act as a link between the microbiota and the immune system by modulating different aspects of IECs and leukocytes development, survival and function through activation of G protein coupled receptors (FFAR2, FFAR3, GPR109a and Olfr78) and by modulation of the activity of enzymes and transcription factors including the histone acetyltransferase and deacetylase and the hypoxia-inducible factor. Considering that, it is not a surprise, the fact that these molecules and/or their targets are suggested to have an important role in the maintenance of intestinal homeostasis and that changes in components of this system are associated with pathological conditions including inflammatory bowel disease, obesity and others. The aim of this review is to present a clear and updated description of the effects of the SCFAs derived from bacteria on host immune system, as well as the molecular mechanisms involved on them.","container-title":"Clinical &amp; Translational Immunology","DOI":"10.1038/cti.2016.17","ISSN":"2050-0068","issue":"4","language":"en","license":"© 2016 The Authors","note":"_eprint: https://onlinelibrary.wiley.com/doi/pdf/10.1038/cti.2016.17","page":"e73","source":"Wiley Online Library","title":"Regulation of immune cell function by short-chain fatty acids","volume":"5","author":[{"family":"Corrêa-Oliveira","given":"Renan"},{"family":"Fachi","given":"José Luís"},{"family":"Vieira","given":"Aline"},{"family":"Sato","given":"Fabio Takeo"},{"family":"Vinolo","given":"Marco Aurélio R"}],"issued":{"date-parts":[["2016"]]}}},{"id":2088,"uris":["http://zotero.org/users/13901503/items/JSDRJUCY"],"itemData":{"id":2088,"type":"article-journal","abstract":"The intestinal microbiota provides colonization resistance against pathogens, limiting pathogen expansion and transmission. These microbiota-mediated mechanisms were previously identified by observing loss of colonization resistance after antibiotic treatment or dietary changes, which severely disrupt microbiota communities. We identify a microbiota-mediated mechanism of colonization resistance against Salmonella enterica serovar Typhimurium (S. Typhimurium) by comparing high-complexity commensal communities with different levels of colonization resistance. Using inbred mouse strains with different infection dynamics and S. Typhimurium intestinal burdens, we demonstrate that Bacteroides species mediate colonization resistance against S. Typhimurium by producing the short-chain fatty acid propionate. Propionate directly inhibits pathogen growth in vitro by disrupting intracellular pH homeostasis, and chemically increasing intestinal propionate levels protects mice from S. Typhimurium. In addition, administering susceptible mice Bacteroides, but not a propionate-production mutant, confers resistance to S. Typhimurium. This work provides mechanistic understanding into the role of individualized microbial communities in host-to-host variability of pathogen transmission.","container-title":"Cell Host &amp; Microbe","DOI":"10.1016/j.chom.2018.07.002","ISSN":"1931-3128","issue":"2","journalAbbreviation":"Cell Host &amp; Microbe","page":"296-307.e7","source":"ScienceDirect","title":"A Gut Commensal-Produced Metabolite Mediates Colonization Resistance to &lt;i&gt;Salmonella&lt;/i&gt; Infection","volume":"24","author":[{"family":"Jacobson","given":"Amanda"},{"family":"Lam","given":"Lilian"},{"family":"Rajendram","given":"Manohary"},{"family":"Tamburini","given":"Fiona"},{"family":"Honeycutt","given":"Jared"},{"family":"Pham","given":"Trung"},{"family":"Van Treuren","given":"Will"},{"family":"Pruss","given":"Kali"},{"family":"Stabler","given":"Stephen Russell"},{"family":"Lugo","given":"Kyler"},{"family":"Bouley","given":"Donna M."},{"family":"Vilches-Moure","given":"Jose G."},{"family":"Smith","given":"Mark"},{"family":"Sonnenburg","given":"Justin L."},{"family":"Bhatt","given":"Ami S."},{"family":"Huang","given":"Kerwyn Casey"},{"family":"Monack","given":"Denise"}],"issued":{"date-parts":[["2018",8,8]]}}}],"schema":"https://github.com/citation-style-language/schema/raw/master/csl-citation.json"} </w:instrText>
-      </w:r>
-      <w:r>
-        <w:fldChar w:fldCharType="separate"/>
-      </w:r>
-      <w:r>
-        <w:t>(Corrêa-Oliveira et al., 2016; Jacobson et al., 2018)</w:t>
-      </w:r>
-      <w:r>
-        <w:fldChar w:fldCharType="end"/>
-      </w:r>
-      <w:r>
-        <w:t xml:space="preserve">. </w:t>
-      </w:r>
-      <w:r>
-        <w:t xml:space="preserve">However, functional alpha diversity appears more resilient to increasing temperatures (Fig 1), likely due to functional redundancy— when taxonomically distinct microbes perform similar functional roles </w:t>
-      </w:r>
-      <w:r>
-        <w:fldChar w:fldCharType="begin"/>
-      </w:r>
-      <w:r>
-        <w:instrText xml:space="preserve"> ADDIN ZOTERO_ITEM CSL_CITATION {"citationID":"hwQmyei2","properties":{"formattedCitation":"(Louca et al., 2018)","plainCitation":"(Louca et al., 2018)","noteIndex":0},"citationItems":[{"id":3181,"uris":["http://zotero.org/users/13901503/items/N5RMCRXY"],"itemData":{"id":3181,"type":"article-journal","abstract":"Microbial communities often exhibit incredible taxonomic diversity, raising questions regarding the mechanisms enabling species coexistence and the role of this diversity in community functioning. On the one hand, many coexisting but taxonomically distinct microorganisms can encode the same energy-yielding metabolic functions, and this functional redundancy contrasts with the expectation that species should occupy distinct metabolic niches. On the other hand, the identity of taxa encoding each function can vary substantially across space or time with little effect on the function, and this taxonomic variability is frequently thought to result from ecological drift between equivalent organisms. Here, we synthesize the powerful paradigm emerging from these two patterns, connecting the roles of function, functional redundancy and taxonomy in microbial systems. We conclude that both patterns are unlikely to be the result of ecological drift, but are inevitable emergent properties of open microbial systems resulting mainly from biotic interactions and environmental and spatial processes.","container-title":"Nature Ecology &amp; Evolution","DOI":"10.1038/s41559-018-0519-1","ISSN":"2397-334X","issue":"6","journalAbbreviation":"Nat Ecol Evol","language":"en","license":"2018 The Author(s)","note":"publisher: Nature Publishing Group","page":"936-943","source":"www-nature-com.proxy.lib.umich.edu","title":"Function and functional redundancy in microbial systems","volume":"2","author":[{"family":"Louca","given":"Stilianos"},{"family":"Polz","given":"Martin F."},{"family":"Mazel","given":"Florent"},{"family":"Albright","given":"Michaeline B. N."},{"family":"Huber","given":"Julie A."},{"family":"O’Connor","given":"Mary I."},{"family":"Ackermann","given":"Martin"},{"family":"Hahn","given":"Aria S."},{"family":"Srivastava","given":"Diane S."},{"family":"Crowe","given":"Sean A."},{"family":"Doebeli","given":"Michael"},{"family":"Parfrey","given":"Laura Wegener"}],"issued":{"date-parts":[["2018",6]]}}}],"schema":"https://github.com/citation-style-language/schema/raw/master/csl-citation.json"} </w:instrText>
-      </w:r>
-      <w:r>
-        <w:fldChar w:fldCharType="separate"/>
-      </w:r>
-      <w:r>
-        <w:rPr>
-          <w:noProof/>
-        </w:rPr>
-        <w:t>(Louca et al., 2018)</w:t>
-      </w:r>
-      <w:r>
-        <w:fldChar w:fldCharType="end"/>
-      </w:r>
-      <w:r>
-        <w:t>.</w:t>
-      </w:r>
-      <w:r>
-        <w:t xml:space="preserve"> </w:t>
-      </w:r>
-      <w:r>
-        <w:t>This redundancy may buffer the loss of taxonomic diversity and help preserve colonization resistance at high temperatures because remaining taxa fill enough functional niches to outcompete pathogens.</w:t>
-      </w:r>
-      <w:r>
-        <w:rPr>
-          <w:rStyle w:val="Emphasis"/>
-        </w:rPr>
-        <w:t xml:space="preserve"> </w:t>
-      </w:r>
-      <w:r>
-        <w:t xml:space="preserve">Although we did not observe an increase in potentially pathogenic taxa, sustained high temperatures may continue to erode both taxonomic and functional diversity, eventually increasing the host’s vulnerability to infection. </w:t>
+        <w:commentReference w:id="2"/>
       </w:r>
     </w:p>
     <w:p>
@@ -707,43 +885,187 @@
         <w:ind w:firstLine="720"/>
       </w:pPr>
       <w:r>
-        <w:t xml:space="preserve">Metabolic restructuring suggests that the gut microbiome’s response to rising temperatures may help sustain community stability during short-term heat exposure, but indicates potential vulnerabilities that could compromise function during prolonged periods of high temperatures. A key example is the changes in lipid metabolism. The increase in lipid synthesis and remodeling pathways may reflect cytoplasmic membrane restructuring, a process bacteria use to preserve membrane stability at high temperatures </w:t>
-      </w:r>
-      <w:r>
-        <w:fldChar w:fldCharType="begin"/>
-      </w:r>
-      <w:r>
-        <w:instrText xml:space="preserve"> ADDIN ZOTERO_ITEM CSL_CITATION {"citationID":"SIOKOfLi","properties":{"formattedCitation":"(Mansilla et al., 2004; S\\uc0\\u225{}enz, 2015)","plainCitation":"(Mansilla et al., 2004; Sáenz, 2015)","noteIndex":0},"citationItems":[{"id":3378,"uris":["http://zotero.org/users/13901503/items/TZK8TZFH"],"itemData":{"id":3378,"type":"article-journal","container-title":"Journal of Bacteriology","DOI":"10.1128/jb.186.20.6681-6688.2004","issue":"20","note":"publisher: American Society for Microbiology","page":"6681-6688","source":"journals.asm.org (Atypon)","title":"Control of Membrane Lipid Fluidity by Molecular Thermosensors","volume":"186","author":[{"family":"Mansilla","given":"María C."},{"family":"Cybulski","given":"Larisa E."},{"family":"Albanesi","given":"Daniela"},{"family":"Mendoza","given":"Diego","non-dropping-particle":"de"}],"issued":{"date-parts":[["2004",10,15]]}}},{"id":3394,"uris":["http://zotero.org/users/13901503/items/BQ657FYY"],"itemData":{"id":3394,"type":"webpage","language":"en","note":"DOI: 10.1073/pnas.1515607112","title":"Hopanoids as functional analogues of cholesterol in bacterial membranes","URL":"https://www.pnas.org/doi/epdf/10.1073/pnas.1515607112","author":[{"family":"Sáenz","given":"James"}],"accessed":{"date-parts":[["2025",5,14]]},"issued":{"date-parts":[["2015"]]}}}],"schema":"https://github.com/citation-style-language/schema/raw/master/csl-citation.json"} </w:instrText>
-      </w:r>
-      <w:r>
-        <w:fldChar w:fldCharType="separate"/>
-      </w:r>
-      <w:r>
-        <w:t>(Mansilla et al., 2004; Sáenz, 2015)</w:t>
-      </w:r>
-      <w:r>
-        <w:fldChar w:fldCharType="end"/>
-      </w:r>
-      <w:r>
-        <w:t xml:space="preserve">(Fig 3A). However, these changes may be insufficient to maintain membrane integrity during extended periods of high temperatures because the decline in lipid catabolism and recycling pathways likely compromises membrane repair mechanisms </w:t>
-      </w:r>
-      <w:r>
-        <w:fldChar w:fldCharType="begin"/>
-      </w:r>
-      <w:r>
-        <w:instrText xml:space="preserve"> ADDIN ZOTERO_ITEM CSL_CITATION {"citationID":"0Z2ejPon","properties":{"formattedCitation":"(Y.-M. Zhang &amp; Rock, 2008)","plainCitation":"(Y.-M. Zhang &amp; Rock, 2008)","noteIndex":0},"citationItems":[{"id":3286,"uris":["http://zotero.org/users/13901503/items/VXSZL448"],"itemData":{"id":3286,"type":"article-journal","abstract":"The ability of bacteria to control the biophysical properties of their membrane phospholipids allows them to thrive in a wide range of physical environments.Fatty acid biosynthesis is an energy-intensive biosynthetic pathway, and the production of the building blocks for membrane phospholipids is precisely regulated to match the rate of cell division.Bacteria control the homeostasis of membrane lipid biophysical properties by altering the chain length of fatty acids, as well as the ratio of saturated:unsaturated fatty acids. The de novo, type II fatty acid biosynthetic pathway is a major focal point for the regulation of fatty acid composition.Bacteria can alter the physical properties of existing phospholipids by introducing cis double bonds into saturated acyl chains, thereby converting cis double bonds into cyclopropane rings and catalysing the isomerization of cis fatty acids to their trans conformations.Phospholipids are used as intermediates in the formation of major structural constituents of the cell. Managing the metabolism of the lipid by-products of these biosynthetic pathways is important to prevent the accumulation of membrane-disruptive lipids and to conserve the energy that is invested in the biosynthesis of the fatty acids.Modification of phosphatidylglycerol by the attachment of a lysine residue to the glycerol head group is an adaptive response that is used by pathogens to increase their resistance to cationic antibacterial peptides (defensins) that are produced by the innate immune system.","container-title":"Nature Reviews Microbiology","DOI":"10.1038/nrmicro1839","ISSN":"1740-1534","issue":"3","journalAbbreviation":"Nat Rev Microbiol","language":"en","license":"2008 Springer Nature Limited","note":"publisher: Nature Publishing Group","page":"222-233","source":"www-nature-com.proxy.lib.umich.edu","title":"Membrane lipid homeostasis in bacteria","volume":"6","author":[{"family":"Zhang","given":"Yong-Mei"},{"family":"Rock","given":"Charles O."}],"issued":{"date-parts":[["2008",3]]}}}],"schema":"https://github.com/citation-style-language/schema/raw/master/csl-citation.json"} </w:instrText>
-      </w:r>
-      <w:r>
-        <w:fldChar w:fldCharType="separate"/>
-      </w:r>
-      <w:r>
-        <w:rPr>
-          <w:noProof/>
-        </w:rPr>
-        <w:t>(Y.-M. Zhang &amp; Rock, 2008)</w:t>
-      </w:r>
-      <w:r>
-        <w:fldChar w:fldCharType="end"/>
+        <w:t xml:space="preserve">These relationships suggest that heat stress may initiate a physiological cascade that disrupts redox balance, alters microbiome composition, and activates immune responses, compromising the gut microbiome’s ability to perform functions essential to host health. Because microbiome-host relationships are bidirectional, each change likely amplifies the others, creating a feedback loop that increases the risk of chronic gut inflammation during extended periods of high temperatures. Since these interactions have been studied almost exclusively in clinical and laboratory contexts, we have little understanding of how this system functions in wild populations in response to natural thermal variation. Further, most research on heat-induced microbiome disruption has focused either on ectotherms </w:t>
+      </w:r>
+      <w:r>
+        <w:t>[</w:t>
+      </w:r>
+      <w:r>
+        <w:t>e.g., amphibians</w:t>
+      </w:r>
+      <w:r>
+        <w:t xml:space="preserve"> </w:t>
+      </w:r>
+      <w:r>
+        <w:fldChar w:fldCharType="begin"/>
+      </w:r>
+      <w:r>
+        <w:instrText xml:space="preserve"> ADDIN ZOTERO_ITEM CSL_CITATION {"citationID":"hjmuj1RR","properties":{"formattedCitation":"(Emerson et al., 2023; Fontaine et al., 2018)","plainCitation":"(Emerson et al., 2023; Fontaine et al., 2018)","noteIndex":0},"citationItems":[{"id":1987,"uris":["http://zotero.org/users/13901503/items/VRKTJEKQ"],"itemData":{"id":1987,"type":"article-journal","abstract":"Understanding how the global climate impacts the physiology of wildlife animals is of importance. Amphibians are particularly sensitive to climate change, and it is hypothesized that rising temperatures impair their neurodevelopment. Temperature influences the composition of the gut microbiota, which is critical to host neurodevelopment through the microbiota–gut–brain (MGB) axis. Most research investigating the link between the gut microbiota and neurodevelopment occurs in germ-free mammalian model systems, leaving the nature of the MGB axis in non-mammalian wildlife unclear. Here, we tested the hypothesis that the temperature and the microbial environment in which tadpoles were raised shapes neurodevelopment, possibly through the MGB axis. Newly hatched green frog tadpoles (Lithobates clamitans) were raised in natural pond water or autoclaved pond water, serving as an experimental manipulation of the microbiota by reducing colonizing microbes, at three different water temperatures: 14, 22 and 28°C. Neurodevelopment was analyzed through measures of relative brain mass and morphology of brain structures of interest. We found that tadpole development in warmer temperatures increased relative brain mass and optic tectum width and length. Further, tadpole development in autoclaved pond water increased relative optic tectum width and length. Additionally, the interaction of treatments altered relative diencephalon length. Lastly, we found that variation in brain morphology was associated with gut microbial diversity and the relative abundance of individual bacterial taxa. Our results indicate that both environmental temperature and microbial communities influence relative brain mass and shape. Furthermore, we provide some of the first evidence for the MGB axis in amphibians.","container-title":"Journal of Experimental Biology","DOI":"10.1242/jeb.245333","ISSN":"0022-0949","issue":"12","journalAbbreviation":"Journal of Experimental Biology","page":"jeb245333","source":"Silverchair","title":"Temperature and the microbial environment alter brain morphology in a larval amphibian","volume":"226","author":[{"family":"Emerson","given":"Kyle J."},{"family":"Fontaine","given":"Samantha S."},{"family":"Kohl","given":"Kevin D."},{"family":"Woodley","given":"Sarah K."}],"issued":{"date-parts":[["2023",6,23]]}}},{"id":1909,"uris":["http://zotero.org/users/13901503/items/Y6B943CR"],"itemData":{"id":1909,"type":"article-journal","abstract":"Environmental temperature and gut microbial communities can both have profound impacts on the digestive performance of ectothermic vertebrates. Additionally, the diversity, composition and function of gut microbial communities themselves are influenced by temperature. It is typically assumed that the temperature-dependent nature of ectotherm digestive performance is due to factors such as host physiological changes and adaptation to local climatic conditions. However, it is also possible that temperature-induced alterations to gut microbiota may influence the relationship between temperature and digestion. To explore the connections between these three factors, we compared digestive performance and gut microbial community diversity and composition in red-backed salamanders housed at three experimental temperatures: 10, 15 and 20°C. We also investigated associations between specific bacterial taxa and temperature or salamander digestive performance. We found that salamander digestive performance was greatest at 15°C, while gut microbial diversity was reduced at 20°C. Further, gut microbial community composition differed among the three temperature treatments. The relative abundance of 25 bacterial genera was dependent on temperature, with high temperatures being associated with reductions in the relative abundance of disease-resistant bacteria and increases in pathogenic taxa. The relative abundance of four bacterial genera was correlated with salamander energy assimilation, two of which are known to digest chitin, a main component of the red-backed salamander diet. These findings suggest that gut microbiota may mediate the relationship between temperature and digestion in ectotherms. We discuss how global climate change may impact ectotherms by altering host–microbe interactions.","container-title":"Journal of Experimental Biology","DOI":"10.1242/jeb.187559","ISSN":"0022-0949","issue":"20","journalAbbreviation":"Journal of Experimental Biology","page":"jeb187559","source":"Silverchair","title":"Environmental temperature alters the digestive performance and gut microbiota of a terrestrial amphibian","volume":"221","author":[{"family":"Fontaine","given":"Samantha S."},{"family":"Novarro","given":"Alexander J."},{"family":"Kohl","given":"Kevin D."}],"issued":{"date-parts":[["2018",10,19]]}}}],"schema":"https://github.com/citation-style-language/schema/raw/master/csl-citation.json"} </w:instrText>
+      </w:r>
+      <w:r>
+        <w:fldChar w:fldCharType="separate"/>
+      </w:r>
+      <w:r>
+        <w:rPr>
+          <w:noProof/>
+        </w:rPr>
+        <w:t>(Emerson et al., 2023; Fontaine et al., 2018)</w:t>
+      </w:r>
+      <w:r>
+        <w:fldChar w:fldCharType="end"/>
+      </w:r>
+      <w:r>
+        <w:t>, fish</w:t>
+      </w:r>
+      <w:r>
+        <w:t xml:space="preserve"> </w:t>
+      </w:r>
+      <w:r>
+        <w:fldChar w:fldCharType="begin"/>
+      </w:r>
+      <w:r>
+        <w:instrText xml:space="preserve"> ADDIN ZOTERO_ITEM CSL_CITATION {"citationID":"H4zHWU6r","properties":{"formattedCitation":"(Fang et al., 2023)","plainCitation":"(Fang et al., 2023)","noteIndex":0},"citationItems":[{"id":3187,"uris":["http://zotero.org/users/13901503/items/DHD4XMP5"],"itemData":{"id":3187,"type":"article-journal","abstract":"Tsinling lenok trout (Brachymystax lenok tsinlingensis Li) is a species of cold-water salmon that faces serious challenges due to global warming. High temperature stress has been found to damage the gut integrity of coldwater fish, impacting their growth and immunity. However, limited research exists on the causal relationship between gut microbial disturbance and metabolic dysfunction in cold-water fish induced by high temperature stress. To address this gap, we conducted a study to investigate the effects of high temperature stress (24 ◦C) on the gut tissue structure, antioxidant capacity, gut microorganisms, and metabolome reactions of tsinling lenok trout. Our analysis using 16 S rDNA gene sequencing revealed significant changes in the gut microbial composition and metabolic profile. Specifically, the abundance of Firmicutes and Gemmatimonadetes decreased significantly with increasing temperature, while the abundance of Bacteroidetes increased significantly. Meta­ bolic analysis revealed a significant decrease in the abundance of glutathione, which is synthesized from glutamate and glycine, under high temperature stress. Additionally, there was a notable reduction in the levels of adenosine, inosine, xanthine, guanosine, and deoxyguanosine, which are essential for DNA/RNA synthesis. Conversely, there was a significant increase in the abundance of D-glucose 6 P. Furthermore, high temperature stress adversely affects intestinal structure and barrier function. Our findings provide valuable insights into the mechanism of high temperature stress in cold-water fish and serve as a foundation for future research aimed at mitigating the decline in production performance caused by such stress.","container-title":"Ecotoxicology and Environmental Safety","DOI":"10.1016/j.ecoenv.2023.115607","ISSN":"01476513","journalAbbreviation":"Ecotoxicology and Environmental Safety","language":"en","page":"115607","source":"DOI.org (Crossref)","title":"High temperature stress induced oxidative stress, gut inflammation and disordered metabolome and microbiome in tsinling lenok trout","volume":"266","author":[{"family":"Fang","given":"M."},{"family":"Lei","given":"Z."},{"family":"Ruilin","given":"M."},{"family":"Jing","given":"W."},{"family":"Leqiang","given":"D."}],"issued":{"date-parts":[["2023",11]]}}}],"schema":"https://github.com/citation-style-language/schema/raw/master/csl-citation.json"} </w:instrText>
+      </w:r>
+      <w:r>
+        <w:fldChar w:fldCharType="separate"/>
+      </w:r>
+      <w:r>
+        <w:rPr>
+          <w:noProof/>
+        </w:rPr>
+        <w:t>(Fang et al., 2023)</w:t>
+      </w:r>
+      <w:r>
+        <w:fldChar w:fldCharType="end"/>
+      </w:r>
+      <w:r>
+        <w:t>, reptiles</w:t>
+      </w:r>
+      <w:r>
+        <w:t xml:space="preserve"> </w:t>
+      </w:r>
+      <w:r>
+        <w:fldChar w:fldCharType="begin"/>
+      </w:r>
+      <w:r>
+        <w:instrText xml:space="preserve"> ADDIN ZOTERO_ITEM CSL_CITATION {"citationID":"BUJr21f7","properties":{"formattedCitation":"(Bestion et al., 2017; Moeller et al., 2020)","plainCitation":"(Bestion et al., 2017; Moeller et al., 2020)","noteIndex":0},"citationItems":[{"id":1961,"uris":["http://zotero.org/users/13901503/items/UL2CLBKR"],"itemData":{"id":1961,"type":"article-journal","abstract":"Climate change is now considered to be the greatest threat to biodiversity and ecological networks, but its impacts on the bacterial communities associated with plants and animals remain largely unknown. Here, we studied the consequences of climate warming on the gut bacterial communities of an ectotherm, the common lizard (Zootoca vivipara), using a semi-natural experimental approach. We found that 2–3 °C warmer climates cause a 34% loss of populations’ microbiota diversity, with possible negative consequences for host survival.","container-title":"Nature Ecology &amp; Evolution","DOI":"10.1038/s41559-017-0161","ISSN":"2397-334X","issue":"6","journalAbbreviation":"Nat Ecol Evol","language":"en","license":"2017 Macmillan Publishers Limited, part of Springer Nature.","note":"publisher: Nature Publishing Group","page":"1-3","source":"www-nature-com.proxy.lib.umich.edu","title":"Climate warming reduces gut microbiota diversity in a vertebrate ectotherm","volume":"1","author":[{"family":"Bestion","given":"Elvire"},{"family":"Jacob","given":"Staffan"},{"family":"Zinger","given":"Lucie"},{"family":"Di Gesu","given":"Lucie"},{"family":"Richard","given":"Murielle"},{"family":"White","given":"Joël"},{"family":"Cote","given":"Julien"}],"issued":{"date-parts":[["2017",5,8]]}}},{"id":1022,"uris":["http://zotero.org/users/13901503/items/BYK4NQF8"],"itemData":{"id":1022,"type":"article-journal","abstract":"Vertebrates harbor trillions of microorganisms in the gut, collectively termed the gut microbiota, which affect a wide range of host functions. Recent experiments in lab-reared vertebrates have shown that changes in environmental temperature can induce shifts in the gut microbiota, and in some cases these shifts have been shown to affect host thermal physiology. However, there is a lack of information about the effects of temperature on the gut microbiota of wild-caught vertebrates. Moreover, in ectotherms, which are particularly vulnerable to changing temperature regimens, the extent to which microbiota composition is shaped by temperature and associated with host thermal tolerance has not been investigated. To address these issues, we monitored the gut microbiota composition of wild-caught western fence lizards (Sceloporus occidentalis) experimentally exposed to a cool-to-warm temperature transition. Comparing experimentally exposed and control lizards indicated that warm temperatures altered and destabilized the composition of the S. occidentalis gut microbiota. Warming drove a significant reduction in the relative abundances of a clade of Firmicutes, a significant increase in the rate of compositional turnover in the gut microbiota within individual lizards, and increases in the abundances of bacteria from predicted pathogenic clades. In addition, the composition of the microbiota was significantly associated with the thermal tolerance of lizards measured at the end of the experiment. These results suggest that temperature can alter the lizard gut microbiota, with potential implications for the physiological performance and fitness of natural populations.IMPORTANCE Gut microbial communities affect their animal hosts in numerous ways, motivating investigations of the factors that shape the gut microbiota and the consequences of gut microbiota variation for host traits. In this study, we tested the effects of increases in environmental temperatures on the gut microbiota of fence lizards, a vertebrate ectotherm threatened by warming climates. By monitoring lizards and their gut microbes during an experimental temperature treatment, we showed that the warming altered and destabilized the lizard gut microbiota. Moreover, measuring thermal performance of lizard hosts at the end of the experiment indicated that the composition of the gut microbiota was associated with host thermal tolerance. These results indicate that warming temperatures can alter the gut microbiota of vertebrate ectotherms and suggest relationships between variation in the gut microbiota and the thermal physiology of natural host populations.","container-title":"Applied and Environmental Microbiology","DOI":"10.1128/AEM.01181-20","issue":"17","note":"publisher: American Society for Microbiology","page":"e01181-20","source":"journals.asm.org (Atypon)","title":"The Lizard Gut Microbiome Changes with Temperature and Is Associated with Heat Tolerance","volume":"86","author":[{"family":"Moeller","given":"Andrew H."},{"family":"Ivey","given":"Kathleen"},{"family":"Cornwall","given":"Margaret B."},{"family":"Herr","given":"Kathryn"},{"family":"Rede","given":"Jordan"},{"family":"Taylor","given":"Emily N."},{"family":"Gunderson","given":"Alex R."}],"issued":{"date-parts":[["2020",8,18]]}}}],"schema":"https://github.com/citation-style-language/schema/raw/master/csl-citation.json"} </w:instrText>
+      </w:r>
+      <w:r>
+        <w:fldChar w:fldCharType="separate"/>
+      </w:r>
+      <w:r>
+        <w:rPr>
+          <w:noProof/>
+        </w:rPr>
+        <w:t>(Bestion et al., 2017; Moeller et al., 2020)</w:t>
+      </w:r>
+      <w:r>
+        <w:fldChar w:fldCharType="end"/>
+      </w:r>
+      <w:r>
+        <w:t>]</w:t>
+      </w:r>
+      <w:r>
+        <w:t>, to understand how the microbiome influences vulnerability to heat in species that lack internal thermoregulation, or on livestock</w:t>
+      </w:r>
+      <w:r>
+        <w:t xml:space="preserve"> </w:t>
+      </w:r>
+      <w:r>
+        <w:t>[</w:t>
+      </w:r>
+      <w:r>
+        <w:t>e.g., pigs</w:t>
+      </w:r>
+      <w:r>
+        <w:t xml:space="preserve"> </w:t>
+      </w:r>
+      <w:r>
+        <w:fldChar w:fldCharType="begin"/>
+      </w:r>
+      <w:r>
+        <w:instrText xml:space="preserve"> ADDIN ZOTERO_ITEM CSL_CITATION {"citationID":"sR4AjVW0","properties":{"formattedCitation":"(Xia et al., 2022)","plainCitation":"(Xia et al., 2022)","noteIndex":0},"citationItems":[{"id":3294,"uris":["http://zotero.org/users/13901503/items/K5DSCTE2"],"itemData":{"id":3294,"type":"article-journal","abstract":"Heat stress (HS) can be detrimental to the gut health of swine. Many negative outcomes induced by HS are increasingly recognized as including modulation of intestinal microbiota. In turn, the intestinal microbiota is a unique ecosystem playing a critical role in mediating the host stress response. Therefore, we aimed to characterize gut microbiota of pigs’ exposure to short-term HS, to explore a possible link between the intestinal microbiota and HS-related changes, including serum cytokines, oxidation status, and intestinal epithelial barrier function. Our findings showed that HS led to intestinal morphological and integrity changes (villus height, serum diamine oxidase [DAO], serum D-lactate and the relative expressions of tight junction proteins), reduction of serum cytokines (interleukin [IL]-8, IL-12, interferon-gamma [IFN-γ]), and antioxidant activity (higher glutathione [GSH] and malondialdehyde [MDA] content, and lower superoxide dismutase [SOD]). Also, 16S rRNA sequencing analysis revealed that although there was no difference in microbial α-diversity, some HS-associated composition differences were revealed in the ileum and cecum, which partly led to an imbalance in the production of short-chain fatty acids including propionate acid and valerate acid. Relevance networks revealed that HS-derived changes in bacterial genera and microbial metabolites, such as Chlamydia, Lactobacillus, Succinivibrio, Bifidobacterium, Lachnoclostridium, and propionic acid, were correlated with oxidative stress, intestinal barrier dysfunction, and inflammation in pigs. Collectively, our observations suggest that intestinal damage induced by HS is probably partly related to the gut microbiota dysbiosis, though the underlying mechanism remains to be fully elucidated.","container-title":"Animal Nutrition","DOI":"10.1016/j.aninu.2021.05.012","ISSN":"2405-6545","journalAbbreviation":"Animal Nutrition","page":"289-299","source":"ScienceDirect","title":"Heat stress-induced mucosal barrier dysfunction is potentially associated with gut microbiota dysbiosis in pigs","volume":"8","author":[{"family":"Xia","given":"Bing"},{"family":"Wu","given":"Weida"},{"family":"Fang","given":"Wei"},{"family":"Wen","given":"Xiaobin"},{"family":"Xie","given":"Jingjing"},{"family":"Zhang","given":"Hongfu"}],"issued":{"date-parts":[["2022",3,1]]}}}],"schema":"https://github.com/citation-style-language/schema/raw/master/csl-citation.json"} </w:instrText>
+      </w:r>
+      <w:r>
+        <w:fldChar w:fldCharType="separate"/>
+      </w:r>
+      <w:r>
+        <w:rPr>
+          <w:noProof/>
+        </w:rPr>
+        <w:t>(Xia et al., 2022)</w:t>
+      </w:r>
+      <w:r>
+        <w:fldChar w:fldCharType="end"/>
+      </w:r>
+      <w:r>
+        <w:t>, cows</w:t>
+      </w:r>
+      <w:r>
+        <w:t xml:space="preserve"> </w:t>
+      </w:r>
+      <w:r>
+        <w:fldChar w:fldCharType="begin"/>
+      </w:r>
+      <w:r>
+        <w:instrText xml:space="preserve"> ADDIN ZOTERO_ITEM CSL_CITATION {"citationID":"nvkrFcWR","properties":{"formattedCitation":"(Chen et al., 2018; Tajima et al., 2007; Yu et al., 2024)","plainCitation":"(Chen et al., 2018; Tajima et al., 2007; Yu et al., 2024)","noteIndex":0},"citationItems":[{"id":3108,"uris":["http://zotero.org/users/13901503/items/989JE4MX"],"itemData":{"id":3108,"type":"article-journal","abstract":"Abstract\n            \n              The microbiome has emerged as a new player on behavior, physiology and stress because of its significant effects on the brain-gut axis. The aim of this study was to increase our understanding of brain-gut function in dairy cows. We investigated the effects of a heat-stress (HS) environment and individual differences of heat sensitivity (IH) on bovine physiological characteristics and microbial composition. Results indicate that both HS and IH increased rectal temperature (RT) (\n              P\n               &lt; 0.05). An HS environment increased plasma, as well as milk cortisol and cytokines in plasma; however, it decreased plasma, and milk oxytocin, triiodothyronine, and thyroxine (\n              P\n               &lt; 0.05) levels. Exposure to an HS environment reduced the diversity of the fecal microbial population, and resulted in a higher expression of diseases, the environmental adaptation pathway, and the immune related pathway, whereas it lowered the expression of metabolic pathways (\n              P\n               &lt; 0.05). High heat sensitive cows have upregulated metabolisms, environmental adaptation and cellular process pathways, and a downregulated neurodegenerative disease pathway (\n              P\n               &lt; 0.05). Thus, we conclude that exposure to an HS environment modulates physiological characteristics, which may interplay with microbial activity, and in turn, alter the circulation levels of cytokines, implicating the role of the brain-gut axis in dairy cows. The HS environment affected physiological characteristics, cytokine levels, and microbial composition, but IH influenced RT and fecal microbial functions.","container-title":"Scientific Reports","DOI":"10.1038/s41598-018-32886-1","ISSN":"2045-2322","issue":"1","journalAbbreviation":"Sci Rep","language":"en","page":"14606","source":"DOI.org (Crossref)","title":"Exposure to heat-stress environment affects the physiology, circulation levels of cytokines, and microbiome in dairy cows","volume":"8","author":[{"family":"Chen","given":"Siyu"},{"family":"Wang","given":"Jian"},{"family":"Peng","given":"Dandan"},{"family":"Li","given":"Gan"},{"family":"Chen","given":"Jian"},{"family":"Gu","given":"Xianhong"}],"issued":{"date-parts":[["2018",10,2]]}}},{"id":1974,"uris":["http://zotero.org/users/13901503/items/TEZ5HVYB"],"itemData":{"id":1974,"type":"article-journal","abstract":"The effect of heat and humidity stresses on the rumen bacterial molecular diversity of heifers was studied. No statistically significant changes in the rumen microbiota composition were found in the first experiment (average body mass 250kg) while in the second and third experiments (additional variables included the relative humidity and body weight), the microbiota composition was significantly different at elevated environmental temperatures and humidity. These shifts were accompanied by the decrease in concentration of short-chain fatty acids in the rumen.","container-title":"Anaerobe","DOI":"10.1016/j.anaerobe.2006.12.001","ISSN":"1075-9964","issue":"2","journalAbbreviation":"Anaerobe","page":"57-64","source":"ScienceDirect","title":"Influence of high temperature and humidity on rumen bacterial diversity in Holstein heifers","volume":"13","author":[{"family":"Tajima","given":"Kiyoshi"},{"family":"Nonaka","given":"Itoko"},{"family":"Higuchi","given":"Kouji"},{"family":"Takusari","given":"Naozumi"},{"family":"Kurihara","given":"Mitsunori"},{"family":"Takenaka","given":"Akio"},{"family":"Mitsumori","given":"Makoto"},{"family":"Kajikawa","given":"Hiroshi"},{"family":"Aminov","given":"Rustam I."}],"issued":{"date-parts":[["2007",4,1]]}}},{"id":3059,"uris":["http://zotero.org/users/13901503/items/984DGQQS"],"itemData":{"id":3059,"type":"article-journal","abstract":"Recent studies indicate that heat stress pathophysiology is associated with intestinal barrier dysfunction, local and systemic inflammation, and gut dysbiosis. However, inconclusive results and a poor description of tissue-specific changes must be addressed to identify potential intervention targets against heat stress illness in growing calves. Therefore, the objective of this study was to evaluate components of the intestinal barrier, pro- and anti-inflammatory signals, and microbiota community composition in Holstein bull calves exposed to heat stress. Animals (mean age = 12 wk old; mean body weight = 122 kg) penned individually in temperature-controlled rooms were assigned to (1) thermoneutral conditions (constant room temperature at 19.5°C) and restricted offer of feed (TNR, n = 8), or (2) heat stress conditions (cycles of room temperatures ranging from 20 to 37.8°C) along with ad libitum offer of feed (HS, n = 8) for 7 d. Upon treatment completion, sections of the jejunum, ileum, and colon were collected and snap-frozen immediately to evaluate gene and protein expression, cytokine concentrations, and myeloperoxidase activity. Digesta aliquots of the ileum, colon, and rectum were collected to assess bacterial communities. Plasma was harvested on d 2, 5, and 7 to determine cytokine concentrations. Overall, results showed a section-specific effect of HS on intestinal integrity. Jejunal mRNA expression of TJP1 was decreased by 70.9% in HS relative to TNR calves. In agreement, jejunal expression of heat shock transcription factor-1 protein, a known tight junction protein expression regulator, decreased by 48% in HS calves. Jejunal analyses showed that HS decreased concentrations of IL-1α by 36.6% and tended to decrease the concentration of IL-17A. Conversely, HS elicited a 3.5-fold increase in jejunal concentration of anti-inflammatory IL-36 receptor antagonist. Plasma analysis of pro-inflammatory cytokines showed that IL-6 decreased by 51% in HS relative to TNR calves. Heat stress alteration of the large intestine bacterial communities was characterized by increased genus Butyrivibrio_3, a known butyrate-producing organism, and changes in bacteria metabolism of energy and AA. A strong positive correlation between the rectal temperature and pro-inflammatory Eggerthii spp. was detected in HS calves. In conclusion, this work indicates that HS impairs the intestinal barrier function of jejunum. The pro- and anti-inflammatory signal changes may be part of a broader response to restore intestinal homeostasis in jejunum. The changes in large intestine bacterial communities favoring butyrate-producing organisms (e.g., Butyrivibrio spp.) may be part of a successful response to maintain the integrity of the colonic mucosa of HS calves. The alteration of intestinal homeostasis should be the target for heat stress therapies to restore biological functions, and, thus highlights the relevance of this work.","container-title":"Journal of Dairy Science","DOI":"10.3168/jds.2023-23873","ISSN":"0022-0302","issue":"2","journalAbbreviation":"Journal of Dairy Science","page":"1175-1196","source":"ScienceDirect","title":"Heat stress–associated changes in the intestinal barrier, inflammatory signals, and microbiome communities in dairy calves","volume":"107","author":[{"family":"Yu","given":"Z."},{"family":"Cantet","given":"J. M."},{"family":"Paz","given":"H. A."},{"family":"Kaufman","given":"J. D."},{"family":"Orellano","given":"M. S."},{"family":"Ipharraguerre","given":"I. R."},{"family":"Ríus","given":"A. G."}],"issued":{"date-parts":[["2024",2,1]]}}}],"schema":"https://github.com/citation-style-language/schema/raw/master/csl-citation.json"} </w:instrText>
+      </w:r>
+      <w:r>
+        <w:fldChar w:fldCharType="separate"/>
+      </w:r>
+      <w:r>
+        <w:rPr>
+          <w:noProof/>
+        </w:rPr>
+        <w:t>(Chen et al., 2018; Tajima et al., 2007; Yu et al., 2024)</w:t>
+      </w:r>
+      <w:r>
+        <w:fldChar w:fldCharType="end"/>
+      </w:r>
+      <w:r>
+        <w:t xml:space="preserve">, </w:t>
+      </w:r>
+      <w:r>
+        <w:t xml:space="preserve">poultry </w:t>
+      </w:r>
+      <w:r>
+        <w:fldChar w:fldCharType="begin"/>
+      </w:r>
+      <w:r>
+        <w:instrText xml:space="preserve"> ADDIN ZOTERO_ITEM CSL_CITATION {"citationID":"3zhS1PQs","properties":{"formattedCitation":"(He et al., 2019; Liu, Ma, et al., 2023; G. Wang et al., 2021)","plainCitation":"(He et al., 2019; Liu, Ma, et al., 2023; G. Wang et al., 2021)","noteIndex":0},"citationItems":[{"id":3082,"uris":["http://zotero.org/users/13901503/items/XLXTRNWV"],"itemData":{"id":3082,"type":"article-journal","abstract":"Accumulating evidence has revealed the dysbiosis of gut/fecal microbiota induced by heat stress (HS) in mammals and poultry. However, the effects of HS on microbiota communities in different intestinal segments of Cherry-Valley ducks (a widely used meat-type breed) and their potential associations with growth performances, fat deposition, intestinal morphology, and antioxidant capacity have not been well evaluated yet. In this study, room temperature (RT) of 25°C was considered as control, and RT at 32°C for 8 h per day was set as the HS treatment. After 3 weeks, the intestinal contents of jejunum, ileum, and cecum were harvested to investigate the microbiota composition variations by 16S ribosomal RNA amplicon sequencing. And the weight gain, adipose indices, intestinal morphology, and a certain number of serum biochemical parameters were also measured and analyzed. The results showed the microbial species at different levels differentially enriched in duck jejunum and cecum under HS, while no significant data were observed in ileum. HS also caused the intestinal morphological changes (villus height and the ratio of villus height to crypt depth) and the reductions of growth speed (daily gain), levels of serum triglyceride (TG) and total cholesterol, and antioxidant activity (higher malondialdehyde (MDA) content and lower total antioxidant). The higher abdominal fat content and serum glucose level were also observed in HS ducks. The Spearman correlation analysis indicated that in jejunum the phyla Firmicutes and Proteobacteria were associated with average daily gain, feed/gain, serum TG and MDA levels, and villus height/crypt depth (P &amp;lt; 0.05). The phylum Firmicutes and genus Acinetobacter were significantly associated with fat deposition and serum glucose level (P &amp;lt; 0.05). The genus Lactobacillus was positively associated with serum total antioxidant (P &amp;lt; 0.05), while some other microbial species were found negatively associated, including order Pseudomonadales, genera Acinetobacter, and unidentified_Mitochondria. However, no significant correlations were observed in cecum. These findings imply the potential roles of duck gut microbiota in the intestinal injuries, fat deposition, and reductions of growth speed and antioxidant capacity caused by HS, although the molecular mechanisms requires further investigation.","container-title":"Frontiers in Microbiology","DOI":"10.3389/fmicb.2019.00903","ISSN":"1664-302X","journalAbbreviation":"Front. Microbiol.","language":"English","note":"publisher: Frontiers","source":"Frontiers","title":"Associations of Gut Microbiota With Heat Stress-Induced Changes of Growth, Fat Deposition, Intestinal Morphology, and Antioxidant Capacity in Ducks","URL":"https://www.frontiersin.orghttps//www.frontiersin.org/journals/microbiology/articles/10.3389/fmicb.2019.00903/full","volume":"10","author":[{"family":"He","given":"Jun"},{"family":"He","given":"Yuxin"},{"family":"Pan","given":"Daodong"},{"family":"Cao","given":"Jinxuan"},{"family":"Sun","given":"Yangying"},{"family":"Zeng","given":"Xiaoqun"}],"accessed":{"date-parts":[["2025",5,2]]},"issued":{"date-parts":[["2019",4,26]]}}},{"id":3362,"uris":["http://zotero.org/users/13901503/items/IXQSNCGD"],"itemData":{"id":3362,"type":"article-journal","abstract":"Introduction\nHeat stress can affect the production of poultry through complex interactions between genes, metabolites and microorganisms. At present, it is unclear how heat stress affects genetic, metabolic and microbial changes in poultry, as well as the complex interactions between them.\n\nMethods\nThus, at 28 days of age a total of 200 Arbor Acres broilers with similar body weights were randomly divided into the control (CON) and heat stress treatment (HS). There were 5 replicates in CON and HS, respectively, 20 per replication. From the 28–42 days, the HS was kept at 31 ± 1°C (9:00–17:00, 8 h) and other time was maintained at 21 ± 1°C as in the CON. At the 42nd day experiment, we calculated the growth performance (n = 8) of broilers and collected 3 and 6 cecal tissues for transcriptomic and metabolomic investigation and 4 cecal contents for metagenomic investigation of each treatment.\n\nResults and discussion\nThe results indicate that heat stress significantly reduced the average daily gain and body weight of broilers (value of p &amp;lt; 0.05). Transcriptome KEGG enrichment showed that the differential genes were mainly enriched in the NF-kB signaling pathway. Metabolomics results showed that KEGG enrichment showed that the differential metabolites were mainly enriched in the mTOR signaling pathway. 16S rDNA amplicon sequencing results indicated that heat stress increased the relative abundance of Proteobacteria decreased the relative abundance of Firmicutes. Multi-omics analysis showed that the co-participating pathway of differential genes, metabolites and microorganisms KEGG enrichment was purine metabolism. Pearson correlation analysis found that ornithine was positively correlated with SULT1C3, GSTT1L and g_Lactobacillus, and negatively correlated with CALB1. PE was negatively correlated with CALB1 and CHAC1, and positively with g_Alistipes. In conclusion, heat stress can generate large amounts of reactive oxygen and increase the types of harmful bacteria, reduce intestinal nutrient absorption and antioxidant capacity, and thereby damage intestinal health and immune function, and reduce growth performance indicators. This biological process is manifested in the complex regulation, providing a foundational theoretical basis for solving the problem of heat stress.","container-title":"Frontiers in Microbiology","DOI":"10.3389/fmicb.2023.1244004","ISSN":"1664-302X","journalAbbreviation":"Front. Microbiol.","language":"English","note":"publisher: Frontiers","source":"Frontiers","title":"Heat stress exposure cause alterations in intestinal microbiota, transcriptome, and metabolome of broilers","URL":"https://www.frontiersin.org/journals/microbiology/articles/10.3389/fmicb.2023.1244004/full","volume":"14","author":[{"family":"Liu","given":"Xuan"},{"family":"Ma","given":"Zhenhua"},{"family":"Wang","given":"Yanfei"},{"family":"Jia","given":"Hao"},{"family":"Wang","given":"Zheng"},{"family":"Zhang","given":"Lihuan"}],"accessed":{"date-parts":[["2025",5,13]]},"issued":{"date-parts":[["2023",9,19]]}}},{"id":3034,"uris":["http://zotero.org/users/13901503/items/X4GPZR7A"],"itemData":{"id":3034,"type":"article-journal","abstract":"This paper investigated the effects of heat stress on gut-microbial metabolites, gastrointestinal peptides, glycolipid metabolism, and performance of broilers. Thus, 132 male Arbor Acres broilers, 28-days-old, were randomly distributed to undergo two treatments: thermoneutral control (TC, 21 °C) and high temperature (HT, 31 °C). The results showed that the average daily gain (ADG), average daily feed intake (ADFI), and gastric inhibitory polypeptide (GIP) concentration in the jejunum significantly decreased the core temperature, feed conversion ratio (FCR), and ghrelin of the hypothalamus, and cholecystokinin (CCK) in jejunum, and serum significantly increased in the HT group (p &lt; 0.05). Exploration of the structure of cecal microbes was accomplished by sequencing 16S rRNA genes. The sequencing results showed that the proportion of Christensenellaceae and Lachnospiraceae decreased significantly whereas the proportion of Peptococcaceae increased at the family level (p &lt; 0.05). Ruminococcus and Clostridium abundances significantly increased at the genus level. Furthermore, the content of acetate in the HT group significantly increased. Biochemical parameters showed that the blood glucose concentration of the HT group significantly decreased, and the TG (serum triglycerides), TC (total cholesterol), insulin concentration, and the insulin resistance index significantly increased. Nonesterified fatty acid (NEFA) in the HT group decreased significantly. In conclusion, the results of this paper suggest that the poor production performance of broilers under heat stress may be related to short-chain fatty acids (SCFAs) fermented by intestinal microbiota involved in regulating metabolic disorders.","container-title":"Animals","DOI":"10.3390/ani11051286","ISSN":"2076-2615","issue":"5","language":"en","license":"http://creativecommons.org/licenses/by/3.0/","note":"number: 5\npublisher: Multidisciplinary Digital Publishing Institute","page":"1286","source":"www-mdpi-com.proxy.lib.umich.edu","title":"Effects of Heat Stress on Gut-Microbial Metabolites, Gastrointestinal Peptides, Glycolipid Metabolism, and Performance of Broilers","volume":"11","author":[{"family":"Wang","given":"Guangju"},{"family":"Li","given":"Xiumei"},{"family":"Zhou","given":"Ying"},{"family":"Feng","given":"Jinghai"},{"family":"Zhang","given":"Minhong"}],"issued":{"date-parts":[["2021",5]]}}}],"schema":"https://github.com/citation-style-language/schema/raw/master/csl-citation.json"} </w:instrText>
+      </w:r>
+      <w:r>
+        <w:fldChar w:fldCharType="separate"/>
+      </w:r>
+      <w:r>
+        <w:rPr>
+          <w:noProof/>
+        </w:rPr>
+        <w:t>(He et al., 2019; Liu, Ma, et al., 2023; G. Wang et al., 2021)</w:t>
+      </w:r>
+      <w:r>
+        <w:fldChar w:fldCharType="end"/>
+      </w:r>
+      <w:r>
+        <w:t>]</w:t>
+      </w:r>
+      <w:r>
+        <w:t>, to evaluate whether microbiome changes contribute to productivity loss during heat stress.</w:t>
+      </w:r>
+      <w:r>
+        <w:t xml:space="preserve"> </w:t>
+      </w:r>
+      <w:r>
+        <w:t xml:space="preserve">While controlled experiments are valuable for identifying mechanistic links between heat and the microbiome, they </w:t>
+      </w:r>
+      <w:r>
+        <w:t xml:space="preserve">offer limited insight into how the physiological consequences of heat stress manifest in </w:t>
+      </w:r>
+      <w:r>
+        <w:t>ecologically relevant context</w:t>
+      </w:r>
+      <w:r>
+        <w:t>s</w:t>
       </w:r>
       <w:r>
         <w:t>.</w:t>
@@ -752,200 +1074,15 @@
         <w:t xml:space="preserve"> </w:t>
       </w:r>
       <w:r>
-        <w:t xml:space="preserve">Limited repair capacity could leave gut microbes more vulnerable to peroxidative damage, a common consequence of heat stress driven by an accumulation of ROS that damages the lipid components of cell membranes </w:t>
-      </w:r>
-      <w:r>
-        <w:t xml:space="preserve">ROS </w:t>
-      </w:r>
-      <w:r>
-        <w:fldChar w:fldCharType="begin"/>
-      </w:r>
-      <w:r>
-        <w:instrText xml:space="preserve"> ADDIN ZOTERO_ITEM CSL_CITATION {"citationID":"XWxqevTe","properties":{"formattedCitation":"(Belhadj Slimen et al., 2014; Lin et al., 2006)","plainCitation":"(Belhadj Slimen et al., 2014; Lin et al., 2006)","noteIndex":0},"citationItems":[{"id":3717,"uris":["http://zotero.org/users/13901503/items/UEK27R7E"],"itemData":{"id":3717,"type":"article-journal","abstract":"In recent years there has been enormous interest in researching oxidative stress. Reactive oxygen species (ROS) are derived from the metabolism of oxygen as by-products of cell respiration, and are continuously produced in all aerobic organisms. Oxidative stress occurs as a consequence of an imbalance between ROS production and the available antioxidant defence against them. Nowadays, a variety of diseases and degenerative processes such as cancer, Alzheimer’s and autoimmune diseases are mediated by oxidative stress. Heat stress was suggested to be an environmental factor responsible for stimulating ROS production because of similarities in responses observed following heat stress compared with that occurring following exposure to oxidative stress. This manuscript describes the main mitochondrial sources of ROS and the antioxidant defences involved to prevent oxidative damage in all the mitochondrial compartments. It also deals with discussions concerning the cytotoxic effect of heat stress, mitochondrial heat-induced alterations, as well as heat shock protein (HSP) expression as a defence mechanism.","container-title":"International Journal of Hyperthermia","DOI":"10.3109/02656736.2014.971446","ISSN":"0265-6736","issue":"7","note":"publisher: Taylor &amp; Francis\n_eprint: https://doi.org/10.3109/02656736.2014.971446\nPMID: 25354680","page":"513-523","source":"Taylor and Francis+NEJM","title":"Reactive oxygen species, heat stress and oxidative-induced mitochondrial damage. A review","volume":"30","author":[{"family":"Belhadj Slimen","given":"Imen"},{"family":"","given":"Najar ,Taha"},{"family":"","given":"Ghram ,Abdeljelil"},{"family":"","given":"Dabbebi ,Hajer"},{"family":"","given":"Ben Mrad ,Moncef"},{"family":"Abdrabbah","given":"Manef","non-dropping-particle":"and"}],"issued":{"date-parts":[["2014",11,1]]}}},{"id":3669,"uris":["http://zotero.org/users/13901503/items/BF6XKP7S"],"itemData":{"id":3669,"type":"article-journal","abstract":"The stress responses and possible oxidative damage in plasma, liver and heart were investigated in broiler chickens acutely exposed to high temperature. Eighty 5-week old broiler chickens were exposed to 32°C for 6h. The extent of lipid peroxidation, activities of superoxide dismutase and total antioxidant power in plasma, liver and heart tissues were investigated. Meanwhile, the blood metabolites such as glucose, urate, triiodothyronine, thyroxine, corticosterone, ceruloplasmin and creatine kinase were measured before and after 3 and 6h of heat exposure. The results showed that oxidative stress could be induced in 5-week old broiler chickens by acute heat exposure (32°C, 6h). The results suggest that the elevated body temperature can induce the metabolic changes that are involved in the induction of oxidative stress. The liver is more susceptible to oxidative stress than heart during acute heat exposure in broiler chickens. The oxidative stress should be considered as part of the stress response of broiler chickens to heat exposure.","container-title":"Comparative Biochemistry and Physiology Part A: Molecular &amp; Integrative Physiology","DOI":"10.1016/j.cbpa.2006.01.032","ISSN":"1095-6433","issue":"1","journalAbbreviation":"Comparative Biochemistry and Physiology Part A: Molecular &amp; Integrative Physiology","page":"11-17","source":"ScienceDirect","title":"Acute heat stress induces oxidative stress in broiler chickens","volume":"144","author":[{"family":"Lin","given":"Hai"},{"family":"Decuypere","given":"Eddy"},{"family":"Buyse","given":"Johan"}],"issued":{"date-parts":[["2006",5,1]]}}}],"schema":"https://github.com/citation-style-language/schema/raw/master/csl-citation.json"} </w:instrText>
-      </w:r>
-      <w:r>
-        <w:fldChar w:fldCharType="separate"/>
-      </w:r>
-      <w:r>
-        <w:rPr>
-          <w:noProof/>
-        </w:rPr>
-        <w:t>(Belhadj Slimen et al., 2014; Lin et al., 2006)</w:t>
-      </w:r>
-      <w:r>
-        <w:fldChar w:fldCharType="end"/>
-      </w:r>
-      <w:r>
-        <w:t>. Similarly,</w:t>
-      </w:r>
-      <w:r>
-        <w:t xml:space="preserve"> </w:t>
-      </w:r>
-      <w:r>
-        <w:t>the increase in anaerobic metabolic pathways</w:t>
-      </w:r>
-      <w:r>
-        <w:t xml:space="preserve"> </w:t>
-      </w:r>
-      <w:r>
-        <w:t>and the decline in aerobic pathways likely reflect a response to maintain energy production under changing oxygen gradients from redirected blood flow for thermoregulation during short-term heat exposure (Fig 3B)</w:t>
-      </w:r>
-      <w:r>
-        <w:fldChar w:fldCharType="begin"/>
-      </w:r>
-      <w:r>
-        <w:instrText xml:space="preserve"> ADDIN ZOTERO_ITEM CSL_CITATION {"citationID":"MA64tDiH","properties":{"formattedCitation":"(Hall et al., 1999)","plainCitation":"(Hall et al., 1999)","noteIndex":0},"citationItems":[{"id":3205,"uris":["http://zotero.org/users/13901503/items/CADITA73"],"itemData":{"id":3205,"type":"article-journal","abstract":"Exposure of conscious animals to environmental heat stress increases portal venous radical content. The nature of the observed heat stress-inducible radical molecules suggests that hyperthermia produces cellular hypoxic stress in liver and intestine. To investigate this hypothesis, conscious rats bearing in-dwelling portal venous and femoral artery catheters were exposed to normothermic or hyperthermic conditions. Blood gas levels were monitored during heat stress and for 24 h following heat exposure. Hyperthermia significantly increased arterial O2 saturation, splanchnic arterial-venous O2 difference, and venous</w:instrText>
-      </w:r>
-      <w:r>
-        <w:rPr>
-          <w:rFonts w:ascii="Cambria Math" w:hAnsi="Cambria Math" w:cs="Cambria Math"/>
-        </w:rPr>
-        <w:instrText>𝑃</w:instrText>
-      </w:r>
-      <w:r>
-        <w:instrText xml:space="preserve">⁢CO2P⁢CO2, while decreasing venous O2 saturation and venous pH. One hour after heat exposure, liver glycogen levels were decreased </w:instrText>
-      </w:r>
-      <w:r>
-        <w:rPr>
-          <w:rFonts w:ascii="Cambria Math" w:hAnsi="Cambria Math" w:cs="Cambria Math"/>
-        </w:rPr>
-        <w:instrText>∼</w:instrText>
-      </w:r>
-      <w:r>
-        <w:instrText xml:space="preserve">20%. Two hours after heat exposure, the splanchnic arterial-venous O2 difference remained elevated in heat-stressed animals despite normal Tc. A second group of rats was exposed to similar conditions while receiving intra-arterial injections of the hypoxic cell marker [3H]misonidazole. Liver and intestine were biopsied, and [3H]misonidazole content was quantified. Heat stress increased tissue [3H]misonidazole retention 80% in the liver and 29% in the small intestine. Cellular [3H]misonidazole levels were significantly elevated in intestinal epithelial cells and liver zone 2 and 3 hepatocytes and Kupffer cells. This effect was most prominent in the proximal small intestine and small liver lobi. These data provide evidence that hyperthermia produces cellular hypoxia and metabolic stress in splanchnic tissues and suggest that cellular metabolic stress may contribute to radical generation during heat stress.","container-title":"American Journal of Physiology-Gastrointestinal and Liver Physiology","DOI":"10.1152/ajpgi.1999.276.5.G1195","ISSN":"0193-1857","issue":"5","note":"publisher: American Physiological Society","page":"G1195-G1203","source":"journals.physiology.org (Atypon)","title":"Splanchnic tissues undergo hypoxic stress  during whole body hyperthermia","volume":"276","author":[{"family":"Hall","given":"David M."},{"family":"Baumgardner","given":"Kirk R."},{"family":"Oberley","given":"Terry D."},{"family":"Gisolfi","given":"Carl V."}],"issued":{"date-parts":[["1999",5]]}}}],"schema":"https://github.com/citation-style-language/schema/raw/master/csl-citation.json"} </w:instrText>
-      </w:r>
-      <w:r>
-        <w:fldChar w:fldCharType="separate"/>
-      </w:r>
-      <w:r>
-        <w:rPr>
-          <w:noProof/>
-        </w:rPr>
-        <w:t xml:space="preserve">(Hall et al., </w:t>
-      </w:r>
-      <w:r>
-        <w:rPr>
-          <w:noProof/>
-        </w:rPr>
-        <w:lastRenderedPageBreak/>
-        <w:t>1999)</w:t>
-      </w:r>
-      <w:r>
-        <w:fldChar w:fldCharType="end"/>
-      </w:r>
-      <w:r>
-        <w:t>.</w:t>
-      </w:r>
-      <w:r>
-        <w:t xml:space="preserve"> </w:t>
-      </w:r>
-      <w:r>
-        <w:t xml:space="preserve">However, these anaerobic pathways are primarily involved in simple carbohydrate metabolism typical of facultative taxa </w:t>
-      </w:r>
-      <w:r>
-        <w:fldChar w:fldCharType="begin"/>
-      </w:r>
-      <w:r>
-        <w:instrText xml:space="preserve"> ADDIN ZOTERO_ITEM CSL_CITATION {"citationID":"mHntz9tf","properties":{"formattedCitation":"(Ng et al., 2013; Zeng et al., 2017)","plainCitation":"(Ng et al., 2013; Zeng et al., 2017)","noteIndex":0},"citationItems":[{"id":3719,"uris":["http://zotero.org/users/13901503/items/ZGBKX69N"],"itemData":{"id":3719,"type":"article-journal","abstract":"Antibiotic treatment disturbs the commensal microbiota and is often followed by infection with enteric pathogens such as Salmonella typhimurium and Clostridium difficile; pathogen expansion is fuelled by antibiotic-driven accumulation of commensal-liberated host mucosal carbohydrates.","container-title":"Nature","DOI":"10.1038/nature12503","ISSN":"1476-4687","issue":"7469","language":"en","license":"2013 Springer Nature Limited","note":"publisher: Nature Publishing Group","page":"96-99","source":"www-nature-com.proxy.lib.umich.edu","title":"Microbiota-liberated host sugars facilitate post-antibiotic expansion of enteric pathogens","volume":"502","author":[{"family":"Ng","given":"Katharine M."},{"family":"Ferreyra","given":"Jessica A."},{"family":"Higginbottom","given":"Steven K."},{"family":"Lynch","given":"Jonathan B."},{"family":"Kashyap","given":"Purna C."},{"family":"Gopinath","given":"Smita"},{"family":"Naidu","given":"Natasha"},{"family":"Choudhury","given":"Biswa"},{"family":"Weimer","given":"Bart C."},{"family":"Monack","given":"Denise M."},{"family":"Sonnenburg","given":"Justin L."}],"issued":{"date-parts":[["2013",10]]}}},{"id":3721,"uris":["http://zotero.org/users/13901503/items/EJEGJAPG"],"itemData":{"id":3721,"type":"article-journal","abstract":"The gut microbiota has diverse and essential roles in host metabolism, development of the immune system and as resistance to pathogen colonization. Perturbations of the gut microbiota, termed gut dysbiosis, are commonly observed in diseases involving inflammation in the gut, including inflammatory bowel disease, infection, colorectal cancer and food allergies. Importantly, the inflamed microenvironment in the gut is particularly conducive to blooms of Enterobacteriaceae, which acquire fitness benefits while other families of symbiotic bacteria succumb to environmental changes inflicted by inflammation. Here we summarize studies that examined factors in the inflamed gut that contribute to blooms of Enterobacterieaceae, and highlight potential approaches to restrict Enterobacterial blooms in treating diseases that are otherwise complicated by overgrowth of virulent Enterobacterial species in the gut.","container-title":"Mucosal Immunology","DOI":"10.1038/mi.2016.75","ISSN":"1933-0219","issue":"1","journalAbbreviation":"Mucosal Immunology","page":"18-26","source":"ScienceDirect","title":"Mechanisms of inflammation-driven bacterial dysbiosis in the gut","volume":"10","author":[{"family":"Zeng","given":"M. Y."},{"family":"Inohara","given":"N."},{"family":"Nuñez","given":"G."}],"issued":{"date-parts":[["2017",1,1]]}}}],"schema":"https://github.com/citation-style-language/schema/raw/master/csl-citation.json"} </w:instrText>
-      </w:r>
-      <w:r>
-        <w:fldChar w:fldCharType="separate"/>
-      </w:r>
-      <w:r>
-        <w:rPr>
-          <w:noProof/>
-        </w:rPr>
-        <w:t>(Ng et al., 2013; Zeng et al., 2017)</w:t>
-      </w:r>
-      <w:r>
-        <w:fldChar w:fldCharType="end"/>
-      </w:r>
-      <w:r>
-        <w:t xml:space="preserve">, and coincide with a decline in complex polysaccharide fermentation typical of obligate taxa </w:t>
-      </w:r>
-      <w:r>
-        <w:fldChar w:fldCharType="begin"/>
-      </w:r>
-      <w:r>
-        <w:instrText xml:space="preserve"> ADDIN ZOTERO_ITEM CSL_CITATION {"citationID":"6JZhxnlI","properties":{"formattedCitation":"(Flint et al., 2012; Hooper et al., 2002; Maier et al., 2014)","plainCitation":"(Flint et al., 2012; Hooper et al., 2002; Maier et al., 2014)","noteIndex":0},"citationItems":[{"id":3409,"uris":["http://zotero.org/users/13901503/items/73VRZX5M"],"itemData":{"id":3409,"type":"article-journal","abstract":"Bacteria that colonize the mammalian intestine collectively possess a far larger repertoire of degradative enzymes and metabolic capabilities than their hosts. Microbial fermentation of complex non-digestible dietary carbohydrates and host–derived glycans in the human intestine has important consequences for health. Certain dominant species, notably among the Bacteroidetes, are known to possess very large numbers of genes that encode carbohydrate active enzymes and can switch readily between different energy sources in the gut depending on availability. Nevertheless, more nutritionally specialized bacteria appear to play critical roles in the community by initiating the degradation of complex substrates such as plant cell walls, starch particles and mucin. Examples are emerging from the Firmicutes, Actinobacteria and Verrucomicrobium phyla, but more information is needed on these little studied groups. The impact of dietary carbohydrates, including prebiotics, on human health requires understanding of the complex relationship between diet composition, the gut microbiota and metabolic outputs.","container-title":"Gut Microbes","DOI":"10.4161/gmic.19897","ISSN":"1949-0976","issue":"4","note":"publisher: Taylor &amp; Francis\n_eprint: https://doi.org/10.4161/gmic.19897\nPMID: 22572875","page":"289-306","source":"Taylor and Francis+NEJM","title":"Microbial degradation of complex carbohydrates in the gut","volume":"3","author":[{"family":"Flint","given":"Harry J."},{"family":"","given":"Scott ,Karen P."},{"family":"","given":"Duncan ,Sylvia H."},{"family":"","given":"Louis ,Petra"},{"family":"Forano","given":"Evelyne","non-dropping-particle":"and"}],"issued":{"date-parts":[["2012",7,14]]}}},{"id":2223,"uris":["http://zotero.org/users/13901503/items/JD6FMNMK"],"itemData":{"id":2223,"type":"article-journal","abstract":"▪ Abstract Humans and other mammals are colonized by a vast, complex, and dynamic consortium of microorganisms. One evolutionary driving force for maintaining this metabolically active microbial society is to salvage energy from nutrients, particularly carbohydrates, that are otherwise nondigestible by the host. Much of our understanding of the molecular mechanisms by which members of the intestinal microbiota degrade complex polysaccharides comes from studies of Bacteroides thetaiotaomicron, a prominent and genetically manipulatable component of the normal human and mouse gut. Colonization of germ-free mice with B. thetaiotaomicron has shown how this anaerobe modifies many aspects of intestinal cellular differentiation/gene expression to benefit both host and microbe. These and other studies underscore the importance of understanding precisely how nutrient metabolism serves to establish and sustain symbiotic relationships between mammals and their bacterial partners.","container-title":"Annual Review of Nutrition","DOI":"10.1146/annurev.nutr.22.011602.092259","ISSN":"0199-9885, 1545-4312","issue":"Volume 22, 2002","language":"en","note":"publisher: Annual Reviews","page":"283-307","source":"www-annualreviews-org.proxy.lib.umich.edu","title":"HOW HOST-MICROBIAL INTERACTIONS SHAPE THE NUTRIENT ENVIRONMENT OF THE MAMMALIAN INTESTINE","volume":"22","author":[{"family":"Hooper","given":"Lora V."},{"family":"Midtvedt","given":"Tore"},{"family":"Gordon","given":"Jeffrey I."}],"issued":{"date-parts":[["2002",7,1]]}},"label":"page"},{"id":3537,"uris":["http://zotero.org/users/13901503/items/L2DTM48E"],"itemData":{"id":3537,"type":"article-journal","abstract":"The human gastrointestinal tract is colonised by trillions of commensal bacteria, most of which are obligate anaerobes residing in the large intestine. Appropriate bacterial colonisation is generally known to be critical for human health. In particular, the development and function of the immune system depends on microbial colonisation, and a regulated cross-talk between commensal bacteria, intestinal epithelial cells and immune cells is required to maintain mucosal immune homeostasis. This homeostasis is disturbed in various inflammatory disorders, such as inflammatory bowel diseases. Several in vitro and in vivo studies indicate a role for Faecalibacterium prausnitzii, Bacteroides thetaiotaomicron, Bacteroides fragilis, Akkermansia muciniphila and segmented filamentous bacteria in maintaining intestinal immune homeostasis. These obligate anaerobes are abundant in the healthy intestine but reduced in several inflammatory diseases, suggesting an association with protective effects on human health. However, knowledge of the mechanisms underlying the effects of obligate anaerobic intestinal bacteria remains limited, in part due to the difficulty of co-culturing obligate anaerobes together with oxygen-requiring human epithelial cells. By using novel dual-environment co-culture models, it will be possible to investigate the effects of the unstudied majority of intestinal microorganisms on the human epithelia. This knowledge will provide opportunities for improving human health and reducing the risk of inflammatory diseases.","container-title":"Nutrients","DOI":"10.3390/nu7010045","ISSN":"2072-6643","issue":"1","journalAbbreviation":"Nutrients","note":"PMID: 25545102\nPMCID: PMC4303826","page":"45-73","source":"PubMed Central","title":"Understanding How Commensal Obligate Anaerobic Bacteria Regulate Immune Functions in the Large Intestine","volume":"7","author":[{"family":"Maier","given":"Eva"},{"family":"Anderson","given":"Rachel C."},{"family":"Roy","given":"Nicole C."}],"issued":{"date-parts":[["2014",12,24]]}},"label":"page"}],"schema":"https://github.com/citation-style-language/schema/raw/master/csl-citation.json"} </w:instrText>
-      </w:r>
-      <w:r>
-        <w:fldChar w:fldCharType="separate"/>
-      </w:r>
-      <w:r>
-        <w:rPr>
-          <w:noProof/>
-        </w:rPr>
-        <w:t>(Flint et al., 2012; Hooper et al., 2002; Maier et al., 2014)</w:t>
-      </w:r>
-      <w:r>
-        <w:fldChar w:fldCharType="end"/>
-      </w:r>
-      <w:r>
-        <w:t xml:space="preserve">, suggesting that this shift is driven by the relative persistence of facultative versus obligate anaerobes at high temperatures. While this may be manageable for short-term energy production, an extended shift away from fiber fermentation is likely to have downstream consequences for host energy balance and immune regulation because fiber fermentation generates short-chain fatty acids (SCFA) that are an essential energy source for the host </w:t>
-      </w:r>
-      <w:r>
-        <w:fldChar w:fldCharType="begin"/>
-      </w:r>
-      <w:r>
-        <w:instrText xml:space="preserve"> ADDIN ZOTERO_ITEM CSL_CITATION {"citationID":"GyT07F19","properties":{"formattedCitation":"(Donohoe et al., 2011)","plainCitation":"(Donohoe et al., 2011)","noteIndex":0},"citationItems":[{"id":3688,"uris":["http://zotero.org/users/13901503/items/45UWS9R3"],"itemData":{"id":3688,"type":"article-journal","container-title":"Cell Metabolism","DOI":"10.1016/j.cmet.2011.02.018","ISSN":"1550-4131","issue":"5","journalAbbreviation":"Cell Metabolism","language":"English","note":"publisher: Elsevier\nPMID: 21531334","page":"517-526","source":"www.cell.com","title":"The Microbiome and Butyrate Regulate Energy Metabolism and Autophagy in the Mammalian Colon","volume":"13","author":[{"family":"Donohoe","given":"Dallas R."},{"family":"Garge","given":"Nikhil"},{"family":"Zhang","given":"Xinxin"},{"family":"Sun","given":"Wei"},{"family":"O'Connell","given":"Thomas M."},{"family":"Bunger","given":"Maureen K."},{"family":"Bultman","given":"Scott J."}],"issued":{"date-parts":[["2011",5,4]]}}}],"schema":"https://github.com/citation-style-language/schema/raw/master/csl-citation.json"} </w:instrText>
-      </w:r>
-      <w:r>
-        <w:fldChar w:fldCharType="separate"/>
-      </w:r>
-      <w:r>
-        <w:rPr>
-          <w:noProof/>
-        </w:rPr>
-        <w:t>(Donohoe et al., 2011)</w:t>
-      </w:r>
-      <w:r>
-        <w:fldChar w:fldCharType="end"/>
-      </w:r>
-      <w:r>
-        <w:t xml:space="preserve"> and important immunomodulators </w:t>
-      </w:r>
-      <w:r>
-        <w:fldChar w:fldCharType="begin"/>
-      </w:r>
-      <w:r>
-        <w:instrText xml:space="preserve"> ADDIN ZOTERO_ITEM CSL_CITATION {"citationID":"Hv06f1In","properties":{"formattedCitation":"(Furusawa et al., 2013; Klampfer et al., 2003)","plainCitation":"(Furusawa et al., 2013; Klampfer et al., 2003)","noteIndex":0},"citationItems":[{"id":3264,"uris":["http://zotero.org/users/13901503/items/8XXJ4CBR"],"itemData":{"id":3264,"type":"article-journal","abstract":"The gut microbial metabolite butyrate is shown to induce the differentiation of colonic T regulatory cells in mice and to ameliorate the development of colitis; it also increases histone H3 acetylation at the Foxp3 promoter.","container-title":"Nature","DOI":"10.1038/nature12721","ISSN":"1476-4687","issue":"7480","language":"en","license":"2013 Springer Nature Limited","note":"publisher: Nature Publishing Group","page":"446-450","source":"www.nature.com","title":"Commensal microbe-derived butyrate induces the differentiation of colonic regulatory T cells","volume":"504","author":[{"family":"Furusawa","given":"Yukihiro"},{"family":"Obata","given":"Yuuki"},{"family":"Fukuda","given":"Shinji"},{"family":"Endo","given":"Takaho A."},{"family":"Nakato","given":"Gaku"},{"family":"Takahashi","given":"Daisuke"},{"family":"Nakanishi","given":"Yumiko"},{"family":"Uetake","given":"Chikako"},{"family":"Kato","given":"Keiko"},{"family":"Kato","given":"Tamotsu"},{"family":"Takahashi","given":"Masumi"},{"family":"Fukuda","given":"Noriko N."},{"family":"Murakami","given":"Shinnosuke"},{"family":"Miyauchi","given":"Eiji"},{"family":"Hino","given":"Shingo"},{"family":"Atarashi","given":"Koji"},{"family":"Onawa","given":"Satoshi"},{"family":"Fujimura","given":"Yumiko"},{"family":"Lockett","given":"Trevor"},{"family":"Clarke","given":"Julie M."},{"family":"Topping","given":"David L."},{"family":"Tomita","given":"Masaru"},{"family":"Hori","given":"Shohei"},{"family":"Ohara","given":"Osamu"},{"family":"Morita","given":"Tatsuya"},{"family":"Koseki","given":"Haruhiko"},{"family":"Kikuchi","given":"Jun"},{"family":"Honda","given":"Kenya"},{"family":"Hase","given":"Koji"},{"family":"Ohno","given":"Hiroshi"}],"issued":{"date-parts":[["2013",12]]}}},{"id":2208,"uris":["http://zotero.org/users/13901503/items/CGJLGGCV"],"itemData":{"id":2208,"type":"article-journal","abstract":"The short chain fatty acid butyrate promotes proliferation and survival of normal epithelial cells, but induces G1 or G2-M arrest in transformed cells, which is coupled to differentiation and apoptosis. Local administration of butyrate has been shown to ameliorate inflammation in ulcerative colitis; however, the precise mechanism of its anti-inflammatory activity is not known. IFN-γ is one of the principle cytokines secreted by lamina propria cells in inflamed mucosa and elevated levels of the transcription factor required for IFN-γ signaling, STAT1 (signal transducer and activator of transcription 1), are present in the colonic mucosa of patients with ulcerative colitis and Crohn's disease. Here we report that butyrate is a strong inhibitor of signaling by IFN-γ. We demonstrated that this short chain fatty acid inhibits IFN-γ-induced tyrosine and serine phosphorylation of STAT1. IFN-γ-induced JAK2 activation was inhibited by butyrate, implicating JAK2 as a target of butyrate action. Accordingly, STAT1 nuclear translocation and its DNA binding were completely inhibited in butyrate-treated cells. Transient transfection experiments using a reporter gene construct containing eight GAS sites (γ-activated sites) revealed that butyrate inhibits IFN-γ induced, STAT1-dependent, transcriptional activation. Proinflammatory cytokines, including IFN-γ, play an important role in the pathogenesis of inflammatory bowel disease, and abnormal activity of STAT1 is associated with human malignancies and intestinal inflammatory diseases. Thus, our data suggest that butyrate negatively regulates mucosal inflammation through the inhibition of IFN-γ/STAT1 signaling.","container-title":"Molecular Cancer Research","ISSN":"1541-7786","issue":"11","journalAbbreviation":"Molecular Cancer Research","page":"855-862","source":"Silverchair","title":"Inhibition of Interferon γ Signaling by the Short Chain Fatty Acid Butyrate1","volume":"1","author":[{"family":"Klampfer","given":"Lidija"},{"family":"Huang","given":"Jie"},{"family":"Sasazuki","given":"Takehiko"},{"family":"Shirasawa","given":"Senji"},{"family":"Augenlicht","given":"Leonard"}],"issued":{"date-parts":[["2003",9,1]]}}}],"schema":"https://github.com/citation-style-language/schema/raw/master/csl-citation.json"} </w:instrText>
-      </w:r>
-      <w:r>
-        <w:fldChar w:fldCharType="separate"/>
-      </w:r>
-      <w:r>
-        <w:rPr>
-          <w:noProof/>
-        </w:rPr>
-        <w:t>(Furusawa et al., 2013; Klampfer et al., 2003)</w:t>
-      </w:r>
-      <w:r>
-        <w:fldChar w:fldCharType="end"/>
-      </w:r>
-      <w:r>
-        <w:t xml:space="preserve">. Therefore, while these metabolic shifts suggest that capuchin gut microbes actively respond to heat in ways that may support short-term community stability, the decline in membrane repair, and inferred loss of obligate fermenters indicate that this response is unlikely to be sustainable over longer periods and may have consequences for host energy balance and immune function. Given that temperatures in Northwestern Costa Rica have been rising over the past 40 years and will continue to increase </w:t>
-      </w:r>
-      <w:r>
-        <w:fldChar w:fldCharType="begin"/>
-      </w:r>
-      <w:r>
-        <w:instrText xml:space="preserve"> ADDIN ZOTERO_ITEM CSL_CITATION {"citationID":"UCuqtT4b","properties":{"formattedCitation":"(Lucore et al., 2024)","plainCitation":"(Lucore et al., 2024)","noteIndex":0},"citationItems":[{"id":1689,"uris":["http://zotero.org/users/13901503/items/2TJCS3UQ"],"itemData":{"id":1689,"type":"article-journal","abstract":"Rising temperatures due to climate change are predicted to threaten the persistence of wild animals, but there is little evidence that climate change has pushed species beyond their thermal tolerance. The immune system is an ideal avenue to assess the effects of climate change because immune performance is sensitive to changes in temperature and immune competency can affect reproductive success. We investigate the effect of rising temperatures on a biomarker of nonspecific immune performance in a wild population of capuchin monkeys and provide compelling evidence that immune performance is associated with ambient temperature. Critically, we found that immune performance in young individuals is more sensitive to high temperatures compared to other age groups. Coupled with evidence of rising temperatures in the region, our results offer insight into how climate change will affect the immune system of wild mammals.","container-title":"Science Advances","DOI":"10.1126/sciadv.adq6629","issue":"48","note":"publisher: American Association for the Advancement of Science","page":"eadq6629","source":"www-science-org.proxy.lib.umich.edu (Atypon)","title":"High temperatures are associated with decreased immune system performance in a wild primate","volume":"10","author":[{"family":"Lucore","given":"Jordan M."},{"family":"Beehner","given":"Jacinta C."},{"family":"White","given":"Amy F."},{"family":"Sinclair","given":"Lorena F."},{"family":"Martins","given":"Vasco Alexandre"},{"family":"Kovalaskas","given":"Sarah A."},{"family":"Ordoñez","given":"Juan Carlos"},{"family":"Bergman","given":"Thore J."},{"family":"Benítez","given":"Marcela E."},{"family":"Marshall","given":"Andrew J."}],"issued":{"date-parts":[["2024",11,29]]}}}],"schema":"https://github.com/citation-style-language/schema/raw/master/csl-citation.json"} </w:instrText>
-      </w:r>
-      <w:r>
-        <w:fldChar w:fldCharType="separate"/>
-      </w:r>
-      <w:r>
-        <w:rPr>
-          <w:noProof/>
-        </w:rPr>
-        <w:t>(Lucore et al., 2024)</w:t>
-      </w:r>
-      <w:r>
-        <w:fldChar w:fldCharType="end"/>
-      </w:r>
-      <w:r>
-        <w:t xml:space="preserve">, capuchins are likely to face longer and more intense periods of heat, emphasizing the potential of climate change to affect the health and longevity of wild animal populations through microbiome-mediated mechanisms. </w:t>
+        <w:t xml:space="preserve">Additionally, it is becoming more clear that endotherms are also physiologically vulnerable to heat stress (Lovegrove et al., 2014; Lucore et al., 2024; </w:t>
+      </w:r>
+      <w:proofErr w:type="spellStart"/>
+      <w:r>
+        <w:t>Risely</w:t>
+      </w:r>
+      <w:proofErr w:type="spellEnd"/>
+      <w:r>
+        <w:t xml:space="preserve"> et al., 2023) and the microbiome likely plays a key role in mediating their response to high temperatures.</w:t>
       </w:r>
     </w:p>
     <w:p>
@@ -953,105 +1090,2089 @@
         <w:ind w:firstLine="720"/>
       </w:pPr>
       <w:r>
-        <w:t xml:space="preserve">The taxonomic response to temperature suggests that changes in gut physiology at high temperatures affect the persistence of obligate anaerobes compared to facultative anaerobes. There are broad declines in two phyla known to include obligates, </w:t>
-      </w:r>
-      <w:proofErr w:type="spellStart"/>
-      <w:r>
-        <w:t>Bacteroidota</w:t>
-      </w:r>
-      <w:proofErr w:type="spellEnd"/>
-      <w:r>
-        <w:t xml:space="preserve"> and Firmicutes, including essential obligate taxa such as </w:t>
+        <w:t xml:space="preserve">Here, we assess if temperature is an important predictor for explaining gut microbiome composition and metabolic function in a wild population of capuchin monkeys, </w:t>
       </w:r>
       <w:r>
         <w:rPr>
           <w:i/>
           <w:iCs/>
         </w:rPr>
-        <w:t xml:space="preserve">Bacteroides, Parabacteroides, Clostridium, </w:t>
-      </w:r>
-      <w:proofErr w:type="spellStart"/>
+        <w:t>Cebus imitator</w:t>
+      </w:r>
+      <w:r>
+        <w:t xml:space="preserve">, in Costa Rica. Much of primate gut microbiome research has examined how broad ecological factors—such as seasonality </w:t>
+      </w:r>
+      <w:r>
+        <w:fldChar w:fldCharType="begin"/>
+      </w:r>
+      <w:r>
+        <w:instrText xml:space="preserve"> ADDIN ZOTERO_ITEM CSL_CITATION {"citationID":"OdtyqMvf","properties":{"formattedCitation":"(Baniel et al., 2021; Orkin et al., 2019)","plainCitation":"(Baniel et al., 2021; Orkin et al., 2019)","noteIndex":0},"citationItems":[{"id":623,"uris":["http://zotero.org/users/13901503/items/BZNLIQ5D"],"itemData":{"id":623,"type":"article-journal","abstract":"Background: Adaptive shifts in gut microbiome composition are one route by which animals adapt to seasonal changes in food availability and diet. However, outside of dietary shifts, other potential environmental drivers of gut microbial composition have rarely been investigated, particularly in organisms living in their natural environments.\nResults: Here, we generated the largest wild nonhuman primate gut microbiome dataset to date to identify the environmental drivers of gut microbial diversity and function in 758 samples collected from wild Ethiopian geladas (Theropithecus gelada). Because geladas live in a cold, high-altitude environment and have a low-quality grass-based diet, they face extreme thermoregulatory and energetic constraints. We tested how proxies of food availability (rainfall) and thermoregulatory stress (temperature) predicted gut microbiome composition of geladas. The gelada gut microbiome composition covaried with rainfall and temperature in a pattern that suggests distinct responses to dietary and thermoregulatory challenges. Microbial changes were driven by differences in the main components of the diet across seasons: in rainier periods, the gut was dominated by cellulolytic/fermentative bacteria that specialized in digesting grass, while during dry periods the gut was dominated by bacteria that break down starches found in underground plant parts. Temperature had a comparatively smaller, but detectable, effect on the gut microbiome. During cold and dry periods, bacterial genes involved in energy, amino acid, and lipid metabolism increased, suggesting a stimulation of fermentation activity in the gut when thermoregulatory and nutritional stress co-occurred, and potentially helping geladas to maintain energy balance during challenging periods.\nConclusion: Together, these results shed light on the extent to which gut microbiota plasticity provides dietary and metabolic flexibility to the host, and might be a key factor to thriving in changing environments. On a longer evolutionary timescale, such metabolic flexibility provided by the gut microbiome may have also allowed members of Theropithecus to adopt a specialized diet, and colonize new high-altitude grassland habitats in East Africa.","container-title":"Microbiome","DOI":"10.1186/s40168-020-00977-9","ISSN":"2049-2618","issue":"1","journalAbbreviation":"Microbiome","language":"en","page":"26","source":"DOI.org (Crossref)","title":"Seasonal shifts in the gut microbiome indicate plastic responses to diet in wild geladas","volume":"9","author":[{"family":"Baniel","given":"Alice"},{"family":"Amato","given":"Katherine R."},{"family":"Beehner","given":"Jacinta C."},{"family":"Bergman","given":"Thore J."},{"family":"Mercer","given":"Arianne"},{"family":"Perlman","given":"Rachel F."},{"family":"Petrullo","given":"Lauren"},{"family":"Reitsema","given":"Laurie"},{"family":"Sams","given":"Sierra"},{"family":"Lu","given":"Amy"},{"family":"Snyder-Mackler","given":"Noah"}],"issued":{"date-parts":[["2021",1,23]]}}},{"id":700,"uris":["http://zotero.org/users/13901503/items/HCYVY6PR"],"itemData":{"id":700,"type":"article-journal","abstract":"Research on the gut microbiota of free-ranging mammals is offering new insights into dietary ecology. However, for free-ranging primates, little information is available for how microbiomes are influenced by ecological variation through time. Primates inhabiting seasonal tropical dry forests undergo seasonally specific decreases in food abundance and water availability, which have been linked to adverse health effects. Throughout the course of a seasonal transition in 2014, we collected fecal samples from three social groups of free-ranging white-faced capuchin monkeys (Cebus capucinus imitator) in Sector Santa Rosa, Área de Conservación Guanacaste, Costa Rica. 16S rRNA sequencing data reveal that unlike other primates, the white-faced capuchin monkey gut is dominated by Bifidobacterium and Streptococcus. Linear mixed effects models indicate that abundances of these genera are associated with fluctuating availability and consumption of fruit and arthropods, whereas beta diversity clusters by rainfall season. Whole shotgun metagenomics revealed that the capuchin gut is dominated by carbohydrate-binding modules associated with digestion of plant polysaccharides and chitin, matching seasonal dietary patterns. We conclude that rainfall and diet are associated with the diversity, composition, and function of the capuchin gut microbiome. Additionally, microbial fluctuations are likely contributing to nutrient uptake and the health of wild primate populations.","container-title":"The ISME Journal","DOI":"10.1038/s41396-018-0256-0","ISSN":"1751-7362","issue":"1","journalAbbreviation":"The ISME Journal","page":"183-196","source":"Silverchair","title":"Seasonality of the gut microbiota of free-ranging white-faced capuchins in a tropical dry forest","volume":"13","author":[{"family":"Orkin","given":"Joseph D"},{"family":"Campos","given":"Fernando A"},{"family":"Myers","given":"Monica S"},{"family":"Cheves Hernandez","given":"Saul E"},{"family":"Guadamuz","given":"Adrián"},{"family":"Melin","given":"Amanda D"}],"issued":{"date-parts":[["2019",1,1]]}}}],"schema":"https://github.com/citation-style-language/schema/raw/master/csl-citation.json"} </w:instrText>
+      </w:r>
+      <w:r>
+        <w:fldChar w:fldCharType="separate"/>
+      </w:r>
+      <w:r>
+        <w:rPr>
+          <w:noProof/>
+        </w:rPr>
+        <w:t>(Baniel et al., 2021; Orkin et al., 2019)</w:t>
+      </w:r>
+      <w:r>
+        <w:fldChar w:fldCharType="end"/>
+      </w:r>
+      <w:r>
+        <w:t xml:space="preserve">, habitat disturbance </w:t>
+      </w:r>
+      <w:r>
+        <w:fldChar w:fldCharType="begin"/>
+      </w:r>
+      <w:r>
+        <w:instrText xml:space="preserve"> ADDIN ZOTERO_ITEM CSL_CITATION {"citationID":"gzsonOsW","properties":{"formattedCitation":"(Amato et al., 2013; Barelli et al., 2015)","plainCitation":"(Amato et al., 2013; Barelli et al., 2015)","noteIndex":0},"citationItems":[{"id":13,"uris":["http://zotero.org/users/13901503/items/PSP5FMHG"],"itemData":{"id":13,"type":"article-journal","abstract":"The gastrointestinal (GI) microbiome contributes significantly to host nutrition and health. However, relationships involving GI microbes, their hosts and host macrohabitats remain to be established. Here, we define clear patterns of variation in the GI microbiomes of six groups of Mexican black howler monkeys (Alouatta pigra) occupying a gradation of habitats including a continuous evergreen rainforest, an evergreen rainforest fragment, a continuous semi-deciduous forest and captivity. High throughput microbial 16S ribosomal RNA gene sequencing indicated that diversity, richness and composition of howler GI microbiomes varied with host habitat in relation to diet. Howlers occupying suboptimal habitats consumed less diverse diets and correspondingly had less diverse gut microbiomes. Quantitative real-time PCR also revealed a reduction in the number of genes related to butyrate production and hydrogen metabolism in the microbiomes of howlers occupying suboptimal habitats, which may impact host health.","container-title":"The ISME Journal","DOI":"10.1038/ismej.2013.16","ISSN":"1751-7370","issue":"7","journalAbbreviation":"ISME J","language":"en","license":"2013 International Society for Microbial Ecology","note":"publisher: Nature Publishing Group","page":"1344-1353","source":"www.nature.com","title":"Habitat degradation impacts black howler monkey (Alouatta pigra) gastrointestinal microbiomes","volume":"7","author":[{"family":"Amato","given":"Katherine R."},{"family":"Yeoman","given":"Carl J."},{"family":"Kent","given":"Angela"},{"family":"Righini","given":"Nicoletta"},{"family":"Carbonero","given":"Franck"},{"family":"Estrada","given":"Alejandro"},{"family":"Rex Gaskins","given":"H."},{"family":"Stumpf","given":"Rebecca M."},{"family":"Yildirim","given":"Suleyman"},{"family":"Torralba","given":"Manolito"},{"family":"Gillis","given":"Marcus"},{"family":"Wilson","given":"Brenda A."},{"family":"Nelson","given":"Karen E."},{"family":"White","given":"Bryan A."},{"family":"Leigh","given":"Steven R."}],"issued":{"date-parts":[["2013",7]]}}},{"id":1,"uris":["http://zotero.org/users/13901503/items/5AKC3P3A"],"itemData":{"id":1,"type":"article-journal","abstract":"The expansion of agriculture is shrinking pristine forest areas worldwide, jeopardizing the persistence of their wild inhabitants. The Udzungwa red colobus monkey (Procolobus gordonorum) is among the most threatened primate species in Africa. Primarily arboreal and highly sensitive to hunting and habitat destruction, they provide a critical model to understanding whether anthropogenic disturbance impacts gut microbiota diversity. We sampled seven social groups inhabiting two forests (disturbed vs. undisturbed) in the Udzungwa Mountains of Tanzania. While Ruminococcaceae and Lachnospiraceae dominated in all individuals, reflecting their role in extracting energy from folivorous diets, analysis of genus composition showed a marked diversification across habitats, with gut microbiota α-diversity significantly higher in the undisturbed forest. Functional analysis suggests that such variation may be associated with food plant diversity in natural versus human-modified habitats, requiring metabolic pathways to digest xenobiotics. Thus, the effects of changes in gut microbiota should not be ignored to conserve endangered populations.","container-title":"Scientific Reports","DOI":"10.1038/srep14862","ISSN":"2045-2322","issue":"1","journalAbbreviation":"Sci Rep","language":"en","license":"2015 The Author(s)","note":"publisher: Nature Publishing Group","page":"14862","source":"www.nature.com","title":"Habitat fragmentation is associated to gut microbiota diversity of an endangered primate: implications for conservation","title-short":"Habitat fragmentation is associated to gut microbiota diversity of an endangered primate","volume":"5","author":[{"family":"Barelli","given":"Claudia"},{"family":"Albanese","given":"Davide"},{"family":"Donati","given":"Claudio"},{"family":"Pindo","given":"Massimo"},{"family":"Dallago","given":"Chiara"},{"family":"Rovero","given":"Francesco"},{"family":"Cavalieri","given":"Duccio"},{"family":"Tuohy","given":"Kieran Michael"},{"family":"Hauffe","given":"Heidi Christine"},{"family":"De Filippo","given":"Carlotta"}],"issued":{"date-parts":[["2015",10,7]]}}}],"schema":"https://github.com/citation-style-language/schema/raw/master/csl-citation.json"} </w:instrText>
+      </w:r>
+      <w:r>
+        <w:fldChar w:fldCharType="separate"/>
+      </w:r>
+      <w:r>
+        <w:rPr>
+          <w:noProof/>
+        </w:rPr>
+        <w:t>(Amato et al., 2013; Barelli et al., 2015)</w:t>
+      </w:r>
+      <w:r>
+        <w:fldChar w:fldCharType="end"/>
+      </w:r>
+      <w:r>
+        <w:t xml:space="preserve">, and local ecological conditions </w:t>
+      </w:r>
+      <w:r>
+        <w:fldChar w:fldCharType="begin"/>
+      </w:r>
+      <w:r>
+        <w:instrText xml:space="preserve"> ADDIN ZOTERO_ITEM CSL_CITATION {"citationID":"86FXNkaq","properties":{"formattedCitation":"(Amato et al., 2016; Bueno De Mesquita et al., 2021)","plainCitation":"(Amato et al., 2016; Bueno De Mesquita et al., 2021)","noteIndex":0},"citationItems":[{"id":618,"uris":["http://zotero.org/users/13901503/items/PY6HECL7"],"itemData":{"id":618,"type":"article-journal","abstract":"Recent studies suggest that variation in diet across time and space results in changes in the mammalian gut microbiota. This variation may ultimately impact host ecology by altering nutritional status and health. Wild animal populations provide an excellent opportunity for understanding these interactions. However, compared to clinical studies, microbial research targeting wild animals is currently limited, and many published studies focus only on a single population of a single host species. In this study we utilize fecal samples from two species of howler monkey (Alouatta pigra and A. palliata) collected at four sites to investigate factors influencing the gut microbiota at three scales: taxonomic (host species), ecosystemic (forest type), and local (habitat disturbance/season). The results demonstrate that the effect of host species on the gut microbiota is stronger than the effect of host forest type, which is stronger than the effect of habitat disturbance or seasonality. Nevertheless, within host species, gut microbiota composition differs in response to forest type, habitat disturbance, and season. Variations in the effect size of these factors are associated both with host species and environment. This information may be beneficial for understanding ecological and evolutionary questions associated with Mesoamerican howler monkeys, as well as determining conservation challenges facing each species. These mechanisms may also provide insight into the ecology of other species of howler monkeys, non-human primates, and mammals.","container-title":"Oecologia","DOI":"10.1007/s00442-015-3507-z","ISSN":"1432-1939","issue":"3","journalAbbreviation":"Oecologia","language":"en","page":"717-733","source":"Springer Link","title":"Phylogenetic and ecological factors impact the gut microbiota of two Neotropical primate species","volume":"180","author":[{"family":"Amato","given":"Katherine R."},{"family":"Martinez-Mota","given":"Rodolfo"},{"family":"Righini","given":"Nicoletta"},{"family":"Raguet-Schofield","given":"Melissa"},{"family":"Corcione","given":"Fabiana Paola"},{"family":"Marini","given":"Elisabetta"},{"family":"Humphrey","given":"Greg"},{"family":"Gogul","given":"Grant"},{"family":"Gaffney","given":"James"},{"family":"Lovelace","given":"Elijah"},{"family":"Williams","given":"LaShanda"},{"family":"Luong","given":"Albert"},{"family":"Dominguez-Bello","given":"Maria Gloria"},{"family":"Stumpf","given":"Rebecca M."},{"family":"White","given":"Bryan"},{"family":"Nelson","given":"Karen E."},{"family":"Knight","given":"Rob"},{"family":"Leigh","given":"Steven R."}],"issued":{"date-parts":[["2016",3,1]]}}},{"id":629,"uris":["http://zotero.org/users/13901503/items/AG6R9F5E"],"itemData":{"id":629,"type":"article-journal","abstract":"Understanding variation in host-associated microbial communities is important given the relevance of microbiomes to host physiology and health. Using 560 fecal samples collected from wild chimpanzees (Pan troglodytes) across their range, we assessed how geography, genetics, climate, vegetation, and diet relate to gut microbial community structure (prokaryotes, eukaryotic parasites) at multiple spatial scales. We observed a high degree of regional speciﬁcity in the microbiome composition, which was associated with host genetics, available plant foods, and potentially with cultural differences in tool use, which affect diet. Genetic differences drove community composition at large scales, while vegetation and potentially tool use drove within-region differences, likely due to their inﬂuence on diet. Unlike industrialized human populations in the United States, where regional differences in the gut microbiome are undetectable, chimpanzee gut microbiomes are far more variable across space, suggesting that technological developments have decoupled humans from their local environments, obscuring regional differences that could have been important during human evolution.","container-title":"mSystems","DOI":"10.1128/mSystems.01269-20","ISSN":"2379-5077","issue":"3","journalAbbreviation":"mSystems","language":"en","page":"e01269-20","source":"DOI.org (Crossref)","title":"Structure of Chimpanzee Gut Microbiomes across Tropical Africa","volume":"6","author":[{"family":"Bueno De Mesquita","given":"Clifton P."},{"family":"Nichols","given":"Lauren M."},{"family":"Gebert","given":"Matthew J."},{"family":"Vanderburgh","given":"Caihong"},{"family":"Bocksberger","given":"Gaëlle"},{"family":"Lester","given":"Jack D."},{"family":"Kalan","given":"Ammie K."},{"family":"Dieguez","given":"Paula"},{"family":"McCarthy","given":"Maureen S."},{"family":"Agbor","given":"Anthony"},{"family":"Álvarez Varona","given":"Paula"},{"family":"Ayimisin","given":"Ayuk Emmanuel"},{"family":"Bessone","given":"Mattia"},{"family":"Chancellor","given":"Rebecca"},{"family":"Cohen","given":"Heather"},{"family":"Coupland","given":"Charlotte"},{"family":"Deschner","given":"Tobias"},{"family":"Egbe","given":"Villard Ebot"},{"family":"Goedmakers","given":"Annemarie"},{"family":"Granjon","given":"Anne-Céline"},{"family":"Grueter","given":"Cyril C."},{"family":"Head","given":"Josephine"},{"family":"Hernandez-Aguilar","given":"R. Adriana"},{"family":"Jeffery","given":"Kathryn J."},{"family":"Jones","given":"Sorrel"},{"family":"Kadam","given":"Parag"},{"family":"Kaiser","given":"Michael"},{"family":"Lapuente","given":"Juan"},{"family":"Larson","given":"Bradley"},{"family":"Marrocoli","given":"Sergio"},{"family":"Morgan","given":"David"},{"family":"Mugerwa","given":"Badru"},{"family":"Mulindahabi","given":"Felix"},{"family":"Neil","given":"Emily"},{"family":"Niyigaba","given":"Protais"},{"family":"Pacheco","given":"Liliana"},{"family":"Piel","given":"Alex K."},{"family":"Robbins","given":"Martha M."},{"family":"Rundus","given":"Aaron"},{"family":"Sanz","given":"Crickette M."},{"family":"Sciaky","given":"Lilah"},{"family":"Sheil","given":"Douglas"},{"family":"Sommer","given":"Volker"},{"family":"Stewart","given":"Fiona A."},{"family":"Ton","given":"Els"},{"family":"Van Schijndel","given":"Joost"},{"family":"Vergnes","given":"Virginie"},{"family":"Wessling","given":"Erin G."},{"family":"Wittig","given":"Roman M."},{"family":"Ginath Yuh","given":"Yisa"},{"family":"Yurkiw","given":"Kyle"},{"family":"Zuberbühler","given":"Klaus"},{"family":"Gogarten","given":"Jan F."},{"family":"Heintz-Buschart","given":"Anna"},{"family":"Muellner-Riehl","given":"Alexandra N."},{"family":"Boesch","given":"Christophe"},{"family":"Kühl","given":"Hjalmar S."},{"family":"Fierer","given":"Noah"},{"family":"Arandjelovic","given":"Mimi"},{"family":"Dunn","given":"Robert R."}],"editor":[{"family":"Hird","given":"Sarah M."}],"issued":{"date-parts":[["2021",6,29]]}}}],"schema":"https://github.com/citation-style-language/schema/raw/master/csl-citation.json"} </w:instrText>
+      </w:r>
+      <w:r>
+        <w:fldChar w:fldCharType="separate"/>
+      </w:r>
+      <w:r>
+        <w:rPr>
+          <w:noProof/>
+        </w:rPr>
+        <w:t>(Amato et al., 2016; Bueno De Mesquita et al., 2021)</w:t>
+      </w:r>
+      <w:r>
+        <w:fldChar w:fldCharType="end"/>
+      </w:r>
+      <w:r>
+        <w:t xml:space="preserve">— relate to the gut microbiome, with findings often attributed to differences in host diet. However, no study has directly assessed the influence of temperature on </w:t>
+      </w:r>
+      <w:r>
+        <w:lastRenderedPageBreak/>
+        <w:t>the gut microbiome of a wild primate.</w:t>
+      </w:r>
+      <w:r>
+        <w:t xml:space="preserve"> </w:t>
+      </w:r>
+      <w:r>
+        <w:t>We also examine whether host immunity is associated with the gut microbiome’s relationship with temperature to evaluate the interplay between temperature, the gut microbiome, and microbiome-immune homeostasis.</w:t>
+      </w:r>
+      <w:r>
+        <w:t xml:space="preserve"> </w:t>
+      </w:r>
+      <w:r>
+        <w:t xml:space="preserve">We measure host immunity using neopterin, a byproduct of macrophage activity during the </w:t>
+      </w:r>
+      <w:r>
+        <w:t>cellular immune response</w:t>
+      </w:r>
+      <w:r>
+        <w:t xml:space="preserve"> </w:t>
+      </w:r>
+      <w:r>
+        <w:fldChar w:fldCharType="begin"/>
+      </w:r>
+      <w:r>
+        <w:instrText xml:space="preserve"> ADDIN ZOTERO_ITEM CSL_CITATION {"citationID":"UNmWgoQb","properties":{"formattedCitation":"(Murr et al., 2002)","plainCitation":"(Murr et al., 2002)","noteIndex":0},"citationItems":[{"id":513,"uris":["http://zotero.org/users/13901503/items/BEFXLUSL"],"itemData":{"id":513,"type":"article-journal","abstract":"Increased amounts of neopterin are produced by human monocytes/macrophages upon stimulation with the cytokine interferon-y. Therefore, measurement of neopterin concentrations in body fluids like serum, cerebrospinal fluid or urine provides information about activation of T helper cell 1 derived cellular immune activation. Increased neopterin production is found in infections by viruses including human immunodeficiency virus (HIV), infections by intracellular living bacteria and parasites, autoimmune diseases, malignant tumor diseases and in allograft rejection episodes. But also in neurological and in cardiovascular diseases cellular immune activation indicated by increased neopterin production, is found. Major diagnostic applications of neopterin measurements are, e.g. monitoring of allograft recipients to recognize immunological complications early. Neopterin production provides prognostic information in patients with malignant tumor diseases and in HIV-infected individuals, high levels being associated with poorer survival expectations. Neopterin measurements are also useful to monitor therapy in patients with autoimmune disorders and in individuals with HIV infection. Screening of neopterin concentrations in blood donations allows to detect acute infections in a non-specific way and improves safety of blood transfusions. As high neopterin production is associated with increased production of reactive oxygen species and with low serum concentrations of antioxidants like alpha-tocopherol, neopterin can also be regarded as a marker of reactive oxygen species formed by the activated cellular immune system. Therefore, by neopterin measurements not only the extent of cellular immune activation but also the extent of oxidative stress can be estimated.","container-title":"Current Drug Metabolism","DOI":"10.2174/1389200024605082","ISSN":"1389-2002","issue":"2","journalAbbreviation":"Curr Drug Metab","language":"eng","note":"PMID: 12003349","page":"175-187","source":"PubMed","title":"Neopterin as a marker for immune system activation","volume":"3","author":[{"family":"Murr","given":"C."},{"family":"Widner","given":"B."},{"family":"Wirleitner","given":"B."},{"family":"Fuchs","given":"D."}],"issued":{"date-parts":[["2002",4]]}}}],"schema":"https://github.com/citation-style-language/schema/raw/master/csl-citation.json"} </w:instrText>
+      </w:r>
+      <w:r>
+        <w:fldChar w:fldCharType="separate"/>
+      </w:r>
+      <w:r>
+        <w:rPr>
+          <w:noProof/>
+        </w:rPr>
+        <w:t>(Murr et al., 2002)</w:t>
+      </w:r>
+      <w:r>
+        <w:fldChar w:fldCharType="end"/>
+      </w:r>
+      <w:r>
+        <w:t xml:space="preserve">. The gastrointestinal tract harbors the highest density of macrophages in the body, as they play a central role in host containment of the gut microbiome by limiting systemic exposure to </w:t>
+      </w:r>
+      <w:r>
+        <w:t>gut microbes</w:t>
+      </w:r>
+      <w:r>
+        <w:t xml:space="preserve"> </w:t>
+      </w:r>
+      <w:r>
+        <w:fldChar w:fldCharType="begin"/>
+      </w:r>
+      <w:r>
+        <w:instrText xml:space="preserve"> ADDIN ZOTERO_ITEM CSL_CITATION {"citationID":"EavUBInj","properties":{"formattedCitation":"(Kelsall, 2008)","plainCitation":"(Kelsall, 2008)","noteIndex":0},"citationItems":[{"id":2059,"uris":["http://zotero.org/users/13901503/items/JE3VXSP3"],"itemData":{"id":2059,"type":"article-journal","abstract":"Mucosal immune responses must be tightly controlled, particularly in the intestine. As members of the mononuclear phagocyte family, dendritic cells (DCs) and macrophages are well represented in intestinal tissues and have developed unique functional niches. This review will focus on recent findings on antigen uptake and processing in the intestine and the role of DCs in the imprinting of homing receptors on T and B cells, the induction of immunoglobulin A B-cell responses, and the differentiation of regulatory T cells. It will also address the unique phenotype of intestinal macrophages and briefly what is known regarding the relationships between these cell types.","container-title":"Mucosal Immunology","DOI":"10.1038/mi.2008.61","ISSN":"1933-0219","issue":"6","journalAbbreviation":"Mucosal Immunology","page":"460-469","source":"ScienceDirect","title":"Recent progress in understanding the phenotype and function of intestinal dendritic cells and macrophages","volume":"1","author":[{"family":"Kelsall","given":"B"}],"issued":{"date-parts":[["2008",11,1]]}}}],"schema":"https://github.com/citation-style-language/schema/raw/master/csl-citation.json"} </w:instrText>
+      </w:r>
+      <w:r>
+        <w:fldChar w:fldCharType="separate"/>
+      </w:r>
+      <w:r>
+        <w:rPr>
+          <w:noProof/>
+        </w:rPr>
+        <w:t>(Kelsall, 2008)</w:t>
+      </w:r>
+      <w:r>
+        <w:fldChar w:fldCharType="end"/>
+      </w:r>
+      <w:r>
+        <w:t xml:space="preserve">. In turn, microbial metabolites including SCFAs and saturated fatty acids regulate macrophage activity to maintain host tolerance and prevent chronic inflammatory disorders </w:t>
+      </w:r>
+      <w:r>
+        <w:fldChar w:fldCharType="begin"/>
+      </w:r>
+      <w:r>
+        <w:instrText xml:space="preserve"> ADDIN ZOTERO_ITEM CSL_CITATION {"citationID":"YxsMzISt","properties":{"formattedCitation":"(Corr\\uc0\\u234{}a-Oliveira et al., 2016; J. Wang et al., 2020)","plainCitation":"(Corrêa-Oliveira et al., 2016; J. Wang et al., 2020)","noteIndex":0},"citationItems":[{"id":2073,"uris":["http://zotero.org/users/13901503/items/AVMVJBUV"],"itemData":{"id":2073,"type":"article-journal","abstract":"Short-chain fatty acids (SCFAs) are bacterial fermentation products, which are chemically composed by a carboxylic acid moiety and a small hydrocarbon chain. Among them, acetic, propionic and butyric acids are the most studied, presenting, respectively, two, three and four carbons in their chemical structure. These metabolites are found in high concentrations in the intestinal tract, from where they are uptaken by intestinal epithelial cells (IECs). The SCFAs are partially used as a source of ATP by these cells. In addition, these molecules act as a link between the microbiota and the immune system by modulating different aspects of IECs and leukocytes development, survival and function through activation of G protein coupled receptors (FFAR2, FFAR3, GPR109a and Olfr78) and by modulation of the activity of enzymes and transcription factors including the histone acetyltransferase and deacetylase and the hypoxia-inducible factor. Considering that, it is not a surprise, the fact that these molecules and/or their targets are suggested to have an important role in the maintenance of intestinal homeostasis and that changes in components of this system are associated with pathological conditions including inflammatory bowel disease, obesity and others. The aim of this review is to present a clear and updated description of the effects of the SCFAs derived from bacteria on host immune system, as well as the molecular mechanisms involved on them.","container-title":"Clinical &amp; Translational Immunology","DOI":"10.1038/cti.2016.17","ISSN":"2050-0068","issue":"4","language":"en","license":"© 2016 The Authors","note":"_eprint: https://onlinelibrary.wiley.com/doi/pdf/10.1038/cti.2016.17","page":"e73","source":"Wiley Online Library","title":"Regulation of immune cell function by short-chain fatty acids","volume":"5","author":[{"family":"Corrêa-Oliveira","given":"Renan"},{"family":"Fachi","given":"José Luís"},{"family":"Vieira","given":"Aline"},{"family":"Sato","given":"Fabio Takeo"},{"family":"Vinolo","given":"Marco Aurélio R"}],"issued":{"date-parts":[["2016"]]}}},{"id":1508,"uris":["http://zotero.org/users/13901503/items/V6FDCZ8Q"],"itemData":{"id":1508,"type":"article-journal","abstract":"&lt;p&gt;Gut microbiota, an integral part of the human body, comprise bacteria, fungi, archaea, and protozoa. There is consensus that the disruption of the gut microbiota (termed “gut dysbiosis”) is influenced by host genetics, diet, antibiotics, and inflammation, and it is closely linked to the pathogenesis of inflammatory diseases, such as obesity and inflammatory bowel disease (IBD). Macrophages are the key players in the maintenance of tissue homeostasis by eliminating invading pathogens and exhibit extreme plasticity of their phenotypes, such as M1 or M2, which have been demonstrated to exert pro- and anti-inflammatory functions. Microbiota-derived metabolites, short-chain fatty acids (SCFAs) and Gram-negative bacterial lipopolysaccharides (LPS), exert anti-inflammatory or pro-inflammatory effects by acting on macrophages. Understanding the role of macrophages in gut microbiota-inflammation interactions might provide us a novel method for preventing and treating inflammatory diseases. In this review, we summarize the recent research on the relationship between gut microbiota and inflammation and discuss the important role of macrophages in this context.&lt;/p&gt;","container-title":"Frontiers in Microbiology","DOI":"10.3389/fmicb.2020.01065","ISSN":"1664-302X","journalAbbreviation":"Front. Microbiol.","language":"English","note":"publisher: Frontiers","source":"Frontiers","title":"The Relationship Between Gut Microbiota and Inflammatory Diseases: The Role of Macrophages","title-short":"The Relationship Between Gut Microbiota and Inflammatory Diseases","URL":"https://www.frontiersin.org/journals/microbiology/articles/10.3389/fmicb.2020.01065/full","volume":"11","author":[{"family":"Wang","given":"Ji"},{"family":"Chen","given":"Wei-Dong"},{"family":"Wang","given":"Yan-Dong"}],"accessed":{"date-parts":[["2025",1,3]]},"issued":{"date-parts":[["2020",6,9]]}}}],"schema":"https://github.com/citation-style-language/schema/raw/master/csl-citation.json"} </w:instrText>
+      </w:r>
+      <w:r>
+        <w:fldChar w:fldCharType="separate"/>
+      </w:r>
+      <w:r>
+        <w:t>(Corrêa-Oliveira et al., 2016; J. Wang et al., 2020)</w:t>
+      </w:r>
+      <w:r>
+        <w:fldChar w:fldCharType="end"/>
+      </w:r>
+      <w:r>
+        <w:t xml:space="preserve">. Therefore, neopterin is likely a valuable indicator of intestinal immune activity and bidirectional relationships between host immunity and the gut microbes. Neopterin can also be measured in urine </w:t>
+      </w:r>
+      <w:r>
+        <w:fldChar w:fldCharType="begin"/>
+      </w:r>
+      <w:r>
+        <w:instrText xml:space="preserve"> ADDIN ZOTERO_ITEM CSL_CITATION {"citationID":"aWFXzaAz","properties":{"formattedCitation":"(Higham et al., 2015; Lucore et al., 2022)","plainCitation":"(Higham et al., 2015; Lucore et al., 2022)","noteIndex":0},"citationItems":[{"id":517,"uris":["http://zotero.org/users/13901503/items/22295YWM"],"itemData":{"id":517,"type":"article-journal","abstract":"Objectives Health, disease, and immune function are key areas of research in studies of ecology and evolution, but work on free-ranging primates has been inhibited by a lack of direct noninvasive measures of condition. Here, we evaluate the potential usefulness of noninvasive measurement of three biomarkers, the acute-phase proteins C-reactive protein (CRP) and haptoglobin, and neopterin, a by-product of macrophage activity. Materials and Methods We took advantage of veterinary checks on captive rhesus (24) and long-tailed (3) macaques at the German Primate Center (DPZ) to analyze serum marker measures, before measuring concentrations in feces and urine, and evaluating relationships between matched serum, urine, and fecal concentrations. In a second study, we monitored excretion of these markers in response to simian immunodeficiency virus (SIV) infection and surgical tissue trauma, undertaken for a separate study. Results We found that each biomarker could be measured in each matrix. Serum and urinary concentrations of neopterin were strongly and significantly correlated, but neither haptoglobin nor CRP concentrations in excreta proxied circulating serum concentrations. Our infection study confirmed that urinary neopterin, in particular, is a reliable marker of viral infection in macaques, but also indicated the potential of urinary and fecal CRP and haptoglobin as indicators of inflammation. Discussion We highlight the potential of noninvasive markers of immune function, especially of urinary neopterin, which correlates strongly with serum neopterin, and is highly responsive to infection. Am J Phys Anthropol 158:673–684, 2015. © 2015 Wiley Periodicals, Inc.","container-title":"American Journal of Physical Anthropology","DOI":"10.1002/ajpa.22821","ISSN":"1096-8644","issue":"4","language":"en","license":"© 2015 Wiley Periodicals, Inc.","note":"_eprint: https://onlinelibrary.wiley.com/doi/pdf/10.1002/ajpa.22821","page":"673-684","source":"Wiley Online Library","title":"Evaluating noninvasive markers of nonhuman primate immune activation and inflammation","volume":"158","author":[{"family":"Higham","given":"James P."},{"family":"Kraus","given":"Cornelia"},{"family":"Stahl-Hennig","given":"Christiane"},{"family":"Engelhardt","given":"Antje"},{"family":"Fuchs","given":"Dietmar"},{"family":"Heistermann","given":"Michael"}],"issued":{"date-parts":[["2015"]]}}},{"id":267,"uris":["http://zotero.org/users/13901503/items/PQLSPHRJ"],"itemData":{"id":267,"type":"article-journal","abstract":"Non-invasive health monitoring is advantageous for wild and captive primate populations because it reduces the need for traditional invasive techniques (i.e. anesthetization) that can be stressful and potentially harmful for individuals. The biomarker neopterin is an emerging tool in primatology to measure immune activation and immunosenescence, however, most neopterin studies have focused on catarrhine species with little comparative work examining neopterin and health in platyrrhines. To address this gap, we validated a commercially available enzyme-linked immunosorbent assay (ELISA) to measure urinary neopterin in two types of capuchin monkeys, a wild population of white-faced capuchins (Cebus imitator) and a socially housed captive colony of tufted capuchins (Sapajus apella). We analytically validated methods for measuring urinary neopterin in two capuchin populations and demonstrated that two commonly-used methods to control for urine concentration –creatinine and specific gravity (SG)– produced highly concordant results. We also biologically validated these methods by examining variation in neopterin levels based on environment (captive and wild) and age, and changes in levels associated with immune-response. We found that neopterin increased after immune perturbation (rabies vaccine booster), varied by environmental condition, and mirrored expected trends in immune system ontogeny. Our results improve understanding of the innate immune system in platyrrhine species and suggest neopterin may be useful for non-invasive health monitoring in both captive and wild primates.","container-title":"Frontiers in Veterinary Science","DOI":"10.3389/fvets.2022.918036","ISSN":"2297-1769","journalAbbreviation":"Front. Vet. Sci.","language":"English","note":"publisher: Frontiers","source":"Frontiers","title":"Validating Urinary Neopterin as a Biomarker of Immune Response in Captive and Wild Capuchin Monkeys","URL":"https://www.frontiersin.org/articles/10.3389/fvets.2022.918036","volume":"9","author":[{"family":"Lucore","given":"Jordan M."},{"family":"Marshall","given":"Andrew J."},{"family":"Brosnan","given":"Sarah F."},{"family":"Benítez","given":"Marcela E."}],"accessed":{"date-parts":[["2024",4,1]]},"issued":{"date-parts":[["2022",7,13]]}}}],"schema":"https://github.com/citation-style-language/schema/raw/master/csl-citation.json"} </w:instrText>
+      </w:r>
+      <w:r>
+        <w:fldChar w:fldCharType="separate"/>
+      </w:r>
+      <w:r>
+        <w:rPr>
+          <w:noProof/>
+        </w:rPr>
+        <w:t>(Higham et al., 2015; Lucore et al., 2022)</w:t>
+      </w:r>
+      <w:r>
+        <w:fldChar w:fldCharType="end"/>
+      </w:r>
+      <w:r>
+        <w:t xml:space="preserve">, making it an ideal choice for non-invasive field research, and has been associated with gut microbiome composition in wild primates </w:t>
+      </w:r>
+      <w:r>
+        <w:fldChar w:fldCharType="begin"/>
+      </w:r>
+      <w:r>
+        <w:instrText xml:space="preserve"> ADDIN ZOTERO_ITEM CSL_CITATION {"citationID":"BQ4iuKiX","properties":{"formattedCitation":"(Schneider-Crease et al., 2022)","plainCitation":"(Schneider-Crease et al., 2022)","noteIndex":0},"citationItems":[{"id":77,"uris":["http://zotero.org/users/13901503/items/HPZSPGIG"],"itemData":{"id":77,"type":"article-journal","abstract":"Neopterin, a product of activated white blood cells, is a marker of nonspecific inflammation that can capture variation in immune investment or disease-related immune activity and can be collected noninvasively in urine. Mounting studies in wildlife point to lifetime patterns in neopterin related to immune development, aging, and certain diseases, but rarely are studies able to assess whether neopterin can capture multiple concurrent dimensions of health and disease in a single system. We assessed the relationship between urinary neopterin stored on filter paper and multiple metrics of health and disease in wild geladas (Theropithecus gelada), primates endemic to the Ethiopian highlands. We tested whether neopterin captures age-related variation in inflammation arising from developing immunity in infancy and chronic inflammation in old age, inflammation related to intramuscular tapeworm infection, helminth-induced anti-inflammatory immunomodulation, and perturbations in the gastrointestinal microbiome. We found that neopterin had a U-shaped relationship with age, no association with larval tapeworm infection, a negative relationship with metrics related to gastrointestinal helminth infection, and a negative relationship with microbial diversity. Together with growing research on neopterin and specific diseases, our results demonstrate that urinary neopterin can be a powerful tool for assessing multiple dimensions of health and disease in wildlife.","container-title":"Scientific Reports","DOI":"10.1038/s41598-022-25298-9","ISSN":"2045-2322","issue":"1","journalAbbreviation":"Sci Rep","language":"en","license":"2022 The Author(s)","note":"publisher: Nature Publishing Group","page":"21307","source":"www.nature.com","title":"Urinary neopterin reflects immunological variation associated with age, helminth parasitism, and the microbiome in a wild primate","volume":"12","author":[{"family":"Schneider-Crease","given":"India A."},{"family":"Feder","given":"Jacob A."},{"family":"Baniel","given":"Alice"},{"family":"McCann","given":"Colleen"},{"family":"Haile","given":"Abebaw Azanaw"},{"family":"Abebe","given":"Belayneh"},{"family":"Fitzgerald","given":"Lauren"},{"family":"Gomery","given":"Megan A."},{"family":"Simberloff","given":"Ruth A."},{"family":"Petrie","given":"Zack L."},{"family":"Gabriel","given":"Sarah"},{"family":"Dorny","given":"Pierre"},{"family":"Fashing","given":"Peter J."},{"family":"Nguyen","given":"Nga"},{"family":"Bergman","given":"Thore J."},{"family":"Beehner","given":"Jacinta C."},{"family":"Snyder-Mackler","given":"Noah"},{"family":"Lu","given":"Amy"}],"issued":{"date-parts":[["2022",12,9]]}}}],"schema":"https://github.com/citation-style-language/schema/raw/master/csl-citation.json"} </w:instrText>
+      </w:r>
+      <w:r>
+        <w:fldChar w:fldCharType="separate"/>
+      </w:r>
+      <w:r>
+        <w:rPr>
+          <w:noProof/>
+        </w:rPr>
+        <w:t>(Schneider-Crease et al., 2022)</w:t>
+      </w:r>
+      <w:r>
+        <w:fldChar w:fldCharType="end"/>
+      </w:r>
+      <w:r>
+        <w:t xml:space="preserve">. </w:t>
+      </w:r>
+    </w:p>
+    <w:p>
+      <w:pPr>
+        <w:ind w:firstLine="720"/>
+      </w:pPr>
+      <w:r>
+        <w:t xml:space="preserve">Our study has two main goals (1) to assess the influence of temperature on the gut microbiome in a wild primate population and (2) to examine how gut microbiome response to temperature relates to host immunity. To address these questions, we analyzed 11 months of paired fecal and urine samples from 36 individually identified white-faced capuchin monkeys living in tropical dry forest fragments in Northwestern Costa Rica. Tropical dry forests are highly seasonal and experience greater annual temperature variation than other tropical environments </w:t>
+      </w:r>
+      <w:r>
+        <w:fldChar w:fldCharType="begin"/>
+      </w:r>
+      <w:r>
+        <w:instrText xml:space="preserve"> ADDIN ZOTERO_ITEM CSL_CITATION {"citationID":"yj0x0aG1","properties":{"formattedCitation":"(Portillo-Quintero &amp; S\\uc0\\u225{}nchez-Azofeifa, 2010)","plainCitation":"(Portillo-Quintero &amp; Sánchez-Azofeifa, 2010)","noteIndex":0},"citationItems":[{"id":543,"uris":["http://zotero.org/users/13901503/items/QHXU8E8Q"],"itemData":{"id":543,"type":"article-journal","abstract":"This paper shows the results of an assessment on the current extent of Neotropical dry forests based on a supervised classification of MODIS surface reflectance imagery at 500-m resolution. Our findings show that tropical dry forests extend for 519,597km2 across North and South America. Mexico, Brazil and Bolivia harbor the largest and best-preserved dry forest fragments. Mexico contains the largest extent at 181,461km2 (38% of the total), although it remains poorly represented under protected areas. On the other hand, Brazil and Bolivia contain the largest proportion of protected tropical dry forests and the largest extent in continuous forest fragments. We found that five single ecoregions account for more than half of the tropical dry forests in the Americas (continental and insular) and these ecoregions are: the Chiquitano dry forests, located in Bolivia and Brazil (27.5%), the Atlantic dry forests (10.2%), the Sinaloan dry forests in Mexico (9.7%), the Cuban dry forests (7.1%) and the Bajio dry forests in Mexico (7%). Chiquitano dry forests alone contain 142,941km2 of dry forests. Of the approximately 23,000km2 of dry forest under legal protection, 15,000km2 are located in just two countries, Bolivia and Brazil. In fact, Bolivia protects 10,609km2 of dry forests, where 7600km2 are located within the Chiquitano dry forest ecoregion and protected by a single park. Low extent and high fragmentation of dry forests in countries like Guatemala, Nicaragua, Ecuador, Costa Rica and Peru means that these forests are at a higher risk from human disturbance and deforestation.","container-title":"Biological Conservation","DOI":"10.1016/j.biocon.2009.09.020","ISSN":"0006-3207","issue":"1","journalAbbreviation":"Biological Conservation","page":"144-155","source":"ScienceDirect","title":"Extent and conservation of tropical dry forests in the Americas","volume":"143","author":[{"family":"Portillo-Quintero","given":"C. A."},{"family":"Sánchez-Azofeifa","given":"G. A."}],"issued":{"date-parts":[["2010",1,1]]}}}],"schema":"https://github.com/citation-style-language/schema/raw/master/csl-citation.json"} </w:instrText>
+      </w:r>
+      <w:r>
+        <w:fldChar w:fldCharType="separate"/>
+      </w:r>
+      <w:r>
+        <w:t>(Portillo-Quintero &amp; Sánchez-Azofeifa, 2010)</w:t>
+      </w:r>
+      <w:r>
+        <w:fldChar w:fldCharType="end"/>
+      </w:r>
+      <w:r>
+        <w:t xml:space="preserve"> </w:t>
+      </w:r>
+      <w:r>
+        <w:t xml:space="preserve">making them an ideal system for studying the effects of heat stress. Further, season is reliably measured by rain, making it possible to control for seasonal ecological changes and better isolate the effects of temperature </w:t>
+      </w:r>
+      <w:r>
+        <w:fldChar w:fldCharType="begin"/>
+      </w:r>
+      <w:r>
+        <w:instrText xml:space="preserve"> ADDIN ZOTERO_ITEM CSL_CITATION {"citationID":"xyaC3QG0","properties":{"formattedCitation":"(Murphy &amp; Lugo, 1986)","plainCitation":"(Murphy &amp; Lugo, 1986)","noteIndex":0},"citationItems":[{"id":401,"uris":["http://zotero.org/users/13901503/items/3T9FH6VE"],"itemData":{"id":401,"type":"article-journal","container-title":"Annual Review of Ecology and Systematics","ISSN":"0066-4162","note":"publisher: Annual Reviews","page":"67-88","source":"JSTOR","title":"Ecology of Tropical Dry Forest","volume":"17","author":[{"family":"Murphy","given":"Peter G."},{"family":"Lugo","given":"Ariel E."}],"issued":{"date-parts":[["1986"]]}}}],"schema":"https://github.com/citation-style-language/schema/raw/master/csl-citation.json"} </w:instrText>
+      </w:r>
+      <w:r>
+        <w:fldChar w:fldCharType="separate"/>
+      </w:r>
+      <w:r>
+        <w:rPr>
+          <w:noProof/>
+        </w:rPr>
+        <w:t>(Murphy &amp; Lugo, 1986)</w:t>
+      </w:r>
+      <w:r>
+        <w:fldChar w:fldCharType="end"/>
+      </w:r>
+      <w:r>
+        <w:t xml:space="preserve">. </w:t>
+      </w:r>
+      <w:r>
+        <w:t>We</w:t>
+      </w:r>
+      <w:r>
+        <w:t xml:space="preserve"> characterized microbiome composition using 16S rRNA gene sequencing (n = 277) and </w:t>
+      </w:r>
+      <w:r>
+        <w:t>functional capacity</w:t>
+      </w:r>
+      <w:r>
+        <w:t xml:space="preserve"> using shotgun metagenomic sequencing (n = 71). </w:t>
+      </w:r>
+      <w:bookmarkStart w:id="3" w:name="_Hlk200016405"/>
+      <w:r>
+        <w:t>Our results highlight the crucial role of temperature in shaping essential gut microbiome functions in wild endotherms and demonstrate how temperature is related to microbiome-immune interactions that may affect host immune tolerance of gut microbes. These findings provide key insight into how rising temperatures due to climate change may affect wild animals via microbiome-mediated mechanisms</w:t>
+      </w:r>
+      <w:bookmarkEnd w:id="3"/>
+      <w:r>
+        <w:t>.</w:t>
+      </w:r>
+    </w:p>
+    <w:p/>
+    <w:p>
+      <w:commentRangeStart w:id="4"/>
+      <w:r>
+        <w:t xml:space="preserve">Results: </w:t>
+      </w:r>
+      <w:commentRangeEnd w:id="4"/>
+      <w:r>
+        <w:rPr>
+          <w:rStyle w:val="CommentReference"/>
+        </w:rPr>
+        <w:commentReference w:id="4"/>
+      </w:r>
+    </w:p>
+    <w:p>
+      <w:pPr>
+        <w:rPr>
+          <w:u w:val="single"/>
+        </w:rPr>
+      </w:pPr>
+      <w:r>
+        <w:rPr>
+          <w:u w:val="single"/>
+        </w:rPr>
+        <w:t>Temperature affects g</w:t>
+      </w:r>
+      <w:r>
+        <w:rPr>
+          <w:u w:val="single"/>
+        </w:rPr>
+        <w:t>ut microbiome</w:t>
+      </w:r>
+      <w:r>
+        <w:rPr>
+          <w:u w:val="single"/>
+        </w:rPr>
+        <w:t xml:space="preserve"> taxonomic </w:t>
+      </w:r>
+      <w:r>
+        <w:rPr>
+          <w:u w:val="single"/>
+        </w:rPr>
+        <w:t xml:space="preserve">composition </w:t>
+      </w:r>
+      <w:r>
+        <w:rPr>
+          <w:u w:val="single"/>
+        </w:rPr>
+        <w:t xml:space="preserve">and </w:t>
+      </w:r>
+      <w:r>
+        <w:rPr>
+          <w:u w:val="single"/>
+        </w:rPr>
+        <w:t>functional capacity</w:t>
+      </w:r>
+    </w:p>
+    <w:p>
       <w:r>
         <w:rPr>
           <w:i/>
           <w:iCs/>
         </w:rPr>
-        <w:t>Ruminococcus</w:t>
-      </w:r>
-      <w:proofErr w:type="spellEnd"/>
+        <w:t>Community-level</w:t>
+      </w:r>
       <w:r>
         <w:rPr>
           <w:i/>
           <w:iCs/>
         </w:rPr>
-        <w:t xml:space="preserve">, Eubacterium, </w:t>
-      </w:r>
-      <w:proofErr w:type="spellStart"/>
+        <w:t xml:space="preserve"> results</w:t>
+      </w:r>
+    </w:p>
+    <w:p>
+      <w:r>
+        <w:tab/>
+        <w:t>We found a strong relationship between temperature and both taxonomic and functional community-level diversity in the gut microbiome. To assess this relationship, we compared a baseline model that accounted for known predictors of microbiome composition (sex, social group, diet, and season) to a model that included both the baseline predictors and temperature</w:t>
+      </w:r>
+      <w:r>
+        <w:t xml:space="preserve"> (Fig 1S)</w:t>
+      </w:r>
+      <w:r>
+        <w:t xml:space="preserve">. </w:t>
+      </w:r>
+      <w:r>
+        <w:t>We measured alpha diversity using Shannon’s diversity index and observed richness</w:t>
+      </w:r>
+      <w:r>
+        <w:t xml:space="preserve"> </w:t>
+      </w:r>
+      <w:r>
+        <w:t>(the total number of ASVs or pathways in a sample), and characterized beta diversity using the first three principal coordinates (PC1–PC3) from a principal coordinate analysis to capture major axes of variation in community composition.</w:t>
+      </w:r>
+      <w:r>
+        <w:t xml:space="preserve"> </w:t>
+      </w:r>
+      <w:r>
+        <w:t xml:space="preserve">For taxonomic community composition, the model including temperature provided the best fit (controlling for model complexity) across all community-level indices, accounting for 100% of the model weight for every principal component axis and alpha diversity metric (Fig 1B). The strong relationship between temperature and principal coordinate axes 1–3 suggests that temperature drives shifts in </w:t>
+      </w:r>
+      <w:r>
+        <w:lastRenderedPageBreak/>
+        <w:t xml:space="preserve">taxonomic composition that are substantial enough to affect community-level beta diversity. Both alpha diversity indices show a reliable negative relationship with temperature (Shannon </w:t>
+      </w:r>
+      <w:r>
+        <w:t>β</w:t>
+      </w:r>
+      <w:r>
+        <w:rPr>
+          <w:vertAlign w:val="subscript"/>
+        </w:rPr>
+        <w:t>temp</w:t>
+      </w:r>
+      <w:r>
+        <w:t xml:space="preserve"> = -0.49, Observed </w:t>
+      </w:r>
+      <w:r>
+        <w:t>β</w:t>
+      </w:r>
+      <w:r>
+        <w:rPr>
+          <w:vertAlign w:val="subscript"/>
+        </w:rPr>
+        <w:t>temp</w:t>
+      </w:r>
+      <w:r>
+        <w:t xml:space="preserve"> = -0.49)(Fig 1A). Even though the effect sizes are small compared to the principal components, alpha diversity reliably declines with increasing temperatures (Fig </w:t>
+      </w:r>
+      <w:r>
+        <w:t>2</w:t>
+      </w:r>
+      <w:r>
+        <w:t>S). This suggests that higher temperatures are associated with reductions in both taxonomic richness and evenness, as</w:t>
+      </w:r>
+      <w:r>
+        <w:t xml:space="preserve"> </w:t>
+      </w:r>
+      <w:r>
+        <w:t xml:space="preserve">observed richness reflects the total number of ASVs while Shannon’s diversity considers both richness and evenness. </w:t>
+      </w:r>
+    </w:p>
+    <w:p>
+      <w:pPr>
+        <w:ind w:firstLine="720"/>
+      </w:pPr>
+      <w:r>
+        <w:t>For</w:t>
+      </w:r>
+      <w:r>
+        <w:t xml:space="preserve"> functional capacity</w:t>
+      </w:r>
+      <w:r>
+        <w:t xml:space="preserve">, the temperature model provided the best fit for every principal component axis and the total number of observed </w:t>
+      </w:r>
+      <w:r>
+        <w:t xml:space="preserve">metabolic </w:t>
+      </w:r>
+      <w:r>
+        <w:t xml:space="preserve">pathways, accounting for at least 96% of the model weight. In contrast, the baseline model provided the best fit for Shannon’s diversity, accounting for 77% of the model weight (Fig. 1D). Therefore, temperature is associated with shifts in individual metabolic pathways substantial enough to affect community-level beta diversity, but the relationship between temperature functional alpha diversity is less clear. Temperature was negatively associated with the total number of unique pathways (Observed: </w:t>
+      </w:r>
+      <w:r>
+        <w:t>β</w:t>
+      </w:r>
+      <w:r>
+        <w:rPr>
+          <w:vertAlign w:val="subscript"/>
+        </w:rPr>
+        <w:t>temp</w:t>
+      </w:r>
+      <w:r>
+        <w:t xml:space="preserve"> = -35.05), but the magnitude and direction of this effect are uncertain due to the wide confidence intervals that include zero. The effect size for Shannon’s diversity (</w:t>
+      </w:r>
+      <w:r>
+        <w:t>β</w:t>
+      </w:r>
+      <w:r>
+        <w:rPr>
+          <w:vertAlign w:val="subscript"/>
+        </w:rPr>
+        <w:t>temp</w:t>
+      </w:r>
+      <w:r>
+        <w:t xml:space="preserve"> = -0.27) is much smaller, and the confidence intervals also include zero. (Fig. 1C). Together, these results suggest that higher temperatures may reduce the number of unique metabolic pathways but are not associated with changes in pathway evenness.</w:t>
+      </w:r>
+    </w:p>
+    <w:p/>
+    <w:p>
       <w:r>
         <w:rPr>
           <w:i/>
           <w:iCs/>
         </w:rPr>
-        <w:t>Blautia</w:t>
-      </w:r>
-      <w:proofErr w:type="spellEnd"/>
+        <w:t xml:space="preserve">Taxonomic and metabolic </w:t>
+      </w:r>
+      <w:commentRangeStart w:id="5"/>
       <w:r>
         <w:rPr>
           <w:i/>
           <w:iCs/>
         </w:rPr>
-        <w:t xml:space="preserve">, </w:t>
-      </w:r>
-      <w:proofErr w:type="spellStart"/>
+        <w:t>pathway results</w:t>
+      </w:r>
+      <w:commentRangeEnd w:id="5"/>
+      <w:r>
+        <w:rPr>
+          <w:rStyle w:val="CommentReference"/>
+        </w:rPr>
+        <w:commentReference w:id="5"/>
+      </w:r>
+    </w:p>
+    <w:p>
+      <w:r>
+        <w:t>Temperature is also related to the abundance of individual taxa at both the family and genus levels. The temperature model provided the best fit (controlling for complexity) for 93 out of 163 taxa, accounting for at least 50% of the model weight. The 93 differentially abundant taxa included 37 families and 56 genera spanning 10 phyla.</w:t>
+      </w:r>
+      <w:r>
+        <w:t xml:space="preserve"> </w:t>
+      </w:r>
+      <w:r>
+        <w:t>The relationship between abundance and temperature is primarily negative, where 82 out of 93 taxa decline in abundance with rising temperatures (</w:t>
+      </w:r>
+      <w:commentRangeStart w:id="6"/>
+      <w:r>
+        <w:t>Table 1S</w:t>
+      </w:r>
+      <w:commentRangeEnd w:id="6"/>
+      <w:r>
+        <w:rPr>
+          <w:rStyle w:val="CommentReference"/>
+        </w:rPr>
+        <w:commentReference w:id="6"/>
+      </w:r>
+      <w:r>
+        <w:t xml:space="preserve">). We used the model weights for the 97 genera to perform an ancestral state reconstruction and investigate the evolution of temperature sensitivity among </w:t>
+      </w:r>
       <w:r>
         <w:rPr>
           <w:i/>
           <w:iCs/>
         </w:rPr>
-        <w:t>Anaerostipes</w:t>
-      </w:r>
-      <w:proofErr w:type="spellEnd"/>
+        <w:t>C. imitator</w:t>
+      </w:r>
+      <w:r>
+        <w:t xml:space="preserve"> gut commensals. </w:t>
+      </w:r>
+      <w:r>
+        <w:t>The estimated model weight of the most ancestral node</w:t>
+      </w:r>
+      <w:r>
+        <w:t xml:space="preserve"> was 66%, indicating that the temperature model has relatively strong support for explaining the ancestral state (Fig 2). This suggests that ancestral </w:t>
+      </w:r>
       <w:r>
         <w:rPr>
           <w:i/>
           <w:iCs/>
         </w:rPr>
-        <w:t xml:space="preserve">, </w:t>
-      </w:r>
-      <w:r>
-        <w:t>and</w:t>
+        <w:t>C. imitator</w:t>
+      </w:r>
+      <w:r>
+        <w:t xml:space="preserve"> commensals were sensitive to increasing temperatures. Among the phyla representing more than 1% relative abundance, Proteobacteria appear to have diverged from the ancestral state because the temperature model accounts for less than 50% of model weight in 17 out of 24 genera. The genus assigned to </w:t>
+      </w:r>
+      <w:proofErr w:type="spellStart"/>
+      <w:r>
+        <w:t>Campylobacterota</w:t>
+      </w:r>
+      <w:proofErr w:type="spellEnd"/>
+      <w:r>
+        <w:t xml:space="preserve"> follows the same trend. In contrast, temperature sensitivity is more conserved in </w:t>
+      </w:r>
+      <w:proofErr w:type="spellStart"/>
+      <w:r>
+        <w:t>Bacteroidota</w:t>
+      </w:r>
+      <w:proofErr w:type="spellEnd"/>
+      <w:r>
+        <w:t xml:space="preserve">, where the temperature model provides the best fit for 11 out of 14 genera, </w:t>
+      </w:r>
+      <w:proofErr w:type="spellStart"/>
+      <w:r>
+        <w:t>Actinobacteriota</w:t>
+      </w:r>
+      <w:proofErr w:type="spellEnd"/>
+      <w:r>
+        <w:t xml:space="preserve"> (4 out of 6 genera), and Firmicutes (29 out of 42 genera). For these phyla, the relationship with temperature is primarily negative (Fig 2), indicating that these taxa decline with rising temperatures</w:t>
+      </w:r>
+      <w:r>
+        <w:t xml:space="preserve">, particularly known obligate anaerobes including </w:t>
       </w:r>
       <w:r>
         <w:rPr>
           <w:i/>
           <w:iCs/>
         </w:rPr>
-        <w:t xml:space="preserve"> </w:t>
-      </w:r>
-      <w:proofErr w:type="spellStart"/>
+        <w:t>Bacteroides</w:t>
+      </w:r>
       <w:r>
         <w:rPr>
           <w:i/>
           <w:iCs/>
         </w:rPr>
-        <w:t>Alistipes</w:t>
-      </w:r>
-      <w:proofErr w:type="spellEnd"/>
+        <w:t xml:space="preserve"> ()</w:t>
+      </w:r>
       <w:r>
         <w:rPr>
           <w:i/>
           <w:iCs/>
         </w:rPr>
-        <w:t xml:space="preserve"> </w:t>
-      </w:r>
-      <w:r>
-        <w:t>(Fig 2).</w:t>
+        <w:t>, Parabacteroides</w:t>
       </w:r>
       <w:r>
         <w:rPr>
           <w:i/>
           <w:iCs/>
         </w:rPr>
+        <w:t xml:space="preserve"> ()</w:t>
+      </w:r>
+      <w:r>
+        <w:rPr>
+          <w:i/>
+          <w:iCs/>
+        </w:rPr>
+        <w:t>, Clostridium</w:t>
+      </w:r>
+      <w:r>
+        <w:rPr>
+          <w:i/>
+          <w:iCs/>
+        </w:rPr>
+        <w:t xml:space="preserve"> ()</w:t>
+      </w:r>
+      <w:r>
+        <w:rPr>
+          <w:i/>
+          <w:iCs/>
+        </w:rPr>
+        <w:t xml:space="preserve">, </w:t>
+      </w:r>
+      <w:proofErr w:type="spellStart"/>
+      <w:r>
+        <w:rPr>
+          <w:i/>
+          <w:iCs/>
+        </w:rPr>
+        <w:t>Ruminococcus</w:t>
+      </w:r>
+      <w:proofErr w:type="spellEnd"/>
+      <w:r>
+        <w:rPr>
+          <w:i/>
+          <w:iCs/>
+        </w:rPr>
+        <w:t xml:space="preserve"> ()</w:t>
+      </w:r>
+      <w:r>
+        <w:rPr>
+          <w:i/>
+          <w:iCs/>
+        </w:rPr>
+        <w:t>, Eubacterium</w:t>
+      </w:r>
+      <w:r>
+        <w:rPr>
+          <w:i/>
+          <w:iCs/>
+        </w:rPr>
+        <w:t xml:space="preserve"> ()</w:t>
+      </w:r>
+      <w:r>
+        <w:rPr>
+          <w:i/>
+          <w:iCs/>
+        </w:rPr>
+        <w:t xml:space="preserve">, </w:t>
+      </w:r>
+      <w:proofErr w:type="spellStart"/>
+      <w:r>
+        <w:rPr>
+          <w:i/>
+          <w:iCs/>
+        </w:rPr>
+        <w:t>Blautia</w:t>
+      </w:r>
+      <w:proofErr w:type="spellEnd"/>
+      <w:r>
+        <w:rPr>
+          <w:i/>
+          <w:iCs/>
+        </w:rPr>
+        <w:t xml:space="preserve"> ()</w:t>
+      </w:r>
+      <w:r>
+        <w:rPr>
+          <w:i/>
+          <w:iCs/>
+        </w:rPr>
+        <w:t xml:space="preserve">, </w:t>
+      </w:r>
+      <w:proofErr w:type="spellStart"/>
+      <w:r>
+        <w:rPr>
+          <w:i/>
+          <w:iCs/>
+        </w:rPr>
+        <w:t>Anaerostipes</w:t>
+      </w:r>
+      <w:proofErr w:type="spellEnd"/>
+      <w:r>
+        <w:rPr>
+          <w:i/>
+          <w:iCs/>
+        </w:rPr>
+        <w:t xml:space="preserve"> ()</w:t>
+      </w:r>
+      <w:r>
+        <w:rPr>
+          <w:i/>
+          <w:iCs/>
+        </w:rPr>
+        <w:t xml:space="preserve">, </w:t>
+      </w:r>
+      <w:r>
+        <w:t>and</w:t>
+      </w:r>
+      <w:r>
+        <w:rPr>
+          <w:i/>
+          <w:iCs/>
+        </w:rPr>
+        <w:t xml:space="preserve"> </w:t>
+      </w:r>
+      <w:proofErr w:type="spellStart"/>
+      <w:r>
+        <w:rPr>
+          <w:i/>
+          <w:iCs/>
+        </w:rPr>
+        <w:t>Alistipes</w:t>
+      </w:r>
+      <w:proofErr w:type="spellEnd"/>
+      <w:r>
+        <w:rPr>
+          <w:i/>
+          <w:iCs/>
+        </w:rPr>
+        <w:t xml:space="preserve"> </w:t>
+      </w:r>
+      <w:r>
+        <w:rPr>
+          <w:i/>
+          <w:iCs/>
+        </w:rPr>
+        <w:t>()</w:t>
+      </w:r>
+      <w:r>
+        <w:rPr>
+          <w:i/>
+          <w:iCs/>
+        </w:rPr>
+        <w:t xml:space="preserve">. </w:t>
+      </w:r>
+    </w:p>
+    <w:p>
+      <w:pPr>
+        <w:ind w:firstLine="720"/>
+      </w:pPr>
+      <w:r>
+        <w:t>Temperature is also related to the abundance of microbial metabolic pathways. The temperature model provided the best fit for 169 out of 383 total pathways, accounting for at least 50% of the model weight (</w:t>
+      </w:r>
+      <w:r>
+        <w:t>Table 2S</w:t>
+      </w:r>
+      <w:r>
+        <w:t xml:space="preserve">). To facilitate interpretation, we grouped 103 of these pathways into five functional categories based on shared biological roles and their apparent relationship with temperature: lipid metabolism, oxygen-driven metabolism and fermentation, redox maintenance, nucleotide mobilization, and immune regulation (Fig 3). The gut microbiome </w:t>
+      </w:r>
+      <w:r>
+        <w:lastRenderedPageBreak/>
+        <w:t>exhibits signs of metabolic restructuring that may help microbes respond to rising temperatures.  For example, changes in lipid metabolism including an increase in fatty acids synthesis pathways like oleate, cis-</w:t>
+      </w:r>
+      <w:proofErr w:type="spellStart"/>
+      <w:r>
+        <w:t>vaccenate</w:t>
+      </w:r>
+      <w:proofErr w:type="spellEnd"/>
+      <w:r>
+        <w:t xml:space="preserve">, palmitoleate, stearate, and </w:t>
+      </w:r>
+      <w:proofErr w:type="spellStart"/>
+      <w:r>
+        <w:t>gondoate</w:t>
+      </w:r>
+      <w:proofErr w:type="spellEnd"/>
+      <w:r>
+        <w:t xml:space="preserve"> and lipid remodeling pathways such as the mevalonate pathway and downstream isoprenoid lipids synthesis, </w:t>
+      </w:r>
+      <w:commentRangeStart w:id="7"/>
+      <w:commentRangeStart w:id="8"/>
+      <w:r>
+        <w:t xml:space="preserve">may help maintain cytoplasmic membrane integrity at high temperatures </w:t>
+      </w:r>
+      <w:commentRangeEnd w:id="7"/>
+      <w:r>
+        <w:rPr>
+          <w:rStyle w:val="CommentReference"/>
+        </w:rPr>
+        <w:commentReference w:id="7"/>
+      </w:r>
+      <w:commentRangeEnd w:id="8"/>
+      <w:r>
+        <w:rPr>
+          <w:rStyle w:val="CommentReference"/>
+        </w:rPr>
+        <w:commentReference w:id="8"/>
+      </w:r>
+      <w:r>
+        <w:t>(Fig 3A)</w:t>
+      </w:r>
+      <w:r>
+        <w:fldChar w:fldCharType="begin"/>
+      </w:r>
+      <w:r>
+        <w:instrText xml:space="preserve"> ADDIN ZOTERO_ITEM CSL_CITATION {"citationID":"ZsjASiqo","properties":{"formattedCitation":"(Mansilla et al., 2004; Y.-M. Zhang &amp; Rock, 2008)","plainCitation":"(Mansilla et al., 2004; Y.-M. Zhang &amp; Rock, 2008)","noteIndex":0},"citationItems":[{"id":3378,"uris":["http://zotero.org/users/13901503/items/TZK8TZFH"],"itemData":{"id":3378,"type":"article-journal","container-title":"Journal of Bacteriology","DOI":"10.1128/jb.186.20.6681-6688.2004","issue":"20","note":"publisher: American Society for Microbiology","page":"6681-6688","source":"journals.asm.org (Atypon)","title":"Control of Membrane Lipid Fluidity by Molecular Thermosensors","volume":"186","author":[{"family":"Mansilla","given":"María C."},{"family":"Cybulski","given":"Larisa E."},{"family":"Albanesi","given":"Daniela"},{"family":"Mendoza","given":"Diego","non-dropping-particle":"de"}],"issued":{"date-parts":[["2004",10,15]]}}},{"id":3286,"uris":["http://zotero.org/users/13901503/items/VXSZL448"],"itemData":{"id":3286,"type":"article-journal","abstract":"The ability of bacteria to control the biophysical properties of their membrane phospholipids allows them to thrive in a wide range of physical environments.Fatty acid biosynthesis is an energy-intensive biosynthetic pathway, and the production of the building blocks for membrane phospholipids is precisely regulated to match the rate of cell division.Bacteria control the homeostasis of membrane lipid biophysical properties by altering the chain length of fatty acids, as well as the ratio of saturated:unsaturated fatty acids. The de novo, type II fatty acid biosynthetic pathway is a major focal point for the regulation of fatty acid composition.Bacteria can alter the physical properties of existing phospholipids by introducing cis double bonds into saturated acyl chains, thereby converting cis double bonds into cyclopropane rings and catalysing the isomerization of cis fatty acids to their trans conformations.Phospholipids are used as intermediates in the formation of major structural constituents of the cell. Managing the metabolism of the lipid by-products of these biosynthetic pathways is important to prevent the accumulation of membrane-disruptive lipids and to conserve the energy that is invested in the biosynthesis of the fatty acids.Modification of phosphatidylglycerol by the attachment of a lysine residue to the glycerol head group is an adaptive response that is used by pathogens to increase their resistance to cationic antibacterial peptides (defensins) that are produced by the innate immune system.","container-title":"Nature Reviews Microbiology","DOI":"10.1038/nrmicro1839","ISSN":"1740-1534","issue":"3","journalAbbreviation":"Nat Rev Microbiol","language":"en","license":"2008 Springer Nature Limited","note":"publisher: Nature Publishing Group","page":"222-233","source":"www-nature-com.proxy.lib.umich.edu","title":"Membrane lipid homeostasis in bacteria","volume":"6","author":[{"family":"Zhang","given":"Yong-Mei"},{"family":"Rock","given":"Charles O."}],"issued":{"date-parts":[["2008",3]]}}}],"schema":"https://github.com/citation-style-language/schema/raw/master/csl-citation.json"} </w:instrText>
+      </w:r>
+      <w:r>
+        <w:fldChar w:fldCharType="separate"/>
+      </w:r>
+      <w:r>
+        <w:rPr>
+          <w:noProof/>
+        </w:rPr>
+        <w:t>(Mansilla et al., 2004; Y.-M. Zhang &amp; Rock, 2008)</w:t>
+      </w:r>
+      <w:r>
+        <w:fldChar w:fldCharType="end"/>
+      </w:r>
+      <w:r>
+        <w:t xml:space="preserve">. However, a decrease in pathways involved in lipid catabolism and recycling including fatty acid β-oxidation, fatty acid salvage, and phospholipid turnover likely impairs membrane repair mechanisms </w:t>
+      </w:r>
+      <w:r>
+        <w:fldChar w:fldCharType="begin"/>
+      </w:r>
+      <w:r>
+        <w:instrText xml:space="preserve"> ADDIN ZOTERO_ITEM CSL_CITATION {"citationID":"lWyrjH6E","properties":{"formattedCitation":"(Dennis, 1994; Y.-M. Zhang &amp; Rock, 2008)","plainCitation":"(Dennis, 1994; Y.-M. Zhang &amp; Rock, 2008)","noteIndex":0},"citationItems":[{"id":3285,"uris":["http://zotero.org/users/13901503/items/932HVZ4C"],"itemData":{"id":3285,"type":"article-journal","container-title":"Journal of Biological Chemistry","DOI":"10.1016/S0021-9258(17)36794-7","ISSN":"00219258","issue":"18","journalAbbreviation":"Journal of Biological Chemistry","language":"en","license":"https://www.elsevier.com/tdm/userlicense/1.0/","page":"13057-13060","source":"DOI.org (Crossref)","title":"Diversity of group types, regulation, and function of phospholipase A2.","volume":"269","author":[{"family":"Dennis","given":"E.A."}],"issued":{"date-parts":[["1994",5]]}}},{"id":3286,"uris":["http://zotero.org/users/13901503/items/VXSZL448"],"itemData":{"id":3286,"type":"article-journal","abstract":"The ability of bacteria to control the biophysical properties of their membrane phospholipids allows them to thrive in a wide range of physical environments.Fatty acid biosynthesis is an energy-intensive biosynthetic pathway, and the production of the building blocks for membrane phospholipids is precisely regulated to match the rate of cell division.Bacteria control the homeostasis of membrane lipid biophysical properties by altering the chain length of fatty acids, as well as the ratio of saturated:unsaturated fatty acids. The de novo, type II fatty acid biosynthetic pathway is a major focal point for the regulation of fatty acid composition.Bacteria can alter the physical properties of existing phospholipids by introducing cis double bonds into saturated acyl chains, thereby converting cis double bonds into cyclopropane rings and catalysing the isomerization of cis fatty acids to their trans conformations.Phospholipids are used as intermediates in the formation of major structural constituents of the cell. Managing the metabolism of the lipid by-products of these biosynthetic pathways is important to prevent the accumulation of membrane-disruptive lipids and to conserve the energy that is invested in the biosynthesis of the fatty acids.Modification of phosphatidylglycerol by the attachment of a lysine residue to the glycerol head group is an adaptive response that is used by pathogens to increase their resistance to cationic antibacterial peptides (defensins) that are produced by the innate immune system.","container-title":"Nature Reviews Microbiology","DOI":"10.1038/nrmicro1839","ISSN":"1740-1534","issue":"3","journalAbbreviation":"Nat Rev Microbiol","language":"en","license":"2008 Springer Nature Limited","note":"publisher: Nature Publishing Group","page":"222-233","source":"www-nature-com.proxy.lib.umich.edu","title":"Membrane lipid homeostasis in bacteria","volume":"6","author":[{"family":"Zhang","given":"Yong-Mei"},{"family":"Rock","given":"Charles O."}],"issued":{"date-parts":[["2008",3]]}}}],"schema":"https://github.com/citation-style-language/schema/raw/master/csl-citation.json"} </w:instrText>
+      </w:r>
+      <w:r>
+        <w:fldChar w:fldCharType="separate"/>
+      </w:r>
+      <w:r>
+        <w:rPr>
+          <w:noProof/>
+        </w:rPr>
+        <w:t>(Dennis, 1994; Y.-M. Zhang &amp; Rock, 2008)</w:t>
+      </w:r>
+      <w:r>
+        <w:fldChar w:fldCharType="end"/>
+      </w:r>
+      <w:r>
+        <w:t xml:space="preserve"> </w:t>
+      </w:r>
+      <w:r>
+        <w:t>and may compromise integrity during extended periods of high temperatures. Further, an increase in anaerobic pathways, including the reductive TCA cycle and several involved in glycolysis (), alongside a decrease in pathways that support aerobic metabolism () may reflect a response to changing oxygen gradients with rising temperatures to maintain energy production. (Fig 3B)</w:t>
+      </w:r>
+      <w:r>
+        <w:fldChar w:fldCharType="begin"/>
+      </w:r>
+      <w:r>
+        <w:instrText xml:space="preserve"> ADDIN ZOTERO_ITEM CSL_CITATION {"citationID":"RZiOC71a","properties":{"formattedCitation":"(Hall et al., 1999)","plainCitation":"(Hall et al., 1999)","noteIndex":0},"citationItems":[{"id":3205,"uris":["http://zotero.org/users/13901503/items/CADITA73"],"itemData":{"id":3205,"type":"article-journal","abstract":"Exposure of conscious animals to environmental heat stress increases portal venous radical content. The nature of the observed heat stress-inducible radical molecules suggests that hyperthermia produces cellular hypoxic stress in liver and intestine. To investigate this hypothesis, conscious rats bearing in-dwelling portal venous and femoral artery catheters were exposed to normothermic or hyperthermic conditions. Blood gas levels were monitored during heat stress and for 24 h following heat exposure. Hyperthermia significantly increased arterial O2 saturation, splanchnic arterial-venous O2 difference, and venous</w:instrText>
+      </w:r>
+      <w:r>
+        <w:rPr>
+          <w:rFonts w:ascii="Cambria Math" w:hAnsi="Cambria Math" w:cs="Cambria Math"/>
+        </w:rPr>
+        <w:instrText>𝑃</w:instrText>
+      </w:r>
+      <w:r>
+        <w:instrText xml:space="preserve">⁢CO2P⁢CO2, while decreasing venous O2 saturation and venous pH. One hour after heat exposure, liver glycogen levels were decreased </w:instrText>
+      </w:r>
+      <w:r>
+        <w:rPr>
+          <w:rFonts w:ascii="Cambria Math" w:hAnsi="Cambria Math" w:cs="Cambria Math"/>
+        </w:rPr>
+        <w:instrText>∼</w:instrText>
+      </w:r>
+      <w:r>
+        <w:instrText xml:space="preserve">20%. Two hours after heat exposure, the splanchnic arterial-venous O2 difference remained elevated in heat-stressed animals despite normal Tc. A second group of rats was exposed to similar conditions while receiving intra-arterial injections of the hypoxic cell marker [3H]misonidazole. Liver and intestine were biopsied, and [3H]misonidazole content was quantified. Heat stress increased tissue [3H]misonidazole retention 80% in the liver and 29% in the small intestine. Cellular [3H]misonidazole levels were significantly elevated in intestinal epithelial cells and liver zone 2 and 3 hepatocytes and Kupffer cells. This effect was most prominent in the proximal small intestine and small liver lobi. These data provide evidence that hyperthermia produces cellular hypoxia and metabolic stress in splanchnic tissues and suggest that cellular metabolic stress may contribute to radical generation during heat stress.","container-title":"American Journal of Physiology-Gastrointestinal and Liver Physiology","DOI":"10.1152/ajpgi.1999.276.5.G1195","ISSN":"0193-1857","issue":"5","note":"publisher: American Physiological Society","page":"G1195-G1203","source":"journals.physiology.org (Atypon)","title":"Splanchnic tissues undergo hypoxic stress  during whole body hyperthermia","volume":"276","author":[{"family":"Hall","given":"David M."},{"family":"Baumgardner","given":"Kirk R."},{"family":"Oberley","given":"Terry D."},{"family":"Gisolfi","given":"Carl V."}],"issued":{"date-parts":[["1999",5]]}}}],"schema":"https://github.com/citation-style-language/schema/raw/master/csl-citation.json"} </w:instrText>
+      </w:r>
+      <w:r>
+        <w:fldChar w:fldCharType="separate"/>
+      </w:r>
+      <w:r>
+        <w:rPr>
+          <w:noProof/>
+        </w:rPr>
+        <w:t>(Hall et al., 1999)</w:t>
+      </w:r>
+      <w:r>
+        <w:fldChar w:fldCharType="end"/>
+      </w:r>
+      <w:r>
+        <w:t xml:space="preserve">. However, these anaerobic pathways are primarily involved in simple carbohydrate metabolism typical of facultative taxa (), and coincide with a decline in complex polysaccharide fermentation typical of obligate taxa (), suggesting that this shift is driven by the relative persistence of facultative taxa at high temperatures. Since fiber fermentation creates SCFAs which are crucial energy sources, extended periods of high temperatures may eventually cause a decline in overall energy </w:t>
+      </w:r>
+      <w:commentRangeStart w:id="9"/>
+      <w:r>
+        <w:t>availability</w:t>
+      </w:r>
+      <w:commentRangeEnd w:id="9"/>
+      <w:r>
+        <w:rPr>
+          <w:rStyle w:val="CommentReference"/>
+        </w:rPr>
+        <w:commentReference w:id="9"/>
+      </w:r>
+      <w:r>
+        <w:t xml:space="preserve"> (). </w:t>
+      </w:r>
+    </w:p>
+    <w:p>
+      <w:pPr>
+        <w:ind w:firstLine="720"/>
+      </w:pPr>
+      <w:r>
+        <w:t xml:space="preserve">Some of the observed metabolic shifts suggest that rising temperatures may affect microbial activity in ways that compromise the homeostasis of the gut environment. For example, declines in pathways that support redox maintenance including the synthesis of cofactors such as B vitamins </w:t>
+      </w:r>
+      <w:r>
+        <w:fldChar w:fldCharType="begin"/>
+      </w:r>
+      <w:r>
+        <w:instrText xml:space="preserve"> ADDIN ZOTERO_ITEM CSL_CITATION {"citationID":"oWPRpQeE","properties":{"formattedCitation":"(Hellmann &amp; Mooney, 2010; Powers, 2003)","plainCitation":"(Hellmann &amp; Mooney, 2010; Powers, 2003)","noteIndex":0},"citationItems":[{"id":3227,"uris":["http://zotero.org/users/13901503/items/9DQLWAKU"],"itemData":{"id":3227,"type":"article-journal","abstract":"Vitamin B6 is an intriguing molecule that is involved in a wide range of metabolic, physiological and developmental processes. Based on its water solubility and high reactivity when phosphorylated, it is a suitable co-factor for many biochemical processes. Furthermore the vitamin is a potent antioxidant, rivaling carotenoids or tocopherols in its ability to quench reactive oxygen species. It is therefore not surprising that the vitamin is essential and unquestionably important for the cellular metabolism and well-being of all living organisms. The review briefly summarizes the biosynthetic pathways of vitamin B6 in pro- and eukaryotes and its diverse roles in enzymatic reactions. Finally, because in recent years the vitamin has often been considered beneficial for human health, the review will also sum up and critically reflect on current knowledge how human health can profit from vitamin B6.","container-title":"Molecules","DOI":"10.3390/molecules15010442","ISSN":"1420-3049","issue":"1","language":"en","license":"http://creativecommons.org/licenses/by/3.0/","note":"number: 1\npublisher: Molecular Diversity Preservation International","page":"442-459","source":"www.mdpi.com","title":"Vitamin B6: A Molecule for Human Health?","title-short":"Vitamin B6","volume":"15","author":[{"family":"Hellmann","given":"Hanjo"},{"family":"Mooney","given":"Sutton"}],"issued":{"date-parts":[["2010",1]]}}},{"id":3224,"uris":["http://zotero.org/users/13901503/items/W59CZMD8"],"itemData":{"id":3224,"type":"article-journal","abstract":"Riboflavin is unique among the water-soluble vitamins in that milk and dairy products make the greatest contribution to its intake in Western diets. Meat and fish are also good sources of riboflavin, and certain fruit and vegetables, especially dark-green vegetables, contain reasonably high concentrations. Biochemical signs of depletion arise within only a few days of dietary deprivation. Poor riboflavin status in Western countries seems to be of most concern for the elderly and adolescents, despite the diversity of riboflavin-rich foods available. However, discrepancies between dietary intake data and biochemical data suggest either that requirements are higher than hitherto thought or that biochemical thresholds for deficiency are inappropriate. This article reviews current evidence that diets low in riboflavin present specific health risks. There is reasonably good evidence that poor riboflavin status interferes with iron handling and contributes to the etiology of anemia when iron intakes are low. Various mechanisms for this have been proposed, including effects on the gastrointestinal tract that might compromise the handling of other nutrients. Riboflavin deficiency has been implicated as a risk factor for cancer, although this has not been satisfactorily established in humans. Current interest is focused on the role that riboflavin plays in determining circulating concentrations of homocysteine, a risk factor for cardiovascular disease. Other mechanisms have been proposed for a protective role of riboflavin in ischemia reperfusion injury; this requires further study. Riboflavin deficiency may exert some of its effects by reducing the metabolism of other B vitamins, notably folate and vitamin B-6.","container-title":"The American Journal of Clinical Nutrition","DOI":"10.1093/ajcn/77.6.1352","ISSN":"0002-9165","issue":"6","journalAbbreviation":"The American Journal of Clinical Nutrition","page":"1352-1360","source":"ScienceDirect","title":"Riboflavin (vitamin B-2) and health12","volume":"77","author":[{"family":"Powers","given":"Hilary J"}],"issued":{"date-parts":[["2003",6,1]]}}}],"schema":"https://github.com/citation-style-language/schema/raw/master/csl-citation.json"} </w:instrText>
+      </w:r>
+      <w:r>
+        <w:fldChar w:fldCharType="separate"/>
+      </w:r>
+      <w:r>
+        <w:rPr>
+          <w:noProof/>
+        </w:rPr>
+        <w:t>(Hellmann &amp; Mooney, 2010; Powers, 2003)</w:t>
+      </w:r>
+      <w:r>
+        <w:fldChar w:fldCharType="end"/>
+      </w:r>
+      <w:r>
+        <w:t xml:space="preserve">, coenzymes </w:t>
+      </w:r>
+      <w:r>
+        <w:fldChar w:fldCharType="begin"/>
+      </w:r>
+      <w:r>
+        <w:instrText xml:space="preserve"> ADDIN ZOTERO_ITEM CSL_CITATION {"citationID":"4f75BpHM","properties":{"formattedCitation":"(Gout, 2018)","plainCitation":"(Gout, 2018)","noteIndex":0},"citationItems":[{"id":3237,"uris":["http://zotero.org/users/13901503/items/VLNZSILJ"],"itemData":{"id":3237,"type":"article-journal","abstract":"In a diverse family of cellular cofactors, coenzyme A (CoA) has a unique design to function in various biochemical processes. The presence of a highly reactive thiol group and a nucleotide moiety offers a diversity of chemical reactions and regulatory interactions. CoA employs them to activate carbonyl-containing molecules and to produce various thioester derivatives (e.g. acetyl CoA, malonyl CoA and 3-hydroxy-3-methylglutaryl CoA), which have well-established roles in cellular metabolism, production of neurotransmitters and the regulation of gene expression. A novel unconventional function of CoA in redox regulation, involving covalent attachment of this coenzyme to cellular proteins in response to oxidative and metabolic stress, has been recently discovered and termed protein CoAlation (S-thiolation by CoA or CoAthiolation). A diverse range of proteins was found to be CoAlated in mammalian cells and tissues under various experimental conditions. Protein CoAlation alters the molecular mass, charge and activity of modified proteins, and prevents them from irreversible sulfhydryl overoxidation. This review highlights the role of a key metabolic integrator CoA in redox regulation in mammalian cells and provides a perspective of the current status and future directions of the emerging field of protein CoAlation.","container-title":"Biochemical Society Transactions","DOI":"10.1042/BST20170506","ISSN":"0300-5127, 1470-8752","issue":"3","language":"en","page":"721-728","source":"DOI.org (Crossref)","title":"Coenzyme A, protein CoAlation and redox regulation in mammalian cells","volume":"46","author":[{"family":"Gout","given":"Ivan"}],"issued":{"date-parts":[["2018",6,19]]}}}],"schema":"https://github.com/citation-style-language/schema/raw/master/csl-citation.json"} </w:instrText>
+      </w:r>
+      <w:r>
+        <w:fldChar w:fldCharType="separate"/>
+      </w:r>
+      <w:r>
+        <w:rPr>
+          <w:noProof/>
+        </w:rPr>
+        <w:t>(Gout, 2018)</w:t>
+      </w:r>
+      <w:r>
+        <w:fldChar w:fldCharType="end"/>
+      </w:r>
+      <w:r>
+        <w:t xml:space="preserve">, and antioxidant precursors to glutathione </w:t>
+      </w:r>
+      <w:r>
+        <w:fldChar w:fldCharType="begin"/>
+      </w:r>
+      <w:r>
+        <w:instrText xml:space="preserve"> ADDIN ZOTERO_ITEM CSL_CITATION {"citationID":"2FPwkzM8","properties":{"formattedCitation":"(S. C. Lu, 2013)","plainCitation":"(S. C. Lu, 2013)","noteIndex":0},"citationItems":[{"id":3229,"uris":["http://zotero.org/users/13901503/items/98ARRTVI"],"itemData":{"id":3229,"type":"article-journal","abstract":"Background\nGlutathione (GSH) is present in all mammalian tissues as the most abundant non-protein thiol that defends against oxidative stress. GSH is also a key determinant of redox signaling, vital in detoxification of xenobiotics, and regulates cell proliferation, apoptosis, immune function, and fibrogenesis. Biosynthesis of GSH occurs in the cytosol in a tightly regulated manner. Key determinants of GSH synthesis are the availability of the sulfur amino acid precursor, cysteine, and the activity of the rate-limiting enzyme, glutamate cysteine ligase (GCL), which is composed of a catalytic (GCLC) and a modifier (GCLM) subunit. The second enzyme of GSH synthesis is GSH synthetase (GS).\nScope of review\nThis review summarizes key functions of GSH and focuses on factors that regulate the biosynthesis of GSH, including pathological conditions where GSH synthesis is dysregulated.\nMajor conclusions\nGCL subunits and GS are regulated at multiple levels and often in a coordinated manner. Key transcription factors that regulate the expression of these genes include NF-E2 related factor 2 (Nrf2) via the antioxidant response element (ARE), AP-1, and nuclear factor kappa B (NFκB). There is increasing evidence that dysregulation of GSH synthesis contributes to the pathogenesis of many pathological conditions. These include diabetes mellitus, pulmonary and liver fibrosis, alcoholic liver disease, cholestatic liver injury, endotoxemia and drug-resistant tumor cells.\nGeneral significance\nGSH is a key antioxidant that also modulates diverse cellular processes. A better understanding of how its synthesis is regulated and dysregulated in disease states may lead to improvement in the treatment of these disorders. This article is part of a Special Issue entitled Cellular functions of glutathione.","collection-title":"Cellular functions of glutathione","container-title":"Biochimica et Biophysica Acta (BBA) - General Subjects","DOI":"10.1016/j.bbagen.2012.09.008","ISSN":"0304-4165","issue":"5","journalAbbreviation":"Biochimica et Biophysica Acta (BBA) - General Subjects","page":"3143-3153","source":"ScienceDirect","title":"Glutathione synthesis","volume":"1830","author":[{"family":"Lu","given":"Shelly C."}],"issued":{"date-parts":[["2013",5,1]]}}}],"schema":"https://github.com/citation-style-language/schema/raw/master/csl-citation.json"} </w:instrText>
+      </w:r>
+      <w:r>
+        <w:fldChar w:fldCharType="separate"/>
+      </w:r>
+      <w:r>
+        <w:rPr>
+          <w:noProof/>
+        </w:rPr>
+        <w:t>(S. C. Lu, 2013)</w:t>
+      </w:r>
+      <w:r>
+        <w:fldChar w:fldCharType="end"/>
+      </w:r>
+      <w:r>
+        <w:t xml:space="preserve"> </w:t>
+      </w:r>
+      <w:r>
+        <w:t xml:space="preserve">may impair the gut microbiome’s ability to neutralize reactive oxygen species (ROS) and contribute to redox imbalance at high temperatures (Fig 3C). Pathways involved in redox cycling such as NADPH production, quinone synthesis, and siderophore-mediated iron transport also decline (Fig 4C; Dhungana &amp; Crumbliss, 2005; Ying, 2008) along with detoxification pathways for aromatic compounds and aldehydes (Kalapos, 1999) which could also contribute to the accumulation of ROS. However, some pathways that support redox maintenance increase with rising temperatures including the synthesis of antioxidant precursors and vitamin B12 </w:t>
+      </w:r>
+      <w:r>
+        <w:fldChar w:fldCharType="begin"/>
+      </w:r>
+      <w:r>
+        <w:instrText xml:space="preserve"> ADDIN ZOTERO_ITEM CSL_CITATION {"citationID":"RysgoECv","properties":{"formattedCitation":"(Martens et al., 2002)","plainCitation":"(Martens et al., 2002)","noteIndex":0},"citationItems":[{"id":3337,"uris":["http://zotero.org/users/13901503/items/ZQRDCT8W"],"itemData":{"id":3337,"type":"article-journal","abstract":"One of the most alluring and fascinating molecules in the world of science and medicine is vitamin B12 (cobalamin), which was originally discovered as the anti pernicious anemia factor and whose enigmatic complex structure is matched only by the beguiling chemistry that it mediates. The biosynthesis of this essential nutrient is intricate, involved and, remarkably, confined to certain members of the prokaryotic world, seemingly never have to have made the eukaryotic transition. In humans, the vitamin is required in trace amounts (approximately 1 µg/day) to assist the actions of only two enzymes, methionine synthase and (R)-methylmalonyl-CoA mutase; yet commercially more than 10 t of B12 are produced each year from a number of bacterial species. The rich scientific history of vitamin B12 research, its biological functions and the pathways employed by bacteria for its de novo synthesis are described. Current strategies for the improvement of vitamin B12 production using modern biotechnological techniques are outlined.","container-title":"Applied Microbiology and Biotechnology","DOI":"10.1007/s00253-001-0902-7","ISSN":"1432-0614","issue":"3","journalAbbreviation":"Appl Microbiol Biotechnol","language":"en","license":"2001 Springer-Verlag","note":"Company: Springer\nDistributor: Springer\nInstitution: Springer\nLabel: Springer\nnumber: 3\npublisher: Springer-Verlag","page":"275-285","source":"link-springer-com.proxy.lib.umich.edu","title":"Microbial production of vitamin B12","volume":"58","author":[{"family":"Martens","given":"J.-H."},{"family":"Barg","given":"H."},{"family":"Warren","given":"M."},{"family":"Jahn","given":"D."}],"issued":{"date-parts":[["2002",3,1]]}}}],"schema":"https://github.com/citation-style-language/schema/raw/master/csl-citation.json"} </w:instrText>
+      </w:r>
+      <w:r>
+        <w:fldChar w:fldCharType="separate"/>
+      </w:r>
+      <w:r>
+        <w:rPr>
+          <w:noProof/>
+        </w:rPr>
+        <w:t>(Martens et al., 2002)</w:t>
+      </w:r>
+      <w:r>
+        <w:fldChar w:fldCharType="end"/>
+      </w:r>
+      <w:r>
+        <w:t xml:space="preserve">, coenzyme metabolism </w:t>
+      </w:r>
+      <w:r>
+        <w:fldChar w:fldCharType="begin"/>
+      </w:r>
+      <w:r>
+        <w:instrText xml:space="preserve"> ADDIN ZOTERO_ITEM CSL_CITATION {"citationID":"RUb5pm3b","properties":{"formattedCitation":"(Belenky et al., 2007)","plainCitation":"(Belenky et al., 2007)","noteIndex":0},"citationItems":[{"id":3246,"uris":["http://zotero.org/users/13901503/items/SBMSGALS"],"itemData":{"id":3246,"type":"article-journal","container-title":"Trends in Biochemical Sciences","DOI":"10.1016/j.tibs.2006.11.006","ISSN":"0968-0004","issue":"1","journalAbbreviation":"Trends in Biochemical Sciences","language":"English","note":"publisher: Elsevier\nPMID: 17161604","page":"12-19","source":"www-cell-com.proxy.lib.umich.edu","title":"NAD+ metabolism in health and disease","volume":"32","author":[{"family":"Belenky","given":"Peter"},{"family":"Bogan","given":"Katrina L."},{"family":"Brenner","given":"Charles"}],"issued":{"date-parts":[["2007",1,1]]}}}],"schema":"https://github.com/citation-style-language/schema/raw/master/csl-citation.json"} </w:instrText>
+      </w:r>
+      <w:r>
+        <w:fldChar w:fldCharType="separate"/>
+      </w:r>
+      <w:r>
+        <w:rPr>
+          <w:noProof/>
+        </w:rPr>
+        <w:t>(Belenky et al., 2007)</w:t>
+      </w:r>
+      <w:r>
+        <w:fldChar w:fldCharType="end"/>
+      </w:r>
+      <w:r>
+        <w:t xml:space="preserve">, and degradation of vitamin-like compounds </w:t>
+      </w:r>
+      <w:r>
+        <w:fldChar w:fldCharType="begin"/>
+      </w:r>
+      <w:r>
+        <w:instrText xml:space="preserve"> ADDIN ZOTERO_ITEM CSL_CITATION {"citationID":"CONirrgu","properties":{"formattedCitation":"(Linster &amp; Van Schaftingen, 2007)","plainCitation":"(Linster &amp; Van Schaftingen, 2007)","noteIndex":0},"citationItems":[{"id":3334,"uris":["http://zotero.org/users/13901503/items/68BGK4TV"],"itemData":{"id":3334,"type":"article-journal","abstract":"Vitamin C, a reducing agent and antioxidant, is a cofactor in reactions catalyzed by Cu+-dependent monooxygenases and Fe2+-dependent dioxygenases. It is synthesized, in vertebrates having this capacity, from d-glucuronate. The latter is formed through direct hydrolysis of uridine diphosphate (UDP)-glucuronate by enzyme(s) bound to the endoplasmic reticulum membrane, sharing many properties with, and most likely identical to, UDP-glucuronosyltransferases. Non-glucuronidable xenobiotics (aminopyrine, metyrapone, chloretone and others) stimulate the enzymatic hydrolysis of UDP-glucuronate, accounting for their effect to increase vitamin C formation in vivo. Glucuronate is converted to l-gulonate by aldehyde reductase, an enzyme of the aldo-keto reductase superfamily. l-Gulonate is converted to l-gulonolactone by a lactonase identified as SMP30 or regucalcin, whose absence in mice leads to vitamin C deficiency. The last step in the pathway of vitamin C synthesis is the oxidation of l-gulonolactone to l-ascorbic acid by l-gulonolactone oxidase, an enzyme associated with the endoplasmic reticulum membrane and deficient in man, guinea pig and other species due to mutations in its gene. Another fate of glucuronate is its conversion to d-xylulose in a five-step pathway, the pentose pathway, involving identified oxidoreductases and an unknown decarboxylase. Semidehydroascorbate, a major oxidation product of vitamin C, is reconverted to ascorbate in the cytosol by cytochrome b5 reductase and thioredoxin reductase in reactions involving NADH and NADPH, respectively. Transmembrane electron transfer systems using ascorbate or NADH as electron donors serve to reduce semidehydroascorbate present in neuroendocrine secretory vesicles and in the extracellular medium. Dehydroascorbate, the fully oxidized form of vitamin C, is reduced spontaneously by glutathione, as well as enzymatically in reactions using glutathione or NADPH. The degradation of vitamin C in mammals is initiated by the hydrolysis of dehydroascorbate to 2,3-diketo-l-gulonate, which is spontaneously degraded to oxalate, CO2 and l-erythrulose. This is at variance with bacteria such as Escherichia coli, which have enzymatic degradation pathways for ascorbate and probably also dehydroascorbate.","container-title":"The FEBS Journal","DOI":"10.1111/j.1742-4658.2006.05607.x","ISSN":"1742-4658","issue":"1","language":"en","note":"_eprint: https://febs.onlinelibrary.wiley.com/doi/pdf/10.1111/j.1742-4658.2006.05607.x","page":"1-22","source":"Wiley Online Library","title":"Vitamin C","volume":"274","author":[{"family":"Linster","given":"Carole L."},{"family":"Van Schaftingen","given":"Emile"}],"issued":{"date-parts":[["2007"]]}}}],"schema":"https://github.com/citation-style-language/schema/raw/master/csl-citation.json"} </w:instrText>
+      </w:r>
+      <w:r>
+        <w:fldChar w:fldCharType="separate"/>
+      </w:r>
+      <w:r>
+        <w:rPr>
+          <w:noProof/>
+        </w:rPr>
+        <w:t>(Linster &amp; Van Schaftingen, 2007)</w:t>
+      </w:r>
+      <w:r>
+        <w:fldChar w:fldCharType="end"/>
+      </w:r>
+      <w:r>
+        <w:t>. These shifts may represent a compensatory effort to counteract the loss of ROS-neutralizing pathways and help sustain or reestablish redox balance at high temperatures. Unfortunately, this compensation is likely insufficient to prevent the accumulation of ROS as indicated by the concomitant increase in pathways involved in nucleotide mobilization including purine and pyrimidine de novo synthesis, nucleotide salvage, and recycling (Fig 3D)</w:t>
+      </w:r>
+      <w:r>
+        <w:fldChar w:fldCharType="begin"/>
+      </w:r>
+      <w:r>
+        <w:instrText xml:space="preserve"> ADDIN ZOTERO_ITEM CSL_CITATION {"citationID":"VWKBgd91","properties":{"formattedCitation":"(Kilstrup et al., 2005; Lane &amp; Fan, 2015)","plainCitation":"(Kilstrup et al., 2005; Lane &amp; Fan, 2015)","noteIndex":0},"citationItems":[{"id":3291,"uris":["http://zotero.org/users/13901503/items/6MPJ4SKF"],"itemData":{"id":3291,"type":"article-journal","abstract":"Most metabolic reactions are connected through either their utilization of nucleotides or their utilization of nucleotides or their regulation by these metabolites. In this review the biosynthetic pathways for pyrimidine and purine metabolism in lactic acid bacteria are described including the interconversion pathways, the formation of deoxyribonucleotides and the salvage pathways for use of exogenous precursors. The data for the enzymatic and the genetic regulation of these pathways are reviewed, as well as the gene organizations in di</w:instrText>
+      </w:r>
+      <w:r>
+        <w:rPr>
+          <w:rFonts w:ascii="Cambria Math" w:hAnsi="Cambria Math" w:cs="Cambria Math"/>
+        </w:rPr>
+        <w:instrText>ﬀ</w:instrText>
+      </w:r>
+      <w:r>
+        <w:instrText xml:space="preserve">erent lactic acid bacteria. Mutant phenotypes and methods for manipulation of nucleotide pools are also discussed. Our aim is to provide an overview of the physiology and genetics of nucleotide metabolism and its regulation that will facilitate the interpretation of data arising from genetics, metabolomics, proteomics, and transcriptomics in lactic acid bacteria.","container-title":"FEMS Microbiology Reviews","DOI":"10.1016/j.fmrre.2005.04.006","ISSN":"1574-6976","issue":"3","journalAbbreviation":"FEMS Microbiol Rev","language":"en","page":"555-590","source":"DOI.org (Crossref)","title":"Nucleotide metabolism and its control in lactic acid bacteria","volume":"29","author":[{"family":"Kilstrup","given":"Mogens"},{"family":"Hammer","given":"Karin"},{"family":"Ruhdal Jensen","given":"Peter"},{"family":"Martinussen","given":"Jan"}],"issued":{"date-parts":[["2005",8]]}}},{"id":3293,"uris":["http://zotero.org/users/13901503/items/ZVCXJZJX"],"itemData":{"id":3293,"type":"article-journal","abstract":"Nucleotides are required for a wide variety of biological processes and are constantly synthesized de novo in all cells. When cells proliferate, increased nucleotide synthesis is necessary for DNA replication and for RNA production to support protein synthesis at different stages of the cell cycle, during which these events are regulated at multiple levels. Therefore the synthesis of the precursor nucleotides is also strongly regulated at multiple levels. Nucleotide synthesis is an energy intensive process that uses multiple metabolic pathways across different cell compartments and several sources of carbon and nitrogen. The processes are regulated at the transcription level by a set of master transcription factors but also at the enzyme level by allosteric regulation and feedback inhibition. Here we review the cellular demands of nucleotide biosynthesis, their metabolic pathways and mechanisms of regulation during the cell cycle. The use of stable isotope tracers for delineating the biosynthetic routes of the multiple intersecting pathways and how these are quantitatively controlled under different conditions is also highlighted. Moreover, the importance of nucleotide synthesis for cell viability is discussed and how this may lead to potential new approaches to drug development in diseases such as cancer.","container-title":"Nucleic Acids Research","DOI":"10.1093/nar/gkv047","ISSN":"1362-4962, 0305-1048","issue":"4","language":"en","license":"http://creativecommons.org/licenses/by/4.0/","page":"2466-2485","source":"DOI.org (Crossref)","title":"Regulation of mammalian nucleotide metabolism and biosynthesis","volume":"43","author":[{"family":"Lane","given":"Andrew N"},{"family":"Fan","given":"Teresa W-M"}],"issued":{"date-parts":[["2015",2,27]]}}}],"schema":"https://github.com/citation-style-language/schema/raw/master/csl-citation.json"} </w:instrText>
+      </w:r>
+      <w:r>
+        <w:fldChar w:fldCharType="separate"/>
+      </w:r>
+      <w:r>
+        <w:rPr>
+          <w:noProof/>
+        </w:rPr>
+        <w:t>(Kilstrup et al., 2005; Lane &amp; Fan, 2015)</w:t>
+      </w:r>
+      <w:r>
+        <w:fldChar w:fldCharType="end"/>
+      </w:r>
+      <w:r>
+        <w:t xml:space="preserve">. There is also an increase in pathways that may support accuracy during translation </w:t>
+      </w:r>
+      <w:r>
+        <w:t xml:space="preserve">such as </w:t>
+      </w:r>
+      <w:proofErr w:type="spellStart"/>
+      <w:r>
+        <w:t>queuosine</w:t>
+      </w:r>
+      <w:proofErr w:type="spellEnd"/>
+      <w:r>
+        <w:t xml:space="preserve"> synthesis and S-adenosylmethionine salvage</w:t>
+      </w:r>
+      <w:r>
+        <w:t xml:space="preserve"> </w:t>
+      </w:r>
+      <w:r>
+        <w:t>(Vinayak &amp; Pathak, 2010)</w:t>
+      </w:r>
+      <w:r>
+        <w:t xml:space="preserve">. This coordinated increase in nucleotide and translation-associated metabolism may reflect the consequences of redox imbalance at high temperatures because the accumulation of ROS can lead to DNA damage </w:t>
+      </w:r>
+      <w:r>
+        <w:fldChar w:fldCharType="begin"/>
+      </w:r>
+      <w:r>
+        <w:instrText xml:space="preserve"> ADDIN ZOTERO_ITEM CSL_CITATION {"citationID":"De7gRBET","properties":{"formattedCitation":"(Imlay, 2013)","plainCitation":"(Imlay, 2013)","noteIndex":0},"citationItems":[{"id":3368,"uris":["http://zotero.org/users/13901503/items/R3YTNYU9"],"itemData":{"id":3368,"type":"article-journal","abstract":"Excess oxygen can disrupt the growth of most organisms, but the underlying mechanisms of damage have proved difficult to unravel. The model bacterium Escherichia coli represents the best understood organism in terms of the effects of and response to oxidative stress.Superoxide (O2−) and hydrogen peroxide (H2O2) are formed within cells when molecular oxygen (O2) adventitiously acquires electrons from the reduced cofactors of flavoproteins.Both O2− and H2O2 can oxidize the exposed Fe–S clusters of a family of dehydratases. This event destabilizes the clusters, and their consequent disintegration eliminates enzyme activity.O2− and H2O2 also inactivate a variety of non-redox enzymes that use single Fe2+ ions as catalytic cofactors.DNA is damaged when H2O2 reacts with the intracellular pool of unincorporated iron. The iron that is released from oxidized metalloproteins enlarges this pool and accelerates this process.The transcription factor OxyR detects modest increments in intracellular H2O2. It activates several responses that help preserve the activities of Fe–S and mononuclear metalloenzymes.The SoxRS system detects redox-active compounds that are released by plants and some bacteria. These compounds can generate toxic doses of O2−, and the SoxRS system acts primarily to minimize the amounts of these compounds inside the cell.Future studies should aim to determine whether the knowledge gained from studying oxidative stress in the facultative anaerobe E. coli is applicable to other organisms, such as strictly aerobic and microaerophilic bacteria.","container-title":"Nature Reviews Microbiology","DOI":"10.1038/nrmicro3032","ISSN":"1740-1534","issue":"7","journalAbbreviation":"Nat Rev Microbiol","language":"en","license":"2013 Springer Nature Limited","note":"publisher: Nature Publishing Group","page":"443-454","source":"www.nature.com","title":"The molecular mechanisms and physiological consequences of oxidative stress: lessons from a model bacterium","title-short":"The molecular mechanisms and physiological consequences of oxidative stress","volume":"11","author":[{"family":"Imlay","given":"James A."}],"issued":{"date-parts":[["2013",7]]}}}],"schema":"https://github.com/citation-style-language/schema/raw/master/csl-citation.json"} </w:instrText>
+      </w:r>
+      <w:r>
+        <w:fldChar w:fldCharType="separate"/>
+      </w:r>
+      <w:r>
+        <w:rPr>
+          <w:noProof/>
+        </w:rPr>
+        <w:t>(Imlay, 2013)</w:t>
+      </w:r>
+      <w:r>
+        <w:fldChar w:fldCharType="end"/>
+      </w:r>
+      <w:r>
+        <w:t xml:space="preserve">. </w:t>
+      </w:r>
+    </w:p>
+    <w:p>
+      <w:pPr>
+        <w:ind w:firstLine="720"/>
+      </w:pPr>
+      <w:r>
+        <w:t xml:space="preserve">Shifts in microbial pathways involved in immune regulation may also disrupt gut homeostasis by impairing mechanisms that maintain host tolerance toward the gut microbiome. Rising temperatures are associated with a decline in </w:t>
+      </w:r>
+      <w:r>
+        <w:t xml:space="preserve">pathways that </w:t>
+      </w:r>
+      <w:r>
+        <w:t xml:space="preserve">produce metabolites known to support anti-inflammatory signaling including synthesis of the SCFAs butyrate and propanoate, catabolism of monosaturated fatty acids like oleate, and production of amino acid–derived </w:t>
+      </w:r>
+      <w:r>
+        <w:lastRenderedPageBreak/>
+        <w:t xml:space="preserve">immunomodulators through arginine degradation and ornithine synthesis (Fig 3E). Loss of these pathways may weaken essential mechanisms that promote host immune tolerance toward gut bacteria including support of anti-inflammatory regulatory T cell activity </w:t>
+      </w:r>
+      <w:r>
+        <w:fldChar w:fldCharType="begin"/>
+      </w:r>
+      <w:r>
+        <w:instrText xml:space="preserve"> ADDIN ZOTERO_ITEM CSL_CITATION {"citationID":"oCjERRK6","properties":{"formattedCitation":"(Arpaia et al., 2013; Furusawa et al., 2013)","plainCitation":"(Arpaia et al., 2013; Furusawa et al., 2013)","noteIndex":0},"citationItems":[{"id":3266,"uris":["http://zotero.org/users/13901503/items/ZX3K6GKV"],"itemData":{"id":3266,"type":"article-journal","abstract":"In mice, provision of butyrate—a short-chain fatty acid produced by commensal microorganisms during starch fermentation—facilitates extrathymic generation and differentiation of Foxp3+ regulatory T cells, demonstrating that metabolic by-products are sensed by cells of the immune system and affect the balance between pro- and anti-inflammatory cells.","container-title":"Nature","DOI":"10.1038/nature12726","ISSN":"1476-4687","issue":"7480","language":"en","license":"2013 Springer Nature Limited","note":"publisher: Nature Publishing Group","page":"451-455","source":"www.nature.com","title":"Metabolites produced by commensal bacteria promote peripheral regulatory T-cell generation","volume":"504","author":[{"family":"Arpaia","given":"Nicholas"},{"family":"Campbell","given":"Clarissa"},{"family":"Fan","given":"Xiying"},{"family":"Dikiy","given":"Stanislav"},{"family":"Veeken","given":"Joris","non-dropping-particle":"van der"},{"family":"deRoos","given":"Paul"},{"family":"Liu","given":"Hui"},{"family":"Cross","given":"Justin R."},{"family":"Pfeffer","given":"Klaus"},{"family":"Coffer","given":"Paul J."},{"family":"Rudensky","given":"Alexander Y."}],"issued":{"date-parts":[["2013",12]]}}},{"id":3264,"uris":["http://zotero.org/users/13901503/items/8XXJ4CBR"],"itemData":{"id":3264,"type":"article-journal","abstract":"The gut microbial metabolite butyrate is shown to induce the differentiation of colonic T regulatory cells in mice and to ameliorate the development of colitis; it also increases histone H3 acetylation at the Foxp3 promoter.","container-title":"Nature","DOI":"10.1038/nature12721","ISSN":"1476-4687","issue":"7480","language":"en","license":"2013 Springer Nature Limited","note":"publisher: Nature Publishing Group","page":"446-450","source":"www.nature.com","title":"Commensal microbe-derived butyrate induces the differentiation of colonic regulatory T cells","volume":"504","author":[{"family":"Furusawa","given":"Yukihiro"},{"family":"Obata","given":"Yuuki"},{"family":"Fukuda","given":"Shinji"},{"family":"Endo","given":"Takaho A."},{"family":"Nakato","given":"Gaku"},{"family":"Takahashi","given":"Daisuke"},{"family":"Nakanishi","given":"Yumiko"},{"family":"Uetake","given":"Chikako"},{"family":"Kato","given":"Keiko"},{"family":"Kato","given":"Tamotsu"},{"family":"Takahashi","given":"Masumi"},{"family":"Fukuda","given":"Noriko N."},{"family":"Murakami","given":"Shinnosuke"},{"family":"Miyauchi","given":"Eiji"},{"family":"Hino","given":"Shingo"},{"family":"Atarashi","given":"Koji"},{"family":"Onawa","given":"Satoshi"},{"family":"Fujimura","given":"Yumiko"},{"family":"Lockett","given":"Trevor"},{"family":"Clarke","given":"Julie M."},{"family":"Topping","given":"David L."},{"family":"Tomita","given":"Masaru"},{"family":"Hori","given":"Shohei"},{"family":"Ohara","given":"Osamu"},{"family":"Morita","given":"Tatsuya"},{"family":"Koseki","given":"Haruhiko"},{"family":"Kikuchi","given":"Jun"},{"family":"Honda","given":"Kenya"},{"family":"Hase","given":"Koji"},{"family":"Ohno","given":"Hiroshi"}],"issued":{"date-parts":[["2013",12]]}}}],"schema":"https://github.com/citation-style-language/schema/raw/master/csl-citation.json"} </w:instrText>
+      </w:r>
+      <w:r>
+        <w:fldChar w:fldCharType="separate"/>
+      </w:r>
+      <w:r>
+        <w:rPr>
+          <w:noProof/>
+        </w:rPr>
+        <w:t>(Arpaia et al., 2013; Furusawa et al., 2013)</w:t>
+      </w:r>
+      <w:r>
+        <w:fldChar w:fldCharType="end"/>
+      </w:r>
+      <w:r>
+        <w:t xml:space="preserve">, suppression of pro-inflammatory cytokine signaling </w:t>
+      </w:r>
+      <w:r>
+        <w:fldChar w:fldCharType="begin"/>
+      </w:r>
+      <w:r>
+        <w:instrText xml:space="preserve"> ADDIN ZOTERO_ITEM CSL_CITATION {"citationID":"CvzFPJOA","properties":{"formattedCitation":"(Hung et al., 2023; Klampfer et al., 2003)","plainCitation":"(Hung et al., 2023; Klampfer et al., 2003)","noteIndex":0},"citationItems":[{"id":3176,"uris":["http://zotero.org/users/13901503/items/HTMPX6GE"],"itemData":{"id":3176,"type":"article-journal","abstract":"Monocytes are a major population of circulating immune cells that play a crucial role in producing pro-inflammatory cytokines in the body. The actions of monocytes are known to be influenced by the combinations and concentrations of certain fatty acids (FAs) in blood and dietary fats. However, systemic comparisons of the effects of FAs on cytokine secretion by monocytes have not be performed. In this study, we compared how six saturated FAs (SFAs), two monounsaturated FAs (MUFAs), and seven polyunsaturated FAs (PUFAs) modulate human THP-1 monocyte secretion of TNF, IL-1β, and IL-6 in the absence or presence of lipopolysaccharide. SFAs generally stimulated resting THP-1 cells to secrete pro-inflammatory cytokines, with stearic acid being the most potent species. In contrast, MUFAs and PUFAs inhibited lipopolysaccharide-induced secretion of pro-inflammatory cytokines. Interestingly, the inhibitory potentials of MUFAs and PUFAs followed U-shaped (TNF and IL-1β) or inverted U-shaped (IL-6) dose–response curves. Among the MUFAs and PUFAs that were analyzed, docosahexaenoic acid (C22:6 n-3) exhibited the largest number of double bonds and was found to be the most potent anti-inflammatory compound. Together, our findings reveal that the chemical compositions and concentrations of dietary FAs are key factors in the intricate regulation of monocyte-mediated inflammation.","container-title":"Scientific Reports","DOI":"10.1038/s41598-023-32710-5","ISSN":"2045-2322","issue":"1","journalAbbreviation":"Sci Rep","language":"en","license":"2023 The Author(s)","note":"publisher: Nature Publishing Group","page":"5511","source":"www.nature.com","title":"Dietary fatty acids differentially affect secretion of pro-inflammatory cytokines in human THP-1 monocytes","volume":"13","author":[{"family":"Hung","given":"Hao-Chang"},{"family":"Tsai","given":"Sheng-Feng"},{"family":"Chou","given":"Hsuan-Wen"},{"family":"Tsai","given":"Ming-Jun"},{"family":"Hsu","given":"Pei-Ling"},{"family":"Kuo","given":"Yu-Min"}],"issued":{"date-parts":[["2023",4,4]]}}},{"id":2208,"uris":["http://zotero.org/users/13901503/items/CGJLGGCV"],"itemData":{"id":2208,"type":"article-journal","abstract":"The short chain fatty acid butyrate promotes proliferation and survival of normal epithelial cells, but induces G1 or G2-M arrest in transformed cells, which is coupled to differentiation and apoptosis. Local administration of butyrate has been shown to ameliorate inflammation in ulcerative colitis; however, the precise mechanism of its anti-inflammatory activity is not known. IFN-γ is one of the principle cytokines secreted by lamina propria cells in inflamed mucosa and elevated levels of the transcription factor required for IFN-γ signaling, STAT1 (signal transducer and activator of transcription 1), are present in the colonic mucosa of patients with ulcerative colitis and Crohn's disease. Here we report that butyrate is a strong inhibitor of signaling by IFN-γ. We demonstrated that this short chain fatty acid inhibits IFN-γ-induced tyrosine and serine phosphorylation of STAT1. IFN-γ-induced JAK2 activation was inhibited by butyrate, implicating JAK2 as a target of butyrate action. Accordingly, STAT1 nuclear translocation and its DNA binding were completely inhibited in butyrate-treated cells. Transient transfection experiments using a reporter gene construct containing eight GAS sites (γ-activated sites) revealed that butyrate inhibits IFN-γ induced, STAT1-dependent, transcriptional activation. Proinflammatory cytokines, including IFN-γ, play an important role in the pathogenesis of inflammatory bowel disease, and abnormal activity of STAT1 is associated with human malignancies and intestinal inflammatory diseases. Thus, our data suggest that butyrate negatively regulates mucosal inflammation through the inhibition of IFN-γ/STAT1 signaling.","container-title":"Molecular Cancer Research","ISSN":"1541-7786","issue":"11","journalAbbreviation":"Molecular Cancer Research","page":"855-862","source":"Silverchair","title":"Inhibition of Interferon γ Signaling by the Short Chain Fatty Acid Butyrate1","volume":"1","author":[{"family":"Klampfer","given":"Lidija"},{"family":"Huang","given":"Jie"},{"family":"Sasazuki","given":"Takehiko"},{"family":"Shirasawa","given":"Senji"},{"family":"Augenlicht","given":"Leonard"}],"issued":{"date-parts":[["2003",9,1]]}}}],"schema":"https://github.com/citation-style-language/schema/raw/master/csl-citation.json"} </w:instrText>
+      </w:r>
+      <w:r>
+        <w:fldChar w:fldCharType="separate"/>
+      </w:r>
+      <w:r>
+        <w:rPr>
+          <w:noProof/>
+        </w:rPr>
+        <w:t>(Hung et al., 2023; Klampfer et al., 2003)</w:t>
+      </w:r>
+      <w:r>
+        <w:fldChar w:fldCharType="end"/>
+      </w:r>
+      <w:r>
+        <w:t xml:space="preserve">, and support for M2 macrophage anti-inflammatory activity </w:t>
+      </w:r>
+      <w:r>
+        <w:fldChar w:fldCharType="begin"/>
+      </w:r>
+      <w:r>
+        <w:instrText xml:space="preserve"> ADDIN ZOTERO_ITEM CSL_CITATION {"citationID":"ed86fdVL","properties":{"formattedCitation":"(Bronte &amp; Zanovello, 2005; Rath et al., 2014)","plainCitation":"(Bronte &amp; Zanovello, 2005; Rath et al., 2014)","noteIndex":0},"citationItems":[{"id":3530,"uris":["http://zotero.org/users/13901503/items/C52YCWD9"],"itemData":{"id":3530,"type":"article-journal","abstract":"An impaired balance between immature and mature myeloid cells is one of the hallmarks of seemingly unrelated pathological conditions that are associated with T-cell dysfunction.In mice, co-expression of CD11b and GR1 is associated with myeloid cells at various stages of differentiation that can inhibit T-cell activation induced by either antigen or a polyclonal stimulus. This inhibition occurs through an MHC-independent mechanism that requires cell–cell contact.These myeloid cells are known as myeloid suppressor cells (MSCs), and they partially overlap with the previously described natural suppressor cells. MSCs arise from bone marrow and other haematopoietic organs that are exposed to systemically released factors that act on myelomonocytic precursors.MSCs inhibit antigen-activated T cells by a mechanism that requires important enzymes of L-arginine metabolism, the inducible forms of nitric-oxide synthase (NOS) and arginase (ARG), NOS2 and ARG1. In mouse myeloid cells, NOS2 and ARG1are competitively regulated by T helper 1 (TH1) and TH2 cytokines, respectively.MSCs can use ARG1 and NOS2, either separately or in combination, to restrain T-cell functions. The choice is regulated by a network of signals, cytokines and receptor–ligand interactions that underlie the crosstalk between MSCs and activated T cells.NOS2 generates nitric oxide (NO), which blocks signalling from the interleukin-2 receptor. By contrast, L-arginine depletion induced by the activity of ARG1 causes downregulation of expression of the ζ-chain of CD3 and, consequently, impairment of its signalling properties.Moreover, NO and superoxide (O2−) production in MSCs generates several highly oxidizing molecules known as reactive nitrogen and oxygen species. Generation of reactive nitrogen and oxygen species regulates the contraction phase of CD8+ T cells following antigenic stimulation.The activity of ARG1 and NOS2 working in combination was recently described for CD11b+GR1+ cells from tumour-bearing mice and chronically infected mice, thereby indicating that co-expression of both enzymes could be unique to MSCs.Evidence from animal and human models indicates that the immunomodulatory role of L-arginine metabolism is important in physiological, as well as pathological, conditions, which provides the rationale for development of therapeutic compounds that control the ARG and NOS enzymatic pathways.","container-title":"Nature Reviews Immunology","DOI":"10.1038/nri1668","ISSN":"1474-1741","issue":"8","journalAbbreviation":"Nat Rev Immunol","language":"en","license":"2005 Springer Nature Limited","note":"publisher: Nature Publishing Group","page":"641-654","source":"www.nature.com","title":"Regulation of immune responses by L-arginine metabolism","volume":"5","author":[{"family":"Bronte","given":"Vincenzo"},{"family":"Zanovello","given":"Paola"}],"issued":{"date-parts":[["2005",8]]}}},{"id":3268,"uris":["http://zotero.org/users/13901503/items/7ZIYMCTV"],"itemData":{"id":3268,"type":"article-journal","abstract":"Macrophages play a major role in the immune system, both as antimicrobial effector cells and as immunoregulatory cells, which induce, suppress or modulate adaptive immune responses. These key aspects of macrophage biology are fundamentally driven by the phenotype of macrophage arginine metabolism that is prevalent in an evolving or ongoing immune response. M1 macrophages express the enzyme nitric oxide synthase, which metabolizes arginine to nitric oxide (NO) and citrulline. NO can be metabolized to further downstream reactive nitrogen species, while citrulline might be reused for efficient NO synthesis via the citrulline–NO cycle. M2 macrophages are characterized by expression of the enzyme arginase, which hydrolyzes arginine to ornithine and urea. The arginase pathway limits arginine availability for NO synthesis and ornithine itself can further feed into the important downstream pathways of polyamine and proline syntheses, which are important for cellular proliferation and tissue repair. M1 versus M2 polarization leads to opposing outcomes of inflammatory reactions, but depending on the context, M1 and M2 macrophages can be both pro- and anti-inflammatory. Notably, M1/M2 macrophage polarization can be driven by microbial infection or innate danger signals without any influence of adaptive immune cells, secondarily driving the T helper (Th)1/Th2 polarization of the evolving adaptive immune response. Since both arginine metabolic pathways cross-inhibit each other on the level of the respective arginine break-down products and Th1 and Th2 lymphocytes can drive or amplify macrophage M1/M2 dichotomy via cytokine activation, this forms the basis of a self-sustaining M1/M2 polarization of the whole immune response. Understanding the arginine metabolism of M1/M2 macrophage phenotypes is therefore central to find new possibilities to manipulate immune responses in infection, autoimmune diseases, chronic inflammatory conditions, and cancer.","container-title":"Frontiers in Immunology","DOI":"10.3389/fimmu.2014.00532","ISSN":"1664-3224","journalAbbreviation":"Front. Immunol.","language":"English","note":"publisher: Frontiers","source":"Frontiers","title":"Metabolism via Arginase or Nitric Oxide Synthase: Two Competing Arginine Pathways in Macrophages","title-short":"Metabolism via Arginase or Nitric Oxide Synthase","URL":"https://www.frontiersin.orghttps://www.frontiersin.org/journals/immunology/articles/10.3389/fimmu.2014.00532/full","volume":"5","author":[{"family":"Rath","given":"Meera"},{"family":"Müller","given":"Ingrid"},{"family":"Kropf","given":"Pascale"},{"family":"Closs","given":"Ellen I."},{"family":"Munder","given":"Markus"}],"accessed":{"date-parts":[["2025",5,9]]},"issued":{"date-parts":[["2014",10,27]]}}}],"schema":"https://github.com/citation-style-language/schema/raw/master/csl-citation.json"} </w:instrText>
+      </w:r>
+      <w:r>
+        <w:fldChar w:fldCharType="separate"/>
+      </w:r>
+      <w:r>
+        <w:rPr>
+          <w:noProof/>
+        </w:rPr>
+        <w:t>(Bronte &amp; Zanovello, 2005; Rath et al., 2014)</w:t>
+      </w:r>
+      <w:r>
+        <w:fldChar w:fldCharType="end"/>
+      </w:r>
+      <w:r>
+        <w:t xml:space="preserve">. However, these shifts are accompanied by an increase in select pathways that may help compensate for the loss of microbial immune regulation, including the synthesis of the </w:t>
+      </w:r>
+      <w:r>
+        <w:t>saturated</w:t>
+      </w:r>
+      <w:r>
+        <w:t xml:space="preserve"> fatty acids (5Z)-</w:t>
+      </w:r>
+      <w:proofErr w:type="spellStart"/>
+      <w:r>
+        <w:t>dodecenoate</w:t>
+      </w:r>
+      <w:proofErr w:type="spellEnd"/>
+      <w:r>
+        <w:t xml:space="preserve"> and L-tryptophan biosynthesis, which leads to the production of indole derivatives that suppress pro-inflammatory cytokine </w:t>
+      </w:r>
+      <w:commentRangeStart w:id="10"/>
+      <w:commentRangeStart w:id="11"/>
+      <w:r>
+        <w:t xml:space="preserve">signaling </w:t>
+      </w:r>
+      <w:r>
+        <w:fldChar w:fldCharType="begin"/>
+      </w:r>
+      <w:r>
+        <w:instrText xml:space="preserve"> ADDIN ZOTERO_ITEM CSL_CITATION {"citationID":"WbrfEbW1","properties":{"formattedCitation":"(Konopelski &amp; Mogilnicka, 2022)","plainCitation":"(Konopelski &amp; Mogilnicka, 2022)","noteIndex":0},"citationItems":[{"id":3532,"uris":["http://zotero.org/users/13901503/items/X4GCYZZS"],"itemData":{"id":3532,"type":"article-journal","abstract":"Actions of symbiotic gut microbiota are in dynamic balance with the host’s organism to maintain homeostasis. Many different factors have an impact on this relationship, including bacterial metabolites. Several substrates for their synthesis have been established, including tryptophan, an exogenous amino acid. Many biological processes are influenced by the action of tryptophan and its endogenous metabolites, serotonin, and melatonin. Recent research findings also provide evidence that gut bacteria-derived metabolites of tryptophan share the biological effects of their precursor. Thus, this review aims to investigate the biological actions of indole-3-propionic acid (IPA), a gut microbiota-derived metabolite of tryptophan. We searched PUBMED and Google Scholar databases to identify pre-clinical and clinical studies evaluating the impact of IPA on the health and pathophysiology of the immune, nervous, gastrointestinal and cardiovascular system in mammals. IPA exhibits a similar impact on the energetic balance and cardiovascular system to its precursor, tryptophan. Additionally, IPA has a positive impact on a cellular level, by preventing oxidative stress injury, lipoperoxidation and inhibiting synthesis of proinflammatory cytokines. Its synthesis can be diminished in the presence of different risk factors of atherosclerosis. On the other hand, protective factors, such as the introduction of a Mediterranean diet, tend to increase its plasma concentration. IPA seems to be a promising new target, linking gut health with the cardiovascular system.","container-title":"International Journal of Molecular Sciences","DOI":"10.3390/ijms23031222","ISSN":"1422-0067","issue":"3","language":"en","license":"http://creativecommons.org/licenses/by/3.0/","note":"number: 3\npublisher: Multidisciplinary Digital Publishing Institute","page":"1222","source":"www.mdpi.com","title":"Biological Effects of Indole-3-Propionic Acid, a Gut Microbiota-Derived Metabolite, and Its Precursor Tryptophan in Mammals’ Health and Disease","volume":"23","author":[{"family":"Konopelski","given":"Piotr"},{"family":"Mogilnicka","given":"Izabella"}],"issued":{"date-parts":[["2022",1]]}}}],"schema":"https://github.com/citation-style-language/schema/raw/master/csl-citation.json"} </w:instrText>
+      </w:r>
+      <w:r>
+        <w:fldChar w:fldCharType="separate"/>
+      </w:r>
+      <w:r>
+        <w:rPr>
+          <w:noProof/>
+        </w:rPr>
+        <w:t>(Konopelski &amp; Mogilnicka, 2022)</w:t>
+      </w:r>
+      <w:r>
+        <w:fldChar w:fldCharType="end"/>
+      </w:r>
+      <w:r>
+        <w:t xml:space="preserve">. </w:t>
+      </w:r>
+      <w:commentRangeEnd w:id="10"/>
+      <w:r>
+        <w:rPr>
+          <w:rStyle w:val="CommentReference"/>
+        </w:rPr>
+        <w:commentReference w:id="10"/>
+      </w:r>
+      <w:commentRangeEnd w:id="11"/>
+      <w:r>
+        <w:rPr>
+          <w:rStyle w:val="CommentReference"/>
+        </w:rPr>
+        <w:commentReference w:id="11"/>
+      </w:r>
+    </w:p>
+    <w:p/>
+    <w:p>
+      <w:pPr>
+        <w:rPr>
+          <w:u w:val="single"/>
+        </w:rPr>
+      </w:pPr>
+      <w:r>
+        <w:rPr>
+          <w:u w:val="single"/>
+        </w:rPr>
+        <w:t>Neopterin</w:t>
+      </w:r>
+      <w:r>
+        <w:rPr>
+          <w:u w:val="single"/>
+        </w:rPr>
+        <w:t xml:space="preserve"> is </w:t>
+      </w:r>
+      <w:r>
+        <w:rPr>
+          <w:u w:val="single"/>
+        </w:rPr>
+        <w:t>related to</w:t>
+      </w:r>
+      <w:r>
+        <w:rPr>
+          <w:u w:val="single"/>
+        </w:rPr>
+        <w:t xml:space="preserve"> </w:t>
+      </w:r>
+      <w:r>
+        <w:rPr>
+          <w:u w:val="single"/>
+        </w:rPr>
+        <w:t xml:space="preserve">the gut microbiome’s </w:t>
+      </w:r>
+      <w:r>
+        <w:rPr>
+          <w:u w:val="single"/>
+        </w:rPr>
+        <w:t>response to</w:t>
+      </w:r>
+      <w:r>
+        <w:rPr>
+          <w:u w:val="single"/>
+        </w:rPr>
+        <w:t xml:space="preserve"> temperature</w:t>
+      </w:r>
+    </w:p>
+    <w:p>
+      <w:r>
+        <w:rPr>
+          <w:i/>
+          <w:iCs/>
+        </w:rPr>
+        <w:t>Community-level</w:t>
+      </w:r>
+      <w:r>
+        <w:rPr>
+          <w:i/>
+          <w:iCs/>
+        </w:rPr>
+        <w:t xml:space="preserve"> results</w:t>
+      </w:r>
+    </w:p>
+    <w:p>
+      <w:r>
+        <w:t>To assess if neopterin concentration is associated with the gut microbiome’s relationship with temperature, we compared the temperature model that included known predictors of microbiome composition plus temperature to a model that included the baseline predictors and an interaction effect between temperature and neopterin concentration</w:t>
+      </w:r>
+      <w:r>
+        <w:t xml:space="preserve"> (Fig 1S)</w:t>
+      </w:r>
+      <w:r>
+        <w:t xml:space="preserve">. For taxonomic composition, the interaction model provided the best fit (controlling for complexity) for every principal component axis accounting for at least 98% of the model weight (Fig </w:t>
+      </w:r>
+      <w:r>
+        <w:t>3</w:t>
+      </w:r>
+      <w:r>
+        <w:t xml:space="preserve">S). Principal component 1 is the only component with confidence intervals that do not include zero but accounts for the greatest proportion of variance among all principal components. This result, along with the high model weight for every principal component, suggests that the relationship between temperature and beta diversity is associated with neopterin. In contrast, the temperature model provided the best fit for both alpha diversity metrics accounting for at least 86% of the model weight. These results combined with the small effect sizes (Shannon </w:t>
+      </w:r>
+      <w:r>
+        <w:t>β</w:t>
+      </w:r>
+      <w:r>
+        <w:rPr>
+          <w:vertAlign w:val="subscript"/>
+        </w:rPr>
+        <w:t>temp*neopterin</w:t>
+      </w:r>
+      <w:r>
+        <w:t xml:space="preserve"> = -0.10, Observed </w:t>
+      </w:r>
+      <w:r>
+        <w:t>β</w:t>
+      </w:r>
+      <w:r>
+        <w:rPr>
+          <w:vertAlign w:val="subscript"/>
+        </w:rPr>
+        <w:t>temp*neopterin</w:t>
+      </w:r>
+      <w:r>
+        <w:t xml:space="preserve"> = -0.13) and confidence intervals that include zero (Fig </w:t>
+      </w:r>
+      <w:r>
+        <w:t>3</w:t>
+      </w:r>
+      <w:r>
+        <w:t>S)</w:t>
+      </w:r>
+      <w:r>
+        <w:t xml:space="preserve"> </w:t>
+      </w:r>
+      <w:r>
+        <w:t>suggest that the relationship between taxonomic alpha diversity and temperature is independent of neopterin concentration.</w:t>
+      </w:r>
+    </w:p>
+    <w:p>
+      <w:pPr>
+        <w:ind w:firstLine="720"/>
+      </w:pPr>
+      <w:r>
+        <w:t xml:space="preserve">For metabolic functional composition, the interaction model provided the best fit for every principal component and observed pathways accounting for at least 98% of the model weight, while the temperature model provided the best fit for Shannon’s diversity accounting for 63% of the model weight (Fig </w:t>
+      </w:r>
+      <w:r>
+        <w:t>3</w:t>
+      </w:r>
+      <w:r>
+        <w:t xml:space="preserve">S). Even though Principal component 3 is the only component where the confidence intervals do not include zero, the large effect sizes for all three components (PC1 </w:t>
+      </w:r>
+      <w:r>
+        <w:t>β</w:t>
+      </w:r>
+      <w:r>
+        <w:rPr>
+          <w:vertAlign w:val="subscript"/>
+        </w:rPr>
+        <w:t>temp*neopterin</w:t>
+      </w:r>
+      <w:r>
+        <w:t xml:space="preserve"> = 17.60, PC2 </w:t>
+      </w:r>
+      <w:r>
+        <w:t>β</w:t>
+      </w:r>
+      <w:r>
+        <w:rPr>
+          <w:vertAlign w:val="subscript"/>
+        </w:rPr>
+        <w:t>temp*neopterin</w:t>
+      </w:r>
+      <w:r>
+        <w:t xml:space="preserve"> = -7.66, PC3 </w:t>
+      </w:r>
+      <w:r>
+        <w:t>β</w:t>
+      </w:r>
+      <w:r>
+        <w:rPr>
+          <w:vertAlign w:val="subscript"/>
+        </w:rPr>
+        <w:t>temp*neopterin</w:t>
+      </w:r>
+      <w:r>
+        <w:t xml:space="preserve"> = -11.44) plus the model weights suggest that the interaction between neopterin and temperature has a meaningful influence on metabolic beta diversity. The effect size and model weight for observed pathways (Observed </w:t>
+      </w:r>
+      <w:r>
+        <w:t>β</w:t>
+      </w:r>
+      <w:r>
+        <w:rPr>
+          <w:vertAlign w:val="subscript"/>
+        </w:rPr>
+        <w:t>temp*neopterin</w:t>
+      </w:r>
+      <w:r>
+        <w:t xml:space="preserve"> = 72.78) suggest that neopterin may be associated with the relationship between the total number of distinct metabolic pathways and temperature. However, it is unlikely that neopterin is associated with the relationship between temperature and pathway evenness due to the small effect size (Shannon </w:t>
+      </w:r>
+      <w:r>
+        <w:t>β</w:t>
+      </w:r>
+      <w:r>
+        <w:rPr>
+          <w:vertAlign w:val="subscript"/>
+        </w:rPr>
+        <w:t>temp*neopterin</w:t>
+      </w:r>
+      <w:r>
+        <w:t xml:space="preserve"> = 0.46), confidence intervals that include zero, and model weight for Shannon’s diversity. </w:t>
+      </w:r>
+    </w:p>
+    <w:p/>
+    <w:p>
+      <w:pPr>
+        <w:rPr>
+          <w:i/>
+          <w:iCs/>
+        </w:rPr>
+      </w:pPr>
+      <w:r>
+        <w:rPr>
+          <w:i/>
+          <w:iCs/>
+        </w:rPr>
+        <w:t>Taxonomic and metabolic pathway results</w:t>
+      </w:r>
+    </w:p>
+    <w:p>
+      <w:r>
+        <w:t>Neopterin concentration is also associated with the relationship between</w:t>
+      </w:r>
+      <w:r>
+        <w:t xml:space="preserve"> </w:t>
+      </w:r>
+      <w:r>
+        <w:t>temperature and the abundance of individual taxa. Using the same model comparison approach as the community-level analysis, the interaction model provided the best fit for 20 of the 93 temperature-associated taxa, accounting for at least 50% of the model weight in each case (</w:t>
+      </w:r>
+      <w:r>
+        <w:t>Table 3S</w:t>
+      </w:r>
+      <w:r>
+        <w:t xml:space="preserve">). These taxa include </w:t>
+      </w:r>
+      <w:r>
+        <w:lastRenderedPageBreak/>
+        <w:t xml:space="preserve">6 families and 14 genera, the majority of which belong to the phyla Firmicutes (12 taxa) and </w:t>
+      </w:r>
+      <w:proofErr w:type="spellStart"/>
+      <w:r>
+        <w:t>Bacteroidota</w:t>
+      </w:r>
+      <w:proofErr w:type="spellEnd"/>
+      <w:r>
+        <w:t xml:space="preserve"> (5 taxa). To interpret the interaction effect, we plotted the relationship between abundance and temperature across three discrete ranges of neopterin values (Fig </w:t>
+      </w:r>
+      <w:r>
+        <w:t>4</w:t>
+      </w:r>
+      <w:r>
+        <w:t>). These results indicate two distinct effects: (1) the relationship between temperature and abundance becomes more negative (i.e. the slopes decrease) at higher neopterin concentrations (Fig 4A), and (2)</w:t>
+      </w:r>
+      <w:r>
+        <w:t xml:space="preserve"> </w:t>
+      </w:r>
+      <w:r>
+        <w:t>the relationship between temperature and abundance becomes more</w:t>
+      </w:r>
+      <w:r>
+        <w:t xml:space="preserve"> </w:t>
+      </w:r>
+      <w:r>
+        <w:t>positive (i.e. the slopes increase) at higher neopterin concentrations (Fig 4B &amp; C).</w:t>
+      </w:r>
+      <w:r>
+        <w:t xml:space="preserve"> </w:t>
+      </w:r>
+      <w:r>
+        <w:t>The majority of taxa (12 out of 20) exhibit decreasing slopes at higher neopterin. The taxa that exhibit increasing slopes show two distinct patterns: one where a positive slope becomes steeper when neopterin is high, and another where a negative slope changes to positive when neopterin is high.</w:t>
+      </w:r>
+      <w:r>
+        <w:t xml:space="preserve"> </w:t>
+      </w:r>
+      <w:r>
+        <w:t>Together, these results likely reflect how the taxonomic response to rising temperatures influences intestinal macrophage activity, while intestinal immunity simultaneously shapes the taxonomic response to temperature.</w:t>
+      </w:r>
+    </w:p>
+    <w:p>
+      <w:pPr>
+        <w:ind w:firstLine="720"/>
+      </w:pPr>
+      <w:r>
+        <w:t>Neopterin concentration is also associated with the relationship between</w:t>
+      </w:r>
+      <w:r>
+        <w:t xml:space="preserve"> </w:t>
+      </w:r>
+      <w:r>
+        <w:t>temperature and the abundance of individual metabolic pathways. The interaction model provided a better fit for 65 out of 116 pathways tested, accounting for at least 50% of the model weight in each case (</w:t>
+      </w:r>
+      <w:r>
+        <w:t>Table 4S</w:t>
+      </w:r>
+      <w:r>
+        <w:t xml:space="preserve">). To interpret the interaction effect, we plotted the relationship between abundance and temperature across two discrete ranges of neopterin values. These results indicate the same two effects as the taxonomic analysis (1) where slopes increase at higher neopterin (Fig 5A &amp; B), and (2) where slopes decrease at higher neopterin (Fig 5C-E). The majority of pathways (37 out of 65) exhibit increasing slopes at higher neopterin. There are two patterns of increasing slopes: one where a positive slope becomes steeper when neopterin is high, and another where a negative slope changes to positive when neopterin is high. The taxa that exhibit decreasing slopes show three distinct patterns: one where a negative slope becomes steeper, another where a positive slope changes to negative, and one where a positive slope becomes less positive. Similar to the taxonomic analysis these effects likely reflect how metabolic response to rising temperatures may influence intestinal immunity and how intestinal immunity simultaneously affects metabolic response to temperature.  </w:t>
+      </w:r>
+    </w:p>
+    <w:p/>
+    <w:p>
+      <w:commentRangeStart w:id="12"/>
+      <w:r>
+        <w:t xml:space="preserve">Discussion: </w:t>
+      </w:r>
+      <w:commentRangeEnd w:id="12"/>
+      <w:r>
+        <w:rPr>
+          <w:rStyle w:val="CommentReference"/>
+        </w:rPr>
+        <w:commentReference w:id="12"/>
+      </w:r>
+    </w:p>
+    <w:p>
+      <w:pPr>
+        <w:rPr>
+          <w:u w:val="single"/>
+        </w:rPr>
+      </w:pPr>
+      <w:r>
+        <w:rPr>
+          <w:u w:val="single"/>
+        </w:rPr>
+        <w:t xml:space="preserve">Gut microbiome </w:t>
+      </w:r>
+      <w:r>
+        <w:rPr>
+          <w:u w:val="single"/>
+        </w:rPr>
+        <w:t>response to</w:t>
+      </w:r>
+      <w:r>
+        <w:rPr>
+          <w:u w:val="single"/>
+        </w:rPr>
+        <w:t xml:space="preserve"> temperature</w:t>
+      </w:r>
+    </w:p>
+    <w:p>
+      <w:r>
+        <w:t xml:space="preserve">The gut microbiome’s response to high temperatures may affect its role in conferring colonization resistance— the ability to protect the host from exogenous pathogens. Colonization resistance arises from direct competition with pathogens for resources and microbial support for host immunity </w:t>
+      </w:r>
+      <w:r>
+        <w:fldChar w:fldCharType="begin"/>
+      </w:r>
+      <w:r>
+        <w:instrText xml:space="preserve"> ADDIN ZOTERO_ITEM CSL_CITATION {"citationID":"BOTDPuFp","properties":{"formattedCitation":"(Caballero-Flores et al., 2023)","plainCitation":"(Caballero-Flores et al., 2023)","noteIndex":0},"citationItems":[{"id":1527,"uris":["http://zotero.org/users/13901503/items/2LNX23SB"],"itemData":{"id":1527,"type":"article-journal","abstract":"A dense and diverse microbial community inhabits the gut and many epithelial surfaces. Referred to as the microbiota, it co-evolved with the host and is beneficial for many host physiological processes. A major function of these symbiotic microorganisms is protection against pathogen colonization and overgrowth of indigenous pathobionts. Dysbiosis of the normal microbial community increases the risk of pathogen infection and overgrowth of harmful pathobionts. The protective mechanisms conferred by the microbiota are complex and include competitive microbial–microbial interactions and induction of host immune responses. Pathogens, in turn, have evolved multiple strategies to subvert colonization resistance conferred by the microbiota. Understanding the mechanisms by which microbial symbionts limit pathogen colonization should guide the development of new therapeutic approaches to prevent or treat disease.","container-title":"Nature Reviews Microbiology","DOI":"10.1038/s41579-022-00833-7","ISSN":"1740-1534","issue":"6","journalAbbreviation":"Nat Rev Microbiol","language":"en","license":"2022 Springer Nature Limited","note":"publisher: Nature Publishing Group","page":"347-360","source":"www.nature.com","title":"Microbiota-mediated colonization resistance: mechanisms and regulation","title-short":"Microbiota-mediated colonization resistance","volume":"21","author":[{"family":"Caballero-Flores","given":"Gustavo"},{"family":"Pickard","given":"Joseph M."},{"family":"Núñez","given":"Gabriel"}],"issued":{"date-parts":[["2023",6]]}}}],"schema":"https://github.com/citation-style-language/schema/raw/master/csl-citation.json"} </w:instrText>
+      </w:r>
+      <w:r>
+        <w:fldChar w:fldCharType="separate"/>
+      </w:r>
+      <w:r>
+        <w:rPr>
+          <w:noProof/>
+        </w:rPr>
+        <w:t>(Caballero-Flores et al., 2023)</w:t>
+      </w:r>
+      <w:r>
+        <w:fldChar w:fldCharType="end"/>
+      </w:r>
+      <w:r>
+        <w:t>.</w:t>
+      </w:r>
+      <w:r>
+        <w:t xml:space="preserve"> </w:t>
+      </w:r>
+      <w:r>
+        <w:t xml:space="preserve">Community-level analysis reveals that taxonomic alpha diversity declines with increasing temperatures (Fig 1S), suggesting that heat may impair the gut microbiome’s ability to resist colonization by reducing the diversity of taxa that compete with pathogens </w:t>
+      </w:r>
+      <w:r>
+        <w:fldChar w:fldCharType="begin"/>
+      </w:r>
+      <w:r>
+        <w:instrText xml:space="preserve"> ADDIN ZOTERO_ITEM CSL_CITATION {"citationID":"t7jhlu8l","properties":{"formattedCitation":"(Spragge et al., 2023)","plainCitation":"(Spragge et al., 2023)","noteIndex":0},"citationItems":[{"id":1008,"uris":["http://zotero.org/users/13901503/items/5W73TYRF"],"itemData":{"id":1008,"type":"article-journal","abstract":"The human gut microbiome plays an important role in resisting colonization of the host by pathogens, but we lack the ability to predict which communities will be protective. We studied how human gut bacteria influence colonization of two major bacterial pathogens, both in vitro and in gnotobiotic mice. Whereas single species alone had negligible effects, colonization resistance greatly increased with community diversity. Moreover, this community-level resistance rested critically upon certain species being present. We explained these ecological patterns through the collective ability of resistant communities to consume nutrients that overlap with those used by the pathogen. Furthermore, we applied our findings to successfully predict communities that resist a novel target strain. Our work provides a reason why microbiome diversity is beneficial and suggests a route for the rational design of pathogen-resistant communities.","container-title":"Science","DOI":"10.1126/science.adj3502","issue":"6676","note":"publisher: American Association for the Advancement of Science","page":"eadj3502","source":"science.org (Atypon)","title":"Microbiome diversity protects against pathogens by nutrient blocking","volume":"382","author":[{"family":"Spragge","given":"Frances"},{"family":"Bakkeren","given":"Erik"},{"family":"Jahn","given":"Martin T."},{"family":"B. N. Araujo","given":"Elizete"},{"family":"Pearson","given":"Claire F."},{"family":"Wang","given":"Xuedan"},{"family":"Pankhurst","given":"Louise"},{"family":"Cunrath","given":"Olivier"},{"family":"Foster","given":"Kevin R."}],"issued":{"date-parts":[["2023",12,15]]}}}],"schema":"https://github.com/citation-style-language/schema/raw/master/csl-citation.json"} </w:instrText>
+      </w:r>
+      <w:r>
+        <w:fldChar w:fldCharType="separate"/>
+      </w:r>
+      <w:r>
+        <w:rPr>
+          <w:noProof/>
+        </w:rPr>
+        <w:t>(Spragge et al., 2023)</w:t>
+      </w:r>
+      <w:r>
+        <w:fldChar w:fldCharType="end"/>
+      </w:r>
+      <w:r>
+        <w:t xml:space="preserve">. High temperatures are also associated with the decline of taxa known to support host immunity including </w:t>
+      </w:r>
+      <w:proofErr w:type="spellStart"/>
+      <w:r>
+        <w:rPr>
+          <w:rStyle w:val="Emphasis"/>
+          <w:rFonts w:eastAsiaTheme="majorEastAsia"/>
+        </w:rPr>
+        <w:t>Clostridiaceae</w:t>
+      </w:r>
+      <w:proofErr w:type="spellEnd"/>
+      <w:r>
+        <w:t>,</w:t>
+      </w:r>
+      <w:r>
+        <w:t xml:space="preserve"> </w:t>
+      </w:r>
+      <w:r>
+        <w:rPr>
+          <w:rStyle w:val="Emphasis"/>
+          <w:rFonts w:eastAsiaTheme="majorEastAsia"/>
+        </w:rPr>
+        <w:t>Lactococcus</w:t>
+      </w:r>
+      <w:r>
+        <w:rPr>
+          <w:rStyle w:val="Emphasis"/>
+          <w:rFonts w:eastAsiaTheme="majorEastAsia"/>
+        </w:rPr>
+        <w:t>,</w:t>
+      </w:r>
+      <w:r>
+        <w:t xml:space="preserve"> and </w:t>
+      </w:r>
+      <w:proofErr w:type="spellStart"/>
+      <w:r>
+        <w:rPr>
+          <w:i/>
+          <w:iCs/>
+        </w:rPr>
+        <w:t>Barnesiella</w:t>
+      </w:r>
+      <w:proofErr w:type="spellEnd"/>
+      <w:r>
+        <w:rPr>
+          <w:i/>
+          <w:iCs/>
+        </w:rPr>
+        <w:t xml:space="preserve"> </w:t>
+      </w:r>
+      <w:r>
+        <w:t xml:space="preserve">(Fig </w:t>
+      </w:r>
+      <w:r>
+        <w:t>2</w:t>
+      </w:r>
+      <w:r>
+        <w:t>)</w:t>
+      </w:r>
+      <w:r>
+        <w:rPr>
+          <w:i/>
+          <w:iCs/>
+        </w:rPr>
+        <w:t xml:space="preserve"> </w:t>
+      </w:r>
+      <w:r>
+        <w:t xml:space="preserve">which promote anti-inflammatory signaling </w:t>
+      </w:r>
+      <w:r>
+        <w:fldChar w:fldCharType="begin"/>
+      </w:r>
+      <w:r>
+        <w:instrText xml:space="preserve"> ADDIN ZOTERO_ITEM CSL_CITATION {"citationID":"pc5CY4OJ","properties":{"formattedCitation":"(Corr\\uc0\\u234{}a-Oliveira et al., 2016; Jacobson et al., 2018)","plainCitation":"(Corrêa-Oliveira et al., 2016; Jacobson et al., 2018)","noteIndex":0},"citationItems":[{"id":2073,"uris":["http://zotero.org/users/13901503/items/AVMVJBUV"],"itemData":{"id":2073,"type":"article-journal","abstract":"Short-chain fatty acids (SCFAs) are bacterial fermentation products, which are chemically composed by a carboxylic acid moiety and a small hydrocarbon chain. Among them, acetic, propionic and butyric acids are the most studied, presenting, respectively, two, three and four carbons in their chemical structure. These metabolites are found in high concentrations in the intestinal tract, from where they are uptaken by intestinal epithelial cells (IECs). The SCFAs are partially used as a source of ATP by these cells. In addition, these molecules act as a link between the microbiota and the immune system by modulating different aspects of IECs and leukocytes development, survival and function through activation of G protein coupled receptors (FFAR2, FFAR3, GPR109a and Olfr78) and by modulation of the activity of enzymes and transcription factors including the histone acetyltransferase and deacetylase and the hypoxia-inducible factor. Considering that, it is not a surprise, the fact that these molecules and/or their targets are suggested to have an important role in the maintenance of intestinal homeostasis and that changes in components of this system are associated with pathological conditions including inflammatory bowel disease, obesity and others. The aim of this review is to present a clear and updated description of the effects of the SCFAs derived from bacteria on host immune system, as well as the molecular mechanisms involved on them.","container-title":"Clinical &amp; Translational Immunology","DOI":"10.1038/cti.2016.17","ISSN":"2050-0068","issue":"4","language":"en","license":"© 2016 The Authors","note":"_eprint: https://onlinelibrary.wiley.com/doi/pdf/10.1038/cti.2016.17","page":"e73","source":"Wiley Online Library","title":"Regulation of immune cell function by short-chain fatty acids","volume":"5","author":[{"family":"Corrêa-Oliveira","given":"Renan"},{"family":"Fachi","given":"José Luís"},{"family":"Vieira","given":"Aline"},{"family":"Sato","given":"Fabio Takeo"},{"family":"Vinolo","given":"Marco Aurélio R"}],"issued":{"date-parts":[["2016"]]}}},{"id":2088,"uris":["http://zotero.org/users/13901503/items/JSDRJUCY"],"itemData":{"id":2088,"type":"article-journal","abstract":"The intestinal microbiota provides colonization resistance against pathogens, limiting pathogen expansion and transmission. These microbiota-mediated mechanisms were previously identified by observing loss of colonization resistance after antibiotic treatment or dietary changes, which severely disrupt microbiota communities. We identify a microbiota-mediated mechanism of colonization resistance against Salmonella enterica serovar Typhimurium (S. Typhimurium) by comparing high-complexity commensal communities with different levels of colonization resistance. Using inbred mouse strains with different infection dynamics and S. Typhimurium intestinal burdens, we demonstrate that Bacteroides species mediate colonization resistance against S. Typhimurium by producing the short-chain fatty acid propionate. Propionate directly inhibits pathogen growth in vitro by disrupting intracellular pH homeostasis, and chemically increasing intestinal propionate levels protects mice from S. Typhimurium. In addition, administering susceptible mice Bacteroides, but not a propionate-production mutant, confers resistance to S. Typhimurium. This work provides mechanistic understanding into the role of individualized microbial communities in host-to-host variability of pathogen transmission.","container-title":"Cell Host &amp; Microbe","DOI":"10.1016/j.chom.2018.07.002","ISSN":"1931-3128","issue":"2","journalAbbreviation":"Cell Host &amp; Microbe","page":"296-307.e7","source":"ScienceDirect","title":"A Gut Commensal-Produced Metabolite Mediates Colonization Resistance to &lt;i&gt;Salmonella&lt;/i&gt; Infection","volume":"24","author":[{"family":"Jacobson","given":"Amanda"},{"family":"Lam","given":"Lilian"},{"family":"Rajendram","given":"Manohary"},{"family":"Tamburini","given":"Fiona"},{"family":"Honeycutt","given":"Jared"},{"family":"Pham","given":"Trung"},{"family":"Van Treuren","given":"Will"},{"family":"Pruss","given":"Kali"},{"family":"Stabler","given":"Stephen Russell"},{"family":"Lugo","given":"Kyler"},{"family":"Bouley","given":"Donna M."},{"family":"Vilches-Moure","given":"Jose G."},{"family":"Smith","given":"Mark"},{"family":"Sonnenburg","given":"Justin L."},{"family":"Bhatt","given":"Ami S."},{"family":"Huang","given":"Kerwyn Casey"},{"family":"Monack","given":"Denise"}],"issued":{"date-parts":[["2018",8,8]]}}}],"schema":"https://github.com/citation-style-language/schema/raw/master/csl-citation.json"} </w:instrText>
+      </w:r>
+      <w:r>
+        <w:fldChar w:fldCharType="separate"/>
+      </w:r>
+      <w:r>
+        <w:t>(Corrêa-Oliveira et al., 2016; Jacobson et al., 2018)</w:t>
+      </w:r>
+      <w:r>
+        <w:fldChar w:fldCharType="end"/>
+      </w:r>
+      <w:r>
+        <w:t xml:space="preserve">. </w:t>
+      </w:r>
+      <w:r>
+        <w:t xml:space="preserve">However, functional alpha diversity appears more resilient to increasing temperatures (Fig 1), likely due to functional redundancy— when taxonomically distinct microbes perform similar functional roles </w:t>
+      </w:r>
+      <w:r>
+        <w:fldChar w:fldCharType="begin"/>
+      </w:r>
+      <w:r>
+        <w:instrText xml:space="preserve"> ADDIN ZOTERO_ITEM CSL_CITATION {"citationID":"hwQmyei2","properties":{"formattedCitation":"(Louca et al., 2018)","plainCitation":"(Louca et al., 2018)","noteIndex":0},"citationItems":[{"id":3181,"uris":["http://zotero.org/users/13901503/items/N5RMCRXY"],"itemData":{"id":3181,"type":"article-journal","abstract":"Microbial communities often exhibit incredible taxonomic diversity, raising questions regarding the mechanisms enabling species coexistence and the role of this diversity in community functioning. On the one hand, many coexisting but taxonomically distinct microorganisms can encode the same energy-yielding metabolic functions, and this functional redundancy contrasts with the expectation that species should occupy distinct metabolic niches. On the other hand, the identity of taxa encoding each function can vary substantially across space or time with little effect on the function, and this taxonomic variability is frequently thought to result from ecological drift between equivalent organisms. Here, we synthesize the powerful paradigm emerging from these two patterns, connecting the roles of function, functional redundancy and taxonomy in microbial systems. We conclude that both patterns are unlikely to be the result of ecological drift, but are inevitable emergent properties of open microbial systems resulting mainly from biotic interactions and environmental and spatial processes.","container-title":"Nature Ecology &amp; Evolution","DOI":"10.1038/s41559-018-0519-1","ISSN":"2397-334X","issue":"6","journalAbbreviation":"Nat Ecol Evol","language":"en","license":"2018 The Author(s)","note":"publisher: Nature Publishing Group","page":"936-943","source":"www-nature-com.proxy.lib.umich.edu","title":"Function and functional redundancy in microbial systems","volume":"2","author":[{"family":"Louca","given":"Stilianos"},{"family":"Polz","given":"Martin F."},{"family":"Mazel","given":"Florent"},{"family":"Albright","given":"Michaeline B. N."},{"family":"Huber","given":"Julie A."},{"family":"O’Connor","given":"Mary I."},{"family":"Ackermann","given":"Martin"},{"family":"Hahn","given":"Aria S."},{"family":"Srivastava","given":"Diane S."},{"family":"Crowe","given":"Sean A."},{"family":"Doebeli","given":"Michael"},{"family":"Parfrey","given":"Laura Wegener"}],"issued":{"date-parts":[["2018",6]]}}}],"schema":"https://github.com/citation-style-language/schema/raw/master/csl-citation.json"} </w:instrText>
+      </w:r>
+      <w:r>
+        <w:fldChar w:fldCharType="separate"/>
+      </w:r>
+      <w:r>
+        <w:rPr>
+          <w:noProof/>
+        </w:rPr>
+        <w:t>(Louca et al., 2018)</w:t>
+      </w:r>
+      <w:r>
+        <w:fldChar w:fldCharType="end"/>
+      </w:r>
+      <w:r>
+        <w:t>.</w:t>
+      </w:r>
+      <w:r>
+        <w:t xml:space="preserve"> </w:t>
+      </w:r>
+      <w:r>
+        <w:t>This redundancy may buffer the loss of taxonomic diversity and help preserve colonization resistance at high temperatures because remaining taxa fill enough functional niches to outcompete pathogens.</w:t>
+      </w:r>
+      <w:r>
+        <w:rPr>
+          <w:rStyle w:val="Emphasis"/>
+        </w:rPr>
+        <w:t xml:space="preserve"> </w:t>
+      </w:r>
+      <w:r>
+        <w:t xml:space="preserve">Although we did not observe an increase in potentially pathogenic taxa, sustained high temperatures may continue to erode both taxonomic and functional diversity, eventually increasing the host’s vulnerability to infection. </w:t>
+      </w:r>
+    </w:p>
+    <w:p>
+      <w:pPr>
+        <w:ind w:firstLine="720"/>
+      </w:pPr>
+      <w:r>
+        <w:lastRenderedPageBreak/>
+        <w:t xml:space="preserve">Metabolic restructuring suggests that the gut microbiome’s response to rising temperatures may help sustain community stability during short-term heat exposure, but indicates potential vulnerabilities that could compromise function during prolonged periods of high temperatures. A key example is the changes in lipid metabolism. The increase in lipid synthesis and remodeling pathways may reflect cytoplasmic membrane restructuring, a process bacteria use to preserve membrane stability at high temperatures </w:t>
+      </w:r>
+      <w:r>
+        <w:fldChar w:fldCharType="begin"/>
+      </w:r>
+      <w:r>
+        <w:instrText xml:space="preserve"> ADDIN ZOTERO_ITEM CSL_CITATION {"citationID":"SIOKOfLi","properties":{"formattedCitation":"(Mansilla et al., 2004; S\\uc0\\u225{}enz, 2015)","plainCitation":"(Mansilla et al., 2004; Sáenz, 2015)","noteIndex":0},"citationItems":[{"id":3378,"uris":["http://zotero.org/users/13901503/items/TZK8TZFH"],"itemData":{"id":3378,"type":"article-journal","container-title":"Journal of Bacteriology","DOI":"10.1128/jb.186.20.6681-6688.2004","issue":"20","note":"publisher: American Society for Microbiology","page":"6681-6688","source":"journals.asm.org (Atypon)","title":"Control of Membrane Lipid Fluidity by Molecular Thermosensors","volume":"186","author":[{"family":"Mansilla","given":"María C."},{"family":"Cybulski","given":"Larisa E."},{"family":"Albanesi","given":"Daniela"},{"family":"Mendoza","given":"Diego","non-dropping-particle":"de"}],"issued":{"date-parts":[["2004",10,15]]}}},{"id":3394,"uris":["http://zotero.org/users/13901503/items/BQ657FYY"],"itemData":{"id":3394,"type":"webpage","language":"en","note":"DOI: 10.1073/pnas.1515607112","title":"Hopanoids as functional analogues of cholesterol in bacterial membranes","URL":"https://www.pnas.org/doi/epdf/10.1073/pnas.1515607112","author":[{"family":"Sáenz","given":"James"}],"accessed":{"date-parts":[["2025",5,14]]},"issued":{"date-parts":[["2015"]]}}}],"schema":"https://github.com/citation-style-language/schema/raw/master/csl-citation.json"} </w:instrText>
+      </w:r>
+      <w:r>
+        <w:fldChar w:fldCharType="separate"/>
+      </w:r>
+      <w:r>
+        <w:t>(Mansilla et al., 2004; Sáenz, 2015)</w:t>
+      </w:r>
+      <w:r>
+        <w:fldChar w:fldCharType="end"/>
+      </w:r>
+      <w:r>
+        <w:t xml:space="preserve">(Fig 3A). However, these changes may be insufficient to maintain membrane integrity during extended periods of high temperatures because the decline in lipid catabolism and recycling pathways likely compromises membrane repair mechanisms </w:t>
+      </w:r>
+      <w:r>
+        <w:fldChar w:fldCharType="begin"/>
+      </w:r>
+      <w:r>
+        <w:instrText xml:space="preserve"> ADDIN ZOTERO_ITEM CSL_CITATION {"citationID":"0Z2ejPon","properties":{"formattedCitation":"(Y.-M. Zhang &amp; Rock, 2008)","plainCitation":"(Y.-M. Zhang &amp; Rock, 2008)","noteIndex":0},"citationItems":[{"id":3286,"uris":["http://zotero.org/users/13901503/items/VXSZL448"],"itemData":{"id":3286,"type":"article-journal","abstract":"The ability of bacteria to control the biophysical properties of their membrane phospholipids allows them to thrive in a wide range of physical environments.Fatty acid biosynthesis is an energy-intensive biosynthetic pathway, and the production of the building blocks for membrane phospholipids is precisely regulated to match the rate of cell division.Bacteria control the homeostasis of membrane lipid biophysical properties by altering the chain length of fatty acids, as well as the ratio of saturated:unsaturated fatty acids. The de novo, type II fatty acid biosynthetic pathway is a major focal point for the regulation of fatty acid composition.Bacteria can alter the physical properties of existing phospholipids by introducing cis double bonds into saturated acyl chains, thereby converting cis double bonds into cyclopropane rings and catalysing the isomerization of cis fatty acids to their trans conformations.Phospholipids are used as intermediates in the formation of major structural constituents of the cell. Managing the metabolism of the lipid by-products of these biosynthetic pathways is important to prevent the accumulation of membrane-disruptive lipids and to conserve the energy that is invested in the biosynthesis of the fatty acids.Modification of phosphatidylglycerol by the attachment of a lysine residue to the glycerol head group is an adaptive response that is used by pathogens to increase their resistance to cationic antibacterial peptides (defensins) that are produced by the innate immune system.","container-title":"Nature Reviews Microbiology","DOI":"10.1038/nrmicro1839","ISSN":"1740-1534","issue":"3","journalAbbreviation":"Nat Rev Microbiol","language":"en","license":"2008 Springer Nature Limited","note":"publisher: Nature Publishing Group","page":"222-233","source":"www-nature-com.proxy.lib.umich.edu","title":"Membrane lipid homeostasis in bacteria","volume":"6","author":[{"family":"Zhang","given":"Yong-Mei"},{"family":"Rock","given":"Charles O."}],"issued":{"date-parts":[["2008",3]]}}}],"schema":"https://github.com/citation-style-language/schema/raw/master/csl-citation.json"} </w:instrText>
+      </w:r>
+      <w:r>
+        <w:fldChar w:fldCharType="separate"/>
+      </w:r>
+      <w:r>
+        <w:rPr>
+          <w:noProof/>
+        </w:rPr>
+        <w:t>(Y.-M. Zhang &amp; Rock, 2008)</w:t>
+      </w:r>
+      <w:r>
+        <w:fldChar w:fldCharType="end"/>
+      </w:r>
+      <w:r>
+        <w:t>.</w:t>
+      </w:r>
+      <w:r>
+        <w:t xml:space="preserve"> </w:t>
+      </w:r>
+      <w:r>
+        <w:t xml:space="preserve">Limited repair capacity could leave gut microbes more vulnerable to peroxidative damage, a common consequence of heat stress driven by an accumulation of ROS that damages the lipid components of cell membranes </w:t>
+      </w:r>
+      <w:r>
+        <w:t xml:space="preserve">ROS </w:t>
+      </w:r>
+      <w:r>
+        <w:fldChar w:fldCharType="begin"/>
+      </w:r>
+      <w:r>
+        <w:instrText xml:space="preserve"> ADDIN ZOTERO_ITEM CSL_CITATION {"citationID":"XWxqevTe","properties":{"formattedCitation":"(Belhadj Slimen et al., 2014; Lin et al., 2006)","plainCitation":"(Belhadj Slimen et al., 2014; Lin et al., 2006)","noteIndex":0},"citationItems":[{"id":3717,"uris":["http://zotero.org/users/13901503/items/UEK27R7E"],"itemData":{"id":3717,"type":"article-journal","abstract":"In recent years there has been enormous interest in researching oxidative stress. Reactive oxygen species (ROS) are derived from the metabolism of oxygen as by-products of cell respiration, and are continuously produced in all aerobic organisms. Oxidative stress occurs as a consequence of an imbalance between ROS production and the available antioxidant defence against them. Nowadays, a variety of diseases and degenerative processes such as cancer, Alzheimer’s and autoimmune diseases are mediated by oxidative stress. Heat stress was suggested to be an environmental factor responsible for stimulating ROS production because of similarities in responses observed following heat stress compared with that occurring following exposure to oxidative stress. This manuscript describes the main mitochondrial sources of ROS and the antioxidant defences involved to prevent oxidative damage in all the mitochondrial compartments. It also deals with discussions concerning the cytotoxic effect of heat stress, mitochondrial heat-induced alterations, as well as heat shock protein (HSP) expression as a defence mechanism.","container-title":"International Journal of Hyperthermia","DOI":"10.3109/02656736.2014.971446","ISSN":"0265-6736","issue":"7","note":"publisher: Taylor &amp; Francis\n_eprint: https://doi.org/10.3109/02656736.2014.971446\nPMID: 25354680","page":"513-523","source":"Taylor and Francis+NEJM","title":"Reactive oxygen species, heat stress and oxidative-induced mitochondrial damage. A review","volume":"30","author":[{"family":"Belhadj Slimen","given":"Imen"},{"family":"","given":"Najar ,Taha"},{"family":"","given":"Ghram ,Abdeljelil"},{"family":"","given":"Dabbebi ,Hajer"},{"family":"","given":"Ben Mrad ,Moncef"},{"family":"Abdrabbah","given":"Manef","non-dropping-particle":"and"}],"issued":{"date-parts":[["2014",11,1]]}}},{"id":3669,"uris":["http://zotero.org/users/13901503/items/BF6XKP7S"],"itemData":{"id":3669,"type":"article-journal","abstract":"The stress responses and possible oxidative damage in plasma, liver and heart were investigated in broiler chickens acutely exposed to high temperature. Eighty 5-week old broiler chickens were exposed to 32°C for 6h. The extent of lipid peroxidation, activities of superoxide dismutase and total antioxidant power in plasma, liver and heart tissues were investigated. Meanwhile, the blood metabolites such as glucose, urate, triiodothyronine, thyroxine, corticosterone, ceruloplasmin and creatine kinase were measured before and after 3 and 6h of heat exposure. The results showed that oxidative stress could be induced in 5-week old broiler chickens by acute heat exposure (32°C, 6h). The results suggest that the elevated body temperature can induce the metabolic changes that are involved in the induction of oxidative stress. The liver is more susceptible to oxidative stress than heart during acute heat exposure in broiler chickens. The oxidative stress should be considered as part of the stress response of broiler chickens to heat exposure.","container-title":"Comparative Biochemistry and Physiology Part A: Molecular &amp; Integrative Physiology","DOI":"10.1016/j.cbpa.2006.01.032","ISSN":"1095-6433","issue":"1","journalAbbreviation":"Comparative Biochemistry and Physiology Part A: Molecular &amp; Integrative Physiology","page":"11-17","source":"ScienceDirect","title":"Acute heat stress induces oxidative stress in broiler chickens","volume":"144","author":[{"family":"Lin","given":"Hai"},{"family":"Decuypere","given":"Eddy"},{"family":"Buyse","given":"Johan"}],"issued":{"date-parts":[["2006",5,1]]}}}],"schema":"https://github.com/citation-style-language/schema/raw/master/csl-citation.json"} </w:instrText>
+      </w:r>
+      <w:r>
+        <w:fldChar w:fldCharType="separate"/>
+      </w:r>
+      <w:r>
+        <w:rPr>
+          <w:noProof/>
+        </w:rPr>
+        <w:t>(Belhadj Slimen et al., 2014; Lin et al., 2006)</w:t>
+      </w:r>
+      <w:r>
+        <w:fldChar w:fldCharType="end"/>
+      </w:r>
+      <w:r>
+        <w:t>. Similarly,</w:t>
+      </w:r>
+      <w:r>
+        <w:t xml:space="preserve"> </w:t>
+      </w:r>
+      <w:r>
+        <w:t>the increase in anaerobic metabolic pathways</w:t>
+      </w:r>
+      <w:r>
+        <w:t xml:space="preserve"> </w:t>
+      </w:r>
+      <w:r>
+        <w:t>and the decline in aerobic pathways likely reflect a response to maintain energy production under changing oxygen gradients from redirected blood flow for thermoregulation during short-term heat exposure (Fig 3B)</w:t>
+      </w:r>
+      <w:r>
+        <w:fldChar w:fldCharType="begin"/>
+      </w:r>
+      <w:r>
+        <w:instrText xml:space="preserve"> ADDIN ZOTERO_ITEM CSL_CITATION {"citationID":"MA64tDiH","properties":{"formattedCitation":"(Hall et al., 1999)","plainCitation":"(Hall et al., 1999)","noteIndex":0},"citationItems":[{"id":3205,"uris":["http://zotero.org/users/13901503/items/CADITA73"],"itemData":{"id":3205,"type":"article-journal","abstract":"Exposure of conscious animals to environmental heat stress increases portal venous radical content. The nature of the observed heat stress-inducible radical molecules suggests that hyperthermia produces cellular hypoxic stress in liver and intestine. To investigate this hypothesis, conscious rats bearing in-dwelling portal venous and femoral artery catheters were exposed to normothermic or hyperthermic conditions. Blood gas levels were monitored during heat stress and for 24 h following heat exposure. Hyperthermia significantly increased arterial O2 saturation, splanchnic arterial-venous O2 difference, and venous</w:instrText>
+      </w:r>
+      <w:r>
+        <w:rPr>
+          <w:rFonts w:ascii="Cambria Math" w:hAnsi="Cambria Math" w:cs="Cambria Math"/>
+        </w:rPr>
+        <w:instrText>𝑃</w:instrText>
+      </w:r>
+      <w:r>
+        <w:instrText xml:space="preserve">⁢CO2P⁢CO2, while decreasing venous O2 saturation and venous pH. One hour after heat exposure, liver glycogen levels were decreased </w:instrText>
+      </w:r>
+      <w:r>
+        <w:rPr>
+          <w:rFonts w:ascii="Cambria Math" w:hAnsi="Cambria Math" w:cs="Cambria Math"/>
+        </w:rPr>
+        <w:instrText>∼</w:instrText>
+      </w:r>
+      <w:r>
+        <w:instrText xml:space="preserve">20%. Two hours after heat exposure, the splanchnic arterial-venous O2 difference remained elevated in heat-stressed animals despite normal Tc. A second group of rats was exposed to similar conditions while receiving intra-arterial injections of the hypoxic cell marker [3H]misonidazole. Liver and intestine were biopsied, and [3H]misonidazole content was quantified. Heat stress increased tissue [3H]misonidazole retention 80% in the liver and 29% in the small intestine. Cellular [3H]misonidazole levels were significantly elevated in intestinal epithelial cells and liver zone 2 and 3 hepatocytes and Kupffer cells. This effect was most prominent in the proximal small intestine and small liver lobi. These data provide evidence that hyperthermia produces cellular hypoxia and metabolic stress in splanchnic tissues and suggest that cellular metabolic stress may contribute to radical generation during heat stress.","container-title":"American Journal of Physiology-Gastrointestinal and Liver Physiology","DOI":"10.1152/ajpgi.1999.276.5.G1195","ISSN":"0193-1857","issue":"5","note":"publisher: American Physiological Society","page":"G1195-G1203","source":"journals.physiology.org (Atypon)","title":"Splanchnic tissues undergo hypoxic stress  during whole body hyperthermia","volume":"276","author":[{"family":"Hall","given":"David M."},{"family":"Baumgardner","given":"Kirk R."},{"family":"Oberley","given":"Terry D."},{"family":"Gisolfi","given":"Carl V."}],"issued":{"date-parts":[["1999",5]]}}}],"schema":"https://github.com/citation-style-language/schema/raw/master/csl-citation.json"} </w:instrText>
+      </w:r>
+      <w:r>
+        <w:fldChar w:fldCharType="separate"/>
+      </w:r>
+      <w:r>
+        <w:rPr>
+          <w:noProof/>
+        </w:rPr>
+        <w:t>(Hall et al., 1999)</w:t>
+      </w:r>
+      <w:r>
+        <w:fldChar w:fldCharType="end"/>
+      </w:r>
+      <w:r>
+        <w:t>.</w:t>
+      </w:r>
+      <w:r>
+        <w:t xml:space="preserve"> </w:t>
+      </w:r>
+      <w:r>
+        <w:t xml:space="preserve">However, these anaerobic pathways are primarily involved in simple carbohydrate metabolism typical of facultative taxa </w:t>
+      </w:r>
+      <w:r>
+        <w:fldChar w:fldCharType="begin"/>
+      </w:r>
+      <w:r>
+        <w:instrText xml:space="preserve"> ADDIN ZOTERO_ITEM CSL_CITATION {"citationID":"mHntz9tf","properties":{"formattedCitation":"(Ng et al., 2013; Zeng et al., 2017)","plainCitation":"(Ng et al., 2013; Zeng et al., 2017)","noteIndex":0},"citationItems":[{"id":3719,"uris":["http://zotero.org/users/13901503/items/ZGBKX69N"],"itemData":{"id":3719,"type":"article-journal","abstract":"Antibiotic treatment disturbs the commensal microbiota and is often followed by infection with enteric pathogens such as Salmonella typhimurium and Clostridium difficile; pathogen expansion is fuelled by antibiotic-driven accumulation of commensal-liberated host mucosal carbohydrates.","container-title":"Nature","DOI":"10.1038/nature12503","ISSN":"1476-4687","issue":"7469","language":"en","license":"2013 Springer Nature Limited","note":"publisher: Nature Publishing Group","page":"96-99","source":"www-nature-com.proxy.lib.umich.edu","title":"Microbiota-liberated host sugars facilitate post-antibiotic expansion of enteric pathogens","volume":"502","author":[{"family":"Ng","given":"Katharine M."},{"family":"Ferreyra","given":"Jessica A."},{"family":"Higginbottom","given":"Steven K."},{"family":"Lynch","given":"Jonathan B."},{"family":"Kashyap","given":"Purna C."},{"family":"Gopinath","given":"Smita"},{"family":"Naidu","given":"Natasha"},{"family":"Choudhury","given":"Biswa"},{"family":"Weimer","given":"Bart C."},{"family":"Monack","given":"Denise M."},{"family":"Sonnenburg","given":"Justin L."}],"issued":{"date-parts":[["2013",10]]}}},{"id":3721,"uris":["http://zotero.org/users/13901503/items/EJEGJAPG"],"itemData":{"id":3721,"type":"article-journal","abstract":"The gut microbiota has diverse and essential roles in host metabolism, development of the immune system and as resistance to pathogen colonization. Perturbations of the gut microbiota, termed gut dysbiosis, are commonly observed in diseases involving inflammation in the gut, including inflammatory bowel disease, infection, colorectal cancer and food allergies. Importantly, the inflamed microenvironment in the gut is particularly conducive to blooms of Enterobacteriaceae, which acquire fitness benefits while other families of symbiotic bacteria succumb to environmental changes inflicted by inflammation. Here we summarize studies that examined factors in the inflamed gut that contribute to blooms of Enterobacterieaceae, and highlight potential approaches to restrict Enterobacterial blooms in treating diseases that are otherwise complicated by overgrowth of virulent Enterobacterial species in the gut.","container-title":"Mucosal Immunology","DOI":"10.1038/mi.2016.75","ISSN":"1933-0219","issue":"1","journalAbbreviation":"Mucosal Immunology","page":"18-26","source":"ScienceDirect","title":"Mechanisms of inflammation-driven bacterial dysbiosis in the gut","volume":"10","author":[{"family":"Zeng","given":"M. Y."},{"family":"Inohara","given":"N."},{"family":"Nuñez","given":"G."}],"issued":{"date-parts":[["2017",1,1]]}}}],"schema":"https://github.com/citation-style-language/schema/raw/master/csl-citation.json"} </w:instrText>
+      </w:r>
+      <w:r>
+        <w:fldChar w:fldCharType="separate"/>
+      </w:r>
+      <w:r>
+        <w:rPr>
+          <w:noProof/>
+        </w:rPr>
+        <w:t>(Ng et al., 2013; Zeng et al., 2017)</w:t>
+      </w:r>
+      <w:r>
+        <w:fldChar w:fldCharType="end"/>
+      </w:r>
+      <w:r>
+        <w:t xml:space="preserve">, and coincide with a decline in complex polysaccharide fermentation typical of obligate taxa </w:t>
+      </w:r>
+      <w:r>
+        <w:fldChar w:fldCharType="begin"/>
+      </w:r>
+      <w:r>
+        <w:instrText xml:space="preserve"> ADDIN ZOTERO_ITEM CSL_CITATION {"citationID":"6JZhxnlI","properties":{"formattedCitation":"(Flint et al., 2012; Hooper et al., 2002; Maier et al., 2014)","plainCitation":"(Flint et al., 2012; Hooper et al., 2002; Maier et al., 2014)","noteIndex":0},"citationItems":[{"id":3409,"uris":["http://zotero.org/users/13901503/items/73VRZX5M"],"itemData":{"id":3409,"type":"article-journal","abstract":"Bacteria that colonize the mammalian intestine collectively possess a far larger repertoire of degradative enzymes and metabolic capabilities than their hosts. Microbial fermentation of complex non-digestible dietary carbohydrates and host–derived glycans in the human intestine has important consequences for health. Certain dominant species, notably among the Bacteroidetes, are known to possess very large numbers of genes that encode carbohydrate active enzymes and can switch readily between different energy sources in the gut depending on availability. Nevertheless, more nutritionally specialized bacteria appear to play critical roles in the community by initiating the degradation of complex substrates such as plant cell walls, starch particles and mucin. Examples are emerging from the Firmicutes, Actinobacteria and Verrucomicrobium phyla, but more information is needed on these little studied groups. The impact of dietary carbohydrates, including prebiotics, on human health requires understanding of the complex relationship between diet composition, the gut microbiota and metabolic outputs.","container-title":"Gut Microbes","DOI":"10.4161/gmic.19897","ISSN":"1949-0976","issue":"4","note":"publisher: Taylor &amp; Francis\n_eprint: https://doi.org/10.4161/gmic.19897\nPMID: 22572875","page":"289-306","source":"Taylor and Francis+NEJM","title":"Microbial degradation of complex carbohydrates in the gut","volume":"3","author":[{"family":"Flint","given":"Harry J."},{"family":"","given":"Scott ,Karen P."},{"family":"","given":"Duncan ,Sylvia H."},{"family":"","given":"Louis ,Petra"},{"family":"Forano","given":"Evelyne","non-dropping-particle":"and"}],"issued":{"date-parts":[["2012",7,14]]}}},{"id":2223,"uris":["http://zotero.org/users/13901503/items/JD6FMNMK"],"itemData":{"id":2223,"type":"article-journal","abstract":"▪ Abstract Humans and other mammals are colonized by a vast, complex, and dynamic consortium of microorganisms. One evolutionary driving force for maintaining this metabolically active microbial society is to salvage energy from nutrients, particularly carbohydrates, that are otherwise nondigestible by the host. Much of our understanding of the molecular mechanisms by which members of the intestinal microbiota degrade complex polysaccharides comes from studies of Bacteroides thetaiotaomicron, a prominent and genetically manipulatable component of the normal human and mouse gut. Colonization of germ-free mice with B. thetaiotaomicron has shown how this anaerobe modifies many aspects of intestinal cellular differentiation/gene expression to benefit both host and microbe. These and other studies underscore the importance of understanding precisely how nutrient metabolism serves to establish and sustain symbiotic relationships between mammals and their bacterial partners.","container-title":"Annual Review of Nutrition","DOI":"10.1146/annurev.nutr.22.011602.092259","ISSN":"0199-9885, 1545-4312","issue":"Volume 22, 2002","language":"en","note":"publisher: Annual Reviews","page":"283-307","source":"www-annualreviews-org.proxy.lib.umich.edu","title":"HOW HOST-MICROBIAL INTERACTIONS SHAPE THE NUTRIENT ENVIRONMENT OF THE MAMMALIAN INTESTINE","volume":"22","author":[{"family":"Hooper","given":"Lora V."},{"family":"Midtvedt","given":"Tore"},{"family":"Gordon","given":"Jeffrey I."}],"issued":{"date-parts":[["2002",7,1]]}},"label":"page"},{"id":3537,"uris":["http://zotero.org/users/13901503/items/L2DTM48E"],"itemData":{"id":3537,"type":"article-journal","abstract":"The human gastrointestinal tract is colonised by trillions of commensal bacteria, most of which are obligate anaerobes residing in the large intestine. Appropriate bacterial colonisation is generally known to be critical for human health. In particular, the development and function of the immune system depends on microbial colonisation, and a regulated cross-talk between commensal bacteria, intestinal epithelial cells and immune cells is required to maintain mucosal immune homeostasis. This homeostasis is disturbed in various inflammatory disorders, such as inflammatory bowel diseases. Several in vitro and in vivo studies indicate a role for Faecalibacterium prausnitzii, Bacteroides thetaiotaomicron, Bacteroides fragilis, Akkermansia muciniphila and segmented filamentous bacteria in maintaining intestinal immune homeostasis. These obligate anaerobes are abundant in the healthy intestine but reduced in several inflammatory diseases, suggesting an association with protective effects on human health. However, knowledge of the mechanisms underlying the effects of obligate anaerobic intestinal bacteria remains limited, in part due to the difficulty of co-culturing obligate anaerobes together with oxygen-requiring human epithelial cells. By using novel dual-environment co-culture models, it will be possible to investigate the effects of the unstudied majority of intestinal microorganisms on the human epithelia. This knowledge will provide opportunities for improving human health and reducing the risk of inflammatory diseases.","container-title":"Nutrients","DOI":"10.3390/nu7010045","ISSN":"2072-6643","issue":"1","journalAbbreviation":"Nutrients","note":"PMID: 25545102\nPMCID: PMC4303826","page":"45-73","source":"PubMed Central","title":"Understanding How Commensal Obligate Anaerobic Bacteria Regulate Immune Functions in the Large Intestine","volume":"7","author":[{"family":"Maier","given":"Eva"},{"family":"Anderson","given":"Rachel C."},{"family":"Roy","given":"Nicole C."}],"issued":{"date-parts":[["2014",12,24]]}},"label":"page"}],"schema":"https://github.com/citation-style-language/schema/raw/master/csl-citation.json"} </w:instrText>
+      </w:r>
+      <w:r>
+        <w:fldChar w:fldCharType="separate"/>
+      </w:r>
+      <w:r>
+        <w:rPr>
+          <w:noProof/>
+        </w:rPr>
+        <w:t>(Flint et al., 2012; Hooper et al., 2002; Maier et al., 2014)</w:t>
+      </w:r>
+      <w:r>
+        <w:fldChar w:fldCharType="end"/>
+      </w:r>
+      <w:r>
+        <w:t xml:space="preserve">, suggesting that this shift is driven by the relative persistence of facultative versus obligate anaerobes at high temperatures. While this may be manageable for short-term energy production, an extended shift away from fiber fermentation is likely to have downstream consequences for host energy balance and immune regulation because fiber fermentation generates short-chain fatty acids (SCFA) that are an essential energy source for the host </w:t>
+      </w:r>
+      <w:r>
+        <w:fldChar w:fldCharType="begin"/>
+      </w:r>
+      <w:r>
+        <w:instrText xml:space="preserve"> ADDIN ZOTERO_ITEM CSL_CITATION {"citationID":"GyT07F19","properties":{"formattedCitation":"(Donohoe et al., 2011)","plainCitation":"(Donohoe et al., 2011)","noteIndex":0},"citationItems":[{"id":3688,"uris":["http://zotero.org/users/13901503/items/45UWS9R3"],"itemData":{"id":3688,"type":"article-journal","container-title":"Cell Metabolism","DOI":"10.1016/j.cmet.2011.02.018","ISSN":"1550-4131","issue":"5","journalAbbreviation":"Cell Metabolism","language":"English","note":"publisher: Elsevier\nPMID: 21531334","page":"517-526","source":"www.cell.com","title":"The Microbiome and Butyrate Regulate Energy Metabolism and Autophagy in the Mammalian Colon","volume":"13","author":[{"family":"Donohoe","given":"Dallas R."},{"family":"Garge","given":"Nikhil"},{"family":"Zhang","given":"Xinxin"},{"family":"Sun","given":"Wei"},{"family":"O'Connell","given":"Thomas M."},{"family":"Bunger","given":"Maureen K."},{"family":"Bultman","given":"Scott J."}],"issued":{"date-parts":[["2011",5,4]]}}}],"schema":"https://github.com/citation-style-language/schema/raw/master/csl-citation.json"} </w:instrText>
+      </w:r>
+      <w:r>
+        <w:fldChar w:fldCharType="separate"/>
+      </w:r>
+      <w:r>
+        <w:rPr>
+          <w:noProof/>
+        </w:rPr>
+        <w:t>(Donohoe et al., 2011)</w:t>
+      </w:r>
+      <w:r>
+        <w:fldChar w:fldCharType="end"/>
+      </w:r>
+      <w:r>
+        <w:t xml:space="preserve"> and important immunomodulators </w:t>
+      </w:r>
+      <w:r>
+        <w:fldChar w:fldCharType="begin"/>
+      </w:r>
+      <w:r>
+        <w:instrText xml:space="preserve"> ADDIN ZOTERO_ITEM CSL_CITATION {"citationID":"QFFOlCEu","properties":{"formattedCitation":"(Furusawa et al., 2013; Klampfer et al., 2003)","plainCitation":"(Furusawa et al., 2013; Klampfer et al., 2003)","noteIndex":0},"citationItems":[{"id":3264,"uris":["http://zotero.org/users/13901503/items/8XXJ4CBR"],"itemData":{"id":3264,"type":"article-journal","abstract":"The gut microbial metabolite butyrate is shown to induce the differentiation of colonic T regulatory cells in mice and to ameliorate the development of colitis; it also increases histone H3 acetylation at the Foxp3 promoter.","container-title":"Nature","DOI":"10.1038/nature12721","ISSN":"1476-4687","issue":"7480","language":"en","license":"2013 Springer Nature Limited","note":"publisher: Nature Publishing Group","page":"446-450","source":"www.nature.com","title":"Commensal microbe-derived butyrate induces the differentiation of colonic regulatory T cells","volume":"504","author":[{"family":"Furusawa","given":"Yukihiro"},{"family":"Obata","given":"Yuuki"},{"family":"Fukuda","given":"Shinji"},{"family":"Endo","given":"Takaho A."},{"family":"Nakato","given":"Gaku"},{"family":"Takahashi","given":"Daisuke"},{"family":"Nakanishi","given":"Yumiko"},{"family":"Uetake","given":"Chikako"},{"family":"Kato","given":"Keiko"},{"family":"Kato","given":"Tamotsu"},{"family":"Takahashi","given":"Masumi"},{"family":"Fukuda","given":"Noriko N."},{"family":"Murakami","given":"Shinnosuke"},{"family":"Miyauchi","given":"Eiji"},{"family":"Hino","given":"Shingo"},{"family":"Atarashi","given":"Koji"},{"family":"Onawa","given":"Satoshi"},{"family":"Fujimura","given":"Yumiko"},{"family":"Lockett","given":"Trevor"},{"family":"Clarke","given":"Julie M."},{"family":"Topping","given":"David L."},{"family":"Tomita","given":"Masaru"},{"family":"Hori","given":"Shohei"},{"family":"Ohara","given":"Osamu"},{"family":"Morita","given":"Tatsuya"},{"family":"Koseki","given":"Haruhiko"},{"family":"Kikuchi","given":"Jun"},{"family":"Honda","given":"Kenya"},{"family":"Hase","given":"Koji"},{"family":"Ohno","given":"Hiroshi"}],"issued":{"date-parts":[["2013",12]]}}},{"id":2208,"uris":["http://zotero.org/users/13901503/items/CGJLGGCV"],"itemData":{"id":2208,"type":"article-journal","abstract":"The short chain fatty acid butyrate promotes proliferation and survival of normal epithelial cells, but induces G1 or G2-M arrest in transformed cells, which is coupled to differentiation and apoptosis. Local administration of butyrate has been shown to ameliorate inflammation in ulcerative colitis; however, the precise mechanism of its anti-inflammatory activity is not known. IFN-γ is one of the principle cytokines secreted by lamina propria cells in inflamed mucosa and elevated levels of the transcription factor required for IFN-γ signaling, STAT1 (signal transducer and activator of transcription 1), are present in the colonic mucosa of patients with ulcerative colitis and Crohn's disease. Here we report that butyrate is a strong inhibitor of signaling by IFN-γ. We demonstrated that this short chain fatty acid inhibits IFN-γ-induced tyrosine and serine phosphorylation of STAT1. IFN-γ-induced JAK2 activation was inhibited by butyrate, implicating JAK2 as a target of butyrate action. Accordingly, STAT1 nuclear translocation and its DNA binding were completely inhibited in butyrate-treated cells. Transient transfection experiments using a reporter gene construct containing eight GAS sites (γ-activated sites) revealed that butyrate inhibits IFN-γ induced, STAT1-dependent, transcriptional activation. Proinflammatory cytokines, including IFN-γ, play an important role in the pathogenesis of inflammatory bowel disease, and abnormal activity of STAT1 is associated with human malignancies and intestinal inflammatory diseases. Thus, our data suggest that butyrate negatively regulates mucosal inflammation through the inhibition of IFN-γ/STAT1 signaling.","container-title":"Molecular Cancer Research","ISSN":"1541-7786","issue":"11","journalAbbreviation":"Molecular Cancer Research","page":"855-862","source":"Silverchair","title":"Inhibition of Interferon γ Signaling by the Short Chain Fatty Acid Butyrate1","volume":"1","author":[{"family":"Klampfer","given":"Lidija"},{"family":"Huang","given":"Jie"},{"family":"Sasazuki","given":"Takehiko"},{"family":"Shirasawa","given":"Senji"},{"family":"Augenlicht","given":"Leonard"}],"issued":{"date-parts":[["2003",9,1]]}}}],"schema":"https://github.com/citation-style-language/schema/raw/master/csl-citation.json"} </w:instrText>
+      </w:r>
+      <w:r>
+        <w:fldChar w:fldCharType="separate"/>
+      </w:r>
+      <w:r>
+        <w:rPr>
+          <w:noProof/>
+        </w:rPr>
+        <w:t>(Furusawa et al., 2013; Klampfer et al., 2003)</w:t>
+      </w:r>
+      <w:r>
+        <w:fldChar w:fldCharType="end"/>
+      </w:r>
+      <w:r>
+        <w:t xml:space="preserve">. Therefore, while these metabolic shifts suggest that capuchin gut microbes actively respond to heat in ways that may support short-term community stability, the decline in membrane repair, and inferred loss of obligate fermenters indicate that this response is unlikely to be sustainable over longer periods and may have consequences for host energy balance and immune function. Given that temperatures in Northwestern Costa Rica have been rising over the past 40 years and will continue to increase </w:t>
+      </w:r>
+      <w:r>
+        <w:fldChar w:fldCharType="begin"/>
+      </w:r>
+      <w:r>
+        <w:instrText xml:space="preserve"> ADDIN ZOTERO_ITEM CSL_CITATION {"citationID":"UCuqtT4b","properties":{"formattedCitation":"(Lucore et al., 2024)","plainCitation":"(Lucore et al., 2024)","noteIndex":0},"citationItems":[{"id":1689,"uris":["http://zotero.org/users/13901503/items/2TJCS3UQ"],"itemData":{"id":1689,"type":"article-journal","abstract":"Rising temperatures due to climate change are predicted to threaten the persistence of wild animals, but there is little evidence that climate change has pushed species beyond their thermal tolerance. The immune system is an ideal avenue to assess the effects of climate change because immune performance is sensitive to changes in temperature and immune competency can affect reproductive success. We investigate the effect of rising temperatures on a biomarker of nonspecific immune performance in a wild population of capuchin monkeys and provide compelling evidence that immune performance is associated with ambient temperature. Critically, we found that immune performance in young individuals is more sensitive to high temperatures compared to other age groups. Coupled with evidence of rising temperatures in the region, our results offer insight into how climate change will affect the immune system of wild mammals.","container-title":"Science Advances","DOI":"10.1126/sciadv.adq6629","issue":"48","note":"publisher: American Association for the Advancement of Science","page":"eadq6629","source":"www-science-org.proxy.lib.umich.edu (Atypon)","title":"High temperatures are associated with decreased immune system performance in a wild primate","volume":"10","author":[{"family":"Lucore","given":"Jordan M."},{"family":"Beehner","given":"Jacinta C."},{"family":"White","given":"Amy F."},{"family":"Sinclair","given":"Lorena F."},{"family":"Martins","given":"Vasco Alexandre"},{"family":"Kovalaskas","given":"Sarah A."},{"family":"Ordoñez","given":"Juan Carlos"},{"family":"Bergman","given":"Thore J."},{"family":"Benítez","given":"Marcela E."},{"family":"Marshall","given":"Andrew J."}],"issued":{"date-parts":[["2024",11,29]]}}}],"schema":"https://github.com/citation-style-language/schema/raw/master/csl-citation.json"} </w:instrText>
+      </w:r>
+      <w:r>
+        <w:fldChar w:fldCharType="separate"/>
+      </w:r>
+      <w:r>
+        <w:rPr>
+          <w:noProof/>
+        </w:rPr>
+        <w:t>(Lucore et al., 2024)</w:t>
+      </w:r>
+      <w:r>
+        <w:fldChar w:fldCharType="end"/>
+      </w:r>
+      <w:r>
+        <w:t xml:space="preserve">, capuchins are likely to face longer and more intense periods of heat, emphasizing the potential of climate change to affect the health and longevity of wild animal populations through microbiome-mediated mechanisms. </w:t>
+      </w:r>
+    </w:p>
+    <w:p>
+      <w:pPr>
+        <w:ind w:firstLine="720"/>
+      </w:pPr>
+      <w:r>
+        <w:t xml:space="preserve">The taxonomic response to temperature suggests that changes in gut physiology at high temperatures affect the persistence of obligate anaerobes compared to facultative anaerobes. There are broad declines in two phyla known to include obligates, </w:t>
+      </w:r>
+      <w:proofErr w:type="spellStart"/>
+      <w:r>
+        <w:t>Bacteroidota</w:t>
+      </w:r>
+      <w:proofErr w:type="spellEnd"/>
+      <w:r>
+        <w:t xml:space="preserve"> and Firmicutes, including essential obligate taxa such as </w:t>
+      </w:r>
+      <w:r>
+        <w:rPr>
+          <w:i/>
+          <w:iCs/>
+        </w:rPr>
+        <w:t xml:space="preserve">Bacteroides, Parabacteroides, Clostridium, </w:t>
+      </w:r>
+      <w:proofErr w:type="spellStart"/>
+      <w:r>
+        <w:rPr>
+          <w:i/>
+          <w:iCs/>
+        </w:rPr>
+        <w:t>Ruminococcus</w:t>
+      </w:r>
+      <w:proofErr w:type="spellEnd"/>
+      <w:r>
+        <w:rPr>
+          <w:i/>
+          <w:iCs/>
+        </w:rPr>
+        <w:t xml:space="preserve">, Eubacterium, </w:t>
+      </w:r>
+      <w:proofErr w:type="spellStart"/>
+      <w:r>
+        <w:rPr>
+          <w:i/>
+          <w:iCs/>
+        </w:rPr>
+        <w:t>Blautia</w:t>
+      </w:r>
+      <w:proofErr w:type="spellEnd"/>
+      <w:r>
+        <w:rPr>
+          <w:i/>
+          <w:iCs/>
+        </w:rPr>
+        <w:t xml:space="preserve">, </w:t>
+      </w:r>
+      <w:proofErr w:type="spellStart"/>
+      <w:r>
+        <w:rPr>
+          <w:i/>
+          <w:iCs/>
+        </w:rPr>
+        <w:t>Anaerostipes</w:t>
+      </w:r>
+      <w:proofErr w:type="spellEnd"/>
+      <w:r>
+        <w:rPr>
+          <w:i/>
+          <w:iCs/>
+        </w:rPr>
+        <w:t xml:space="preserve">, </w:t>
+      </w:r>
+      <w:r>
+        <w:t>and</w:t>
+      </w:r>
+      <w:r>
+        <w:rPr>
+          <w:i/>
+          <w:iCs/>
+        </w:rPr>
+        <w:t xml:space="preserve"> </w:t>
+      </w:r>
+      <w:proofErr w:type="spellStart"/>
+      <w:r>
+        <w:rPr>
+          <w:i/>
+          <w:iCs/>
+        </w:rPr>
+        <w:t>Alistipes</w:t>
+      </w:r>
+      <w:proofErr w:type="spellEnd"/>
+      <w:r>
+        <w:rPr>
+          <w:i/>
+          <w:iCs/>
+        </w:rPr>
+        <w:t xml:space="preserve"> </w:t>
+      </w:r>
+      <w:r>
+        <w:t>()</w:t>
+      </w:r>
+      <w:r>
+        <w:t>(Fig 2).</w:t>
+      </w:r>
+      <w:r>
+        <w:rPr>
+          <w:i/>
+          <w:iCs/>
+        </w:rPr>
         <w:t xml:space="preserve"> </w:t>
       </w:r>
       <w:r>
@@ -1061,7 +3182,7 @@
         <w:fldChar w:fldCharType="begin"/>
       </w:r>
       <w:r>
-        <w:instrText xml:space="preserve"> ADDIN ZOTERO_ITEM CSL_CITATION {"citationID":"hywOAMMP","properties":{"formattedCitation":"(Albenberg et al., 2014; Shin et al., 2015)","plainCitation":"(Albenberg et al., 2014; Shin et al., 2015)","noteIndex":0},"citationItems":[{"id":3399,"uris":["http://zotero.org/users/13901503/items/9SHPRSI6"],"itemData":{"id":3399,"type":"article-journal","abstract":"Background &amp; Aims\nThe gut microbiota is a complex and densely populated community in a dynamic environment determined by host physiology. We investigated how intestinal oxygen levels affect the composition of the fecal and mucosally adherent microbiota.\nMethods\nWe used the phosphorescence quenching method and a specially designed intraluminal oxygen probe to dynamically quantify gut luminal oxygen levels in mice. 16S ribosomal RNA gene sequencing was used to characterize the microbiota in intestines of mice exposed to hyperbaric oxygen, human rectal biopsy and mucosal swab samples, and paired human stool samples.\nResults\nAverage Po2 values in the lumen of the cecum were extremely low (&lt;1 mm Hg). In altering oxygenation of mouse intestines, we observed that oxygen diffused from intestinal tissue and established a radial gradient that extended from the tissue interface into the lumen. Increasing tissue oxygenation with hyperbaric oxygen altered the composition of the gut microbiota in mice. In human beings, 16S ribosomal RNA gene analyses showed an increased proportion of oxygen-tolerant organisms of the Proteobacteria and Actinobacteria phyla associated with rectal mucosa, compared with feces. A consortium of asaccharolytic bacteria of the Firmicute and Bacteroidetes phyla, which primarily metabolize peptones and amino acids, was associated primarily with mucus. This could be owing to the presence of proteinaceous substrates provided by mucus and the shedding of the intestinal epithelium.\nConclusions\nIn an analysis of intestinal microbiota of mice and human beings, we observed a radial gradient of microbes linked to the distribution of oxygen and nutrients provided by host tissue.","container-title":"Gastroenterology","DOI":"10.1053/j.gastro.2014.07.020","ISSN":"0016-5085","issue":"5","journalAbbreviation":"Gastroenterology","page":"1055-1063.e8","source":"ScienceDirect","title":"Correlation Between Intraluminal Oxygen Gradient and Radial Partitioning of Intestinal Microbiota","volume":"147","author":[{"family":"Albenberg","given":"Lindsey"},{"family":"Esipova","given":"Tatiana V."},{"family":"Judge","given":"Colleen P."},{"family":"Bittinger","given":"Kyle"},{"family":"Chen","given":"Jun"},{"family":"Laughlin","given":"Alice"},{"family":"Grunberg","given":"Stephanie"},{"family":"Baldassano","given":"Robert N."},{"family":"Lewis","given":"James D."},{"family":"Li","given":"Hongzhe"},{"family":"Thom","given":"Stephen R."},{"family":"Bushman","given":"Frederic D."},{"family":"Vinogradov","given":"Sergei A."},{"family":"Wu","given":"Gary D."}],"issued":{"date-parts":[["2014",11,1]]}}},{"id":3636,"uris":["http://zotero.org/users/13901503/items/26FYIIWM"],"itemData":{"id":3636,"type":"article-journal","abstract":"Recent advances in sequencing techniques, applied to the study of microbial communities, have provided compelling evidence that the mammalian intestinal tract harbors a complex microbial community whose composition is a critical determinant of host health in the context of metabolism and inflammation. Given that an imbalanced gut microbiota often arises from a sustained increase in abundance of the phylum Proteobacteria, the natural human gut flora normally contains only a minor proportion of this phylum. Here, we review studies that explored the association between an abnormal expansion of Proteobacteria and a compromised ability to maintain a balanced gut microbial community. We also propose that an increased prevalence of Proteobacteria is a potential diagnostic signature of dysbiosis and risk of disease.","container-title":"Trends in Biotechnology","DOI":"10.1016/j.tibtech.2015.06.011","ISSN":"0167-7799","issue":"9","journalAbbreviation":"Trends in Biotechnology","page":"496-503","source":"ScienceDirect","title":"&lt;i&gt;Proteobacteria&lt;/i&gt;: microbial signature of dysbiosis in gut microbiota","title-short":"&lt;i&gt;Proteobacteria&lt;/i&gt;","volume":"33","author":[{"family":"Shin","given":"Na-Ri"},{"family":"Whon","given":"Tae Woong"},{"family":"Bae","given":"Jin-Woo"}],"issued":{"date-parts":[["2015",9,1]]}}}],"schema":"https://github.com/citation-style-language/schema/raw/master/csl-citation.json"} </w:instrText>
+        <w:instrText xml:space="preserve"> ADDIN ZOTERO_ITEM CSL_CITATION {"citationID":"5ZCM5sNZ","properties":{"formattedCitation":"(Albenberg et al., 2014; Shin et al., 2015)","plainCitation":"(Albenberg et al., 2014; Shin et al., 2015)","noteIndex":0},"citationItems":[{"id":3399,"uris":["http://zotero.org/users/13901503/items/9SHPRSI6"],"itemData":{"id":3399,"type":"article-journal","abstract":"Background &amp; Aims\nThe gut microbiota is a complex and densely populated community in a dynamic environment determined by host physiology. We investigated how intestinal oxygen levels affect the composition of the fecal and mucosally adherent microbiota.\nMethods\nWe used the phosphorescence quenching method and a specially designed intraluminal oxygen probe to dynamically quantify gut luminal oxygen levels in mice. 16S ribosomal RNA gene sequencing was used to characterize the microbiota in intestines of mice exposed to hyperbaric oxygen, human rectal biopsy and mucosal swab samples, and paired human stool samples.\nResults\nAverage Po2 values in the lumen of the cecum were extremely low (&lt;1 mm Hg). In altering oxygenation of mouse intestines, we observed that oxygen diffused from intestinal tissue and established a radial gradient that extended from the tissue interface into the lumen. Increasing tissue oxygenation with hyperbaric oxygen altered the composition of the gut microbiota in mice. In human beings, 16S ribosomal RNA gene analyses showed an increased proportion of oxygen-tolerant organisms of the Proteobacteria and Actinobacteria phyla associated with rectal mucosa, compared with feces. A consortium of asaccharolytic bacteria of the Firmicute and Bacteroidetes phyla, which primarily metabolize peptones and amino acids, was associated primarily with mucus. This could be owing to the presence of proteinaceous substrates provided by mucus and the shedding of the intestinal epithelium.\nConclusions\nIn an analysis of intestinal microbiota of mice and human beings, we observed a radial gradient of microbes linked to the distribution of oxygen and nutrients provided by host tissue.","container-title":"Gastroenterology","DOI":"10.1053/j.gastro.2014.07.020","ISSN":"0016-5085","issue":"5","journalAbbreviation":"Gastroenterology","page":"1055-1063.e8","source":"ScienceDirect","title":"Correlation Between Intraluminal Oxygen Gradient and Radial Partitioning of Intestinal Microbiota","volume":"147","author":[{"family":"Albenberg","given":"Lindsey"},{"family":"Esipova","given":"Tatiana V."},{"family":"Judge","given":"Colleen P."},{"family":"Bittinger","given":"Kyle"},{"family":"Chen","given":"Jun"},{"family":"Laughlin","given":"Alice"},{"family":"Grunberg","given":"Stephanie"},{"family":"Baldassano","given":"Robert N."},{"family":"Lewis","given":"James D."},{"family":"Li","given":"Hongzhe"},{"family":"Thom","given":"Stephen R."},{"family":"Bushman","given":"Frederic D."},{"family":"Vinogradov","given":"Sergei A."},{"family":"Wu","given":"Gary D."}],"issued":{"date-parts":[["2014",11,1]]}}},{"id":3636,"uris":["http://zotero.org/users/13901503/items/26FYIIWM"],"itemData":{"id":3636,"type":"article-journal","abstract":"Recent advances in sequencing techniques, applied to the study of microbial communities, have provided compelling evidence that the mammalian intestinal tract harbors a complex microbial community whose composition is a critical determinant of host health in the context of metabolism and inflammation. Given that an imbalanced gut microbiota often arises from a sustained increase in abundance of the phylum Proteobacteria, the natural human gut flora normally contains only a minor proportion of this phylum. Here, we review studies that explored the association between an abnormal expansion of Proteobacteria and a compromised ability to maintain a balanced gut microbial community. We also propose that an increased prevalence of Proteobacteria is a potential diagnostic signature of dysbiosis and risk of disease.","container-title":"Trends in Biotechnology","DOI":"10.1016/j.tibtech.2015.06.011","ISSN":"0167-7799","issue":"9","journalAbbreviation":"Trends in Biotechnology","page":"496-503","source":"ScienceDirect","title":"&lt;i&gt;Proteobacteria&lt;/i&gt;: microbial signature of dysbiosis in gut microbiota","title-short":"&lt;i&gt;Proteobacteria&lt;/i&gt;","volume":"33","author":[{"family":"Shin","given":"Na-Ri"},{"family":"Whon","given":"Tae Woong"},{"family":"Bae","given":"Jin-Woo"}],"issued":{"date-parts":[["2015",9,1]]}}}],"schema":"https://github.com/citation-style-language/schema/raw/master/csl-citation.json"} </w:instrText>
       </w:r>
       <w:r>
         <w:fldChar w:fldCharType="separate"/>
@@ -1187,25 +3308,29 @@
         <w:fldChar w:fldCharType="end"/>
       </w:r>
       <w:r>
-        <w:t>]. The decrease in obligate anaerobes is likely due to redox imbalance induced by high temperatures, where the production of reactive oxygen species (ROS) exceeds the antioxidant capacity of the gut environment. Obligate anaerobes possess limited enzymatic defenses against ROS, and are therefore less able to tolerate changes in the oxygen environment compared to facultative taxa</w:t>
-      </w:r>
-      <w:r>
-        <w:t xml:space="preserve"> </w:t>
-      </w:r>
-      <w:r>
-        <w:fldChar w:fldCharType="begin"/>
-      </w:r>
-      <w:r>
-        <w:instrText xml:space="preserve"> ADDIN ZOTERO_ITEM CSL_CITATION {"citationID":"li75gYnN","properties":{"formattedCitation":"(Lu et al., 2018; McCord et al., 1971)","plainCitation":"(Lu et al., 2018; McCord et al., 1971)","noteIndex":0},"citationItems":[{"id":3598,"uris":["http://zotero.org/users/13901503/items/AT42KT3B"],"itemData":{"id":3598,"type":"article-journal","abstract":"It has been unclear whether superoxide and/or hydrogen peroxide play important roles in the phenomenon of obligate anaerobiosis. This question was explored using Bacteroides thetaiotaomicron, a major fermentative bacterium in the human gastrointestinal tract. Aeration inactivated two enzyme families—[4Fe-4S] dehydratases and nonredox mononuclear iron enzymes—whose homologs, in contrast, remain active in aerobic Escherichia coli. Inactivation-rate measurements of one such enzyme, B. thetaiotaomicron fumarase, showed that it is no more intrinsically sensitive to oxidants than is an E. coli fumarase. Indeed, when the E. coli enzymes were expressed in B. thetaiotaomicron, they no longer could tolerate aeration; conversely, the B. thetaiotaomicron enzymes maintained full activity when expressed in aerobic E. coli. Thus, the aerobic inactivation of the B. thetaiotaomicron enzymes is a feature of their intracellular environment rather than of the enzymes themselves. B. thetaiotaomicron possesses superoxide dismutase and peroxidases, and it can repair damaged enzymes. However, measurements confirmed that the rate of reactive oxygen species production inside aerated B. thetaiotaomicron is far higher than in E. coli. Analysis of the damaged enzymes recovered from aerated B. thetaiotaomicron suggested that they had been inactivated by superoxide rather than by hydrogen peroxide. Accordingly, overproduction of superoxide dismutase substantially protected the enzymes from aeration. We conclude that when this anaerobe encounters oxygen, its internal superoxide levels rise high enough to inactivate key catabolic and biosynthetic enzymes. Superoxide thus comprises a major element of the oxygen sensitivity of this anaerobe. The extent to which molecular oxygen exerts additional direct effects remains to be determined.","container-title":"Proceedings of the National Academy of Sciences","DOI":"10.1073/pnas.1800120115","issue":"14","note":"publisher: Proceedings of the National Academy of Sciences","page":"E3266-E3275","source":"www-pnas-org.proxy.lib.umich.edu (Atypon)","title":"Endogenous superoxide is a key effector of the oxygen sensitivity of a model obligate anaerobe","volume":"115","author":[{"family":"Lu","given":"Zheng"},{"family":"Sethu","given":"Ramakrishnan"},{"family":"Imlay","given":"James A."}],"issued":{"date-parts":[["2018",4,3]]}}},{"id":3602,"uris":["http://zotero.org/users/13901503/items/XVIRKXQ2"],"itemData":{"id":3602,"type":"article-journal","abstract":"The distribution of catalase and superoxide dismutase has been examined in various micro-organisms. Strict anaerobes exhibited no superoxide dismutase and, generally, no catalase activity. All aerobic organisms containing cytochrome systems were found to contain both superoxide dismutase and catalase. Aerotolerant anaerobes, which survive exposure to air and metabolize oxygen to a limited extent but do not contain cytochrome systems, were found to be devoid of catalase activity but did exhibit superoxide dismutase activity. This distribution is consistent with the proposal that the prime physiological function of superoxide dismutase is protection of oxygen-metabolizing organisms against the potentially detrimental effects of the superoxide free radical, a biologically produced intermediate resulting from the univalent reduction of molecular oxygen.","container-title":"Proceedings of the National Academy of Sciences","DOI":"10.1073/pnas.68.5.1024","issue":"5","note":"publisher: Proceedings of the National Academy of Sciences","page":"1024-1027","source":"www-pnas-org.proxy.lib.umich.edu (Atypon)","title":"An Enzyme-Based Theory of Obligate Anaerobiosis: The Physiological Function of Superoxide Dismutase","title-short":"An Enzyme-Based Theory of Obligate Anaerobiosis","volume":"68","author":[{"family":"McCord","given":"Joe M."},{"family":"Keele","given":"Bernard B."},{"family":"Fridovich","given":"Irwin"}],"issued":{"date-parts":[["1971",5]]}}}],"schema":"https://github.com/citation-style-language/schema/raw/master/csl-citation.json"} </w:instrText>
-      </w:r>
-      <w:r>
-        <w:fldChar w:fldCharType="separate"/>
-      </w:r>
-      <w:r>
-        <w:rPr>
-          <w:noProof/>
-        </w:rPr>
-        <w:t>(Lu et al., 2018; McCord et al., 1971)</w:t>
+        <w:t xml:space="preserve">]. The decrease in obligate anaerobes is likely due to redox imbalance induced by high temperatures, where the production of reactive oxygen species (ROS) exceeds the antioxidant capacity of the gut environment. Obligate anaerobes possess limited enzymatic </w:t>
+      </w:r>
+      <w:r>
+        <w:lastRenderedPageBreak/>
+        <w:t>defenses against ROS, and are therefore less able to tolerate changes in the oxygen environment compared to facultative taxa</w:t>
+      </w:r>
+      <w:r>
+        <w:t xml:space="preserve"> </w:t>
+      </w:r>
+      <w:r>
+        <w:fldChar w:fldCharType="begin"/>
+      </w:r>
+      <w:r>
+        <w:instrText xml:space="preserve"> ADDIN ZOTERO_ITEM CSL_CITATION {"citationID":"aCXnpG9t","properties":{"formattedCitation":"(Z. Lu et al., 2018; McCord et al., 1971)","plainCitation":"(Z. Lu et al., 2018; McCord et al., 1971)","noteIndex":0},"citationItems":[{"id":3598,"uris":["http://zotero.org/users/13901503/items/AT42KT3B"],"itemData":{"id":3598,"type":"article-journal","abstract":"It has been unclear whether superoxide and/or hydrogen peroxide play important roles in the phenomenon of obligate anaerobiosis. This question was explored using Bacteroides thetaiotaomicron, a major fermentative bacterium in the human gastrointestinal tract. Aeration inactivated two enzyme families—[4Fe-4S] dehydratases and nonredox mononuclear iron enzymes—whose homologs, in contrast, remain active in aerobic Escherichia coli. Inactivation-rate measurements of one such enzyme, B. thetaiotaomicron fumarase, showed that it is no more intrinsically sensitive to oxidants than is an E. coli fumarase. Indeed, when the E. coli enzymes were expressed in B. thetaiotaomicron, they no longer could tolerate aeration; conversely, the B. thetaiotaomicron enzymes maintained full activity when expressed in aerobic E. coli. Thus, the aerobic inactivation of the B. thetaiotaomicron enzymes is a feature of their intracellular environment rather than of the enzymes themselves. B. thetaiotaomicron possesses superoxide dismutase and peroxidases, and it can repair damaged enzymes. However, measurements confirmed that the rate of reactive oxygen species production inside aerated B. thetaiotaomicron is far higher than in E. coli. Analysis of the damaged enzymes recovered from aerated B. thetaiotaomicron suggested that they had been inactivated by superoxide rather than by hydrogen peroxide. Accordingly, overproduction of superoxide dismutase substantially protected the enzymes from aeration. We conclude that when this anaerobe encounters oxygen, its internal superoxide levels rise high enough to inactivate key catabolic and biosynthetic enzymes. Superoxide thus comprises a major element of the oxygen sensitivity of this anaerobe. The extent to which molecular oxygen exerts additional direct effects remains to be determined.","container-title":"Proceedings of the National Academy of Sciences","DOI":"10.1073/pnas.1800120115","issue":"14","note":"publisher: Proceedings of the National Academy of Sciences","page":"E3266-E3275","source":"www-pnas-org.proxy.lib.umich.edu (Atypon)","title":"Endogenous superoxide is a key effector of the oxygen sensitivity of a model obligate anaerobe","volume":"115","author":[{"family":"Lu","given":"Zheng"},{"family":"Sethu","given":"Ramakrishnan"},{"family":"Imlay","given":"James A."}],"issued":{"date-parts":[["2018",4,3]]}}},{"id":3602,"uris":["http://zotero.org/users/13901503/items/XVIRKXQ2"],"itemData":{"id":3602,"type":"article-journal","abstract":"The distribution of catalase and superoxide dismutase has been examined in various micro-organisms. Strict anaerobes exhibited no superoxide dismutase and, generally, no catalase activity. All aerobic organisms containing cytochrome systems were found to contain both superoxide dismutase and catalase. Aerotolerant anaerobes, which survive exposure to air and metabolize oxygen to a limited extent but do not contain cytochrome systems, were found to be devoid of catalase activity but did exhibit superoxide dismutase activity. This distribution is consistent with the proposal that the prime physiological function of superoxide dismutase is protection of oxygen-metabolizing organisms against the potentially detrimental effects of the superoxide free radical, a biologically produced intermediate resulting from the univalent reduction of molecular oxygen.","container-title":"Proceedings of the National Academy of Sciences","DOI":"10.1073/pnas.68.5.1024","issue":"5","note":"publisher: Proceedings of the National Academy of Sciences","page":"1024-1027","source":"www-pnas-org.proxy.lib.umich.edu (Atypon)","title":"An Enzyme-Based Theory of Obligate Anaerobiosis: The Physiological Function of Superoxide Dismutase","title-short":"An Enzyme-Based Theory of Obligate Anaerobiosis","volume":"68","author":[{"family":"McCord","given":"Joe M."},{"family":"Keele","given":"Bernard B."},{"family":"Fridovich","given":"Irwin"}],"issued":{"date-parts":[["1971",5]]}}}],"schema":"https://github.com/citation-style-language/schema/raw/master/csl-citation.json"} </w:instrText>
+      </w:r>
+      <w:r>
+        <w:fldChar w:fldCharType="separate"/>
+      </w:r>
+      <w:r>
+        <w:rPr>
+          <w:noProof/>
+        </w:rPr>
+        <w:t>(Z. Lu et al., 2018; McCord et al., 1971)</w:t>
       </w:r>
       <w:r>
         <w:fldChar w:fldCharType="end"/>
@@ -1217,7 +3342,7 @@
         <w:fldChar w:fldCharType="begin"/>
       </w:r>
       <w:r>
-        <w:instrText xml:space="preserve"> ADDIN ZOTERO_ITEM CSL_CITATION {"citationID":"yxSWjnfP","properties":{"formattedCitation":"(Kunst et al., 2023; Sun et al., 2024; Yardeni et al., 2019)","plainCitation":"(Kunst et al., 2023; Sun et al., 2024; Yardeni et al., 2019)","noteIndex":0},"citationItems":[{"id":3255,"uris":["http://zotero.org/users/13901503/items/FQ9APYWZ"],"itemData":{"id":3255,"type":"article-journal","abstract":"The human gastrointestinal tract is home to a complex microbial community that plays an important role in the general well-being of the entire organism. The gut microbiota generates a variety of metabolites and thereby regulates many biological processes, such as the regulation of the immune system. In the gut, bacteria are in direct contact with the host. The major challenge here is to prevent unwanted inflammatory reactions on one hand and on the other hand to ensure that the immune system can be activated when pathogens invade. Here the REDOX equilibrium is of utmost importance. This REDOX equilibrium is controlled by the microbiota either directly or indirectly via bacterial-derived metabolites. A balanced microbiome sorts for a stable REDOX balance, whereas dysbiosis destabilizes this equilibrium. An imbalanced REDOX status directly affects the immune system by disrupting intracellular signaling and promoting inflammatory responses. Here we (i) focus on the most common reactive oxygen species (ROS) and (ii) define the transition from a balanced REDOX state to oxidative stress. Further, we (iii) describe the role of ROS in regulating the immune system and inflammatory responses. Thereafter, we (iv) examine the influence of microbiota on REDOX homeostasis and how shifts in pro- and anti-oxidative cellular conditions can suppress or promote immune responses or inflammation.","container-title":"Biomedicines","DOI":"10.3390/biomedicines11051388","ISSN":"2227-9059","issue":"5","journalAbbreviation":"Biomedicines","note":"PMID: 37239059\nPMCID: PMC10216031","page":"1388","source":"PubMed Central","title":"The Influence of Gut Microbiota on Oxidative Stress and the Immune System","volume":"11","author":[{"family":"Kunst","given":"Claudia"},{"family":"Schmid","given":"Stephan"},{"family":"Michalski","given":"Marlen"},{"family":"Tümen","given":"Deniz"},{"family":"Buttenschön","given":"Jonas"},{"family":"Müller","given":"Martina"},{"family":"Gülow","given":"Karsten"}],"issued":{"date-parts":[["2023",5,8]]}}},{"id":3297,"uris":["http://zotero.org/users/13901503/items/LKCDGAMP"],"itemData":{"id":3297,"type":"article-journal","abstract":"Recent studies have indicated that gut microbiota-mediated oxidative stress is significantly associated with intestinal diseases such as colorectal cancer, ulcerative colitis, and Crohn’s disease. The level of reactive oxygen species (ROS) has been reported to increase when the gut microbiota is dysregulated, especially when several gut bacterial metabolites are present. Although healthy gut microbiota plays a vital role in defending against excessive oxidative stress, intestinal disease is significantly influenced by excessive ROS, and this process is controlled by gut microbiota-mediated immunological responses, DNA damage, and intestinal inflammation. In this review, we discuss the relationship between gut microbiota and intestinal disease from an oxidative stress perspective. In addition, we also provide a summary of the most recent therapeutic approaches for preventing or treating intestinal diseases by modifying gut microbiota.","container-title":"Frontiers in Microbiology","DOI":"10.3389/fmicb.2024.1328324","ISSN":"1664-302X","journalAbbreviation":"Front. Microbiol.","language":"English","note":"publisher: Frontiers","source":"Frontiers","title":"The role of gut microbiota in intestinal disease: from an oxidative stress perspective","title-short":"The role of gut microbiota in intestinal disease","URL":"https://www.frontiersin.org/journals/microbiology/articles/10.3389/fmicb.2024.1328324/full","volume":"15","author":[{"family":"Sun","given":"Yiqi"},{"family":"Wang","given":"Xurui"},{"family":"Li","given":"Lei"},{"family":"Zhong","given":"Chao"},{"family":"Zhang","given":"Yu"},{"family":"Yang","given":"Xiangdong"},{"family":"Li","given":"Mingyue"},{"family":"Yang","given":"Chao"}],"accessed":{"date-parts":[["2025",5,12]]},"issued":{"date-parts":[["2024",2,14]]}}},{"id":3328,"uris":["http://zotero.org/users/13901503/items/R2W8Z2FT"],"itemData":{"id":3328,"type":"article-journal","abstract":"Changes in the gut microbiota and the mitochondrial genome are both linked with the development of disease. To investigate why, we examined the gut microbiota of mice harboring various mutations in genes that alter mitochondrial function. These studies revealed that mitochondrial genetic variations altered the composition of the gut microbiota community. In cross-fostering studies, we found that although the initial microbiota community of newborn mice was that obtained from the nursing mother, the microbiota community progressed toward that characteristic of the microbiome of unfostered pups of the same genotype within 2 months. Analysis of the mitochondrial DNA variants associated with altered gut microbiota suggested that microbiome species diversity correlated with host reactive oxygen species (ROS) production. To determine whether the abundance of ROS could alter the gut microbiota, mice were aged, treated with N-acetylcysteine, or engineered to express the ROS scavenger catalase specifically within the mitochondria. All three conditions altered the microbiota from that initially established. Thus, these data suggest that the mitochondrial genotype modulates both ROS production and the species diversity of the gut microbiome, implying that the connection between the gut microbiome and common disease phenotypes might be due to underlying changes in mitochondrial function.","container-title":"Science Signaling","DOI":"10.1126/scisignal.aaw3159","issue":"588","note":"publisher: American Association for the Advancement of Science","page":"eaaw3159","source":"www-science-org.proxy.lib.umich.edu (Atypon)","title":"Host mitochondria influence gut microbiome diversity: A role for ROS","title-short":"Host mitochondria influence gut microbiome diversity","volume":"12","author":[{"family":"Yardeni","given":"Tal"},{"family":"Tanes","given":"Ceylan E."},{"family":"Bittinger","given":"Kyle"},{"family":"Mattei","given":"Lisa M."},{"family":"Schaefer","given":"Patrick M."},{"family":"Singh","given":"Larry N."},{"family":"Wu","given":"Gary D."},{"family":"Murdock","given":"Deborah G."},{"family":"Wallace","given":"Douglas C."}],"issued":{"date-parts":[["2019",7,2]]}}}],"schema":"https://github.com/citation-style-language/schema/raw/master/csl-citation.json"} </w:instrText>
+        <w:instrText xml:space="preserve"> ADDIN ZOTERO_ITEM CSL_CITATION {"citationID":"zM9vvOjp","properties":{"formattedCitation":"(Kunst et al., 2023; Sun et al., 2024; Yardeni et al., 2019)","plainCitation":"(Kunst et al., 2023; Sun et al., 2024; Yardeni et al., 2019)","noteIndex":0},"citationItems":[{"id":3255,"uris":["http://zotero.org/users/13901503/items/FQ9APYWZ"],"itemData":{"id":3255,"type":"article-journal","abstract":"The human gastrointestinal tract is home to a complex microbial community that plays an important role in the general well-being of the entire organism. The gut microbiota generates a variety of metabolites and thereby regulates many biological processes, such as the regulation of the immune system. In the gut, bacteria are in direct contact with the host. The major challenge here is to prevent unwanted inflammatory reactions on one hand and on the other hand to ensure that the immune system can be activated when pathogens invade. Here the REDOX equilibrium is of utmost importance. This REDOX equilibrium is controlled by the microbiota either directly or indirectly via bacterial-derived metabolites. A balanced microbiome sorts for a stable REDOX balance, whereas dysbiosis destabilizes this equilibrium. An imbalanced REDOX status directly affects the immune system by disrupting intracellular signaling and promoting inflammatory responses. Here we (i) focus on the most common reactive oxygen species (ROS) and (ii) define the transition from a balanced REDOX state to oxidative stress. Further, we (iii) describe the role of ROS in regulating the immune system and inflammatory responses. Thereafter, we (iv) examine the influence of microbiota on REDOX homeostasis and how shifts in pro- and anti-oxidative cellular conditions can suppress or promote immune responses or inflammation.","container-title":"Biomedicines","DOI":"10.3390/biomedicines11051388","ISSN":"2227-9059","issue":"5","journalAbbreviation":"Biomedicines","note":"PMID: 37239059\nPMCID: PMC10216031","page":"1388","source":"PubMed Central","title":"The Influence of Gut Microbiota on Oxidative Stress and the Immune System","volume":"11","author":[{"family":"Kunst","given":"Claudia"},{"family":"Schmid","given":"Stephan"},{"family":"Michalski","given":"Marlen"},{"family":"Tümen","given":"Deniz"},{"family":"Buttenschön","given":"Jonas"},{"family":"Müller","given":"Martina"},{"family":"Gülow","given":"Karsten"}],"issued":{"date-parts":[["2023",5,8]]}}},{"id":3297,"uris":["http://zotero.org/users/13901503/items/LKCDGAMP"],"itemData":{"id":3297,"type":"article-journal","abstract":"Recent studies have indicated that gut microbiota-mediated oxidative stress is significantly associated with intestinal diseases such as colorectal cancer, ulcerative colitis, and Crohn’s disease. The level of reactive oxygen species (ROS) has been reported to increase when the gut microbiota is dysregulated, especially when several gut bacterial metabolites are present. Although healthy gut microbiota plays a vital role in defending against excessive oxidative stress, intestinal disease is significantly influenced by excessive ROS, and this process is controlled by gut microbiota-mediated immunological responses, DNA damage, and intestinal inflammation. In this review, we discuss the relationship between gut microbiota and intestinal disease from an oxidative stress perspective. In addition, we also provide a summary of the most recent therapeutic approaches for preventing or treating intestinal diseases by modifying gut microbiota.","container-title":"Frontiers in Microbiology","DOI":"10.3389/fmicb.2024.1328324","ISSN":"1664-302X","journalAbbreviation":"Front. Microbiol.","language":"English","note":"publisher: Frontiers","source":"Frontiers","title":"The role of gut microbiota in intestinal disease: from an oxidative stress perspective","title-short":"The role of gut microbiota in intestinal disease","URL":"https://www.frontiersin.org/journals/microbiology/articles/10.3389/fmicb.2024.1328324/full","volume":"15","author":[{"family":"Sun","given":"Yiqi"},{"family":"Wang","given":"Xurui"},{"family":"Li","given":"Lei"},{"family":"Zhong","given":"Chao"},{"family":"Zhang","given":"Yu"},{"family":"Yang","given":"Xiangdong"},{"family":"Li","given":"Mingyue"},{"family":"Yang","given":"Chao"}],"accessed":{"date-parts":[["2025",5,12]]},"issued":{"date-parts":[["2024",2,14]]}}},{"id":3328,"uris":["http://zotero.org/users/13901503/items/R2W8Z2FT"],"itemData":{"id":3328,"type":"article-journal","abstract":"Changes in the gut microbiota and the mitochondrial genome are both linked with the development of disease. To investigate why, we examined the gut microbiota of mice harboring various mutations in genes that alter mitochondrial function. These studies revealed that mitochondrial genetic variations altered the composition of the gut microbiota community. In cross-fostering studies, we found that although the initial microbiota community of newborn mice was that obtained from the nursing mother, the microbiota community progressed toward that characteristic of the microbiome of unfostered pups of the same genotype within 2 months. Analysis of the mitochondrial DNA variants associated with altered gut microbiota suggested that microbiome species diversity correlated with host reactive oxygen species (ROS) production. To determine whether the abundance of ROS could alter the gut microbiota, mice were aged, treated with N-acetylcysteine, or engineered to express the ROS scavenger catalase specifically within the mitochondria. All three conditions altered the microbiota from that initially established. Thus, these data suggest that the mitochondrial genotype modulates both ROS production and the species diversity of the gut microbiome, implying that the connection between the gut microbiome and common disease phenotypes might be due to underlying changes in mitochondrial function.","container-title":"Science Signaling","DOI":"10.1126/scisignal.aaw3159","issue":"588","note":"publisher: American Association for the Advancement of Science","page":"eaaw3159","source":"www-science-org.proxy.lib.umich.edu (Atypon)","title":"Host mitochondria influence gut microbiome diversity: A role for ROS","title-short":"Host mitochondria influence gut microbiome diversity","volume":"12","author":[{"family":"Yardeni","given":"Tal"},{"family":"Tanes","given":"Ceylan E."},{"family":"Bittinger","given":"Kyle"},{"family":"Mattei","given":"Lisa M."},{"family":"Schaefer","given":"Patrick M."},{"family":"Singh","given":"Larry N."},{"family":"Wu","given":"Gary D."},{"family":"Murdock","given":"Deborah G."},{"family":"Wallace","given":"Douglas C."}],"issued":{"date-parts":[["2019",7,2]]}}}],"schema":"https://github.com/citation-style-language/schema/raw/master/csl-citation.json"} </w:instrText>
       </w:r>
       <w:r>
         <w:fldChar w:fldCharType="separate"/>
@@ -1262,16 +3387,16 @@
         <w:fldChar w:fldCharType="begin"/>
       </w:r>
       <w:r>
-        <w:instrText xml:space="preserve"> ADDIN ZOTERO_ITEM CSL_CITATION {"citationID":"bZu282tA","properties":{"formattedCitation":"(Fang et al., 2023; Liu et al., 2023; Sepulveda &amp; Moeller, 2020)","plainCitation":"(Fang et al., 2023; Liu et al., 2023; Sepulveda &amp; Moeller, 2020)","noteIndex":0},"citationItems":[{"id":3187,"uris":["http://zotero.org/users/13901503/items/DHD4XMP5"],"itemData":{"id":3187,"type":"article-journal","abstract":"Tsinling lenok trout (Brachymystax lenok tsinlingensis Li) is a species of cold-water salmon that faces serious challenges due to global warming. High temperature stress has been found to damage the gut integrity of coldwater fish, impacting their growth and immunity. However, limited research exists on the causal relationship between gut microbial disturbance and metabolic dysfunction in cold-water fish induced by high temperature stress. To address this gap, we conducted a study to investigate the effects of high temperature stress (24 ◦C) on the gut tissue structure, antioxidant capacity, gut microorganisms, and metabolome reactions of tsinling lenok trout. Our analysis using 16 S rDNA gene sequencing revealed significant changes in the gut microbial composition and metabolic profile. Specifically, the abundance of Firmicutes and Gemmatimonadetes decreased significantly with increasing temperature, while the abundance of Bacteroidetes increased significantly. Meta­ bolic analysis revealed a significant decrease in the abundance of glutathione, which is synthesized from glutamate and glycine, under high temperature stress. Additionally, there was a notable reduction in the levels of adenosine, inosine, xanthine, guanosine, and deoxyguanosine, which are essential for DNA/RNA synthesis. Conversely, there was a significant increase in the abundance of D-glucose 6 P. Furthermore, high temperature stress adversely affects intestinal structure and barrier function. Our findings provide valuable insights into the mechanism of high temperature stress in cold-water fish and serve as a foundation for future research aimed at mitigating the decline in production performance caused by such stress.","container-title":"Ecotoxicology and Environmental Safety","DOI":"10.1016/j.ecoenv.2023.115607","ISSN":"01476513","journalAbbreviation":"Ecotoxicology and Environmental Safety","language":"en","page":"115607","source":"DOI.org (Crossref)","title":"High temperature stress induced oxidative stress, gut inflammation and disordered metabolome and microbiome in tsinling lenok trout","volume":"266","author":[{"family":"Fang","given":"M."},{"family":"Lei","given":"Z."},{"family":"Ruilin","given":"M."},{"family":"Jing","given":"W."},{"family":"Leqiang","given":"D."}],"issued":{"date-parts":[["2023",11]]}}},{"id":3362,"uris":["http://zotero.org/users/13901503/items/IXQSNCGD"],"itemData":{"id":3362,"type":"article-journal","abstract":"Introduction\nHeat stress can affect the production of poultry through complex interactions between genes, metabolites and microorganisms. At present, it is unclear how heat stress affects genetic, metabolic and microbial changes in poultry, as well as the complex interactions between them.\n\nMethods\nThus, at 28 days of age a total of 200 Arbor Acres broilers with similar body weights were randomly divided into the control (CON) and heat stress treatment (HS). There were 5 replicates in CON and HS, respectively, 20 per replication. From the 28–42 days, the HS was kept at 31 ± 1°C (9:00–17:00, 8 h) and other time was maintained at 21 ± 1°C as in the CON. At the 42nd day experiment, we calculated the growth performance (n = 8) of broilers and collected 3 and 6 cecal tissues for transcriptomic and metabolomic investigation and 4 cecal contents for metagenomic investigation of each treatment.\n\nResults and discussion\nThe results indicate that heat stress significantly reduced the average daily gain and body weight of broilers (value of p &amp;lt; 0.05). Transcriptome KEGG enrichment showed that the differential genes were mainly enriched in the NF-kB signaling pathway. Metabolomics results showed that KEGG enrichment showed that the differential metabolites were mainly enriched in the mTOR signaling pathway. 16S rDNA amplicon sequencing results indicated that heat stress increased the relative abundance of Proteobacteria decreased the relative abundance of Firmicutes. Multi-omics analysis showed that the co-participating pathway of differential genes, metabolites and microorganisms KEGG enrichment was purine metabolism. Pearson correlation analysis found that ornithine was positively correlated with SULT1C3, GSTT1L and g_Lactobacillus, and negatively correlated with CALB1. PE was negatively correlated with CALB1 and CHAC1, and positively with g_Alistipes. In conclusion, heat stress can generate large amounts of reactive oxygen and increase the types of harmful bacteria, reduce intestinal nutrient absorption and antioxidant capacity, and thereby damage intestinal health and immune function, and reduce growth performance indicators. This biological process is manifested in the complex regulation, providing a foundational theoretical basis for solving the problem of heat stress.","container-title":"Frontiers in Microbiology","DOI":"10.3389/fmicb.2023.1244004","ISSN":"1664-302X","journalAbbreviation":"Front. Microbiol.","language":"English","note":"publisher: Frontiers","source":"Frontiers","title":"Heat stress exposure cause alterations in intestinal microbiota, transcriptome, and metabolome of broilers","URL":"https://www.frontiersin.org/journals/microbiology/articles/10.3389/fmicb.2023.1244004/full","volume":"14","author":[{"family":"Liu","given":"Xuan"},{"family":"Ma","given":"Zhenhua"},{"family":"Wang","given":"Yanfei"},{"family":"Jia","given":"Hao"},{"family":"Wang","given":"Zheng"},{"family":"Zhang","given":"Lihuan"}],"accessed":{"date-parts":[["2025",5,13]]},"issued":{"date-parts":[["2023",9,19]]}}},{"id":960,"uris":["http://zotero.org/users/13901503/items/KQS25QFF"],"itemData":{"id":960,"type":"article-journal","abstract":"Temperature is a prominent abiotic environmental variable that drives the adaptive trajectories of animal lineages and structures the composition of animal communities. Global temperature regimes are expected to undergo rapid shifts in the next century, yet for many animal taxa we lack an understanding of the consequences of these predicted shifts for animal populations. In this review, we synthesize recent evidence that temperature variation shapes the composition and function of animal gut microbiomes, key regulators of host physiology, with potential consequences for host population responses to climate change. Several recent studies spanning a range of animal taxa, including Chordata, Arthropoda, and Mollusca, have reported repeatable associations between temperature and the community composition and function of the gut microbiome. In several cases, the same microbiome responses to temperature have been observed across distantly related animal taxa, suggesting the existence of conserved mechanisms underlying temperature-induced microbiome plasticity. Extreme temperatures can disrupt the stability of alpha-diversity within the gut microbiomes individual hosts and generate beta-diversity among microbiomes within host populations. Microbiome states resulting from extreme temperatures have been associated, and in some cases causally linked, with both beneﬁcial and deleterious effects on host phenotypes. We propose routes by which temperature-induced changes in the gut microbiome may impact host ﬁtness, including effects on colonization resistance in the gut, on host energy and nutrient assimilation, and on host life history traits. Cumulatively, available data indicate that disruption of the gut microbiome may be a mechanism by which changing temperatures will impact animal ﬁtness in wild-living populations.","container-title":"Frontiers in Microbiology","DOI":"10.3389/fmicb.2020.00384","ISSN":"1664-302X","journalAbbreviation":"Front. Microbiol.","language":"en","page":"384","source":"DOI.org (Crossref)","title":"The Effects of Temperature on Animal Gut Microbiomes","volume":"11","author":[{"family":"Sepulveda","given":"Juan"},{"family":"Moeller","given":"Andrew H."}],"issued":{"date-parts":[["2020",3,10]]}}}],"schema":"https://github.com/citation-style-language/schema/raw/master/csl-citation.json"} </w:instrText>
-      </w:r>
-      <w:r>
-        <w:fldChar w:fldCharType="separate"/>
-      </w:r>
-      <w:r>
-        <w:rPr>
-          <w:noProof/>
-        </w:rPr>
-        <w:t>(Fang et al., 2023; Liu et al., 2023; Sepulveda &amp; Moeller, 2020)</w:t>
+        <w:instrText xml:space="preserve"> ADDIN ZOTERO_ITEM CSL_CITATION {"citationID":"bZu282tA","properties":{"formattedCitation":"(Fang et al., 2023; Liu, Ma, et al., 2023; Sepulveda &amp; Moeller, 2020)","plainCitation":"(Fang et al., 2023; Liu, Ma, et al., 2023; Sepulveda &amp; Moeller, 2020)","noteIndex":0},"citationItems":[{"id":3187,"uris":["http://zotero.org/users/13901503/items/DHD4XMP5"],"itemData":{"id":3187,"type":"article-journal","abstract":"Tsinling lenok trout (Brachymystax lenok tsinlingensis Li) is a species of cold-water salmon that faces serious challenges due to global warming. High temperature stress has been found to damage the gut integrity of coldwater fish, impacting their growth and immunity. However, limited research exists on the causal relationship between gut microbial disturbance and metabolic dysfunction in cold-water fish induced by high temperature stress. To address this gap, we conducted a study to investigate the effects of high temperature stress (24 ◦C) on the gut tissue structure, antioxidant capacity, gut microorganisms, and metabolome reactions of tsinling lenok trout. Our analysis using 16 S rDNA gene sequencing revealed significant changes in the gut microbial composition and metabolic profile. Specifically, the abundance of Firmicutes and Gemmatimonadetes decreased significantly with increasing temperature, while the abundance of Bacteroidetes increased significantly. Meta­ bolic analysis revealed a significant decrease in the abundance of glutathione, which is synthesized from glutamate and glycine, under high temperature stress. Additionally, there was a notable reduction in the levels of adenosine, inosine, xanthine, guanosine, and deoxyguanosine, which are essential for DNA/RNA synthesis. Conversely, there was a significant increase in the abundance of D-glucose 6 P. Furthermore, high temperature stress adversely affects intestinal structure and barrier function. Our findings provide valuable insights into the mechanism of high temperature stress in cold-water fish and serve as a foundation for future research aimed at mitigating the decline in production performance caused by such stress.","container-title":"Ecotoxicology and Environmental Safety","DOI":"10.1016/j.ecoenv.2023.115607","ISSN":"01476513","journalAbbreviation":"Ecotoxicology and Environmental Safety","language":"en","page":"115607","source":"DOI.org (Crossref)","title":"High temperature stress induced oxidative stress, gut inflammation and disordered metabolome and microbiome in tsinling lenok trout","volume":"266","author":[{"family":"Fang","given":"M."},{"family":"Lei","given":"Z."},{"family":"Ruilin","given":"M."},{"family":"Jing","given":"W."},{"family":"Leqiang","given":"D."}],"issued":{"date-parts":[["2023",11]]}}},{"id":3362,"uris":["http://zotero.org/users/13901503/items/IXQSNCGD"],"itemData":{"id":3362,"type":"article-journal","abstract":"Introduction\nHeat stress can affect the production of poultry through complex interactions between genes, metabolites and microorganisms. At present, it is unclear how heat stress affects genetic, metabolic and microbial changes in poultry, as well as the complex interactions between them.\n\nMethods\nThus, at 28 days of age a total of 200 Arbor Acres broilers with similar body weights were randomly divided into the control (CON) and heat stress treatment (HS). There were 5 replicates in CON and HS, respectively, 20 per replication. From the 28–42 days, the HS was kept at 31 ± 1°C (9:00–17:00, 8 h) and other time was maintained at 21 ± 1°C as in the CON. At the 42nd day experiment, we calculated the growth performance (n = 8) of broilers and collected 3 and 6 cecal tissues for transcriptomic and metabolomic investigation and 4 cecal contents for metagenomic investigation of each treatment.\n\nResults and discussion\nThe results indicate that heat stress significantly reduced the average daily gain and body weight of broilers (value of p &amp;lt; 0.05). Transcriptome KEGG enrichment showed that the differential genes were mainly enriched in the NF-kB signaling pathway. Metabolomics results showed that KEGG enrichment showed that the differential metabolites were mainly enriched in the mTOR signaling pathway. 16S rDNA amplicon sequencing results indicated that heat stress increased the relative abundance of Proteobacteria decreased the relative abundance of Firmicutes. Multi-omics analysis showed that the co-participating pathway of differential genes, metabolites and microorganisms KEGG enrichment was purine metabolism. Pearson correlation analysis found that ornithine was positively correlated with SULT1C3, GSTT1L and g_Lactobacillus, and negatively correlated with CALB1. PE was negatively correlated with CALB1 and CHAC1, and positively with g_Alistipes. In conclusion, heat stress can generate large amounts of reactive oxygen and increase the types of harmful bacteria, reduce intestinal nutrient absorption and antioxidant capacity, and thereby damage intestinal health and immune function, and reduce growth performance indicators. This biological process is manifested in the complex regulation, providing a foundational theoretical basis for solving the problem of heat stress.","container-title":"Frontiers in Microbiology","DOI":"10.3389/fmicb.2023.1244004","ISSN":"1664-302X","journalAbbreviation":"Front. Microbiol.","language":"English","note":"publisher: Frontiers","source":"Frontiers","title":"Heat stress exposure cause alterations in intestinal microbiota, transcriptome, and metabolome of broilers","URL":"https://www.frontiersin.org/journals/microbiology/articles/10.3389/fmicb.2023.1244004/full","volume":"14","author":[{"family":"Liu","given":"Xuan"},{"family":"Ma","given":"Zhenhua"},{"family":"Wang","given":"Yanfei"},{"family":"Jia","given":"Hao"},{"family":"Wang","given":"Zheng"},{"family":"Zhang","given":"Lihuan"}],"accessed":{"date-parts":[["2025",5,13]]},"issued":{"date-parts":[["2023",9,19]]}}},{"id":960,"uris":["http://zotero.org/users/13901503/items/KQS25QFF"],"itemData":{"id":960,"type":"article-journal","abstract":"Temperature is a prominent abiotic environmental variable that drives the adaptive trajectories of animal lineages and structures the composition of animal communities. Global temperature regimes are expected to undergo rapid shifts in the next century, yet for many animal taxa we lack an understanding of the consequences of these predicted shifts for animal populations. In this review, we synthesize recent evidence that temperature variation shapes the composition and function of animal gut microbiomes, key regulators of host physiology, with potential consequences for host population responses to climate change. Several recent studies spanning a range of animal taxa, including Chordata, Arthropoda, and Mollusca, have reported repeatable associations between temperature and the community composition and function of the gut microbiome. In several cases, the same microbiome responses to temperature have been observed across distantly related animal taxa, suggesting the existence of conserved mechanisms underlying temperature-induced microbiome plasticity. Extreme temperatures can disrupt the stability of alpha-diversity within the gut microbiomes individual hosts and generate beta-diversity among microbiomes within host populations. Microbiome states resulting from extreme temperatures have been associated, and in some cases causally linked, with both beneﬁcial and deleterious effects on host phenotypes. We propose routes by which temperature-induced changes in the gut microbiome may impact host ﬁtness, including effects on colonization resistance in the gut, on host energy and nutrient assimilation, and on host life history traits. Cumulatively, available data indicate that disruption of the gut microbiome may be a mechanism by which changing temperatures will impact animal ﬁtness in wild-living populations.","container-title":"Frontiers in Microbiology","DOI":"10.3389/fmicb.2020.00384","ISSN":"1664-302X","journalAbbreviation":"Front. Microbiol.","language":"en","page":"384","source":"DOI.org (Crossref)","title":"The Effects of Temperature on Animal Gut Microbiomes","volume":"11","author":[{"family":"Sepulveda","given":"Juan"},{"family":"Moeller","given":"Andrew H."}],"issued":{"date-parts":[["2020",3,10]]}}}],"schema":"https://github.com/citation-style-language/schema/raw/master/csl-citation.json"} </w:instrText>
+      </w:r>
+      <w:r>
+        <w:fldChar w:fldCharType="separate"/>
+      </w:r>
+      <w:r>
+        <w:rPr>
+          <w:noProof/>
+        </w:rPr>
+        <w:t>(Fang et al., 2023; Liu, Ma, et al., 2023; Sepulveda &amp; Moeller, 2020)</w:t>
       </w:r>
       <w:r>
         <w:fldChar w:fldCharType="end"/>
@@ -1289,11 +3414,7 @@
         <w:t xml:space="preserve"> and </w:t>
       </w:r>
       <w:r>
-        <w:t xml:space="preserve">likely adapted to a broader temperature range than many tropical </w:t>
-      </w:r>
-      <w:r>
-        <w:lastRenderedPageBreak/>
-        <w:t xml:space="preserve">specialists </w:t>
+        <w:t xml:space="preserve">likely adapted to a broader temperature range than many tropical specialists </w:t>
       </w:r>
       <w:r>
         <w:fldChar w:fldCharType="begin"/>
@@ -1564,7 +3685,17 @@
           <w:i w:val="0"/>
           <w:iCs w:val="0"/>
         </w:rPr>
-        <w:t>(Fig 4A), suggesting that their decline may reduce immune tolerance towards the gut microbiome and trigger increased macrophage activity. Similarly, stronger declines in metabolic pathways that produce anti-inflammatory immunomodulators, including the</w:t>
+        <w:t xml:space="preserve">(Fig 4A), suggesting that their decline may reduce immune tolerance towards </w:t>
+      </w:r>
+      <w:r>
+        <w:rPr>
+          <w:rStyle w:val="Emphasis"/>
+          <w:rFonts w:eastAsiaTheme="majorEastAsia"/>
+          <w:i w:val="0"/>
+          <w:iCs w:val="0"/>
+        </w:rPr>
+        <w:lastRenderedPageBreak/>
+        <w:t>the gut microbiome and trigger increased macrophage activity. Similarly, stronger declines in metabolic pathways that produce anti-inflammatory immunomodulators, including the</w:t>
       </w:r>
       <w:r>
         <w:rPr>
@@ -1793,7 +3924,6 @@
           <w:b w:val="0"/>
           <w:bCs w:val="0"/>
         </w:rPr>
-        <w:lastRenderedPageBreak/>
         <w:t>characteristic</w:t>
       </w:r>
       <w:r>
@@ -2130,7 +4260,7 @@
         <w:t xml:space="preserve"> </w:t>
       </w:r>
       <w:r>
-        <w:t>Thus, the increased abundance of facultative taxa may actively stimulate immune responses by triggering common inflammatory mechanisms. These shifts coupled with the loss of anti-inflammatory support from obligate anaerobes could lead to sustained immune activation and increase the risk of chronic inflammation at high temperatures.</w:t>
+        <w:t>Thus, the increased abundance of facultative taxa may stimulate immune responses by triggering common inflammatory mechanisms. These shifts coupled with the loss of anti-inflammatory support from obligate anaerobes could lead to sustained immune activation and increase the risk of chronic inflammation at high temperatures.</w:t>
       </w:r>
     </w:p>
     <w:p>
@@ -2138,18 +4268,37 @@
         <w:ind w:firstLine="720"/>
       </w:pPr>
       <w:r>
+        <w:lastRenderedPageBreak/>
         <w:t xml:space="preserve">Taken together, these findings provide robust support for a </w:t>
       </w:r>
-      <w:bookmarkStart w:id="4" w:name="_Hlk200366020"/>
-      <w:r>
-        <w:t xml:space="preserve">heat-induced physiological cascade that affects microbiome composition and disrupts immune homeostasis </w:t>
-      </w:r>
-      <w:bookmarkEnd w:id="4"/>
-      <w:r>
-        <w:t xml:space="preserve">(Fig. 3F). The interaction effects reveal three key patterns: (1) heat-driven loss of obligate anaerobes may increase macrophage activation by reducing microbial anti-inflammatory signaling; (2) elevated immune activation exacerbates the decline of obligate taxa and promotes a shift toward facultative taxa; and (3) the expansion of facultative taxa may, in turn, heighten immune activation. While we cannot demonstrate directionality among these relationships, the results highlight how each component can reinforce the others, creating a feedback loop during periods of heat stress. </w:t>
-      </w:r>
-      <w:r>
-        <w:t xml:space="preserve">There are also indications that the gut microbiome may mount compensatory responses to counteract these effects and restore homeostasis. For example, we observe increased abundance of two known short-chain fatty acid (SCFA) producers, </w:t>
+      <w:bookmarkStart w:id="13" w:name="_Hlk200366020"/>
+      <w:r>
+        <w:t xml:space="preserve">heat-induced physiological cascade that affects microbiome composition and disrupts </w:t>
+      </w:r>
+      <w:r>
+        <w:t>microbiome-</w:t>
+      </w:r>
+      <w:r>
+        <w:t xml:space="preserve">immune homeostasis </w:t>
+      </w:r>
+      <w:bookmarkEnd w:id="13"/>
+      <w:r>
+        <w:t>(Fig. 3F). The interaction effects reveal three key patterns: (1) heat-driven loss of obligate anaerobes may increase macrophage activation by reducing microbial anti-inflammatory signaling; (2) elevated immune activation exacerbates the decline of obligate taxa and promotes a shift toward facultative taxa; and (3) the expansion of facultative taxa may, in turn, heighten immune activation. While we cannot demonstrate directionality among these relationships, the results highlight how each component can reinforce the others, creating a feedback loop during periods of heat stress</w:t>
+      </w:r>
+      <w:r>
+        <w:t xml:space="preserve"> (Fig 3F)</w:t>
+      </w:r>
+      <w:r>
+        <w:t xml:space="preserve">. </w:t>
+      </w:r>
+      <w:r>
+        <w:t xml:space="preserve">There are also indications that the gut microbiome may mount compensatory responses to counteract these effects </w:t>
+      </w:r>
+      <w:r>
+        <w:t>in an attempt to restore</w:t>
+      </w:r>
+      <w:r>
+        <w:t xml:space="preserve"> homeostasis. For example, we observe increased abundance of two known short-chain fatty acid (SCFA) producers, </w:t>
       </w:r>
       <w:proofErr w:type="spellStart"/>
       <w:r>
@@ -2265,7 +4414,7 @@
         <w:fldChar w:fldCharType="begin"/>
       </w:r>
       <w:r>
-        <w:instrText xml:space="preserve"> ADDIN ZOTERO_ITEM CSL_CITATION {"citationID":"oWPRpQeE","properties":{"formattedCitation":"(Hellmann &amp; Mooney, 2010; Powers, 2003)","plainCitation":"(Hellmann &amp; Mooney, 2010; Powers, 2003)","noteIndex":0},"citationItems":[{"id":3227,"uris":["http://zotero.org/users/13901503/items/9DQLWAKU"],"itemData":{"id":3227,"type":"article-journal","abstract":"Vitamin B6 is an intriguing molecule that is involved in a wide range of metabolic, physiological and developmental processes. Based on its water solubility and high reactivity when phosphorylated, it is a suitable co-factor for many biochemical processes. Furthermore the vitamin is a potent antioxidant, rivaling carotenoids or tocopherols in its ability to quench reactive oxygen species. It is therefore not surprising that the vitamin is essential and unquestionably important for the cellular metabolism and well-being of all living organisms. The review briefly summarizes the biosynthetic pathways of vitamin B6 in pro- and eukaryotes and its diverse roles in enzymatic reactions. Finally, because in recent years the vitamin has often been considered beneficial for human health, the review will also sum up and critically reflect on current knowledge how human health can profit from vitamin B6.","container-title":"Molecules","DOI":"10.3390/molecules15010442","ISSN":"1420-3049","issue":"1","language":"en","license":"http://creativecommons.org/licenses/by/3.0/","note":"number: 1\npublisher: Molecular Diversity Preservation International","page":"442-459","source":"www.mdpi.com","title":"Vitamin B6: A Molecule for Human Health?","title-short":"Vitamin B6","volume":"15","author":[{"family":"Hellmann","given":"Hanjo"},{"family":"Mooney","given":"Sutton"}],"issued":{"date-parts":[["2010",1]]}}},{"id":3224,"uris":["http://zotero.org/users/13901503/items/W59CZMD8"],"itemData":{"id":3224,"type":"article-journal","abstract":"Riboflavin is unique among the water-soluble vitamins in that milk and dairy products make the greatest contribution to its intake in Western diets. Meat and fish are also good sources of riboflavin, and certain fruit and vegetables, especially dark-green vegetables, contain reasonably high concentrations. Biochemical signs of depletion arise within only a few days of dietary deprivation. Poor riboflavin status in Western countries seems to be of most concern for the elderly and adolescents, despite the diversity of riboflavin-rich foods available. However, discrepancies between dietary intake data and biochemical data suggest either that requirements are higher than hitherto thought or that biochemical thresholds for deficiency are inappropriate. This article reviews current evidence that diets low in riboflavin present specific health risks. There is reasonably good evidence that poor riboflavin status interferes with iron handling and contributes to the etiology of anemia when iron intakes are low. Various mechanisms for this have been proposed, including effects on the gastrointestinal tract that might compromise the handling of other nutrients. Riboflavin deficiency has been implicated as a risk factor for cancer, although this has not been satisfactorily established in humans. Current interest is focused on the role that riboflavin plays in determining circulating concentrations of homocysteine, a risk factor for cardiovascular disease. Other mechanisms have been proposed for a protective role of riboflavin in ischemia reperfusion injury; this requires further study. Riboflavin deficiency may exert some of its effects by reducing the metabolism of other B vitamins, notably folate and vitamin B-6.","container-title":"The American Journal of Clinical Nutrition","DOI":"10.1093/ajcn/77.6.1352","ISSN":"0002-9165","issue":"6","journalAbbreviation":"The American Journal of Clinical Nutrition","page":"1352-1360","source":"ScienceDirect","title":"Riboflavin (vitamin B-2) and health12","volume":"77","author":[{"family":"Powers","given":"Hilary J"}],"issued":{"date-parts":[["2003",6,1]]}}}],"schema":"https://github.com/citation-style-language/schema/raw/master/csl-citation.json"} </w:instrText>
+        <w:instrText xml:space="preserve"> ADDIN ZOTERO_ITEM CSL_CITATION {"citationID":"UqKOmPfK","properties":{"formattedCitation":"(Hellmann &amp; Mooney, 2010; Powers, 2003)","plainCitation":"(Hellmann &amp; Mooney, 2010; Powers, 2003)","noteIndex":0},"citationItems":[{"id":3227,"uris":["http://zotero.org/users/13901503/items/9DQLWAKU"],"itemData":{"id":3227,"type":"article-journal","abstract":"Vitamin B6 is an intriguing molecule that is involved in a wide range of metabolic, physiological and developmental processes. Based on its water solubility and high reactivity when phosphorylated, it is a suitable co-factor for many biochemical processes. Furthermore the vitamin is a potent antioxidant, rivaling carotenoids or tocopherols in its ability to quench reactive oxygen species. It is therefore not surprising that the vitamin is essential and unquestionably important for the cellular metabolism and well-being of all living organisms. The review briefly summarizes the biosynthetic pathways of vitamin B6 in pro- and eukaryotes and its diverse roles in enzymatic reactions. Finally, because in recent years the vitamin has often been considered beneficial for human health, the review will also sum up and critically reflect on current knowledge how human health can profit from vitamin B6.","container-title":"Molecules","DOI":"10.3390/molecules15010442","ISSN":"1420-3049","issue":"1","language":"en","license":"http://creativecommons.org/licenses/by/3.0/","note":"number: 1\npublisher: Molecular Diversity Preservation International","page":"442-459","source":"www.mdpi.com","title":"Vitamin B6: A Molecule for Human Health?","title-short":"Vitamin B6","volume":"15","author":[{"family":"Hellmann","given":"Hanjo"},{"family":"Mooney","given":"Sutton"}],"issued":{"date-parts":[["2010",1]]}}},{"id":3224,"uris":["http://zotero.org/users/13901503/items/W59CZMD8"],"itemData":{"id":3224,"type":"article-journal","abstract":"Riboflavin is unique among the water-soluble vitamins in that milk and dairy products make the greatest contribution to its intake in Western diets. Meat and fish are also good sources of riboflavin, and certain fruit and vegetables, especially dark-green vegetables, contain reasonably high concentrations. Biochemical signs of depletion arise within only a few days of dietary deprivation. Poor riboflavin status in Western countries seems to be of most concern for the elderly and adolescents, despite the diversity of riboflavin-rich foods available. However, discrepancies between dietary intake data and biochemical data suggest either that requirements are higher than hitherto thought or that biochemical thresholds for deficiency are inappropriate. This article reviews current evidence that diets low in riboflavin present specific health risks. There is reasonably good evidence that poor riboflavin status interferes with iron handling and contributes to the etiology of anemia when iron intakes are low. Various mechanisms for this have been proposed, including effects on the gastrointestinal tract that might compromise the handling of other nutrients. Riboflavin deficiency has been implicated as a risk factor for cancer, although this has not been satisfactorily established in humans. Current interest is focused on the role that riboflavin plays in determining circulating concentrations of homocysteine, a risk factor for cardiovascular disease. Other mechanisms have been proposed for a protective role of riboflavin in ischemia reperfusion injury; this requires further study. Riboflavin deficiency may exert some of its effects by reducing the metabolism of other B vitamins, notably folate and vitamin B-6.","container-title":"The American Journal of Clinical Nutrition","DOI":"10.1093/ajcn/77.6.1352","ISSN":"0002-9165","issue":"6","journalAbbreviation":"The American Journal of Clinical Nutrition","page":"1352-1360","source":"ScienceDirect","title":"Riboflavin (vitamin B-2) and health12","volume":"77","author":[{"family":"Powers","given":"Hilary J"}],"issued":{"date-parts":[["2003",6,1]]}}}],"schema":"https://github.com/citation-style-language/schema/raw/master/csl-citation.json"} </w:instrText>
       </w:r>
       <w:r>
         <w:fldChar w:fldCharType="separate"/>
@@ -2294,7 +4443,7 @@
         <w:fldChar w:fldCharType="begin"/>
       </w:r>
       <w:r>
-        <w:instrText xml:space="preserve"> ADDIN ZOTERO_ITEM CSL_CITATION {"citationID":"4f75BpHM","properties":{"formattedCitation":"(Gout, 2018)","plainCitation":"(Gout, 2018)","noteIndex":0},"citationItems":[{"id":3237,"uris":["http://zotero.org/users/13901503/items/VLNZSILJ"],"itemData":{"id":3237,"type":"article-journal","abstract":"In a diverse family of cellular cofactors, coenzyme A (CoA) has a unique design to function in various biochemical processes. The presence of a highly reactive thiol group and a nucleotide moiety offers a diversity of chemical reactions and regulatory interactions. CoA employs them to activate carbonyl-containing molecules and to produce various thioester derivatives (e.g. acetyl CoA, malonyl CoA and 3-hydroxy-3-methylglutaryl CoA), which have well-established roles in cellular metabolism, production of neurotransmitters and the regulation of gene expression. A novel unconventional function of CoA in redox regulation, involving covalent attachment of this coenzyme to cellular proteins in response to oxidative and metabolic stress, has been recently discovered and termed protein CoAlation (S-thiolation by CoA or CoAthiolation). A diverse range of proteins was found to be CoAlated in mammalian cells and tissues under various experimental conditions. Protein CoAlation alters the molecular mass, charge and activity of modified proteins, and prevents them from irreversible sulfhydryl overoxidation. This review highlights the role of a key metabolic integrator CoA in redox regulation in mammalian cells and provides a perspective of the current status and future directions of the emerging field of protein CoAlation.","container-title":"Biochemical Society Transactions","DOI":"10.1042/BST20170506","ISSN":"0300-5127, 1470-8752","issue":"3","language":"en","page":"721-728","source":"DOI.org (Crossref)","title":"Coenzyme A, protein CoAlation and redox regulation in mammalian cells","volume":"46","author":[{"family":"Gout","given":"Ivan"}],"issued":{"date-parts":[["2018",6,19]]}}}],"schema":"https://github.com/citation-style-language/schema/raw/master/csl-citation.json"} </w:instrText>
+        <w:instrText xml:space="preserve"> ADDIN ZOTERO_ITEM CSL_CITATION {"citationID":"DQoEAwSK","properties":{"formattedCitation":"(Gout, 2018)","plainCitation":"(Gout, 2018)","noteIndex":0},"citationItems":[{"id":3237,"uris":["http://zotero.org/users/13901503/items/VLNZSILJ"],"itemData":{"id":3237,"type":"article-journal","abstract":"In a diverse family of cellular cofactors, coenzyme A (CoA) has a unique design to function in various biochemical processes. The presence of a highly reactive thiol group and a nucleotide moiety offers a diversity of chemical reactions and regulatory interactions. CoA employs them to activate carbonyl-containing molecules and to produce various thioester derivatives (e.g. acetyl CoA, malonyl CoA and 3-hydroxy-3-methylglutaryl CoA), which have well-established roles in cellular metabolism, production of neurotransmitters and the regulation of gene expression. A novel unconventional function of CoA in redox regulation, involving covalent attachment of this coenzyme to cellular proteins in response to oxidative and metabolic stress, has been recently discovered and termed protein CoAlation (S-thiolation by CoA or CoAthiolation). A diverse range of proteins was found to be CoAlated in mammalian cells and tissues under various experimental conditions. Protein CoAlation alters the molecular mass, charge and activity of modified proteins, and prevents them from irreversible sulfhydryl overoxidation. This review highlights the role of a key metabolic integrator CoA in redox regulation in mammalian cells and provides a perspective of the current status and future directions of the emerging field of protein CoAlation.","container-title":"Biochemical Society Transactions","DOI":"10.1042/BST20170506","ISSN":"0300-5127, 1470-8752","issue":"3","language":"en","page":"721-728","source":"DOI.org (Crossref)","title":"Coenzyme A, protein CoAlation and redox regulation in mammalian cells","volume":"46","author":[{"family":"Gout","given":"Ivan"}],"issued":{"date-parts":[["2018",6,19]]}}}],"schema":"https://github.com/citation-style-language/schema/raw/master/csl-citation.json"} </w:instrText>
       </w:r>
       <w:r>
         <w:fldChar w:fldCharType="separate"/>
@@ -2344,7 +4493,6 @@
         <w:ind w:firstLine="720"/>
       </w:pPr>
       <w:r>
-        <w:lastRenderedPageBreak/>
         <w:t xml:space="preserve">These results provide compelling evidence that capuchins are already experiencing episodes of heat stress that may impact long-term health and fitness by increasing the risk of chronic inflammatory disease. Future work should incorporate additional immune biomarkers that directly assess inflammation as neopterin primarily reflects macrophage activation and represents only one of the many mechanisms linking immunity and the gut microbiome. Further research is necessary to determine the duration and intensity of heat exposure required to elicit these microbiome–immune effects, and whether they could have consequences for host health and fitness. </w:t>
       </w:r>
       <w:r>
@@ -2352,625 +4500,435 @@
       </w:r>
       <w:r>
         <w:t>omparative studies in other wild species, particularly those with narrower thermal tolerances, are also important to assess whether these patterns are specific to capuchins or represent broader responses among endotherms to rising temperatures.</w:t>
-      </w:r>
-    </w:p>
-    <w:p/>
-    <w:p>
-      <w:pPr>
-        <w:pStyle w:val="NormalWeb"/>
-        <w:rPr>
-          <w:u w:val="single"/>
-        </w:rPr>
-      </w:pPr>
-      <w:r>
-        <w:rPr>
-          <w:u w:val="single"/>
-        </w:rPr>
-        <w:t xml:space="preserve">Conclusion: </w:t>
-      </w:r>
-    </w:p>
-    <w:p>
-      <w:pPr>
-        <w:pStyle w:val="NormalWeb"/>
-      </w:pPr>
-      <w:r>
-        <w:t>Our results highlight the pivotal role of temperature in shaping the gut microbiome and its relationship with host immunity in a wild primate species. Although some microbial responses may buffer against short-term heat exposure, the observed taxonomic and metabolic shifts are unlikely to be sustainable over time and may compromise essential microbiome functions. The decline in obligate taxa and shifts in metabolic pathways, alongside their association with neopterin, suggest that capuchins are experiencing periods of heat stress that may disrupt microbiome–immune homeostasis.</w:t>
-      </w:r>
-      <w:r>
-        <w:t xml:space="preserve"> </w:t>
-      </w:r>
-      <w:r>
-        <w:t>If prolonged, these shifts could reduce host tolerance toward gut microbes and increase the risk of chronic gut inflammation. Our findings represent some of the earliest evidence of climate-induced heat stress mediated by the gut microbiome in a wild primate population.</w:t>
-      </w:r>
-      <w:r>
-        <w:t xml:space="preserve"> </w:t>
-      </w:r>
-      <w:r>
-        <w:t xml:space="preserve">They offer critical insight into how rising temperatures due to climate change may impact wild animals through their microbiomes.  </w:t>
-      </w:r>
-    </w:p>
-    <w:p>
-      <w:pPr>
-        <w:pStyle w:val="NormalWeb"/>
-        <w:rPr>
-          <w:u w:val="single"/>
-        </w:rPr>
-      </w:pPr>
-    </w:p>
-    <w:p>
-      <w:r>
-        <w:t xml:space="preserve">Methods: </w:t>
-      </w:r>
-    </w:p>
-    <w:p>
-      <w:pPr>
-        <w:rPr>
-          <w:u w:val="single"/>
-        </w:rPr>
-      </w:pPr>
-      <w:r>
-        <w:rPr>
-          <w:u w:val="single"/>
-        </w:rPr>
-        <w:t xml:space="preserve">Site information and </w:t>
-      </w:r>
-      <w:r>
-        <w:rPr>
-          <w:u w:val="single"/>
-        </w:rPr>
-        <w:t>data</w:t>
-      </w:r>
-      <w:r>
-        <w:rPr>
-          <w:u w:val="single"/>
-        </w:rPr>
-        <w:t xml:space="preserve"> collection</w:t>
-      </w:r>
-    </w:p>
-    <w:p>
-      <w:r>
-        <w:tab/>
-        <w:t xml:space="preserve">We collected data from a wild population of </w:t>
-      </w:r>
-      <w:r>
-        <w:rPr>
-          <w:i/>
-          <w:iCs/>
-        </w:rPr>
-        <w:t>C. imitator</w:t>
-      </w:r>
-      <w:r>
-        <w:rPr>
-          <w:i/>
-          <w:iCs/>
-        </w:rPr>
-        <w:t>s</w:t>
-      </w:r>
-      <w:r>
-        <w:t xml:space="preserve"> living in the </w:t>
-      </w:r>
-      <w:proofErr w:type="spellStart"/>
-      <w:r>
-        <w:t>Taboga</w:t>
-      </w:r>
-      <w:proofErr w:type="spellEnd"/>
-      <w:r>
-        <w:t xml:space="preserve"> Forest reserve in </w:t>
-      </w:r>
-      <w:r>
-        <w:t>Guanacaste</w:t>
-      </w:r>
-      <w:r>
-        <w:t xml:space="preserve">, </w:t>
-      </w:r>
-      <w:r>
-        <w:t>Northwestern Costa Rica</w:t>
-      </w:r>
-      <w:r>
-        <w:t xml:space="preserve">. </w:t>
-      </w:r>
-      <w:r>
-        <w:t xml:space="preserve">The </w:t>
-      </w:r>
-      <w:proofErr w:type="spellStart"/>
-      <w:r>
-        <w:t>Taboga</w:t>
-      </w:r>
-      <w:proofErr w:type="spellEnd"/>
-      <w:r>
-        <w:t xml:space="preserve"> Forest Reserve is a 516-ha tropical dry forest</w:t>
-      </w:r>
-      <w:r>
-        <w:t xml:space="preserve"> fragment and forms an </w:t>
-      </w:r>
-      <w:r>
-        <w:t xml:space="preserve">important piece of a fragmented biological corridor connecting the </w:t>
-      </w:r>
-      <w:proofErr w:type="spellStart"/>
-      <w:r>
-        <w:t>Tempisque</w:t>
-      </w:r>
-      <w:proofErr w:type="spellEnd"/>
-      <w:r>
-        <w:t xml:space="preserve"> River Basin to the Guanacaste Mountains</w:t>
-      </w:r>
-      <w:r>
-        <w:t xml:space="preserve"> </w:t>
-      </w:r>
-      <w:r>
-        <w:fldChar w:fldCharType="begin"/>
-      </w:r>
-      <w:r>
-        <w:instrText xml:space="preserve"> ADDIN ZOTERO_ITEM CSL_CITATION {"citationID":"LCB9ZKPz","properties":{"formattedCitation":"(Tinsley Johnson et al., 2020)","plainCitation":"(Tinsley Johnson et al., 2020)","noteIndex":0},"citationItems":[{"id":559,"uris":["http://zotero.org/users/13901503/items/Z3E2X5D7"],"itemData":{"id":559,"type":"article-journal","abstract":"Across the globe, primates are threatened by human activities. This is especially true for species found in tropical dry forests, which remain largely unprotected. Our ability to predict primate abundance in the face of human activity depends on different species' sensitivities as well as on the characteristics of the forest itself. We studied plant and primate distribution and abundance in the Taboga Forest, a 516-ha tropical dry forest surrounded by agricultural fields in northwestern Costa Rica. We found that the density of white-faced capuchins (Cebus capucinus) at Taboga is 2–6 times higher than reported for other long-term white-faced capuchin sites. Using plant transects, we also found relatively high species richness, diversity, and equitability compared with other tropical dry forests. Edge transects (i.e., within 100 m from the forest boundary) differed from interior transects in two ways: (a) tree species associated with dry forest succession were well-established in the edge and (b) canopy cover in the edge was maintained year-round, while the interior forest was deciduous. Sighting rates for capuchins were higher near water sources but did not vary between the edge and interior forest. For comparison, we also found the same to be true for the only other primate in the Taboga Forest, mantled howler monkeys (Alouatta palliata). Year-round access to water might explain why some primate species can flourish even alongside anthropogenic disturbance. Forest fragments like Taboga may support high densities of some species because they provide a mosaic of habitats and key resources that buffer adverse ecological conditions.","container-title":"American Journal of Primatology","DOI":"10.1002/ajp.23096","ISSN":"1098-2345","issue":"2","language":"en","license":"© 2020 Wiley Periodicals, Inc.","note":"_eprint: https://onlinelibrary.wiley.com/doi/pdf/10.1002/ajp.23096","page":"e23096","source":"Wiley Online Library","title":"High density of white-faced capuchins (Cebus capucinus) and habitat quality in the Taboga Forest of Costa Rica","volume":"82","author":[{"family":"Tinsley Johnson","given":"Elizabeth"},{"family":"Benítez","given":"Marcela E."},{"family":"Fuentes","given":"Alexander"},{"family":"McLean","given":"Celia R."},{"family":"Norford","given":"Ariek B."},{"family":"Ordoñez","given":"Juan Carlos"},{"family":"Beehner","given":"Jacinta C."},{"family":"Bergman","given":"Thore J."}],"issued":{"date-parts":[["2020"]]}}}],"schema":"https://github.com/citation-style-language/schema/raw/master/csl-citation.json"} </w:instrText>
-      </w:r>
-      <w:r>
-        <w:fldChar w:fldCharType="separate"/>
-      </w:r>
-      <w:r>
-        <w:rPr>
-          <w:noProof/>
-        </w:rPr>
-        <w:t>(Tinsley Johnson et al., 2020)</w:t>
-      </w:r>
-      <w:r>
-        <w:fldChar w:fldCharType="end"/>
-      </w:r>
-      <w:r>
-        <w:t xml:space="preserve">. The Capuchinos de </w:t>
-      </w:r>
-      <w:proofErr w:type="spellStart"/>
-      <w:r>
-        <w:t>Taboga</w:t>
-      </w:r>
-      <w:proofErr w:type="spellEnd"/>
-      <w:r>
-        <w:t xml:space="preserve"> Research project has collected daily behavioral and endocrine data on the three groups of white-faced capuchins since 2018. All individuals are individually identified and habituated to human presence. Individual age is calculated by birth date for individuals younger than 7 years of age; </w:t>
-      </w:r>
-      <w:r>
-        <w:t xml:space="preserve">for individuals older than 7 years, age was estimated based on body condition by </w:t>
-      </w:r>
-      <w:r>
-        <w:t>a field team member</w:t>
-      </w:r>
-      <w:r>
-        <w:t xml:space="preserve"> (J.C.O.) with more than two decades of experience observing wild white-faced capuchins.</w:t>
-      </w:r>
-      <w:r>
-        <w:t xml:space="preserve"> </w:t>
-      </w:r>
-      <w:r>
-        <w:t>A team of two or more trained field assistants collected data between 5:00 AM and 6:30 PM including detailed observations of feeding and foraging behavior using scan sampling. Scans occurred every 30 minutes for 10 minutes, where feeding and foraging observations of individually identified monkeys were recorded. Individuals were recorded multiple times in one scan if they were observed engaging with different food items. Plant food items were identified on the family or genus level.</w:t>
-      </w:r>
-    </w:p>
-    <w:p>
-      <w:pPr>
-        <w:ind w:firstLine="720"/>
-        <w:rPr>
-          <w:bCs/>
-        </w:rPr>
-      </w:pPr>
-      <w:r>
-        <w:lastRenderedPageBreak/>
-        <w:t xml:space="preserve">Between September 2022 and July 2023, we </w:t>
-      </w:r>
-      <w:r>
-        <w:t>opportunistically</w:t>
-      </w:r>
-      <w:r>
-        <w:t xml:space="preserve"> collected fecal and urine samples</w:t>
-      </w:r>
-      <w:r>
-        <w:t xml:space="preserve"> </w:t>
-      </w:r>
-      <w:r>
-        <w:t xml:space="preserve">in conjunction with behavioral data. All samples were collected </w:t>
-      </w:r>
-      <w:r>
-        <w:t xml:space="preserve">from </w:t>
-      </w:r>
-      <w:r>
-        <w:t xml:space="preserve">identified </w:t>
-      </w:r>
-      <w:r>
-        <w:t xml:space="preserve">individuals </w:t>
-      </w:r>
-      <w:r>
-        <w:t>who</w:t>
-      </w:r>
-      <w:r>
-        <w:t xml:space="preserve"> appeared healthy upon visual inspection</w:t>
-      </w:r>
-      <w:r>
-        <w:t xml:space="preserve">. </w:t>
-      </w:r>
-      <w:r>
-        <w:t>W</w:t>
-      </w:r>
-      <w:r>
-        <w:t>e placed fecal samples into 4 mL of 98% ethanol</w:t>
-      </w:r>
-      <w:r>
-        <w:t xml:space="preserve"> immediately after defecation</w:t>
-      </w:r>
-      <w:r>
-        <w:t xml:space="preserve"> </w:t>
-      </w:r>
-      <w:r>
-        <w:fldChar w:fldCharType="begin"/>
-      </w:r>
-      <w:r>
-        <w:instrText xml:space="preserve"> ADDIN ZOTERO_ITEM CSL_CITATION {"citationID":"WcH6RPHL","properties":{"formattedCitation":"(Amato et al., 2013)","plainCitation":"(Amato et al., 2013)","noteIndex":0},"citationItems":[{"id":13,"uris":["http://zotero.org/users/13901503/items/PSP5FMHG"],"itemData":{"id":13,"type":"article-journal","abstract":"The gastrointestinal (GI) microbiome contributes significantly to host nutrition and health. However, relationships involving GI microbes, their hosts and host macrohabitats remain to be established. Here, we define clear patterns of variation in the GI microbiomes of six groups of Mexican black howler monkeys (Alouatta pigra) occupying a gradation of habitats including a continuous evergreen rainforest, an evergreen rainforest fragment, a continuous semi-deciduous forest and captivity. High throughput microbial 16S ribosomal RNA gene sequencing indicated that diversity, richness and composition of howler GI microbiomes varied with host habitat in relation to diet. Howlers occupying suboptimal habitats consumed less diverse diets and correspondingly had less diverse gut microbiomes. Quantitative real-time PCR also revealed a reduction in the number of genes related to butyrate production and hydrogen metabolism in the microbiomes of howlers occupying suboptimal habitats, which may impact host health.","container-title":"The ISME Journal","DOI":"10.1038/ismej.2013.16","ISSN":"1751-7370","issue":"7","journalAbbreviation":"ISME J","language":"en","license":"2013 International Society for Microbial Ecology","note":"publisher: Nature Publishing Group","page":"1344-1353","source":"www.nature.com","title":"Habitat degradation impacts black howler monkey (Alouatta pigra) gastrointestinal microbiomes","volume":"7","author":[{"family":"Amato","given":"Katherine R."},{"family":"Yeoman","given":"Carl J."},{"family":"Kent","given":"Angela"},{"family":"Righini","given":"Nicoletta"},{"family":"Carbonero","given":"Franck"},{"family":"Estrada","given":"Alejandro"},{"family":"Rex Gaskins","given":"H."},{"family":"Stumpf","given":"Rebecca M."},{"family":"Yildirim","given":"Suleyman"},{"family":"Torralba","given":"Manolito"},{"family":"Gillis","given":"Marcus"},{"family":"Wilson","given":"Brenda A."},{"family":"Nelson","given":"Karen E."},{"family":"White","given":"Bryan A."},{"family":"Leigh","given":"Steven R."}],"issued":{"date-parts":[["2013",7]]}}}],"schema":"https://github.com/citation-style-language/schema/raw/master/csl-citation.json"} </w:instrText>
-      </w:r>
-      <w:r>
-        <w:fldChar w:fldCharType="separate"/>
-      </w:r>
-      <w:r>
-        <w:rPr>
-          <w:noProof/>
-        </w:rPr>
-        <w:t>(Amato et al., 2013)</w:t>
-      </w:r>
-      <w:r>
-        <w:fldChar w:fldCharType="end"/>
-      </w:r>
-      <w:r>
-        <w:t xml:space="preserve">. To avoid contamination, we wore gloves and only collected feces that had not contacted the soil. We discarded feces contaminated with urine to prevent contamination from the urogenital microbiome </w:t>
-      </w:r>
-      <w:r>
-        <w:rPr>
-          <w:bCs/>
-        </w:rPr>
-        <w:fldChar w:fldCharType="begin"/>
-      </w:r>
-      <w:r>
-        <w:rPr>
-          <w:bCs/>
-        </w:rPr>
-        <w:instrText xml:space="preserve"> ADDIN ZOTERO_ITEM CSL_CITATION {"citationID":"AqOs0Bp6","properties":{"formattedCitation":"(Thomas-White et al., 2018)","plainCitation":"(Thomas-White et al., 2018)","noteIndex":0},"citationItems":[{"id":1721,"uris":["http://zotero.org/users/13901503/items/EFIJNSWE"],"itemData":{"id":1721,"type":"article-journal","abstract":"Metagenomic analyses have indicated that the female bladder harbors an indigenous microbiota. However, there are few cultured reference strains with sequenced genomes available for functional and experimental analyses. Here we isolate and genome-sequence 149 bacterial strains from catheterized urine of 77 women. This culture collection spans 78 species, representing approximately two thirds of the bacterial diversity within the sampled bladders, including Proteobacteria, Actinobacteria, and Firmicutes. Detailed genomic and functional comparison of the bladder microbiota to the gastrointestinal and vaginal microbiotas demonstrates similar vaginal and bladder microbiota, with functional capacities that are distinct from those observed in the gastrointestinal microbiota. Whole-genome phylogenetic analysis of bacterial strains isolated from the vagina and bladder in the same women identifies highly similar Escherichia coli, Streptococcus anginosus, Lactobacillus iners, and Lactobacillus crispatus, suggesting an interlinked female urogenital microbiota that is not only limited to pathogens but is also characteristic of health-associated commensals.","container-title":"Nature Communications","DOI":"10.1038/s41467-018-03968-5","ISSN":"2041-1723","issue":"1","journalAbbreviation":"Nat Commun","language":"en","license":"2018 The Author(s)","note":"publisher: Nature Publishing Group","page":"1557","source":"www-nature-com.proxy.lib.umich.edu","title":"Culturing of female bladder bacteria reveals an interconnected urogenital microbiota","volume":"9","author":[{"family":"Thomas-White","given":"Krystal"},{"family":"Forster","given":"Samuel C."},{"family":"Kumar","given":"Nitin"},{"family":"Van Kuiken","given":"Michelle"},{"family":"Putonti","given":"Catherine"},{"family":"Stares","given":"Mark D."},{"family":"Hilt","given":"Evann E."},{"family":"Price","given":"Travis K."},{"family":"Wolfe","given":"Alan J."},{"family":"Lawley","given":"Trevor D."}],"issued":{"date-parts":[["2018",4,19]]}}}],"schema":"https://github.com/citation-style-language/schema/raw/master/csl-citation.json"} </w:instrText>
-      </w:r>
-      <w:r>
-        <w:rPr>
-          <w:bCs/>
-        </w:rPr>
-        <w:fldChar w:fldCharType="separate"/>
-      </w:r>
-      <w:r>
-        <w:rPr>
-          <w:bCs/>
-          <w:noProof/>
-        </w:rPr>
-        <w:t>(Thomas-White et al., 2018)</w:t>
-      </w:r>
-      <w:r>
-        <w:rPr>
-          <w:bCs/>
-        </w:rPr>
-        <w:fldChar w:fldCharType="end"/>
-      </w:r>
-      <w:r>
-        <w:rPr>
-          <w:bCs/>
-        </w:rPr>
-        <w:t xml:space="preserve">. </w:t>
-      </w:r>
-      <w:r>
-        <w:t xml:space="preserve">We collected urine samples using a clean catch method </w:t>
-      </w:r>
-      <w:r>
-        <w:rPr>
-          <w:bCs/>
-        </w:rPr>
-        <w:fldChar w:fldCharType="begin"/>
-      </w:r>
-      <w:r>
-        <w:rPr>
-          <w:bCs/>
-        </w:rPr>
-        <w:instrText xml:space="preserve"> ADDIN ZOTERO_ITEM CSL_CITATION {"citationID":"OT0mvtJ3","properties":{"formattedCitation":"(Bergstrom et al., 2017)","plainCitation":"(Bergstrom et al., 2017)","noteIndex":0},"citationItems":[{"id":564,"uris":["http://zotero.org/users/13901503/items/C7T2JIHZ"],"itemData":{"id":564,"type":"article-journal","abstract":"Objectives The physical condition of females depends on access to resources, which vary over space and time. Assessing variation in physical condition can help identify factors affecting reproductive success, but noninvasive measurement is difficult in wild animals. Creatinine concentration relative to the specific gravity (i.e., density) of urine has promise for noninvasively quantifying the relative muscle mass (RMM) of wild primates. We verified the relationship between these urinary parameters for wild white-faced capuchin monkeys, and assessed temporal changes in the RMM of females across groups and between periods of high and low resource abundance. Materials and Methods We collected urine from 25 adult females in three groups across varying seasons at Sector Santa Rosa, Costa Rica. We measured the specific gravity and creatinine concentration of 692 samples and the effect of specific gravity on creatinine concentration. We used the residuals of this relationship to measure effects of group and season using mixed-effects models. Results Specific gravity significantly predicted creatinine concentration. Season, group membership and the interaction between these variables were significant predictors of residual creatinine variation. Specifically, RMM was higher during months with high fruit energy density, lower in one social group, and less variable among females in the smallest group. Discussion Our findings suggest that specific gravity and creatinine may be used as urinary parameters to make inferences about the RMM of capuchins. Using this technique, we infer that females experienced changes in muscle mass according to variation in resource energy availability and social group variation.","container-title":"American Journal of Physical Anthropology","DOI":"10.1002/ajpa.23239","ISSN":"1096-8644","issue":"4","language":"en","license":"© 2017 Wiley Periodicals, Inc.","note":"_eprint: https://onlinelibrary.wiley.com/doi/pdf/10.1002/ajpa.23239","page":"707-715","source":"Wiley Online Library","title":"Using urinary parameters to estimate seasonal variation in the physical condition of female white-faced capuchin monkeys (Cebus capucinus imitator)","volume":"163","author":[{"family":"Bergstrom","given":"Mackenzie L."},{"family":"Emery Thompson","given":"Melissa"},{"family":"Melin","given":"Amanda D."},{"family":"Fedigan","given":"Linda M."}],"issued":{"date-parts":[["2017"]]}}}],"schema":"https://github.com/citation-style-language/schema/raw/master/csl-citation.json"} </w:instrText>
-      </w:r>
-      <w:r>
-        <w:rPr>
-          <w:bCs/>
-        </w:rPr>
-        <w:fldChar w:fldCharType="separate"/>
-      </w:r>
-      <w:r>
-        <w:rPr>
-          <w:bCs/>
-          <w:noProof/>
-        </w:rPr>
-        <w:t>(Bergstrom et al., 2017)</w:t>
-      </w:r>
-      <w:r>
-        <w:rPr>
-          <w:bCs/>
-        </w:rPr>
-        <w:fldChar w:fldCharType="end"/>
-      </w:r>
-      <w:r>
-        <w:rPr>
-          <w:bCs/>
-        </w:rPr>
-        <w:t xml:space="preserve"> </w:t>
-      </w:r>
-      <w:r>
-        <w:rPr>
-          <w:bCs/>
-        </w:rPr>
-        <w:t>to avoid rainfall and fecal contamination</w:t>
-      </w:r>
-      <w:r>
-        <w:rPr>
-          <w:bCs/>
-        </w:rPr>
-        <w:t>.</w:t>
-      </w:r>
-      <w:r>
-        <w:t xml:space="preserve"> </w:t>
-      </w:r>
-      <w:r>
-        <w:t xml:space="preserve">We also collected urine from leaves or the ground if it appeared free of soil or fecal contamination. We immediately stored fecal and urine samples in a portable cooler and transferred them to a –20°F freezer at the end of each field day. We kept fecal samples under refrigeration until shipment to </w:t>
-      </w:r>
-      <w:r>
-        <w:t xml:space="preserve">the </w:t>
-      </w:r>
-      <w:r>
-        <w:rPr>
-          <w:bCs/>
-        </w:rPr>
-        <w:t>Amato Microbiome Lab at Northwestern University in Evanston IL for DNA extraction and sequencing.</w:t>
-      </w:r>
-      <w:r>
-        <w:rPr>
-          <w:bCs/>
-        </w:rPr>
-        <w:t xml:space="preserve"> </w:t>
-      </w:r>
-      <w:r>
-        <w:rPr>
-          <w:bCs/>
-        </w:rPr>
-        <w:t>Urine samples remained in the freezer until</w:t>
-      </w:r>
-      <w:r>
-        <w:rPr>
-          <w:bCs/>
-        </w:rPr>
-        <w:t xml:space="preserve"> we conducted</w:t>
-      </w:r>
-      <w:r>
-        <w:rPr>
-          <w:bCs/>
-        </w:rPr>
-        <w:t xml:space="preserve"> assay analysis onsite in the Capuchinos de </w:t>
-      </w:r>
-      <w:proofErr w:type="spellStart"/>
-      <w:r>
-        <w:rPr>
-          <w:bCs/>
-        </w:rPr>
-        <w:t>Taboga</w:t>
-      </w:r>
-      <w:proofErr w:type="spellEnd"/>
-      <w:r>
-        <w:rPr>
-          <w:bCs/>
-        </w:rPr>
-        <w:t xml:space="preserve"> field laboratory </w:t>
-      </w:r>
-      <w:r>
-        <w:rPr>
-          <w:bCs/>
-        </w:rPr>
-        <w:fldChar w:fldCharType="begin"/>
-      </w:r>
-      <w:r>
-        <w:rPr>
-          <w:bCs/>
-        </w:rPr>
-        <w:instrText xml:space="preserve"> ADDIN ZOTERO_ITEM CSL_CITATION {"citationID":"9aAKfPlg","properties":{"formattedCitation":"(Beehner et al., 2022)","plainCitation":"(Beehner et al., 2022)","noteIndex":0},"citationItems":[{"id":1716,"uris":["http://zotero.org/users/13901503/items/KXGKM98Y"],"itemData":{"id":1716,"type":"article-journal","abstract":"Hormone laboratories located “on-site” where field studies are being conducted have a number of advantages. On-site laboratories allow hormone analyses to proceed in near-real-time, minimize logistics of sample permits/shipping, contribute to in-country capacity-building, and (our focus here) facilitate cross-site collaboration through shared methods and a shared laboratory. Here we provide proof-of-concept that an on-site hormone laboratory (the Taboga Field Laboratory, located in the Taboga Forest Reserve, Costa Rica) can successfully run endocrine analyses in a remote location. Using fecal samples from wild white-faced capuchins (Cebus imitator) from three Costa Rican forests, we validate the extraction and analysis of four steroid hormones (glucocorticoids, testosterone, estradiol, progesterone) across six assays (DetectX® and ISWE, all from Arbor Assays). Additionally, as the first collaboration across three long-term, wild capuchin field sites (Lomas Barbudal, Santa Rosa, Taboga) involving local Costa Rican collaborators, this laboratory can serve as a future hub for collaborative exchange.","container-title":"General and Comparative Endocrinology","DOI":"10.1016/j.ygcen.2022.114109","ISSN":"0016-6480","journalAbbreviation":"General and Comparative Endocrinology","page":"114109","source":"ScienceDirect","title":"Using an on-site laboratory for fecal steroid analysis in wild white-faced capuchins","volume":"329","author":[{"family":"Beehner","given":"Jacinta C."},{"family":"Alfaro","given":"José"},{"family":"Allen","given":"Cloe"},{"family":"Benítez","given":"Marcela E."},{"family":"Bergman","given":"Thore J."},{"family":"Buehler","given":"Margaret S."},{"family":"Carrera","given":"Sofia C."},{"family":"Chester","given":"Emily M."},{"family":"Deschner","given":"Tobias"},{"family":"Fuentes","given":"Alexander"},{"family":"Gault","given":"Colleen M."},{"family":"Godoy","given":"Irene"},{"family":"Jack","given":"Katharine M."},{"family":"Kim","given":"Justin D."},{"family":"Kolinski","given":"Lev"},{"family":"Kulick","given":"Nelle K."},{"family":"Losch","given":"Teera"},{"family":"Ordoñez","given":"Juan Carlos"},{"family":"Perry","given":"Susan E."},{"family":"Pinto","given":"Fernando"},{"family":"Reilly","given":"Olivia T."},{"family":"Johnson","given":"Elizabeth Tinsley"},{"family":"Wasserman","given":"Michael D."}],"issued":{"date-parts":[["2022",12,1]]}}}],"schema":"https://github.com/citation-style-language/schema/raw/master/csl-citation.json"} </w:instrText>
-      </w:r>
-      <w:r>
-        <w:rPr>
-          <w:bCs/>
-        </w:rPr>
-        <w:fldChar w:fldCharType="separate"/>
-      </w:r>
-      <w:r>
-        <w:rPr>
-          <w:bCs/>
-          <w:noProof/>
-        </w:rPr>
-        <w:t>(Beehner et al., 2022)</w:t>
-      </w:r>
-      <w:r>
-        <w:rPr>
-          <w:bCs/>
-        </w:rPr>
-        <w:fldChar w:fldCharType="end"/>
-      </w:r>
-      <w:r>
-        <w:rPr>
-          <w:bCs/>
-        </w:rPr>
-        <w:t xml:space="preserve">. </w:t>
       </w:r>
     </w:p>
     <w:p>
       <w:pPr>
         <w:ind w:firstLine="720"/>
       </w:pPr>
-      <w:r>
-        <w:t xml:space="preserve">Temperature observations for this analysis came from the </w:t>
-      </w:r>
-      <w:r>
-        <w:rPr>
-          <w:rStyle w:val="Emphasis"/>
-        </w:rPr>
-        <w:t>Palo Verde</w:t>
-      </w:r>
-      <w:r>
-        <w:t xml:space="preserve"> meteorological station, located at the </w:t>
-      </w:r>
-      <w:r>
-        <w:rPr>
-          <w:rStyle w:val="Emphasis"/>
-        </w:rPr>
-        <w:t>Organization for Tropical Studies (OTS) Palo Verde</w:t>
-      </w:r>
-      <w:r>
-        <w:t xml:space="preserve"> research station (10.345°N, 85.339°E), approximately 20.81 km southwest of </w:t>
-      </w:r>
-      <w:r>
-        <w:t>the</w:t>
+    </w:p>
+    <w:p>
+      <w:r>
+        <w:t xml:space="preserve">Conclusion: </w:t>
+      </w:r>
+    </w:p>
+    <w:p>
+      <w:r>
+        <w:t>Our results highlight the pivotal role of temperature in shaping the gut microbiome and its relationship with host immunity in a wild primate species. Although some microbial responses may buffer against short-term heat exposure, the observed taxonomic and metabolic shifts are unlikely to be sustainable over time and may compromise essential microbiome functions. The decline in obligate taxa and shifts in metabolic pathways, alongside their association with neopterin, suggest that capuchins are experiencing periods of heat stress that may disrupt microbiome–immune homeostasis.</w:t>
+      </w:r>
+      <w:r>
+        <w:t xml:space="preserve"> </w:t>
+      </w:r>
+      <w:r>
+        <w:t>If prolonged, these shifts could reduce host tolerance toward gut microbes and increase the risk of chronic gut inflammation. Our findings represent some of the earliest evidence of climate-induced heat stress mediated by the gut microbiome in a wild primate population.</w:t>
+      </w:r>
+      <w:r>
+        <w:t xml:space="preserve"> </w:t>
+      </w:r>
+      <w:r>
+        <w:t xml:space="preserve">They offer critical insight into how rising temperatures due to climate change may impact wild animals through their microbiomes.  </w:t>
+      </w:r>
+    </w:p>
+    <w:p/>
+    <w:p>
+      <w:r>
+        <w:t xml:space="preserve">Methods: </w:t>
+      </w:r>
+    </w:p>
+    <w:p>
+      <w:pPr>
+        <w:rPr>
+          <w:u w:val="single"/>
+        </w:rPr>
+      </w:pPr>
+      <w:r>
+        <w:rPr>
+          <w:u w:val="single"/>
+        </w:rPr>
+        <w:t xml:space="preserve">Site information and </w:t>
+      </w:r>
+      <w:r>
+        <w:rPr>
+          <w:u w:val="single"/>
+        </w:rPr>
+        <w:t>data</w:t>
+      </w:r>
+      <w:r>
+        <w:rPr>
+          <w:u w:val="single"/>
+        </w:rPr>
+        <w:t xml:space="preserve"> collection</w:t>
+      </w:r>
+    </w:p>
+    <w:p>
+      <w:r>
+        <w:t xml:space="preserve">We collected data from a wild population of </w:t>
       </w:r>
       <w:r>
         <w:rPr>
           <w:i/>
           <w:iCs/>
         </w:rPr>
-        <w:t xml:space="preserve"> </w:t>
-      </w:r>
-      <w:proofErr w:type="spellStart"/>
-      <w:r>
-        <w:rPr>
-          <w:rStyle w:val="Emphasis"/>
-        </w:rPr>
-        <w:t>Taboga</w:t>
-      </w:r>
-      <w:proofErr w:type="spellEnd"/>
-      <w:r>
-        <w:rPr>
-          <w:rStyle w:val="Emphasis"/>
-        </w:rPr>
-        <w:t xml:space="preserve"> Forest Reserve</w:t>
-      </w:r>
-      <w:r>
-        <w:t xml:space="preserve">. Like </w:t>
-      </w:r>
-      <w:proofErr w:type="spellStart"/>
-      <w:r>
-        <w:rPr>
-          <w:rStyle w:val="Emphasis"/>
-        </w:rPr>
-        <w:t>Taboga</w:t>
-      </w:r>
-      <w:proofErr w:type="spellEnd"/>
+        <w:t>C. imitator</w:t>
+      </w:r>
       <w:r>
         <w:rPr>
           <w:i/>
           <w:iCs/>
         </w:rPr>
+        <w:t>s</w:t>
+      </w:r>
+      <w:r>
+        <w:t xml:space="preserve"> living in the </w:t>
+      </w:r>
+      <w:proofErr w:type="spellStart"/>
+      <w:r>
+        <w:t>Taboga</w:t>
+      </w:r>
+      <w:proofErr w:type="spellEnd"/>
+      <w:r>
+        <w:t xml:space="preserve"> Forest reserve in </w:t>
+      </w:r>
+      <w:r>
+        <w:t>Guanacaste</w:t>
+      </w:r>
+      <w:r>
         <w:t xml:space="preserve">, </w:t>
       </w:r>
       <w:r>
-        <w:rPr>
-          <w:rStyle w:val="Emphasis"/>
-        </w:rPr>
-        <w:t>Palo Verde</w:t>
-      </w:r>
-      <w:r>
-        <w:t xml:space="preserve"> is one of Central America’s last remaining tropical dry forest fragments </w:t>
-      </w:r>
-      <w:r>
-        <w:fldChar w:fldCharType="begin"/>
-      </w:r>
-      <w:r>
-        <w:instrText xml:space="preserve"> ADDIN ZOTERO_ITEM CSL_CITATION {"citationID":"hpeAEVbe","properties":{"formattedCitation":"(Stern et al., 2002)","plainCitation":"(Stern et al., 2002)","noteIndex":0},"citationItems":[{"id":590,"uris":["http://zotero.org/users/13901503/items/V8828FH9"],"itemData":{"id":590,"type":"article-journal","container-title":"Revista de Biología Tropical","ISSN":"0034-7744","issue":"3-4","language":"en","note":"publisher: http://creativecommons.org/licenses/by/3.0","page":"1021-1034","source":"SciELO","title":"Changes in composition and structure of a tropical dry forest following intermittent Cattle grazing","volume":"50","author":[{"family":"Stern","given":"Margaret"},{"family":"Quesada","given":"Mauricio"},{"family":"Stoner","given":"Kathryn E."}],"issued":{"date-parts":[["2002",12]]}}}],"schema":"https://github.com/citation-style-language/schema/raw/master/csl-citation.json"} </w:instrText>
-      </w:r>
-      <w:r>
-        <w:fldChar w:fldCharType="separate"/>
-      </w:r>
-      <w:r>
-        <w:rPr>
-          <w:noProof/>
-        </w:rPr>
-        <w:t>(Stern et al., 2002)</w:t>
-      </w:r>
-      <w:r>
-        <w:fldChar w:fldCharType="end"/>
-      </w:r>
-      <w:r>
+        <w:t>Northwestern Costa Rica</w:t>
+      </w:r>
+      <w:r>
+        <w:t xml:space="preserve">. </w:t>
+      </w:r>
+      <w:r>
+        <w:t xml:space="preserve">The </w:t>
+      </w:r>
+      <w:proofErr w:type="spellStart"/>
+      <w:r>
+        <w:t>Taboga</w:t>
+      </w:r>
+      <w:proofErr w:type="spellEnd"/>
+      <w:r>
+        <w:t xml:space="preserve"> Forest Reserve is a 516-ha tropical dry forest</w:t>
+      </w:r>
+      <w:r>
+        <w:t xml:space="preserve"> fragment and forms an </w:t>
+      </w:r>
+      <w:r>
+        <w:t xml:space="preserve">important piece of a fragmented biological corridor connecting the </w:t>
+      </w:r>
+      <w:proofErr w:type="spellStart"/>
+      <w:r>
+        <w:t>Tempisque</w:t>
+      </w:r>
+      <w:proofErr w:type="spellEnd"/>
+      <w:r>
+        <w:t xml:space="preserve"> River Basin to the Guanacaste Mountains</w:t>
+      </w:r>
+      <w:r>
+        <w:t xml:space="preserve"> </w:t>
+      </w:r>
+      <w:r>
+        <w:fldChar w:fldCharType="begin"/>
+      </w:r>
+      <w:r>
+        <w:instrText xml:space="preserve"> ADDIN ZOTERO_ITEM CSL_CITATION {"citationID":"LCB9ZKPz","properties":{"formattedCitation":"(Tinsley Johnson et al., 2020)","plainCitation":"(Tinsley Johnson et al., 2020)","noteIndex":0},"citationItems":[{"id":559,"uris":["http://zotero.org/users/13901503/items/Z3E2X5D7"],"itemData":{"id":559,"type":"article-journal","abstract":"Across the globe, primates are threatened by human activities. This is especially true for species found in tropical dry forests, which remain largely unprotected. Our ability to predict primate abundance in the face of human activity depends on different species' sensitivities as well as on the characteristics of the forest itself. We studied plant and primate distribution and abundance in the Taboga Forest, a 516-ha tropical dry forest surrounded by agricultural fields in northwestern Costa Rica. We found that the density of white-faced capuchins (Cebus capucinus) at Taboga is 2–6 times higher than reported for other long-term white-faced capuchin sites. Using plant transects, we also found relatively high species richness, diversity, and equitability compared with other tropical dry forests. Edge transects (i.e., within 100 m from the forest boundary) differed from interior transects in two ways: (a) tree species associated with dry forest succession were well-established in the edge and (b) canopy cover in the edge was maintained year-round, while the interior forest was deciduous. Sighting rates for capuchins were higher near water sources but did not vary between the edge and interior forest. For comparison, we also found the same to be true for the only other primate in the Taboga Forest, mantled howler monkeys (Alouatta palliata). Year-round access to water might explain why some primate species can flourish even alongside anthropogenic disturbance. Forest fragments like Taboga may support high densities of some species because they provide a mosaic of habitats and key resources that buffer adverse ecological conditions.","container-title":"American Journal of Primatology","DOI":"10.1002/ajp.23096","ISSN":"1098-2345","issue":"2","language":"en","license":"© 2020 Wiley Periodicals, Inc.","note":"_eprint: https://onlinelibrary.wiley.com/doi/pdf/10.1002/ajp.23096","page":"e23096","source":"Wiley Online Library","title":"High density of white-faced capuchins (Cebus capucinus) and habitat quality in the Taboga Forest of Costa Rica","volume":"82","author":[{"family":"Tinsley Johnson","given":"Elizabeth"},{"family":"Benítez","given":"Marcela E."},{"family":"Fuentes","given":"Alexander"},{"family":"McLean","given":"Celia R."},{"family":"Norford","given":"Ariek B."},{"family":"Ordoñez","given":"Juan Carlos"},{"family":"Beehner","given":"Jacinta C."},{"family":"Bergman","given":"Thore J."}],"issued":{"date-parts":[["2020"]]}}}],"schema":"https://github.com/citation-style-language/schema/raw/master/csl-citation.json"} </w:instrText>
+      </w:r>
+      <w:r>
+        <w:fldChar w:fldCharType="separate"/>
+      </w:r>
+      <w:r>
+        <w:rPr>
+          <w:noProof/>
+        </w:rPr>
+        <w:t>(Tinsley Johnson et al., 2020)</w:t>
+      </w:r>
+      <w:r>
+        <w:fldChar w:fldCharType="end"/>
+      </w:r>
+      <w:r>
+        <w:t xml:space="preserve">. The </w:t>
+      </w:r>
+      <w:r>
+        <w:lastRenderedPageBreak/>
+        <w:t xml:space="preserve">Capuchinos de </w:t>
+      </w:r>
+      <w:proofErr w:type="spellStart"/>
+      <w:r>
+        <w:t>Taboga</w:t>
+      </w:r>
+      <w:proofErr w:type="spellEnd"/>
+      <w:r>
+        <w:t xml:space="preserve"> Research project has collected daily behavioral and endocrine data on the three groups of white-faced capuchins since 2018. All individuals are individually identified and habituated to human presence. Individual age is calculated by birth date for individuals younger than 7 years of age; </w:t>
+      </w:r>
+      <w:r>
+        <w:t xml:space="preserve">for individuals older than 7 years, age was estimated based on body condition by </w:t>
+      </w:r>
+      <w:r>
+        <w:t>a field team member</w:t>
+      </w:r>
+      <w:r>
+        <w:t xml:space="preserve"> (J.C.O.) with more than two decades of experience observing wild white-faced capuchins.</w:t>
+      </w:r>
+      <w:r>
+        <w:t xml:space="preserve"> </w:t>
+      </w:r>
+      <w:r>
+        <w:t>A team of two or more trained field assistants collected data between 5:00 AM and 6:30 PM including detailed observations of feeding and foraging behavior using scan sampling. Scans occurred every 30 minutes for 10 minutes, where feeding and foraging observations of individually identified monkeys were recorded. Individuals were recorded multiple times in one scan if they were observed engaging with different food items. Plant food items were identified on the family or genus level.</w:t>
+      </w:r>
+    </w:p>
+    <w:p>
+      <w:pPr>
+        <w:ind w:firstLine="720"/>
+        <w:rPr>
+          <w:bCs/>
+        </w:rPr>
+      </w:pPr>
+      <w:r>
+        <w:t xml:space="preserve">Between September 2022 and July 2023, we </w:t>
+      </w:r>
+      <w:r>
+        <w:t>opportunistically</w:t>
+      </w:r>
+      <w:r>
+        <w:t xml:space="preserve"> collected fecal and urine samples</w:t>
+      </w:r>
+      <w:r>
+        <w:t xml:space="preserve"> </w:t>
+      </w:r>
+      <w:r>
+        <w:t xml:space="preserve">in conjunction with behavioral data. All samples were collected </w:t>
+      </w:r>
+      <w:r>
+        <w:t xml:space="preserve">from </w:t>
+      </w:r>
+      <w:r>
+        <w:t xml:space="preserve">identified </w:t>
+      </w:r>
+      <w:r>
+        <w:t xml:space="preserve">individuals </w:t>
+      </w:r>
+      <w:r>
+        <w:t>who</w:t>
+      </w:r>
+      <w:r>
+        <w:t xml:space="preserve"> appeared healthy upon visual inspection</w:t>
+      </w:r>
+      <w:r>
+        <w:t xml:space="preserve">. </w:t>
+      </w:r>
+      <w:r>
+        <w:t>W</w:t>
+      </w:r>
+      <w:r>
+        <w:t>e placed fecal samples into 4 mL of 98% ethanol</w:t>
+      </w:r>
+      <w:r>
+        <w:t xml:space="preserve"> immediately after defecation</w:t>
+      </w:r>
+      <w:r>
+        <w:t xml:space="preserve"> </w:t>
+      </w:r>
+      <w:r>
+        <w:fldChar w:fldCharType="begin"/>
+      </w:r>
+      <w:r>
+        <w:instrText xml:space="preserve"> ADDIN ZOTERO_ITEM CSL_CITATION {"citationID":"WcH6RPHL","properties":{"formattedCitation":"(Amato et al., 2013)","plainCitation":"(Amato et al., 2013)","noteIndex":0},"citationItems":[{"id":13,"uris":["http://zotero.org/users/13901503/items/PSP5FMHG"],"itemData":{"id":13,"type":"article-journal","abstract":"The gastrointestinal (GI) microbiome contributes significantly to host nutrition and health. However, relationships involving GI microbes, their hosts and host macrohabitats remain to be established. Here, we define clear patterns of variation in the GI microbiomes of six groups of Mexican black howler monkeys (Alouatta pigra) occupying a gradation of habitats including a continuous evergreen rainforest, an evergreen rainforest fragment, a continuous semi-deciduous forest and captivity. High throughput microbial 16S ribosomal RNA gene sequencing indicated that diversity, richness and composition of howler GI microbiomes varied with host habitat in relation to diet. Howlers occupying suboptimal habitats consumed less diverse diets and correspondingly had less diverse gut microbiomes. Quantitative real-time PCR also revealed a reduction in the number of genes related to butyrate production and hydrogen metabolism in the microbiomes of howlers occupying suboptimal habitats, which may impact host health.","container-title":"The ISME Journal","DOI":"10.1038/ismej.2013.16","ISSN":"1751-7370","issue":"7","journalAbbreviation":"ISME J","language":"en","license":"2013 International Society for Microbial Ecology","note":"publisher: Nature Publishing Group","page":"1344-1353","source":"www.nature.com","title":"Habitat degradation impacts black howler monkey (Alouatta pigra) gastrointestinal microbiomes","volume":"7","author":[{"family":"Amato","given":"Katherine R."},{"family":"Yeoman","given":"Carl J."},{"family":"Kent","given":"Angela"},{"family":"Righini","given":"Nicoletta"},{"family":"Carbonero","given":"Franck"},{"family":"Estrada","given":"Alejandro"},{"family":"Rex Gaskins","given":"H."},{"family":"Stumpf","given":"Rebecca M."},{"family":"Yildirim","given":"Suleyman"},{"family":"Torralba","given":"Manolito"},{"family":"Gillis","given":"Marcus"},{"family":"Wilson","given":"Brenda A."},{"family":"Nelson","given":"Karen E."},{"family":"White","given":"Bryan A."},{"family":"Leigh","given":"Steven R."}],"issued":{"date-parts":[["2013",7]]}}}],"schema":"https://github.com/citation-style-language/schema/raw/master/csl-citation.json"} </w:instrText>
+      </w:r>
+      <w:r>
+        <w:fldChar w:fldCharType="separate"/>
+      </w:r>
+      <w:r>
+        <w:rPr>
+          <w:noProof/>
+        </w:rPr>
+        <w:t>(Amato et al., 2013)</w:t>
+      </w:r>
+      <w:r>
+        <w:fldChar w:fldCharType="end"/>
+      </w:r>
+      <w:r>
+        <w:t xml:space="preserve">. To avoid contamination, we wore gloves and only collected feces that had not contacted the soil. We discarded feces contaminated with urine to prevent contamination from the urogenital microbiome </w:t>
+      </w:r>
+      <w:r>
+        <w:rPr>
+          <w:bCs/>
+        </w:rPr>
+        <w:fldChar w:fldCharType="begin"/>
+      </w:r>
+      <w:r>
+        <w:rPr>
+          <w:bCs/>
+        </w:rPr>
+        <w:instrText xml:space="preserve"> ADDIN ZOTERO_ITEM CSL_CITATION {"citationID":"AqOs0Bp6","properties":{"formattedCitation":"(Thomas-White et al., 2018)","plainCitation":"(Thomas-White et al., 2018)","noteIndex":0},"citationItems":[{"id":1721,"uris":["http://zotero.org/users/13901503/items/EFIJNSWE"],"itemData":{"id":1721,"type":"article-journal","abstract":"Metagenomic analyses have indicated that the female bladder harbors an indigenous microbiota. However, there are few cultured reference strains with sequenced genomes available for functional and experimental analyses. Here we isolate and genome-sequence 149 bacterial strains from catheterized urine of 77 women. This culture collection spans 78 species, representing approximately two thirds of the bacterial diversity within the sampled bladders, including Proteobacteria, Actinobacteria, and Firmicutes. Detailed genomic and functional comparison of the bladder microbiota to the gastrointestinal and vaginal microbiotas demonstrates similar vaginal and bladder microbiota, with functional capacities that are distinct from those observed in the gastrointestinal microbiota. Whole-genome phylogenetic analysis of bacterial strains isolated from the vagina and bladder in the same women identifies highly similar Escherichia coli, Streptococcus anginosus, Lactobacillus iners, and Lactobacillus crispatus, suggesting an interlinked female urogenital microbiota that is not only limited to pathogens but is also characteristic of health-associated commensals.","container-title":"Nature Communications","DOI":"10.1038/s41467-018-03968-5","ISSN":"2041-1723","issue":"1","journalAbbreviation":"Nat Commun","language":"en","license":"2018 The Author(s)","note":"publisher: Nature Publishing Group","page":"1557","source":"www-nature-com.proxy.lib.umich.edu","title":"Culturing of female bladder bacteria reveals an interconnected urogenital microbiota","volume":"9","author":[{"family":"Thomas-White","given":"Krystal"},{"family":"Forster","given":"Samuel C."},{"family":"Kumar","given":"Nitin"},{"family":"Van Kuiken","given":"Michelle"},{"family":"Putonti","given":"Catherine"},{"family":"Stares","given":"Mark D."},{"family":"Hilt","given":"Evann E."},{"family":"Price","given":"Travis K."},{"family":"Wolfe","given":"Alan J."},{"family":"Lawley","given":"Trevor D."}],"issued":{"date-parts":[["2018",4,19]]}}}],"schema":"https://github.com/citation-style-language/schema/raw/master/csl-citation.json"} </w:instrText>
+      </w:r>
+      <w:r>
+        <w:rPr>
+          <w:bCs/>
+        </w:rPr>
+        <w:fldChar w:fldCharType="separate"/>
+      </w:r>
+      <w:r>
+        <w:rPr>
+          <w:bCs/>
+          <w:noProof/>
+        </w:rPr>
+        <w:t>(Thomas-White et al., 2018)</w:t>
+      </w:r>
+      <w:r>
+        <w:rPr>
+          <w:bCs/>
+        </w:rPr>
+        <w:fldChar w:fldCharType="end"/>
+      </w:r>
+      <w:r>
+        <w:rPr>
+          <w:bCs/>
+        </w:rPr>
+        <w:t xml:space="preserve">. </w:t>
+      </w:r>
+      <w:r>
+        <w:t xml:space="preserve">We collected urine samples using a clean catch method </w:t>
+      </w:r>
+      <w:r>
+        <w:rPr>
+          <w:bCs/>
+        </w:rPr>
+        <w:fldChar w:fldCharType="begin"/>
+      </w:r>
+      <w:r>
+        <w:rPr>
+          <w:bCs/>
+        </w:rPr>
+        <w:instrText xml:space="preserve"> ADDIN ZOTERO_ITEM CSL_CITATION {"citationID":"OT0mvtJ3","properties":{"formattedCitation":"(Bergstrom et al., 2017)","plainCitation":"(Bergstrom et al., 2017)","noteIndex":0},"citationItems":[{"id":564,"uris":["http://zotero.org/users/13901503/items/C7T2JIHZ"],"itemData":{"id":564,"type":"article-journal","abstract":"Objectives The physical condition of females depends on access to resources, which vary over space and time. Assessing variation in physical condition can help identify factors affecting reproductive success, but noninvasive measurement is difficult in wild animals. Creatinine concentration relative to the specific gravity (i.e., density) of urine has promise for noninvasively quantifying the relative muscle mass (RMM) of wild primates. We verified the relationship between these urinary parameters for wild white-faced capuchin monkeys, and assessed temporal changes in the RMM of females across groups and between periods of high and low resource abundance. Materials and Methods We collected urine from 25 adult females in three groups across varying seasons at Sector Santa Rosa, Costa Rica. We measured the specific gravity and creatinine concentration of 692 samples and the effect of specific gravity on creatinine concentration. We used the residuals of this relationship to measure effects of group and season using mixed-effects models. Results Specific gravity significantly predicted creatinine concentration. Season, group membership and the interaction between these variables were significant predictors of residual creatinine variation. Specifically, RMM was higher during months with high fruit energy density, lower in one social group, and less variable among females in the smallest group. Discussion Our findings suggest that specific gravity and creatinine may be used as urinary parameters to make inferences about the RMM of capuchins. Using this technique, we infer that females experienced changes in muscle mass according to variation in resource energy availability and social group variation.","container-title":"American Journal of Physical Anthropology","DOI":"10.1002/ajpa.23239","ISSN":"1096-8644","issue":"4","language":"en","license":"© 2017 Wiley Periodicals, Inc.","note":"_eprint: https://onlinelibrary.wiley.com/doi/pdf/10.1002/ajpa.23239","page":"707-715","source":"Wiley Online Library","title":"Using urinary parameters to estimate seasonal variation in the physical condition of female white-faced capuchin monkeys (Cebus capucinus imitator)","volume":"163","author":[{"family":"Bergstrom","given":"Mackenzie L."},{"family":"Emery Thompson","given":"Melissa"},{"family":"Melin","given":"Amanda D."},{"family":"Fedigan","given":"Linda M."}],"issued":{"date-parts":[["2017"]]}}}],"schema":"https://github.com/citation-style-language/schema/raw/master/csl-citation.json"} </w:instrText>
+      </w:r>
+      <w:r>
+        <w:rPr>
+          <w:bCs/>
+        </w:rPr>
+        <w:fldChar w:fldCharType="separate"/>
+      </w:r>
+      <w:r>
+        <w:rPr>
+          <w:bCs/>
+          <w:noProof/>
+        </w:rPr>
+        <w:t>(Bergstrom et al., 2017)</w:t>
+      </w:r>
+      <w:r>
+        <w:rPr>
+          <w:bCs/>
+        </w:rPr>
+        <w:fldChar w:fldCharType="end"/>
+      </w:r>
+      <w:r>
+        <w:rPr>
+          <w:bCs/>
+        </w:rPr>
+        <w:t xml:space="preserve"> </w:t>
+      </w:r>
+      <w:r>
+        <w:rPr>
+          <w:bCs/>
+        </w:rPr>
+        <w:t>to avoid rainfall and fecal contamination</w:t>
+      </w:r>
+      <w:r>
+        <w:rPr>
+          <w:bCs/>
+        </w:rPr>
         <w:t>.</w:t>
       </w:r>
       <w:r>
-        <w:rPr>
-          <w:rStyle w:val="Emphasis"/>
-        </w:rPr>
-        <w:t xml:space="preserve"> </w:t>
-      </w:r>
-      <w:r>
-        <w:rPr>
-          <w:rStyle w:val="Emphasis"/>
-        </w:rPr>
-        <w:t>Palo Verde</w:t>
-      </w:r>
-      <w:r>
-        <w:t xml:space="preserve"> temperature data have been used in previous studies of the </w:t>
+        <w:t xml:space="preserve"> </w:t>
+      </w:r>
+      <w:r>
+        <w:t xml:space="preserve">We also collected urine from leaves or the ground if it appeared free of soil or fecal contamination. We immediately stored fecal and urine samples in a portable cooler and transferred them to a –20°F freezer at the end of each field day. We kept fecal samples under refrigeration until shipment to </w:t>
+      </w:r>
+      <w:r>
+        <w:t xml:space="preserve">the </w:t>
+      </w:r>
+      <w:r>
+        <w:rPr>
+          <w:bCs/>
+        </w:rPr>
+        <w:t>Amato Microbiome Lab at Northwestern University in Evanston IL for DNA extraction and sequencing.</w:t>
+      </w:r>
+      <w:r>
+        <w:rPr>
+          <w:bCs/>
+        </w:rPr>
+        <w:t xml:space="preserve"> </w:t>
+      </w:r>
+      <w:r>
+        <w:rPr>
+          <w:bCs/>
+        </w:rPr>
+        <w:t>Urine samples remained in the freezer until</w:t>
+      </w:r>
+      <w:r>
+        <w:rPr>
+          <w:bCs/>
+        </w:rPr>
+        <w:t xml:space="preserve"> we conducted</w:t>
+      </w:r>
+      <w:r>
+        <w:rPr>
+          <w:bCs/>
+        </w:rPr>
+        <w:t xml:space="preserve"> assay analysis onsite in the Capuchinos de </w:t>
       </w:r>
       <w:proofErr w:type="spellStart"/>
       <w:r>
         <w:rPr>
-          <w:rStyle w:val="Emphasis"/>
+          <w:bCs/>
         </w:rPr>
         <w:t>Taboga</w:t>
       </w:r>
       <w:proofErr w:type="spellEnd"/>
       <w:r>
         <w:rPr>
-          <w:i/>
-          <w:iCs/>
-        </w:rPr>
-        <w:t xml:space="preserve"> </w:t>
-      </w:r>
-      <w:r>
-        <w:t>white</w:t>
-      </w:r>
-      <w:r>
-        <w:t xml:space="preserve">-faced capuchin population </w:t>
-      </w:r>
-      <w:r>
-        <w:fldChar w:fldCharType="begin"/>
-      </w:r>
-      <w:r>
-        <w:instrText xml:space="preserve"> ADDIN ZOTERO_ITEM CSL_CITATION {"citationID":"bU2rPvGm","properties":{"formattedCitation":"(Lucore et al., 2024)","plainCitation":"(Lucore et al., 2024)","noteIndex":0},"citationItems":[{"id":1689,"uris":["http://zotero.org/users/13901503/items/2TJCS3UQ"],"itemData":{"id":1689,"type":"article-journal","abstract":"Rising temperatures due to climate change are predicted to threaten the persistence of wild animals, but there is little evidence that climate change has pushed species beyond their thermal tolerance. The immune system is an ideal avenue to assess the effects of climate change because immune performance is sensitive to changes in temperature and immune competency can affect reproductive success. We investigate the effect of rising temperatures on a biomarker of nonspecific immune performance in a wild population of capuchin monkeys and provide compelling evidence that immune performance is associated with ambient temperature. Critically, we found that immune performance in young individuals is more sensitive to high temperatures compared to other age groups. Coupled with evidence of rising temperatures in the region, our results offer insight into how climate change will affect the immune system of wild mammals.","container-title":"Science Advances","DOI":"10.1126/sciadv.adq6629","issue":"48","note":"publisher: American Association for the Advancement of Science","page":"eadq6629","source":"www-science-org.proxy.lib.umich.edu (Atypon)","title":"High temperatures are associated with decreased immune system performance in a wild primate","volume":"10","author":[{"family":"Lucore","given":"Jordan M."},{"family":"Beehner","given":"Jacinta C."},{"family":"White","given":"Amy F."},{"family":"Sinclair","given":"Lorena F."},{"family":"Martins","given":"Vasco Alexandre"},{"family":"Kovalaskas","given":"Sarah A."},{"family":"Ordoñez","given":"Juan Carlos"},{"family":"Bergman","given":"Thore J."},{"family":"Benítez","given":"Marcela E."},{"family":"Marshall","given":"Andrew J."}],"issued":{"date-parts":[["2024",11,29]]}}}],"schema":"https://github.com/citation-style-language/schema/raw/master/csl-citation.json"} </w:instrText>
-      </w:r>
-      <w:r>
-        <w:fldChar w:fldCharType="separate"/>
-      </w:r>
-      <w:r>
-        <w:rPr>
-          <w:noProof/>
-        </w:rPr>
-        <w:t>(Lucore et al., 2024)</w:t>
-      </w:r>
-      <w:r>
-        <w:fldChar w:fldCharType="end"/>
-      </w:r>
-      <w:r>
-        <w:t xml:space="preserve">, given the habitat similarity and close proximity to </w:t>
-      </w:r>
-      <w:proofErr w:type="spellStart"/>
-      <w:r>
-        <w:t>Taboga</w:t>
-      </w:r>
-      <w:proofErr w:type="spellEnd"/>
-      <w:r>
-        <w:t>. The station records maximum and minimum air temperature every 15 minutes.</w:t>
-      </w:r>
-    </w:p>
-    <w:p/>
-    <w:p>
-      <w:pPr>
-        <w:rPr>
-          <w:u w:val="single"/>
-        </w:rPr>
-      </w:pPr>
-      <w:r>
-        <w:rPr>
-          <w:u w:val="single"/>
-        </w:rPr>
-        <w:t>Neopterin analysis</w:t>
+          <w:bCs/>
+        </w:rPr>
+        <w:t xml:space="preserve"> field laboratory </w:t>
+      </w:r>
+      <w:r>
+        <w:rPr>
+          <w:bCs/>
+        </w:rPr>
+        <w:fldChar w:fldCharType="begin"/>
+      </w:r>
+      <w:r>
+        <w:rPr>
+          <w:bCs/>
+        </w:rPr>
+        <w:instrText xml:space="preserve"> ADDIN ZOTERO_ITEM CSL_CITATION {"citationID":"9aAKfPlg","properties":{"formattedCitation":"(Beehner et al., 2022)","plainCitation":"(Beehner et al., 2022)","noteIndex":0},"citationItems":[{"id":1716,"uris":["http://zotero.org/users/13901503/items/KXGKM98Y"],"itemData":{"id":1716,"type":"article-journal","abstract":"Hormone laboratories located “on-site” where field studies are being conducted have a number of advantages. On-site laboratories allow hormone analyses to proceed in near-real-time, minimize logistics of sample permits/shipping, contribute to in-country capacity-building, and (our focus here) facilitate cross-site collaboration through shared methods and a shared laboratory. Here we provide proof-of-concept that an on-site hormone laboratory (the Taboga Field Laboratory, located in the Taboga Forest Reserve, Costa Rica) can successfully run endocrine analyses in a remote location. Using fecal samples from wild white-faced capuchins (Cebus imitator) from three Costa Rican forests, we validate the extraction and analysis of four steroid hormones (glucocorticoids, testosterone, estradiol, progesterone) across six assays (DetectX® and ISWE, all from Arbor Assays). Additionally, as the first collaboration across three long-term, wild capuchin field sites (Lomas Barbudal, Santa Rosa, Taboga) involving local Costa Rican collaborators, this laboratory can serve as a future hub for collaborative exchange.","container-title":"General and Comparative Endocrinology","DOI":"10.1016/j.ygcen.2022.114109","ISSN":"0016-6480","journalAbbreviation":"General and Comparative Endocrinology","page":"114109","source":"ScienceDirect","title":"Using an on-site laboratory for fecal steroid analysis in wild white-faced capuchins","volume":"329","author":[{"family":"Beehner","given":"Jacinta C."},{"family":"Alfaro","given":"José"},{"family":"Allen","given":"Cloe"},{"family":"Benítez","given":"Marcela E."},{"family":"Bergman","given":"Thore J."},{"family":"Buehler","given":"Margaret S."},{"family":"Carrera","given":"Sofia C."},{"family":"Chester","given":"Emily M."},{"family":"Deschner","given":"Tobias"},{"family":"Fuentes","given":"Alexander"},{"family":"Gault","given":"Colleen M."},{"family":"Godoy","given":"Irene"},{"family":"Jack","given":"Katharine M."},{"family":"Kim","given":"Justin D."},{"family":"Kolinski","given":"Lev"},{"family":"Kulick","given":"Nelle K."},{"family":"Losch","given":"Teera"},{"family":"Ordoñez","given":"Juan Carlos"},{"family":"Perry","given":"Susan E."},{"family":"Pinto","given":"Fernando"},{"family":"Reilly","given":"Olivia T."},{"family":"Johnson","given":"Elizabeth Tinsley"},{"family":"Wasserman","given":"Michael D."}],"issued":{"date-parts":[["2022",12,1]]}}}],"schema":"https://github.com/citation-style-language/schema/raw/master/csl-citation.json"} </w:instrText>
+      </w:r>
+      <w:r>
+        <w:rPr>
+          <w:bCs/>
+        </w:rPr>
+        <w:fldChar w:fldCharType="separate"/>
+      </w:r>
+      <w:r>
+        <w:rPr>
+          <w:bCs/>
+          <w:noProof/>
+        </w:rPr>
+        <w:t>(Beehner et al., 2022)</w:t>
+      </w:r>
+      <w:r>
+        <w:rPr>
+          <w:bCs/>
+        </w:rPr>
+        <w:fldChar w:fldCharType="end"/>
+      </w:r>
+      <w:r>
+        <w:rPr>
+          <w:bCs/>
+        </w:rPr>
+        <w:t xml:space="preserve">. </w:t>
       </w:r>
     </w:p>
     <w:p>
@@ -2978,270 +4936,448 @@
         <w:ind w:firstLine="720"/>
       </w:pPr>
       <w:r>
-        <w:t xml:space="preserve">We measured the neopterin concentration of the urine samples using a </w:t>
-      </w:r>
-      <w:r>
-        <w:t>commercially available competitive exclusion neopterin enzyme</w:t>
-      </w:r>
-      <w:r>
-        <w:t>-</w:t>
-      </w:r>
-      <w:r>
-        <w:t xml:space="preserve">linked immunosorbent assay (Neopterin ELISA, Ref. RE59321, IBL International GMBH, Hamburg, Germany) in the Capuchinos de </w:t>
-      </w:r>
-      <w:proofErr w:type="spellStart"/>
-      <w:r>
-        <w:t>Taboga</w:t>
-      </w:r>
-      <w:proofErr w:type="spellEnd"/>
-      <w:r>
-        <w:t xml:space="preserve"> field laboratory.</w:t>
-      </w:r>
-      <w:r>
-        <w:t xml:space="preserve"> The assay has been validated for use in the </w:t>
-      </w:r>
-      <w:proofErr w:type="spellStart"/>
-      <w:r>
-        <w:t>Taboga</w:t>
-      </w:r>
-      <w:proofErr w:type="spellEnd"/>
-      <w:r>
-        <w:t xml:space="preserve"> capuchin population </w:t>
-      </w:r>
-      <w:r>
-        <w:fldChar w:fldCharType="begin"/>
-      </w:r>
-      <w:r>
-        <w:instrText xml:space="preserve"> ADDIN ZOTERO_ITEM CSL_CITATION {"citationID":"cjbmKZII","properties":{"formattedCitation":"(Lucore et al., 2022)","plainCitation":"(Lucore et al., 2022)","noteIndex":0},"citationItems":[{"id":267,"uris":["http://zotero.org/users/13901503/items/PQLSPHRJ"],"itemData":{"id":267,"type":"article-journal","abstract":"Non-invasive health monitoring is advantageous for wild and captive primate populations because it reduces the need for traditional invasive techniques (i.e. anesthetization) that can be stressful and potentially harmful for individuals. The biomarker neopterin is an emerging tool in primatology to measure immune activation and immunosenescence, however, most neopterin studies have focused on catarrhine species with little comparative work examining neopterin and health in platyrrhines. To address this gap, we validated a commercially available enzyme-linked immunosorbent assay (ELISA) to measure urinary neopterin in two types of capuchin monkeys, a wild population of white-faced capuchins (Cebus imitator) and a socially housed captive colony of tufted capuchins (Sapajus apella). We analytically validated methods for measuring urinary neopterin in two capuchin populations and demonstrated that two commonly-used methods to control for urine concentration –creatinine and specific gravity (SG)– produced highly concordant results. We also biologically validated these methods by examining variation in neopterin levels based on environment (captive and wild) and age, and changes in levels associated with immune-response. We found that neopterin increased after immune perturbation (rabies vaccine booster), varied by environmental condition, and mirrored expected trends in immune system ontogeny. Our results improve understanding of the innate immune system in platyrrhine species and suggest neopterin may be useful for non-invasive health monitoring in both captive and wild primates.","container-title":"Frontiers in Veterinary Science","DOI":"10.3389/fvets.2022.918036","ISSN":"2297-1769","journalAbbreviation":"Front. Vet. Sci.","language":"English","note":"publisher: Frontiers","source":"Frontiers","title":"Validating Urinary Neopterin as a Biomarker of Immune Response in Captive and Wild Capuchin Monkeys","URL":"https://www.frontiersin.org/articles/10.3389/fvets.2022.918036","volume":"9","author":[{"family":"Lucore","given":"Jordan M."},{"family":"Marshall","given":"Andrew J."},{"family":"Brosnan","given":"Sarah F."},{"family":"Benítez","given":"Marcela E."}],"accessed":{"date-parts":[["2024",4,1]]},"issued":{"date-parts":[["2022",7,13]]}}}],"schema":"https://github.com/citation-style-language/schema/raw/master/csl-citation.json"} </w:instrText>
-      </w:r>
-      <w:r>
-        <w:fldChar w:fldCharType="separate"/>
-      </w:r>
-      <w:r>
-        <w:rPr>
-          <w:noProof/>
-        </w:rPr>
-        <w:t>(Lucore et al., 2022)</w:t>
-      </w:r>
-      <w:r>
-        <w:fldChar w:fldCharType="end"/>
-      </w:r>
-      <w:r>
-        <w:t xml:space="preserve">. We used specific gravity to control for sample water volume and diluted samples using </w:t>
-      </w:r>
-      <w:r>
-        <w:t>manufacturer assay buffer</w:t>
-      </w:r>
-      <w:r>
-        <w:t xml:space="preserve">. We ran the assays using </w:t>
-      </w:r>
-      <w:r>
-        <w:t>manufacturer protocol</w:t>
-      </w:r>
-      <w:r>
-        <w:t xml:space="preserve">, see </w:t>
-      </w:r>
-      <w:r>
-        <w:fldChar w:fldCharType="begin"/>
-      </w:r>
-      <w:r>
-        <w:instrText xml:space="preserve"> ADDIN ZOTERO_ITEM CSL_CITATION {"citationID":"mwRM5DGT","properties":{"formattedCitation":"(Lucore et al., 2022, 2024)","plainCitation":"(Lucore et al., 2022, 2024)","noteIndex":0},"citationItems":[{"id":267,"uris":["http://zotero.org/users/13901503/items/PQLSPHRJ"],"itemData":{"id":267,"type":"article-journal","abstract":"Non-invasive health monitoring is advantageous for wild and captive primate populations because it reduces the need for traditional invasive techniques (i.e. anesthetization) that can be stressful and potentially harmful for individuals. The biomarker neopterin is an emerging tool in primatology to measure immune activation and immunosenescence, however, most neopterin studies have focused on catarrhine species with little comparative work examining neopterin and health in platyrrhines. To address this gap, we validated a commercially available enzyme-linked immunosorbent assay (ELISA) to measure urinary neopterin in two types of capuchin monkeys, a wild population of white-faced capuchins (Cebus imitator) and a socially housed captive colony of tufted capuchins (Sapajus apella). We analytically validated methods for measuring urinary neopterin in two capuchin populations and demonstrated that two commonly-used methods to control for urine concentration –creatinine and specific gravity (SG)– produced highly concordant results. We also biologically validated these methods by examining variation in neopterin levels based on environment (captive and wild) and age, and changes in levels associated with immune-response. We found that neopterin increased after immune perturbation (rabies vaccine booster), varied by environmental condition, and mirrored expected trends in immune system ontogeny. Our results improve understanding of the innate immune system in platyrrhine species and suggest neopterin may be useful for non-invasive health monitoring in both captive and wild primates.","container-title":"Frontiers in Veterinary Science","DOI":"10.3389/fvets.2022.918036","ISSN":"2297-1769","journalAbbreviation":"Front. Vet. Sci.","language":"English","note":"publisher: Frontiers","source":"Frontiers","title":"Validating Urinary Neopterin as a Biomarker of Immune Response in Captive and Wild Capuchin Monkeys","URL":"https://www.frontiersin.org/articles/10.3389/fvets.2022.918036","volume":"9","author":[{"family":"Lucore","given":"Jordan M."},{"family":"Marshall","given":"Andrew J."},{"family":"Brosnan","given":"Sarah F."},{"family":"Benítez","given":"Marcela E."}],"accessed":{"date-parts":[["2024",4,1]]},"issued":{"date-parts":[["2022",7,13]]}}},{"id":1689,"uris":["http://zotero.org/users/13901503/items/2TJCS3UQ"],"itemData":{"id":1689,"type":"article-journal","abstract":"Rising temperatures due to climate change are predicted to threaten the persistence of wild animals, but there is little evidence that climate change has pushed species beyond their thermal tolerance. The immune system is an ideal avenue to assess the effects of climate change because immune performance is sensitive to changes in temperature and immune competency can affect reproductive success. We investigate the effect of rising temperatures on a biomarker of nonspecific immune performance in a wild population of capuchin monkeys and provide compelling evidence that immune performance is associated with ambient temperature. Critically, we found that immune performance in young individuals is more sensitive to high temperatures compared to other age groups. Coupled with evidence of rising temperatures in the region, our results offer insight into how climate change will affect the immune system of wild mammals.","container-title":"Science Advances","DOI":"10.1126/sciadv.adq6629","issue":"48","note":"publisher: American Association for the Advancement of Science","page":"eadq6629","source":"www-science-org.proxy.lib.umich.edu (Atypon)","title":"High temperatures are associated with decreased immune system performance in a wild primate","volume":"10","author":[{"family":"Lucore","given":"Jordan M."},{"family":"Beehner","given":"Jacinta C."},{"family":"White","given":"Amy F."},{"family":"Sinclair","given":"Lorena F."},{"family":"Martins","given":"Vasco Alexandre"},{"family":"Kovalaskas","given":"Sarah A."},{"family":"Ordoñez","given":"Juan Carlos"},{"family":"Bergman","given":"Thore J."},{"family":"Benítez","given":"Marcela E."},{"family":"Marshall","given":"Andrew J."}],"issued":{"date-parts":[["2024",11,29]]}}}],"schema":"https://github.com/citation-style-language/schema/raw/master/csl-citation.json"} </w:instrText>
-      </w:r>
-      <w:r>
-        <w:fldChar w:fldCharType="separate"/>
-      </w:r>
-      <w:r>
-        <w:rPr>
-          <w:noProof/>
-        </w:rPr>
-        <w:t>(Lucore et al., 2022, 2024)</w:t>
-      </w:r>
-      <w:r>
-        <w:fldChar w:fldCharType="end"/>
-      </w:r>
-      <w:r>
-        <w:t xml:space="preserve"> for details. </w:t>
-      </w:r>
-    </w:p>
-    <w:p/>
-    <w:p>
-      <w:pPr>
-        <w:rPr>
-          <w:u w:val="single"/>
-        </w:rPr>
-      </w:pPr>
-      <w:r>
-        <w:rPr>
-          <w:u w:val="single"/>
-        </w:rPr>
-        <w:t xml:space="preserve">Sample processing for </w:t>
-      </w:r>
-      <w:r>
-        <w:rPr>
-          <w:u w:val="single"/>
-        </w:rPr>
-        <w:t>16S rRNA</w:t>
-      </w:r>
-      <w:r>
-        <w:rPr>
-          <w:u w:val="single"/>
-        </w:rPr>
-        <w:t xml:space="preserve"> amplicon</w:t>
-      </w:r>
-      <w:r>
-        <w:rPr>
-          <w:u w:val="single"/>
-        </w:rPr>
-        <w:t xml:space="preserve"> </w:t>
-      </w:r>
-      <w:r>
-        <w:rPr>
-          <w:u w:val="single"/>
-        </w:rPr>
-        <w:t xml:space="preserve">and shotgun metagenomic </w:t>
-      </w:r>
-      <w:r>
-        <w:rPr>
-          <w:u w:val="single"/>
-        </w:rPr>
-        <w:t>sequencing</w:t>
-      </w:r>
-    </w:p>
-    <w:p>
-      <w:pPr>
+        <w:t xml:space="preserve">Temperature observations for this analysis came from the </w:t>
+      </w:r>
+      <w:r>
+        <w:rPr>
+          <w:rStyle w:val="Emphasis"/>
+        </w:rPr>
+        <w:t>Palo Verde</w:t>
+      </w:r>
+      <w:r>
+        <w:t xml:space="preserve"> meteorological station, located at the </w:t>
+      </w:r>
+      <w:r>
+        <w:rPr>
+          <w:rStyle w:val="Emphasis"/>
+        </w:rPr>
+        <w:t>Organization for Tropical Studies (OTS) Palo Verde</w:t>
+      </w:r>
+      <w:r>
+        <w:t xml:space="preserve"> research station (10.345°N, 85.339°E), approximately 20.81 km southwest of </w:t>
+      </w:r>
+      <w:r>
+        <w:t>the</w:t>
+      </w:r>
+      <w:r>
         <w:rPr>
           <w:i/>
           <w:iCs/>
         </w:rPr>
-      </w:pPr>
+        <w:t xml:space="preserve"> </w:t>
+      </w:r>
+      <w:proofErr w:type="spellStart"/>
+      <w:r>
+        <w:rPr>
+          <w:rStyle w:val="Emphasis"/>
+        </w:rPr>
+        <w:t>Taboga</w:t>
+      </w:r>
+      <w:proofErr w:type="spellEnd"/>
+      <w:r>
+        <w:rPr>
+          <w:rStyle w:val="Emphasis"/>
+        </w:rPr>
+        <w:t xml:space="preserve"> Forest Reserve</w:t>
+      </w:r>
+      <w:r>
+        <w:t xml:space="preserve">. Like </w:t>
+      </w:r>
+      <w:proofErr w:type="spellStart"/>
+      <w:r>
+        <w:rPr>
+          <w:rStyle w:val="Emphasis"/>
+        </w:rPr>
+        <w:t>Taboga</w:t>
+      </w:r>
+      <w:proofErr w:type="spellEnd"/>
       <w:r>
         <w:rPr>
           <w:i/>
           <w:iCs/>
         </w:rPr>
-        <w:t>DNA extraction</w:t>
-      </w:r>
-    </w:p>
-    <w:p>
-      <w:r>
-        <w:t xml:space="preserve">We conducted all lab work at the </w:t>
-      </w:r>
-      <w:r>
-        <w:rPr>
-          <w:bCs/>
-        </w:rPr>
-        <w:t>Amato Microbiome Lab at Northwestern University</w:t>
-      </w:r>
-      <w:r>
-        <w:rPr>
-          <w:bCs/>
-        </w:rPr>
-        <w:t>,</w:t>
-      </w:r>
-      <w:r>
-        <w:rPr>
-          <w:bCs/>
-        </w:rPr>
-        <w:t xml:space="preserve"> Evanston IL</w:t>
-      </w:r>
-      <w:r>
-        <w:rPr>
-          <w:bCs/>
-        </w:rPr>
-        <w:t xml:space="preserve">. We extracted DNA from fecal samples using the </w:t>
+        <w:t xml:space="preserve">, </w:t>
+      </w:r>
+      <w:r>
+        <w:rPr>
+          <w:rStyle w:val="Emphasis"/>
+        </w:rPr>
+        <w:t>Palo Verde</w:t>
+      </w:r>
+      <w:r>
+        <w:t xml:space="preserve"> is one of Central America’s last remaining tropical dry forest fragments </w:t>
+      </w:r>
+      <w:r>
+        <w:fldChar w:fldCharType="begin"/>
+      </w:r>
+      <w:r>
+        <w:instrText xml:space="preserve"> ADDIN ZOTERO_ITEM CSL_CITATION {"citationID":"hpeAEVbe","properties":{"formattedCitation":"(Stern et al., 2002)","plainCitation":"(Stern et al., 2002)","noteIndex":0},"citationItems":[{"id":590,"uris":["http://zotero.org/users/13901503/items/V8828FH9"],"itemData":{"id":590,"type":"article-journal","container-title":"Revista de Biología Tropical","ISSN":"0034-7744","issue":"3-4","language":"en","note":"publisher: http://creativecommons.org/licenses/by/3.0","page":"1021-1034","source":"SciELO","title":"Changes in composition and structure of a tropical dry forest following intermittent Cattle grazing","volume":"50","author":[{"family":"Stern","given":"Margaret"},{"family":"Quesada","given":"Mauricio"},{"family":"Stoner","given":"Kathryn E."}],"issued":{"date-parts":[["2002",12]]}}}],"schema":"https://github.com/citation-style-language/schema/raw/master/csl-citation.json"} </w:instrText>
+      </w:r>
+      <w:r>
+        <w:fldChar w:fldCharType="separate"/>
+      </w:r>
+      <w:r>
+        <w:rPr>
+          <w:noProof/>
+        </w:rPr>
+        <w:t>(Stern et al., 2002)</w:t>
+      </w:r>
+      <w:r>
+        <w:fldChar w:fldCharType="end"/>
+      </w:r>
+      <w:r>
+        <w:t>.</w:t>
+      </w:r>
+      <w:r>
+        <w:rPr>
+          <w:rStyle w:val="Emphasis"/>
+        </w:rPr>
+        <w:t xml:space="preserve"> </w:t>
+      </w:r>
+      <w:r>
+        <w:rPr>
+          <w:rStyle w:val="Emphasis"/>
+        </w:rPr>
+        <w:t>Palo Verde</w:t>
+      </w:r>
+      <w:r>
+        <w:t xml:space="preserve"> temperature data have been used in previous studies of the </w:t>
       </w:r>
       <w:proofErr w:type="spellStart"/>
       <w:r>
-        <w:t>DNeasy</w:t>
+        <w:rPr>
+          <w:rStyle w:val="Emphasis"/>
+        </w:rPr>
+        <w:t>Taboga</w:t>
       </w:r>
       <w:proofErr w:type="spellEnd"/>
       <w:r>
-        <w:t xml:space="preserve"> </w:t>
-      </w:r>
-      <w:proofErr w:type="spellStart"/>
-      <w:r>
-        <w:t>PowerLyzer</w:t>
-      </w:r>
-      <w:proofErr w:type="spellEnd"/>
-      <w:r>
-        <w:t xml:space="preserve"> </w:t>
-      </w:r>
-      <w:proofErr w:type="spellStart"/>
-      <w:r>
-        <w:t>PowerSoil</w:t>
-      </w:r>
-      <w:proofErr w:type="spellEnd"/>
-      <w:r>
-        <w:t xml:space="preserve"> Kit (Qiagen, Germantown, MD, USA), with minor modifications to manufacturer protocol. Specifically, we incubated samples at 65°C for 10 minutes after adding the C1 and </w:t>
-      </w:r>
-      <w:proofErr w:type="spellStart"/>
-      <w:r>
-        <w:t>PowerBead</w:t>
-      </w:r>
-      <w:proofErr w:type="spellEnd"/>
-      <w:r>
-        <w:t xml:space="preserve"> solutions, refrigerated the C2 and C3 incubation steps, and prewarmed the C6 solution before the final elution. These modifications align with other protocols designed for fecal samples containing high levels of plant fiber </w:t>
-      </w:r>
-      <w:r>
-        <w:fldChar w:fldCharType="begin"/>
-      </w:r>
-      <w:r>
-        <w:instrText xml:space="preserve"> ADDIN ZOTERO_ITEM CSL_CITATION {"citationID":"GSwb9QQA","properties":{"formattedCitation":"(Amato et al., 2020; E. k. Mallott et al., 2015; Pickett et al., 2012)","plainCitation":"(Amato et al., 2020; E. k. Mallott et al., 2015; Pickett et al., 2012)","noteIndex":0},"citationItems":[{"id":34,"uris":["http://zotero.org/users/13901503/items/QZVE8E7B"],"itemData":{"id":34,"type":"article-journal","abstract":"Understanding the mechanisms by which organisms respond to environmental change is critical to conservation biology. Recent research indicates that the gut microbiome may mediate mammalian responses to the environment and can be used as a biomarker to understand host ecological strategies. Here, we explore the relationship between the gut microbiome, host dietary niche, and potential resilience to habitat alteration using two closely related, sympatric non-human primate species: the tufted gray langur (Semnopithecus priam) and the purple-faced langur (Semnopithecus vetulus). The gray langur is suspected to be a habitat generalist less perturbed by anthropogenic disturbance, while the purple-faced langur is suspected to be a specialist more sensitive to disturbance. To test these characterizations, we assessed the gut microbiome using 16S rRNA gene amplicon sequencing of fecal samples collected from Kaludiyapokuna Forest Reserve, Sri Lanka (gray langur n = 50 samples, purple-faced langur n = 7 samples). Our results demonstrate that despite strong gut microbial similarities, gray langurs had a more diverse gut microbiome that harbored Prevotella and Akkermansia, taxa involved in starch degradation, while the purple-faced langur gut microbiome harbored Roseburia, Clostridium, and Ruminococcus, taxa involved in processing plant structural carbohydrates. Compared to related species in other locations, both Sri Lankan langurs harbored more pathogenic bacteria. These differences suggest that gray langurs have more generalist diets, making them more resilient to anthropogenic change, but also indicate that they are not impervious to human encroachment. Our findings suggest that microbiome analyses are an important tool for langur ecology and conservation, and should be integrated into ongoing studies.","container-title":"Biotropica","DOI":"10.1111/btp.12805","ISSN":"1744-7429","issue":"5","language":"en","license":"© 2020 The Association for Tropical Biology and Conservation","note":"_eprint: https://onlinelibrary.wiley.com/doi/pdf/10.1111/btp.12805","page":"981-990","source":"Wiley Online Library","title":"Gut microbiome, diet, and conservation of endangered langurs in Sri Lanka","volume":"52","author":[{"family":"Amato","given":"Katherine R."},{"family":"Kuthyar","given":"Sahana"},{"family":"Ekanayake-Weber","given":"Marcy"},{"family":"Salmi","given":"Roberta"},{"family":"Snyder-Mackler","given":"Noah"},{"family":"Wijayathunga","given":"Lasanthi"},{"family":"Vandercone","given":"Rajnish"},{"family":"Lu","given":"Amy"}],"issued":{"date-parts":[["2020"]]}}},{"id":1646,"uris":["http://zotero.org/users/13901503/items/MBVK2BP9"],"itemData":{"id":1646,"type":"article-journal","abstract":"The genus Saguinus represents a successful radiation of over 20 species of small-bodied New World monkeys. Studies of the tamarin diet indicate that insects and small vertebrates account for </w:instrText>
-      </w:r>
-      <w:r>
-        <w:rPr>
-          <w:rFonts w:ascii="Cambria Math" w:hAnsi="Cambria Math" w:cs="Cambria Math"/>
-        </w:rPr>
-        <w:instrText>∼</w:instrText>
-      </w:r>
-      <w:r>
-        <w:instrText xml:space="preserve">16–45% of total feeding and foraging time, and represent an important source of lipids, protein, and metabolizable energy. Although tamarins are reported to commonly consume large-bodied insects such as grasshoppers and walking sticks (Orthoptera), little is known concerning the degree to which smaller or less easily identifiable arthropod prey comprises an important component of their diet. To better understand tamarin arthropod feeding behavior, fecal samples from 20 wild Bolivian saddleback tamarins (members of five groups) were collected over a 3 week period in June 2012, and analyzed for the presence of arthropod DNA. DNA was extracted using a Qiagen stool extraction kit, and universal insect primers were created and used to amplify a </w:instrText>
-      </w:r>
-      <w:r>
-        <w:rPr>
-          <w:rFonts w:ascii="Cambria Math" w:hAnsi="Cambria Math" w:cs="Cambria Math"/>
-        </w:rPr>
-        <w:instrText>∼</w:instrText>
-      </w:r>
-      <w:r>
-        <w:instrText xml:space="preserve">280 bp section of the COI mitochondrial gene. Amplicons were sequenced on the Roche 454 sequencing platform using high-throughput sequencing techniques. An analysis of these samples indicated the presence of 43 taxa of arthropods including 10 orders, 15 families, and 12 identified genera. Many of these taxa had not been previously identified in the tamarin diet. These results highlight molecular analysis of fecal DNA as an important research tool for identifying anthropod feeding patterns in primates, and reveal broad diversity in the taxa, foraging microhabitats, and size of arthropods consumed by tamarin monkeys. Am J Phys Anthropol 156:474–481, 2015. © 2014 Wiley Periodicals, Inc.","container-title":"American Journal of Physical Anthropology","DOI":"10.1002/ajpa.22654","ISSN":"1096-8644","issue":"3","language":"en","note":"_eprint: https://onlinelibrary.wiley.com/doi/pdf/10.1002/ajpa.22654","page":"474-481","source":"Wiley Online Library","title":"High-throughput sequencing of fecal DNA to identify insects consumed by wild Weddell's saddleback tamarins (aguinus weddelli, Cebidae, Primates) in Bolivia","volume":"156","author":[{"family":"Mallott","given":"E.k."},{"family":"Malhi","given":"R.s."},{"family":"Garber","given":"P.a."}],"issued":{"date-parts":[["2015"]]}}},{"id":1639,"uris":["http://zotero.org/users/13901503/items/S4PKLDJ4"],"itemData":{"id":1639,"type":"article-journal","abstract":"Descriptions of primate diets are generally based on either direct observation of foraging behavior, morphological classification of food remains from feces, or analysis of the stomach contents of deceased individuals. Some diet items (e.g. insect prey), however, are difficult to identify visually, and observation conditions often do not permit adequate quantitative sampling of feeding behavior. Moreover, the taxonomically informative morphology of some food species (e.g. swallowed seeds, insect exoskeletons) may be destroyed by the digestive process. Because of these limitations, we used a metagenomic approach to conduct a preliminary, “proof of concept” study of interspecific variation in the insect component of the diets of six sympatric NewWorld monkeys known, based on observational field studies, to differ markedly in their feeding ecology. We used generalized arthropod polymerase chain reaction (PCR) primers and cloning to sequence mitochondrial DNA (mtDNA) sequences of the arthropod cytochrome b (CYT B) gene from fecal samples of wild woolly, titi, saki, capuchin, squirrel, and spider monkeys collected from a single sampling site in western Amazonia where these genera occur sympatrically. We then assigned preliminary taxonomic identifications to the sequences by basic local alignment search tool (BLAST) comparison to arthropod CYT Bsequences present in GenBank. This study is the first to use molecular techniques to identify insect prey in primate diets. The results suggest that a metagenomic approach may prove valuable in augmenting and corroborating observational data and increasing the resolution of primate diet studies, although the lack of comparative reference sequences for many South American insects limits the approach at present. As such reference data become available for more animal and plant taxa, this approach also holds promise for studying additional components of primate diets. Am. J. Primatol. 74:622–631, 2012. © 2012 Wiley Periodicals, Inc.","container-title":"American Journal of Primatology","DOI":"10.1002/ajp.22014","ISSN":"1098-2345","issue":"7","language":"en","license":"© 2012 Wiley Periodicals, Inc.","note":"_eprint: https://onlinelibrary.wiley.com/doi/pdf/10.1002/ajp.22014","page":"622-631","source":"Wiley Online Library","title":"A Metagenomic Study of Primate Insect Diet Diversity","volume":"74","author":[{"family":"Pickett","given":"Sarah B."},{"family":"Bergey","given":"Christina M."},{"family":"Di Fiore","given":"Anthony"}],"issued":{"date-parts":[["2012"]]}}}],"schema":"https://github.com/citation-style-language/schema/raw/master/csl-citation.json"} </w:instrText>
-      </w:r>
-      <w:r>
-        <w:fldChar w:fldCharType="separate"/>
-      </w:r>
-      <w:r>
-        <w:rPr>
-          <w:noProof/>
-        </w:rPr>
-        <w:t>(Amato et al., 2020; E. k. Mallott et al., 2015; Pickett et al., 2012)</w:t>
-      </w:r>
-      <w:r>
-        <w:fldChar w:fldCharType="end"/>
-      </w:r>
-      <w:r>
-        <w:t>.</w:t>
-      </w:r>
-    </w:p>
-    <w:p/>
-    <w:p>
-      <w:pPr>
         <w:rPr>
           <w:i/>
           <w:iCs/>
         </w:rPr>
+        <w:t xml:space="preserve"> </w:t>
+      </w:r>
+      <w:r>
+        <w:t>white</w:t>
+      </w:r>
+      <w:r>
+        <w:t xml:space="preserve">-faced capuchin population </w:t>
+      </w:r>
+      <w:r>
+        <w:fldChar w:fldCharType="begin"/>
+      </w:r>
+      <w:r>
+        <w:instrText xml:space="preserve"> ADDIN ZOTERO_ITEM CSL_CITATION {"citationID":"bU2rPvGm","properties":{"formattedCitation":"(Lucore et al., 2024)","plainCitation":"(Lucore et al., 2024)","noteIndex":0},"citationItems":[{"id":1689,"uris":["http://zotero.org/users/13901503/items/2TJCS3UQ"],"itemData":{"id":1689,"type":"article-journal","abstract":"Rising temperatures due to climate change are predicted to threaten the persistence of wild animals, but there is little evidence that climate change has pushed species beyond their thermal tolerance. The immune system is an ideal avenue to assess the effects of climate change because immune performance is sensitive to changes in temperature and immune competency can affect reproductive success. We investigate the effect of rising temperatures on a biomarker of nonspecific immune performance in a wild population of capuchin monkeys and provide compelling evidence that immune performance is associated with ambient temperature. Critically, we found that immune performance in young individuals is more sensitive to high temperatures compared to other age groups. Coupled with evidence of rising temperatures in the region, our results offer insight into how climate change will affect the immune system of wild mammals.","container-title":"Science Advances","DOI":"10.1126/sciadv.adq6629","issue":"48","note":"publisher: American Association for the Advancement of Science","page":"eadq6629","source":"www-science-org.proxy.lib.umich.edu (Atypon)","title":"High temperatures are associated with decreased immune system performance in a wild primate","volume":"10","author":[{"family":"Lucore","given":"Jordan M."},{"family":"Beehner","given":"Jacinta C."},{"family":"White","given":"Amy F."},{"family":"Sinclair","given":"Lorena F."},{"family":"Martins","given":"Vasco Alexandre"},{"family":"Kovalaskas","given":"Sarah A."},{"family":"Ordoñez","given":"Juan Carlos"},{"family":"Bergman","given":"Thore J."},{"family":"Benítez","given":"Marcela E."},{"family":"Marshall","given":"Andrew J."}],"issued":{"date-parts":[["2024",11,29]]}}}],"schema":"https://github.com/citation-style-language/schema/raw/master/csl-citation.json"} </w:instrText>
+      </w:r>
+      <w:r>
+        <w:fldChar w:fldCharType="separate"/>
+      </w:r>
+      <w:r>
+        <w:rPr>
+          <w:noProof/>
+        </w:rPr>
+        <w:t>(Lucore et al., 2024)</w:t>
+      </w:r>
+      <w:r>
+        <w:fldChar w:fldCharType="end"/>
+      </w:r>
+      <w:r>
+        <w:t xml:space="preserve">, given the habitat similarity and close proximity to </w:t>
+      </w:r>
+      <w:proofErr w:type="spellStart"/>
+      <w:r>
+        <w:t>Taboga</w:t>
+      </w:r>
+      <w:proofErr w:type="spellEnd"/>
+      <w:r>
+        <w:t>. The station records maximum and minimum air temperature every 15 minutes.</w:t>
+      </w:r>
+    </w:p>
+    <w:p/>
+    <w:p>
+      <w:pPr>
+        <w:rPr>
+          <w:u w:val="single"/>
+        </w:rPr>
       </w:pPr>
       <w:r>
+        <w:rPr>
+          <w:u w:val="single"/>
+        </w:rPr>
+        <w:t>Neopterin analysis</w:t>
+      </w:r>
+    </w:p>
+    <w:p>
+      <w:pPr>
+        <w:ind w:firstLine="720"/>
+      </w:pPr>
+      <w:r>
+        <w:t xml:space="preserve">We measured the neopterin concentration of the urine samples using a </w:t>
+      </w:r>
+      <w:r>
+        <w:t>commercially available competitive exclusion neopterin enzyme</w:t>
+      </w:r>
+      <w:r>
+        <w:t>-</w:t>
+      </w:r>
+      <w:r>
+        <w:t xml:space="preserve">linked immunosorbent assay (Neopterin ELISA, Ref. RE59321, IBL International GMBH, Hamburg, Germany) in the Capuchinos de </w:t>
+      </w:r>
+      <w:proofErr w:type="spellStart"/>
+      <w:r>
+        <w:t>Taboga</w:t>
+      </w:r>
+      <w:proofErr w:type="spellEnd"/>
+      <w:r>
+        <w:t xml:space="preserve"> field laboratory.</w:t>
+      </w:r>
+      <w:r>
+        <w:t xml:space="preserve"> The assay has been validated for use in the </w:t>
+      </w:r>
+      <w:proofErr w:type="spellStart"/>
+      <w:r>
+        <w:t>Taboga</w:t>
+      </w:r>
+      <w:proofErr w:type="spellEnd"/>
+      <w:r>
+        <w:t xml:space="preserve"> capuchin population </w:t>
+      </w:r>
+      <w:r>
+        <w:fldChar w:fldCharType="begin"/>
+      </w:r>
+      <w:r>
+        <w:instrText xml:space="preserve"> ADDIN ZOTERO_ITEM CSL_CITATION {"citationID":"cjbmKZII","properties":{"formattedCitation":"(Lucore et al., 2022)","plainCitation":"(Lucore et al., 2022)","noteIndex":0},"citationItems":[{"id":267,"uris":["http://zotero.org/users/13901503/items/PQLSPHRJ"],"itemData":{"id":267,"type":"article-journal","abstract":"Non-invasive health monitoring is advantageous for wild and captive primate populations because it reduces the need for traditional invasive techniques (i.e. anesthetization) that can be stressful and potentially harmful for individuals. The biomarker neopterin is an emerging tool in primatology to measure immune activation and immunosenescence, however, most neopterin studies have focused on catarrhine species with little comparative work examining neopterin and health in platyrrhines. To address this gap, we validated a commercially available enzyme-linked immunosorbent assay (ELISA) to measure urinary neopterin in two types of capuchin monkeys, a wild population of white-faced capuchins (Cebus imitator) and a socially housed captive colony of tufted capuchins (Sapajus apella). We analytically validated methods for measuring urinary neopterin in two capuchin populations and demonstrated that two commonly-used methods to control for urine concentration –creatinine and specific gravity (SG)– produced highly concordant results. We also biologically validated these methods by examining variation in neopterin levels based on environment (captive and wild) and age, and changes in levels associated with immune-response. We found that neopterin increased after immune perturbation (rabies vaccine booster), varied by environmental condition, and mirrored expected trends in immune system ontogeny. Our results improve understanding of the innate immune system in platyrrhine species and suggest neopterin may be useful for non-invasive health monitoring in both captive and wild primates.","container-title":"Frontiers in Veterinary Science","DOI":"10.3389/fvets.2022.918036","ISSN":"2297-1769","journalAbbreviation":"Front. Vet. Sci.","language":"English","note":"publisher: Frontiers","source":"Frontiers","title":"Validating Urinary Neopterin as a Biomarker of Immune Response in Captive and Wild Capuchin Monkeys","URL":"https://www.frontiersin.org/articles/10.3389/fvets.2022.918036","volume":"9","author":[{"family":"Lucore","given":"Jordan M."},{"family":"Marshall","given":"Andrew J."},{"family":"Brosnan","given":"Sarah F."},{"family":"Benítez","given":"Marcela E."}],"accessed":{"date-parts":[["2024",4,1]]},"issued":{"date-parts":[["2022",7,13]]}}}],"schema":"https://github.com/citation-style-language/schema/raw/master/csl-citation.json"} </w:instrText>
+      </w:r>
+      <w:r>
+        <w:fldChar w:fldCharType="separate"/>
+      </w:r>
+      <w:r>
+        <w:rPr>
+          <w:noProof/>
+        </w:rPr>
+        <w:t>(Lucore et al., 2022)</w:t>
+      </w:r>
+      <w:r>
+        <w:fldChar w:fldCharType="end"/>
+      </w:r>
+      <w:r>
+        <w:t xml:space="preserve">. We used specific gravity to control for sample water volume and diluted samples using </w:t>
+      </w:r>
+      <w:r>
+        <w:t>manufacturer assay buffer</w:t>
+      </w:r>
+      <w:r>
+        <w:t xml:space="preserve">. We ran the assays using </w:t>
+      </w:r>
+      <w:r>
+        <w:t>manufacturer protocol</w:t>
+      </w:r>
+      <w:r>
+        <w:t xml:space="preserve">, see </w:t>
+      </w:r>
+      <w:r>
+        <w:fldChar w:fldCharType="begin"/>
+      </w:r>
+      <w:r>
+        <w:instrText xml:space="preserve"> ADDIN ZOTERO_ITEM CSL_CITATION {"citationID":"mwRM5DGT","properties":{"formattedCitation":"(Lucore et al., 2022, 2024)","plainCitation":"(Lucore et al., 2022, 2024)","noteIndex":0},"citationItems":[{"id":267,"uris":["http://zotero.org/users/13901503/items/PQLSPHRJ"],"itemData":{"id":267,"type":"article-journal","abstract":"Non-invasive health monitoring is advantageous for wild and captive primate populations because it reduces the need for traditional invasive techniques (i.e. anesthetization) that can be stressful and potentially harmful for individuals. The biomarker neopterin is an emerging tool in primatology to measure immune activation and immunosenescence, however, most neopterin studies have focused on catarrhine species with little comparative work examining neopterin and health in platyrrhines. To address this gap, we validated a commercially available enzyme-linked immunosorbent assay (ELISA) to measure urinary neopterin in two types of capuchin monkeys, a wild population of white-faced capuchins (Cebus imitator) and a socially housed captive colony of tufted capuchins (Sapajus apella). We analytically validated methods for measuring urinary neopterin in two capuchin populations and demonstrated that two commonly-used methods to control for urine concentration –creatinine and specific gravity (SG)– produced highly concordant results. We also biologically validated these methods by examining variation in neopterin levels based on environment (captive and wild) and age, and changes in levels associated with immune-response. We found that neopterin increased after immune perturbation (rabies vaccine booster), varied by environmental condition, and mirrored expected trends in immune system ontogeny. Our results improve understanding of the innate immune system in platyrrhine species and suggest neopterin may be useful for non-invasive health monitoring in both captive and wild primates.","container-title":"Frontiers in Veterinary Science","DOI":"10.3389/fvets.2022.918036","ISSN":"2297-1769","journalAbbreviation":"Front. Vet. Sci.","language":"English","note":"publisher: Frontiers","source":"Frontiers","title":"Validating Urinary Neopterin as a Biomarker of Immune Response in Captive and Wild Capuchin Monkeys","URL":"https://www.frontiersin.org/articles/10.3389/fvets.2022.918036","volume":"9","author":[{"family":"Lucore","given":"Jordan M."},{"family":"Marshall","given":"Andrew J."},{"family":"Brosnan","given":"Sarah F."},{"family":"Benítez","given":"Marcela E."}],"accessed":{"date-parts":[["2024",4,1]]},"issued":{"date-parts":[["2022",7,13]]}}},{"id":1689,"uris":["http://zotero.org/users/13901503/items/2TJCS3UQ"],"itemData":{"id":1689,"type":"article-journal","abstract":"Rising temperatures due to climate change are predicted to threaten the persistence of wild animals, but there is little evidence that climate change has pushed species beyond their thermal tolerance. The immune system is an ideal avenue to assess the effects of climate change because immune performance is sensitive to changes in temperature and immune competency can affect reproductive success. We investigate the effect of rising temperatures on a biomarker of nonspecific immune performance in a wild population of capuchin monkeys and provide compelling evidence that immune performance is associated with ambient temperature. Critically, we found that immune performance in young individuals is more sensitive to high temperatures compared to other age groups. Coupled with evidence of rising temperatures in the region, our results offer insight into how climate change will affect the immune system of wild mammals.","container-title":"Science Advances","DOI":"10.1126/sciadv.adq6629","issue":"48","note":"publisher: American Association for the Advancement of Science","page":"eadq6629","source":"www-science-org.proxy.lib.umich.edu (Atypon)","title":"High temperatures are associated with decreased immune system performance in a wild primate","volume":"10","author":[{"family":"Lucore","given":"Jordan M."},{"family":"Beehner","given":"Jacinta C."},{"family":"White","given":"Amy F."},{"family":"Sinclair","given":"Lorena F."},{"family":"Martins","given":"Vasco Alexandre"},{"family":"Kovalaskas","given":"Sarah A."},{"family":"Ordoñez","given":"Juan Carlos"},{"family":"Bergman","given":"Thore J."},{"family":"Benítez","given":"Marcela E."},{"family":"Marshall","given":"Andrew J."}],"issued":{"date-parts":[["2024",11,29]]}}}],"schema":"https://github.com/citation-style-language/schema/raw/master/csl-citation.json"} </w:instrText>
+      </w:r>
+      <w:r>
+        <w:fldChar w:fldCharType="separate"/>
+      </w:r>
+      <w:r>
+        <w:rPr>
+          <w:noProof/>
+        </w:rPr>
+        <w:t>(Lucore et al., 2022, 2024)</w:t>
+      </w:r>
+      <w:r>
+        <w:fldChar w:fldCharType="end"/>
+      </w:r>
+      <w:r>
+        <w:t xml:space="preserve"> for details. </w:t>
+      </w:r>
+    </w:p>
+    <w:p/>
+    <w:p>
+      <w:pPr>
+        <w:rPr>
+          <w:u w:val="single"/>
+        </w:rPr>
+      </w:pPr>
+      <w:r>
+        <w:rPr>
+          <w:u w:val="single"/>
+        </w:rPr>
+        <w:t xml:space="preserve">Sample processing for </w:t>
+      </w:r>
+      <w:r>
+        <w:rPr>
+          <w:u w:val="single"/>
+        </w:rPr>
+        <w:t>16S rRNA</w:t>
+      </w:r>
+      <w:r>
+        <w:rPr>
+          <w:u w:val="single"/>
+        </w:rPr>
+        <w:t xml:space="preserve"> amplicon</w:t>
+      </w:r>
+      <w:r>
+        <w:rPr>
+          <w:u w:val="single"/>
+        </w:rPr>
+        <w:t xml:space="preserve"> </w:t>
+      </w:r>
+      <w:r>
+        <w:rPr>
+          <w:u w:val="single"/>
+        </w:rPr>
+        <w:t xml:space="preserve">and shotgun metagenomic </w:t>
+      </w:r>
+      <w:r>
+        <w:rPr>
+          <w:u w:val="single"/>
+        </w:rPr>
+        <w:t>sequencing</w:t>
+      </w:r>
+    </w:p>
+    <w:p>
+      <w:pPr>
         <w:rPr>
           <w:i/>
           <w:iCs/>
         </w:rPr>
-        <w:t xml:space="preserve">16s rRNA amplicon </w:t>
-      </w:r>
+      </w:pPr>
       <w:r>
         <w:rPr>
           <w:i/>
           <w:iCs/>
         </w:rPr>
+        <w:t>DNA extraction</w:t>
+      </w:r>
+    </w:p>
+    <w:p>
+      <w:r>
+        <w:lastRenderedPageBreak/>
+        <w:t xml:space="preserve">We conducted all lab work at the </w:t>
+      </w:r>
+      <w:r>
+        <w:rPr>
+          <w:bCs/>
+        </w:rPr>
+        <w:t>Amato Microbiome Lab at Northwestern University</w:t>
+      </w:r>
+      <w:r>
+        <w:rPr>
+          <w:bCs/>
+        </w:rPr>
+        <w:t>,</w:t>
+      </w:r>
+      <w:r>
+        <w:rPr>
+          <w:bCs/>
+        </w:rPr>
+        <w:t xml:space="preserve"> Evanston IL</w:t>
+      </w:r>
+      <w:r>
+        <w:rPr>
+          <w:bCs/>
+        </w:rPr>
+        <w:t xml:space="preserve">. We extracted DNA from fecal samples using the </w:t>
+      </w:r>
+      <w:proofErr w:type="spellStart"/>
+      <w:r>
+        <w:t>DNeasy</w:t>
+      </w:r>
+      <w:proofErr w:type="spellEnd"/>
+      <w:r>
+        <w:t xml:space="preserve"> </w:t>
+      </w:r>
+      <w:proofErr w:type="spellStart"/>
+      <w:r>
+        <w:t>PowerLyzer</w:t>
+      </w:r>
+      <w:proofErr w:type="spellEnd"/>
+      <w:r>
+        <w:t xml:space="preserve"> </w:t>
+      </w:r>
+      <w:proofErr w:type="spellStart"/>
+      <w:r>
+        <w:t>PowerSoil</w:t>
+      </w:r>
+      <w:proofErr w:type="spellEnd"/>
+      <w:r>
+        <w:t xml:space="preserve"> Kit (Qiagen, Germantown, MD, USA), with minor modifications to manufacturer protocol. Specifically, we incubated samples at 65°C for 10 minutes after adding the C1 and </w:t>
+      </w:r>
+      <w:proofErr w:type="spellStart"/>
+      <w:r>
+        <w:t>PowerBead</w:t>
+      </w:r>
+      <w:proofErr w:type="spellEnd"/>
+      <w:r>
+        <w:t xml:space="preserve"> solutions, refrigerated the C2 and C3 incubation steps, and prewarmed the C6 solution before the final elution. These modifications align with other protocols designed for fecal samples containing high levels of plant fiber </w:t>
+      </w:r>
+      <w:r>
+        <w:fldChar w:fldCharType="begin"/>
+      </w:r>
+      <w:r>
+        <w:instrText xml:space="preserve"> ADDIN ZOTERO_ITEM CSL_CITATION {"citationID":"GSwb9QQA","properties":{"formattedCitation":"(Amato et al., 2020; E. k. Mallott et al., 2015; Pickett et al., 2012)","plainCitation":"(Amato et al., 2020; E. k. Mallott et al., 2015; Pickett et al., 2012)","noteIndex":0},"citationItems":[{"id":34,"uris":["http://zotero.org/users/13901503/items/QZVE8E7B"],"itemData":{"id":34,"type":"article-journal","abstract":"Understanding the mechanisms by which organisms respond to environmental change is critical to conservation biology. Recent research indicates that the gut microbiome may mediate mammalian responses to the environment and can be used as a biomarker to understand host ecological strategies. Here, we explore the relationship between the gut microbiome, host dietary niche, and potential resilience to habitat alteration using two closely related, sympatric non-human primate species: the tufted gray langur (Semnopithecus priam) and the purple-faced langur (Semnopithecus vetulus). The gray langur is suspected to be a habitat generalist less perturbed by anthropogenic disturbance, while the purple-faced langur is suspected to be a specialist more sensitive to disturbance. To test these characterizations, we assessed the gut microbiome using 16S rRNA gene amplicon sequencing of fecal samples collected from Kaludiyapokuna Forest Reserve, Sri Lanka (gray langur n = 50 samples, purple-faced langur n = 7 samples). Our results demonstrate that despite strong gut microbial similarities, gray langurs had a more diverse gut microbiome that harbored Prevotella and Akkermansia, taxa involved in starch degradation, while the purple-faced langur gut microbiome harbored Roseburia, Clostridium, and Ruminococcus, taxa involved in processing plant structural carbohydrates. Compared to related species in other locations, both Sri Lankan langurs harbored more pathogenic bacteria. These differences suggest that gray langurs have more generalist diets, making them more resilient to anthropogenic change, but also indicate that they are not impervious to human encroachment. Our findings suggest that microbiome analyses are an important tool for langur ecology and conservation, and should be integrated into ongoing studies.","container-title":"Biotropica","DOI":"10.1111/btp.12805","ISSN":"1744-7429","issue":"5","language":"en","license":"© 2020 The Association for Tropical Biology and Conservation","note":"_eprint: https://onlinelibrary.wiley.com/doi/pdf/10.1111/btp.12805","page":"981-990","source":"Wiley Online Library","title":"Gut microbiome, diet, and conservation of endangered langurs in Sri Lanka","volume":"52","author":[{"family":"Amato","given":"Katherine R."},{"family":"Kuthyar","given":"Sahana"},{"family":"Ekanayake-Weber","given":"Marcy"},{"family":"Salmi","given":"Roberta"},{"family":"Snyder-Mackler","given":"Noah"},{"family":"Wijayathunga","given":"Lasanthi"},{"family":"Vandercone","given":"Rajnish"},{"family":"Lu","given":"Amy"}],"issued":{"date-parts":[["2020"]]}}},{"id":1646,"uris":["http://zotero.org/users/13901503/items/MBVK2BP9"],"itemData":{"id":1646,"type":"article-journal","abstract":"The genus Saguinus represents a successful radiation of over 20 species of small-bodied New World monkeys. Studies of the tamarin diet indicate that insects and small vertebrates account for </w:instrText>
+      </w:r>
+      <w:r>
+        <w:rPr>
+          <w:rFonts w:ascii="Cambria Math" w:hAnsi="Cambria Math" w:cs="Cambria Math"/>
+        </w:rPr>
+        <w:instrText>∼</w:instrText>
+      </w:r>
+      <w:r>
+        <w:instrText xml:space="preserve">16–45% of total feeding and foraging time, and represent an important source of lipids, protein, and metabolizable energy. Although tamarins are reported to commonly consume large-bodied insects such as grasshoppers and walking sticks (Orthoptera), little is known concerning the degree to which smaller or less easily identifiable arthropod prey comprises an important component of their diet. To better understand tamarin arthropod feeding behavior, fecal samples from 20 wild Bolivian saddleback tamarins (members of five groups) were collected over a 3 week period in June 2012, and analyzed for the presence of arthropod DNA. DNA was extracted using a Qiagen stool extraction kit, and universal insect primers were created and used to amplify a </w:instrText>
+      </w:r>
+      <w:r>
+        <w:rPr>
+          <w:rFonts w:ascii="Cambria Math" w:hAnsi="Cambria Math" w:cs="Cambria Math"/>
+        </w:rPr>
+        <w:instrText>∼</w:instrText>
+      </w:r>
+      <w:r>
+        <w:instrText xml:space="preserve">280 bp section of the COI mitochondrial gene. Amplicons were sequenced on the Roche 454 sequencing platform using high-throughput sequencing techniques. An analysis of these samples indicated the presence of 43 taxa of arthropods including 10 orders, 15 families, and 12 identified genera. Many of these taxa had not been previously identified in the tamarin diet. These results highlight molecular analysis of fecal DNA as an important research tool for identifying anthropod feeding patterns in primates, and reveal broad diversity in the taxa, foraging microhabitats, and size of arthropods consumed by tamarin monkeys. Am J Phys Anthropol 156:474–481, 2015. © 2014 Wiley Periodicals, Inc.","container-title":"American Journal of Physical Anthropology","DOI":"10.1002/ajpa.22654","ISSN":"1096-8644","issue":"3","language":"en","note":"_eprint: https://onlinelibrary.wiley.com/doi/pdf/10.1002/ajpa.22654","page":"474-481","source":"Wiley Online Library","title":"High-throughput sequencing of fecal DNA to identify insects consumed by wild Weddell's saddleback tamarins (aguinus weddelli, Cebidae, Primates) in Bolivia","volume":"156","author":[{"family":"Mallott","given":"E.k."},{"family":"Malhi","given":"R.s."},{"family":"Garber","given":"P.a."}],"issued":{"date-parts":[["2015"]]}}},{"id":1639,"uris":["http://zotero.org/users/13901503/items/S4PKLDJ4"],"itemData":{"id":1639,"type":"article-journal","abstract":"Descriptions of primate diets are generally based on either direct observation of foraging behavior, morphological classification of food remains from feces, or analysis of the stomach contents of deceased individuals. Some diet items (e.g. insect prey), however, are difficult to identify visually, and observation conditions often do not permit adequate quantitative sampling of feeding behavior. Moreover, the taxonomically informative morphology of some food species (e.g. swallowed seeds, insect exoskeletons) may be destroyed by the digestive process. Because of these limitations, we used a metagenomic approach to conduct a preliminary, “proof of concept” study of interspecific variation in the insect component of the diets of six sympatric NewWorld monkeys known, based on observational field studies, to differ markedly in their feeding ecology. We used generalized arthropod polymerase chain reaction (PCR) primers and cloning to sequence mitochondrial DNA (mtDNA) sequences of the arthropod cytochrome b (CYT B) gene from fecal samples of wild woolly, titi, saki, capuchin, squirrel, and spider monkeys collected from a single sampling site in western Amazonia where these genera occur sympatrically. We then assigned preliminary taxonomic identifications to the sequences by basic local alignment search tool (BLAST) comparison to arthropod CYT Bsequences present in GenBank. This study is the first to use molecular techniques to identify insect prey in primate diets. The results suggest that a metagenomic approach may prove valuable in augmenting and corroborating observational data and increasing the resolution of primate diet studies, although the lack of comparative reference sequences for many South American insects limits the approach at present. As such reference data become available for more animal and plant taxa, this approach also holds promise for studying additional components of primate diets. Am. J. Primatol. 74:622–631, 2012. © 2012 Wiley Periodicals, Inc.","container-title":"American Journal of Primatology","DOI":"10.1002/ajp.22014","ISSN":"1098-2345","issue":"7","language":"en","license":"© 2012 Wiley Periodicals, Inc.","note":"_eprint: https://onlinelibrary.wiley.com/doi/pdf/10.1002/ajp.22014","page":"622-631","source":"Wiley Online Library","title":"A Metagenomic Study of Primate Insect Diet Diversity","volume":"74","author":[{"family":"Pickett","given":"Sarah B."},{"family":"Bergey","given":"Christina M."},{"family":"Di Fiore","given":"Anthony"}],"issued":{"date-parts":[["2012"]]}}}],"schema":"https://github.com/citation-style-language/schema/raw/master/csl-citation.json"} </w:instrText>
+      </w:r>
+      <w:r>
+        <w:fldChar w:fldCharType="separate"/>
+      </w:r>
+      <w:r>
+        <w:rPr>
+          <w:noProof/>
+        </w:rPr>
+        <w:t>(Amato et al., 2020; E. k. Mallott et al., 2015; Pickett et al., 2012)</w:t>
+      </w:r>
+      <w:r>
+        <w:fldChar w:fldCharType="end"/>
+      </w:r>
+      <w:r>
+        <w:t>.</w:t>
+      </w:r>
+    </w:p>
+    <w:p/>
+    <w:p>
+      <w:pPr>
+        <w:rPr>
+          <w:i/>
+          <w:iCs/>
+        </w:rPr>
+      </w:pPr>
+      <w:r>
+        <w:rPr>
+          <w:i/>
+          <w:iCs/>
+        </w:rPr>
+        <w:t xml:space="preserve">16s rRNA amplicon </w:t>
+      </w:r>
+      <w:r>
+        <w:rPr>
+          <w:i/>
+          <w:iCs/>
+        </w:rPr>
         <w:t>sequencing and data processing</w:t>
       </w:r>
     </w:p>
@@ -3265,11 +5401,7 @@
         <w:t xml:space="preserve">. </w:t>
       </w:r>
       <w:r>
-        <w:t xml:space="preserve">We amplified the hypervariable V4-V5 region of the 16s rRNA gene using the </w:t>
-      </w:r>
-      <w:r>
-        <w:lastRenderedPageBreak/>
-        <w:t xml:space="preserve">515F/926R primers from the Earth Microbiome Project </w:t>
+        <w:t xml:space="preserve">We amplified the hypervariable V4-V5 region of the 16s rRNA gene using the 515F/926R primers from the Earth Microbiome Project </w:t>
       </w:r>
       <w:r>
         <w:t>(</w:t>
@@ -3604,7 +5736,13 @@
         <w:t>low frequencies (</w:t>
       </w:r>
       <w:r>
-        <w:t>Fig 3S</w:t>
+        <w:t xml:space="preserve">Fig </w:t>
+      </w:r>
+      <w:r>
+        <w:t>4</w:t>
+      </w:r>
+      <w:r>
+        <w:t>S</w:t>
       </w:r>
       <w:r>
         <w:t>);</w:t>
@@ -3667,7 +5805,7 @@
           <w:iCs/>
         </w:rPr>
       </w:pPr>
-      <w:commentRangeStart w:id="5"/>
+      <w:commentRangeStart w:id="14"/>
       <w:r>
         <w:rPr>
           <w:i/>
@@ -3689,16 +5827,17 @@
         </w:rPr>
         <w:t>sequencing and data processing</w:t>
       </w:r>
-      <w:commentRangeEnd w:id="5"/>
+      <w:commentRangeEnd w:id="14"/>
       <w:r>
         <w:rPr>
           <w:rStyle w:val="CommentReference"/>
         </w:rPr>
-        <w:commentReference w:id="5"/>
-      </w:r>
-    </w:p>
-    <w:p>
-      <w:r>
+        <w:commentReference w:id="14"/>
+      </w:r>
+    </w:p>
+    <w:p>
+      <w:r>
+        <w:lastRenderedPageBreak/>
         <w:t xml:space="preserve">We used metagenomic sequencing to </w:t>
       </w:r>
       <w:r>
@@ -3877,11 +6016,7 @@
         <w:t xml:space="preserve"> MINLEN:90</w:t>
       </w:r>
       <w:r>
-        <w:t xml:space="preserve"> to trim reads when the average quality score dropped below 20 and remove reads shorter than 90bp. To </w:t>
-      </w:r>
-      <w:r>
-        <w:lastRenderedPageBreak/>
-        <w:t xml:space="preserve">remove host-associated reads we used the GRCh38.p13 human reference genome </w:t>
+        <w:t xml:space="preserve"> to trim reads when the average quality score dropped below 20 and remove reads shorter than 90bp. To remove host-associated reads we used the GRCh38.p13 human reference genome </w:t>
       </w:r>
       <w:r>
         <w:t>(</w:t>
@@ -4170,7 +6305,11 @@
         <w:t xml:space="preserve"> We then plotted each food type </w:t>
       </w:r>
       <w:r>
-        <w:t>against temperature to identify diet categories that vary with temperature to control for these factors when assessing the direct effect of temperature on the microbiome.</w:t>
+        <w:t xml:space="preserve">against temperature to identify </w:t>
+      </w:r>
+      <w:r>
+        <w:lastRenderedPageBreak/>
+        <w:t>diet categories that vary with temperature to control for these factors when assessing the direct effect of temperature on the microbiome.</w:t>
       </w:r>
       <w:r>
         <w:t xml:space="preserve"> </w:t>
@@ -4185,7 +6324,13 @@
         <w:t xml:space="preserve">s </w:t>
       </w:r>
       <w:r>
-        <w:t xml:space="preserve">a strong, positive relationship with temperature (Fig 4S) and controlled </w:t>
+        <w:t xml:space="preserve">a strong, positive relationship with temperature (Fig </w:t>
+      </w:r>
+      <w:r>
+        <w:t>5</w:t>
+      </w:r>
+      <w:r>
+        <w:t xml:space="preserve">S) and controlled </w:t>
       </w:r>
       <w:r>
         <w:t xml:space="preserve">for this </w:t>
@@ -4284,11 +6429,7 @@
       </w:r>
       <w:proofErr w:type="spellEnd"/>
       <w:r>
-        <w:t xml:space="preserve">} package. To measure beta diversity (i.e. community dissimilarity between samples), we </w:t>
-      </w:r>
-      <w:r>
-        <w:lastRenderedPageBreak/>
-        <w:t>generated Aitchison distances by computing the Euclidean distance between pairwise samples after performing a centered log-ratio (</w:t>
+        <w:t>} package. To measure beta diversity (i.e. community dissimilarity between samples), we generated Aitchison distances by computing the Euclidean distance between pairwise samples after performing a centered log-ratio (</w:t>
       </w:r>
       <w:proofErr w:type="spellStart"/>
       <w:r>
@@ -4536,7 +6677,13 @@
         <w:t>three</w:t>
       </w:r>
       <w:r>
-        <w:t xml:space="preserve"> principal components (PC1–PC3) to capture major axes of variation in community composition. Components PC1-PC3 were selected because they explained greater than 5% of the variation (Fig 5S)</w:t>
+        <w:t xml:space="preserve"> principal components (PC1–PC3) to capture major axes of variation in community composition. Components PC1-PC3 were selected because they explained greater than 5% of the variation (Fig </w:t>
+      </w:r>
+      <w:r>
+        <w:t>6</w:t>
+      </w:r>
+      <w:r>
+        <w:t>S)</w:t>
       </w:r>
       <w:r>
         <w:t>.</w:t>
@@ -4630,7 +6777,13 @@
       </w:r>
       <w:proofErr w:type="spellEnd"/>
       <w:r>
-        <w:t xml:space="preserve">, included all of the same predictors with an additional predictor for temperature. Both models included a random intercept for individual to control for repeated sampling and an offset for the log-transformed number of reads to control for differences in sequencing depth between samples. </w:t>
+        <w:t>, included all of the same predictors with an additional predictor for temperature</w:t>
+      </w:r>
+      <w:r>
+        <w:t xml:space="preserve"> (Fig 1S)</w:t>
+      </w:r>
+      <w:r>
+        <w:t xml:space="preserve">. Both models included a random intercept for individual to control for repeated sampling and an offset for the log-transformed number of reads to control for differences in sequencing depth between samples. </w:t>
       </w:r>
       <w:r>
         <w:t>We included f</w:t>
@@ -4642,7 +6795,13 @@
         <w:t xml:space="preserve"> </w:t>
       </w:r>
       <w:r>
-        <w:t xml:space="preserve">as a predictor because it increased with rising temperatures (Fig 4S), and we wanted to control for this effect to better isolate the relationship between temperature and community features. We scaled all continuous predictors (i.e. age, rainfall, diet diversity, fruit consumption, temperature) for ease of coefficient interpretation. </w:t>
+        <w:t xml:space="preserve">as a predictor because it increased with rising temperatures (Fig </w:t>
+      </w:r>
+      <w:r>
+        <w:t>5</w:t>
+      </w:r>
+      <w:r>
+        <w:t xml:space="preserve">S), and we wanted to control for this effect to better isolate the relationship between temperature and community features. We scaled all continuous predictors (i.e. age, rainfall, diet diversity, fruit consumption, temperature) for ease of coefficient interpretation. </w:t>
       </w:r>
       <w:r>
         <w:t>We fit a</w:t>
@@ -4670,6 +6829,7 @@
       </w:r>
       <w:proofErr w:type="spellStart"/>
       <w:r>
+        <w:lastRenderedPageBreak/>
         <w:t>AICc</w:t>
       </w:r>
       <w:proofErr w:type="spellEnd"/>
@@ -4781,7 +6941,6 @@
     </w:p>
     <w:p>
       <w:r>
-        <w:lastRenderedPageBreak/>
         <w:t xml:space="preserve">We </w:t>
       </w:r>
       <w:r>
@@ -4931,7 +7090,16 @@
       </w:r>
       <w:proofErr w:type="spellEnd"/>
       <w:r>
-        <w:t xml:space="preserve">, included all of the same predictors with an additional predictor for temperature. Both models included a random intercept for individuals to control for repeated sampling and an offset for the log-transformed number of reads to control for differences in sequencing depth between samples. Similar to our community feature analysis, fruit consumption was included to better isolate the relationship between temperature and individual taxa while accounting for diet components also related to temperature. However, we did not include diet diversity as a predictor to reduce model complexity and facilitate model convergence. We scaled all continuous predictors. Model weights were used to evaluate the importance of temperature as a predictor of individual </w:t>
+        <w:t>, included all of the same predictors with an additional predictor for temperature</w:t>
+      </w:r>
+      <w:r>
+        <w:t xml:space="preserve"> </w:t>
+      </w:r>
+      <w:r>
+        <w:t>(Fig 1S)</w:t>
+      </w:r>
+      <w:r>
+        <w:t xml:space="preserve">. Both models included a random intercept for individuals to control for repeated sampling and an offset for the log-transformed number of reads to control for differences in sequencing depth between samples. Similar to our community feature analysis, fruit consumption was included to better isolate the relationship between temperature and individual taxa while accounting for diet components also related to temperature. However, we did not include diet diversity as a predictor to reduce model complexity and facilitate model convergence. We scaled all continuous predictors. Model weights were used to evaluate the importance of temperature as a predictor of individual </w:t>
       </w:r>
       <w:proofErr w:type="spellStart"/>
       <w:r>
@@ -5016,7 +7184,17 @@
       </w:r>
       <w:proofErr w:type="spellEnd"/>
       <w:r>
-        <w:t>-transformed abundances because pathway abundance values are normalized by the number of contributing gene families, meaning they are no longer raw counts and are therefore not appropriate for modeling with a negative binomial distribution.</w:t>
+        <w:t xml:space="preserve">-transformed abundances because pathway abundance values are normalized by the number of </w:t>
+      </w:r>
+      <w:r>
+        <w:lastRenderedPageBreak/>
+        <w:t xml:space="preserve">contributing gene families, meaning they are no longer raw counts and are therefore </w:t>
+      </w:r>
+      <w:r>
+        <w:t>in</w:t>
+      </w:r>
+      <w:r>
+        <w:t>appropriate for modeling with a negative binomial distribution.</w:t>
       </w:r>
       <w:r>
         <w:t xml:space="preserve"> </w:t>
@@ -5054,6 +7232,16 @@
         <w:t>m_full</w:t>
       </w:r>
       <w:proofErr w:type="spellEnd"/>
+      <w:r>
+        <w:rPr>
+          <w:i/>
+          <w:iCs/>
+        </w:rPr>
+        <w:t xml:space="preserve"> </w:t>
+      </w:r>
+      <w:r>
+        <w:t>(Fig 1S)</w:t>
+      </w:r>
       <w:r>
         <w:t xml:space="preserve">. We compared the models using </w:t>
       </w:r>
@@ -5182,11 +7370,16 @@
         <w:t xml:space="preserve"> </w:t>
       </w:r>
       <w:r>
-        <w:t xml:space="preserve">included all of the </w:t>
-      </w:r>
-      <w:r>
-        <w:lastRenderedPageBreak/>
-        <w:t xml:space="preserve">same predictors with an additional interaction effect between temperature and neopterin. The interaction effect allowed us to test if the relationship between community composition changes depending on neopterin levels. We scaled all continuous predictors, including neopterin. All models were fit as linear mixed models (LMMs) with a Gaussian distribution except for observed </w:t>
+        <w:t>included all of the same predictors with an additional interaction effect between temperature and neopterin</w:t>
+      </w:r>
+      <w:r>
+        <w:t xml:space="preserve"> </w:t>
+      </w:r>
+      <w:r>
+        <w:t>(Fig 1S)</w:t>
+      </w:r>
+      <w:r>
+        <w:t xml:space="preserve">. The interaction effect allowed us to test if the relationship between community composition changes depending on neopterin levels. We scaled all continuous predictors, including neopterin. All models were fit as linear mixed models (LMMs) with a Gaussian distribution except for observed </w:t>
       </w:r>
       <w:r>
         <w:t xml:space="preserve">taxonomic </w:t>
@@ -5357,6 +7550,199 @@
     </w:p>
     <w:p/>
     <w:p>
+      <w:r>
+        <w:rPr>
+          <w:noProof/>
+          <w14:ligatures w14:val="standardContextual"/>
+        </w:rPr>
+        <w:lastRenderedPageBreak/>
+        <w:drawing>
+          <wp:anchor distT="0" distB="0" distL="114300" distR="114300" simplePos="0" relativeHeight="251666432" behindDoc="0" locked="0" layoutInCell="1" allowOverlap="1" wp14:anchorId="51420BAA" wp14:editId="6DC655F7">
+            <wp:simplePos x="0" y="0"/>
+            <wp:positionH relativeFrom="column">
+              <wp:posOffset>0</wp:posOffset>
+            </wp:positionH>
+            <wp:positionV relativeFrom="paragraph">
+              <wp:posOffset>485616</wp:posOffset>
+            </wp:positionV>
+            <wp:extent cx="5943600" cy="3962400"/>
+            <wp:effectExtent l="0" t="0" r="0" b="0"/>
+            <wp:wrapTopAndBottom/>
+            <wp:docPr id="1824016070" name="Picture 1"/>
+            <wp:cNvGraphicFramePr>
+              <a:graphicFrameLocks xmlns:a="http://schemas.openxmlformats.org/drawingml/2006/main" noChangeAspect="1"/>
+            </wp:cNvGraphicFramePr>
+            <a:graphic xmlns:a="http://schemas.openxmlformats.org/drawingml/2006/main">
+              <a:graphicData uri="http://schemas.openxmlformats.org/drawingml/2006/picture">
+                <pic:pic xmlns:pic="http://schemas.openxmlformats.org/drawingml/2006/picture">
+                  <pic:nvPicPr>
+                    <pic:cNvPr id="1824016070" name="Picture 1824016070"/>
+                    <pic:cNvPicPr/>
+                  </pic:nvPicPr>
+                  <pic:blipFill>
+                    <a:blip r:embed="rId10"/>
+                    <a:stretch>
+                      <a:fillRect/>
+                    </a:stretch>
+                  </pic:blipFill>
+                  <pic:spPr>
+                    <a:xfrm>
+                      <a:off x="0" y="0"/>
+                      <a:ext cx="5943600" cy="3962400"/>
+                    </a:xfrm>
+                    <a:prstGeom prst="rect">
+                      <a:avLst/>
+                    </a:prstGeom>
+                  </pic:spPr>
+                </pic:pic>
+              </a:graphicData>
+            </a:graphic>
+            <wp14:sizeRelH relativeFrom="page">
+              <wp14:pctWidth>0</wp14:pctWidth>
+            </wp14:sizeRelH>
+            <wp14:sizeRelV relativeFrom="page">
+              <wp14:pctHeight>0</wp14:pctHeight>
+            </wp14:sizeRelV>
+          </wp:anchor>
+        </w:drawing>
+      </w:r>
+      <w:r>
+        <w:t xml:space="preserve">Figures: </w:t>
+      </w:r>
+    </w:p>
+    <w:p/>
+    <w:p/>
+    <w:p>
+      <w:r>
+        <w:rPr>
+          <w:b/>
+          <w:bCs/>
+        </w:rPr>
+        <w:t>Figure 1:</w:t>
+      </w:r>
+      <w:r>
+        <w:rPr>
+          <w:b/>
+          <w:bCs/>
+        </w:rPr>
+        <w:t xml:space="preserve"> </w:t>
+      </w:r>
+      <w:r>
+        <w:t xml:space="preserve">Model comparison results assessing whether adding temperature to a base model of known microbiome predictors improves the explanation of community-level taxonomic and metabolic diversity. Panels </w:t>
+      </w:r>
+      <w:r>
+        <w:rPr>
+          <w:b/>
+          <w:bCs/>
+        </w:rPr>
+        <w:t>A</w:t>
+      </w:r>
+      <w:r>
+        <w:t xml:space="preserve"> and </w:t>
+      </w:r>
+      <w:r>
+        <w:rPr>
+          <w:b/>
+          <w:bCs/>
+        </w:rPr>
+        <w:t>C</w:t>
+      </w:r>
+      <w:r>
+        <w:t xml:space="preserve"> show the coefficients of the temperature predictor for community diversity metrics including </w:t>
+      </w:r>
+      <w:r>
+        <w:t>beta diversity (measured by principal coordinates 1-</w:t>
+      </w:r>
+      <w:r>
+        <w:t>3</w:t>
+      </w:r>
+      <w:r>
+        <w:t>) and alpha diversity (measured by the Shannon Index and the observed number of ASVs</w:t>
+      </w:r>
+      <w:r>
+        <w:t xml:space="preserve"> or metabolic pathways</w:t>
+      </w:r>
+      <w:r>
+        <w:t>).</w:t>
+      </w:r>
+      <w:r>
+        <w:t xml:space="preserve"> </w:t>
+      </w:r>
+      <w:r>
+        <w:t>The</w:t>
+      </w:r>
+      <w:r>
+        <w:t xml:space="preserve"> thick</w:t>
+      </w:r>
+      <w:r>
+        <w:t xml:space="preserve"> bars represent 50% confidence intervals (CI), while the thin bars represent 95% CI.</w:t>
+      </w:r>
+      <w:r>
+        <w:t xml:space="preserve"> Panels </w:t>
+      </w:r>
+      <w:r>
+        <w:rPr>
+          <w:b/>
+          <w:bCs/>
+        </w:rPr>
+        <w:t>B</w:t>
+      </w:r>
+      <w:r>
+        <w:t xml:space="preserve"> and </w:t>
+      </w:r>
+      <w:r>
+        <w:rPr>
+          <w:b/>
+          <w:bCs/>
+        </w:rPr>
+        <w:t>D</w:t>
+      </w:r>
+      <w:r>
+        <w:t xml:space="preserve"> compare the model weights of the base model (in green) to the temperature model (in yellow). The weights of the base model plus the temperature model equal 100%. The top panels </w:t>
+      </w:r>
+      <w:r>
+        <w:rPr>
+          <w:b/>
+          <w:bCs/>
+        </w:rPr>
+        <w:t>A</w:t>
+      </w:r>
+      <w:r>
+        <w:t xml:space="preserve"> and </w:t>
+      </w:r>
+      <w:r>
+        <w:rPr>
+          <w:b/>
+          <w:bCs/>
+        </w:rPr>
+        <w:t>B</w:t>
+      </w:r>
+      <w:r>
+        <w:t xml:space="preserve"> show the results for community-level taxonomic diversity while the bottom panels </w:t>
+      </w:r>
+      <w:r>
+        <w:rPr>
+          <w:b/>
+          <w:bCs/>
+        </w:rPr>
+        <w:t>C</w:t>
+      </w:r>
+      <w:r>
+        <w:t xml:space="preserve"> and </w:t>
+      </w:r>
+      <w:r>
+        <w:rPr>
+          <w:b/>
+          <w:bCs/>
+        </w:rPr>
+        <w:t>D</w:t>
+      </w:r>
+      <w:r>
+        <w:t xml:space="preserve"> show the results for metabolic pathway diversity. Results show a strong association between temperature and beta diversity for both taxonomic and metabolic community composition. In contrast, the association between temperature and alpha diversity differs by data type: taxonomic alpha diversity declines with rising temperature, whereas metabolic alpha diversity indicates a possible reduction in the number of unique pathways at higher temperatures but no relationship with pathway evenness</w:t>
+      </w:r>
+    </w:p>
+    <w:p/>
+    <w:p>
       <w:pPr>
         <w:ind w:firstLine="720"/>
       </w:pPr>
@@ -5366,11 +7752,558 @@
         <w:ind w:firstLine="720"/>
       </w:pPr>
     </w:p>
-    <w:p>
-      <w:pPr>
-        <w:ind w:firstLine="720"/>
-      </w:pPr>
-    </w:p>
+    <w:p/>
+    <w:p>
+      <w:r>
+        <w:rPr>
+          <w:noProof/>
+          <w14:ligatures w14:val="standardContextual"/>
+        </w:rPr>
+        <w:lastRenderedPageBreak/>
+        <w:drawing>
+          <wp:anchor distT="0" distB="0" distL="114300" distR="114300" simplePos="0" relativeHeight="251673600" behindDoc="0" locked="0" layoutInCell="1" allowOverlap="1" wp14:anchorId="2FE55DFA" wp14:editId="696716B4">
+            <wp:simplePos x="0" y="0"/>
+            <wp:positionH relativeFrom="column">
+              <wp:posOffset>0</wp:posOffset>
+            </wp:positionH>
+            <wp:positionV relativeFrom="paragraph">
+              <wp:posOffset>610</wp:posOffset>
+            </wp:positionV>
+            <wp:extent cx="5088255" cy="7951470"/>
+            <wp:effectExtent l="0" t="0" r="4445" b="0"/>
+            <wp:wrapTopAndBottom/>
+            <wp:docPr id="766126978" name="Picture 2"/>
+            <wp:cNvGraphicFramePr>
+              <a:graphicFrameLocks xmlns:a="http://schemas.openxmlformats.org/drawingml/2006/main" noChangeAspect="1"/>
+            </wp:cNvGraphicFramePr>
+            <a:graphic xmlns:a="http://schemas.openxmlformats.org/drawingml/2006/main">
+              <a:graphicData uri="http://schemas.openxmlformats.org/drawingml/2006/picture">
+                <pic:pic xmlns:pic="http://schemas.openxmlformats.org/drawingml/2006/picture">
+                  <pic:nvPicPr>
+                    <pic:cNvPr id="766126978" name="Picture 766126978"/>
+                    <pic:cNvPicPr/>
+                  </pic:nvPicPr>
+                  <pic:blipFill>
+                    <a:blip r:embed="rId11"/>
+                    <a:stretch>
+                      <a:fillRect/>
+                    </a:stretch>
+                  </pic:blipFill>
+                  <pic:spPr>
+                    <a:xfrm>
+                      <a:off x="0" y="0"/>
+                      <a:ext cx="5088255" cy="7951470"/>
+                    </a:xfrm>
+                    <a:prstGeom prst="rect">
+                      <a:avLst/>
+                    </a:prstGeom>
+                  </pic:spPr>
+                </pic:pic>
+              </a:graphicData>
+            </a:graphic>
+            <wp14:sizeRelH relativeFrom="page">
+              <wp14:pctWidth>0</wp14:pctWidth>
+            </wp14:sizeRelH>
+            <wp14:sizeRelV relativeFrom="page">
+              <wp14:pctHeight>0</wp14:pctHeight>
+            </wp14:sizeRelV>
+          </wp:anchor>
+        </w:drawing>
+      </w:r>
+    </w:p>
+    <w:p>
+      <w:r>
+        <w:rPr>
+          <w:b/>
+          <w:bCs/>
+        </w:rPr>
+        <w:lastRenderedPageBreak/>
+        <w:t>F</w:t>
+      </w:r>
+      <w:r>
+        <w:rPr>
+          <w:b/>
+          <w:bCs/>
+        </w:rPr>
+        <w:t>igure 2:</w:t>
+      </w:r>
+      <w:r>
+        <w:t xml:space="preserve"> Cladogram showing ancestral state reconstruction of temperature sensitivity for 97 genera with ≥ 0.2% average relative abundance. Branch color indicates model weight for the temperature model (includes base predictors plus temperature), with yellow representing high model weight (greater temperature sensitivity) and green representing low model weight. Genera where the temperature model accounts for ≥50% of the model weight are classified as temperature sensitive and are marked with red (negative association) or blue (positive association) circles at the branch tips. Genera with &lt;50% model weight are considered not temperature sensitive and are shown with grey circles. Most temperature-sensitive taxa decline in abundance with rising temperatures, especially within the Firmicutes and </w:t>
+      </w:r>
+      <w:proofErr w:type="spellStart"/>
+      <w:r>
+        <w:t>Bacteroidota</w:t>
+      </w:r>
+      <w:proofErr w:type="spellEnd"/>
+      <w:r>
+        <w:t xml:space="preserve"> phyla. In contrast, Proteobacteria appear less temperature sensitive compared to the other phyla. </w:t>
+      </w:r>
+    </w:p>
+    <w:p/>
+    <w:p/>
+    <w:p/>
+    <w:p/>
+    <w:p/>
+    <w:p/>
+    <w:p/>
+    <w:p>
+      <w:commentRangeStart w:id="15"/>
+      <w:commentRangeStart w:id="16"/>
+      <w:r>
+        <w:rPr>
+          <w:noProof/>
+          <w14:ligatures w14:val="standardContextual"/>
+        </w:rPr>
+        <w:drawing>
+          <wp:anchor distT="0" distB="0" distL="114300" distR="114300" simplePos="0" relativeHeight="251668480" behindDoc="0" locked="0" layoutInCell="1" allowOverlap="1" wp14:anchorId="3408EEAC" wp14:editId="55B90623">
+            <wp:simplePos x="0" y="0"/>
+            <wp:positionH relativeFrom="column">
+              <wp:posOffset>-830580</wp:posOffset>
+            </wp:positionH>
+            <wp:positionV relativeFrom="paragraph">
+              <wp:posOffset>236220</wp:posOffset>
+            </wp:positionV>
+            <wp:extent cx="7688580" cy="3064708"/>
+            <wp:effectExtent l="0" t="0" r="3810" b="0"/>
+            <wp:wrapTopAndBottom/>
+            <wp:docPr id="1833977689" name="Picture 3"/>
+            <wp:cNvGraphicFramePr>
+              <a:graphicFrameLocks xmlns:a="http://schemas.openxmlformats.org/drawingml/2006/main" noChangeAspect="1"/>
+            </wp:cNvGraphicFramePr>
+            <a:graphic xmlns:a="http://schemas.openxmlformats.org/drawingml/2006/main">
+              <a:graphicData uri="http://schemas.openxmlformats.org/drawingml/2006/picture">
+                <pic:pic xmlns:pic="http://schemas.openxmlformats.org/drawingml/2006/picture">
+                  <pic:nvPicPr>
+                    <pic:cNvPr id="1833977689" name="Picture 1833977689"/>
+                    <pic:cNvPicPr/>
+                  </pic:nvPicPr>
+                  <pic:blipFill>
+                    <a:blip r:embed="rId12"/>
+                    <a:stretch>
+                      <a:fillRect/>
+                    </a:stretch>
+                  </pic:blipFill>
+                  <pic:spPr>
+                    <a:xfrm>
+                      <a:off x="0" y="0"/>
+                      <a:ext cx="7688580" cy="3064708"/>
+                    </a:xfrm>
+                    <a:prstGeom prst="rect">
+                      <a:avLst/>
+                    </a:prstGeom>
+                  </pic:spPr>
+                </pic:pic>
+              </a:graphicData>
+            </a:graphic>
+            <wp14:sizeRelH relativeFrom="page">
+              <wp14:pctWidth>0</wp14:pctWidth>
+            </wp14:sizeRelH>
+            <wp14:sizeRelV relativeFrom="page">
+              <wp14:pctHeight>0</wp14:pctHeight>
+            </wp14:sizeRelV>
+          </wp:anchor>
+        </w:drawing>
+      </w:r>
+      <w:commentRangeEnd w:id="15"/>
+      <w:r>
+        <w:rPr>
+          <w:rStyle w:val="CommentReference"/>
+        </w:rPr>
+        <w:commentReference w:id="15"/>
+      </w:r>
+      <w:commentRangeEnd w:id="16"/>
+      <w:r>
+        <w:rPr>
+          <w:rStyle w:val="CommentReference"/>
+        </w:rPr>
+        <w:commentReference w:id="16"/>
+      </w:r>
+    </w:p>
+    <w:p/>
+    <w:p>
+      <w:r>
+        <w:rPr>
+          <w:b/>
+          <w:bCs/>
+        </w:rPr>
+        <w:t>Figure 3:</w:t>
+      </w:r>
+      <w:r>
+        <w:t xml:space="preserve"> Model results for the microbial metabolic pathways associated with temperature. Pathways are grouped into five functional categories (Panels </w:t>
+      </w:r>
+      <w:r>
+        <w:rPr>
+          <w:b/>
+          <w:bCs/>
+        </w:rPr>
+        <w:t>A-F</w:t>
+      </w:r>
+      <w:r>
+        <w:t xml:space="preserve">) based on shared biological roles and their associations with temperature. </w:t>
+      </w:r>
+      <w:r>
+        <w:t>The</w:t>
+      </w:r>
+      <w:r>
+        <w:t xml:space="preserve"> thick</w:t>
+      </w:r>
+      <w:r>
+        <w:t xml:space="preserve"> bars represent 50% confidence intervals (CI), while the thin bars represent 95% CI.</w:t>
+      </w:r>
+      <w:r>
+        <w:t xml:space="preserve"> Summary annotations to the right of each panel describe the broad functional roles of the pathways within each category. Panel </w:t>
+      </w:r>
+      <w:r>
+        <w:rPr>
+          <w:b/>
+          <w:bCs/>
+        </w:rPr>
+        <w:t>F</w:t>
+      </w:r>
+      <w:r>
+        <w:t xml:space="preserve"> visualizes the hypothesized physiological cascade induced by exposure to high temperatures, in which redox imbalance, the decline of obligate anaerobes, and disruption of gut-immune homeostasis form a negative feedback loop. Bidirectional arrows highlight that each relationship likely amplifies the others and may lead to</w:t>
+      </w:r>
+      <w:r>
+        <w:t xml:space="preserve"> </w:t>
+      </w:r>
+      <w:r>
+        <w:t xml:space="preserve">chronic gut inflammation and negative health outcomes for the host. </w:t>
+      </w:r>
+    </w:p>
+    <w:p/>
+    <w:p>
+      <w:r>
+        <w:rPr>
+          <w:noProof/>
+          <w14:ligatures w14:val="standardContextual"/>
+        </w:rPr>
+        <w:lastRenderedPageBreak/>
+        <w:drawing>
+          <wp:anchor distT="0" distB="0" distL="114300" distR="114300" simplePos="0" relativeHeight="251670528" behindDoc="0" locked="0" layoutInCell="1" allowOverlap="1" wp14:anchorId="678B5023" wp14:editId="668E2DCC">
+            <wp:simplePos x="0" y="0"/>
+            <wp:positionH relativeFrom="column">
+              <wp:posOffset>0</wp:posOffset>
+            </wp:positionH>
+            <wp:positionV relativeFrom="paragraph">
+              <wp:posOffset>279322</wp:posOffset>
+            </wp:positionV>
+            <wp:extent cx="6157461" cy="4545821"/>
+            <wp:effectExtent l="0" t="0" r="2540" b="1270"/>
+            <wp:wrapTopAndBottom/>
+            <wp:docPr id="1634701043" name="Picture 4"/>
+            <wp:cNvGraphicFramePr>
+              <a:graphicFrameLocks xmlns:a="http://schemas.openxmlformats.org/drawingml/2006/main" noChangeAspect="1"/>
+            </wp:cNvGraphicFramePr>
+            <a:graphic xmlns:a="http://schemas.openxmlformats.org/drawingml/2006/main">
+              <a:graphicData uri="http://schemas.openxmlformats.org/drawingml/2006/picture">
+                <pic:pic xmlns:pic="http://schemas.openxmlformats.org/drawingml/2006/picture">
+                  <pic:nvPicPr>
+                    <pic:cNvPr id="1634701043" name="Picture 1634701043"/>
+                    <pic:cNvPicPr/>
+                  </pic:nvPicPr>
+                  <pic:blipFill rotWithShape="1">
+                    <a:blip r:embed="rId13"/>
+                    <a:srcRect l="13189" t="19639" r="18035" b="14653"/>
+                    <a:stretch/>
+                  </pic:blipFill>
+                  <pic:spPr bwMode="auto">
+                    <a:xfrm>
+                      <a:off x="0" y="0"/>
+                      <a:ext cx="6157461" cy="4545821"/>
+                    </a:xfrm>
+                    <a:prstGeom prst="rect">
+                      <a:avLst/>
+                    </a:prstGeom>
+                    <a:ln>
+                      <a:noFill/>
+                    </a:ln>
+                    <a:extLst>
+                      <a:ext uri="{53640926-AAD7-44D8-BBD7-CCE9431645EC}">
+                        <a14:shadowObscured xmlns:a14="http://schemas.microsoft.com/office/drawing/2010/main"/>
+                      </a:ext>
+                    </a:extLst>
+                  </pic:spPr>
+                </pic:pic>
+              </a:graphicData>
+            </a:graphic>
+            <wp14:sizeRelH relativeFrom="page">
+              <wp14:pctWidth>0</wp14:pctWidth>
+            </wp14:sizeRelH>
+            <wp14:sizeRelV relativeFrom="page">
+              <wp14:pctHeight>0</wp14:pctHeight>
+            </wp14:sizeRelV>
+          </wp:anchor>
+        </w:drawing>
+      </w:r>
+    </w:p>
+    <w:p>
+      <w:r>
+        <w:rPr>
+          <w:b/>
+          <w:bCs/>
+        </w:rPr>
+        <w:t>Figure 4:</w:t>
+      </w:r>
+      <w:r>
+        <w:t xml:space="preserve"> The relationship between taxa abundance and temperature plotted across three distinct ranges of neopterin concentration. There are two main effects. Row </w:t>
+      </w:r>
+      <w:r>
+        <w:rPr>
+          <w:b/>
+          <w:bCs/>
+        </w:rPr>
+        <w:t>A</w:t>
+      </w:r>
+      <w:r>
+        <w:t xml:space="preserve"> includes taxa for which the relationship between temperature and abundance becomes increasingly negative at higher neopterin concentrations. Rows </w:t>
+      </w:r>
+      <w:r>
+        <w:rPr>
+          <w:b/>
+          <w:bCs/>
+        </w:rPr>
+        <w:t>B</w:t>
+      </w:r>
+      <w:r>
+        <w:t xml:space="preserve"> and </w:t>
+      </w:r>
+      <w:r>
+        <w:rPr>
+          <w:b/>
+          <w:bCs/>
+        </w:rPr>
+        <w:t>C</w:t>
+      </w:r>
+      <w:r>
+        <w:t xml:space="preserve"> include taxa for which the relationship becomes increasingly positive, either through an increasingly positive slope (Row </w:t>
+      </w:r>
+      <w:r>
+        <w:rPr>
+          <w:b/>
+          <w:bCs/>
+        </w:rPr>
+        <w:t>B</w:t>
+      </w:r>
+      <w:r>
+        <w:t xml:space="preserve">) or a slope that switches from negative to positive (Row </w:t>
+      </w:r>
+      <w:r>
+        <w:rPr>
+          <w:b/>
+          <w:bCs/>
+        </w:rPr>
+        <w:t>C</w:t>
+      </w:r>
+      <w:r>
+        <w:t xml:space="preserve">). The taxa in each group are listed on the right side of the row. </w:t>
+      </w:r>
+    </w:p>
+    <w:p/>
+    <w:p/>
+    <w:p/>
+    <w:p/>
+    <w:p/>
+    <w:p>
+      <w:r>
+        <w:rPr>
+          <w:noProof/>
+          <w14:ligatures w14:val="standardContextual"/>
+        </w:rPr>
+        <w:lastRenderedPageBreak/>
+        <w:drawing>
+          <wp:anchor distT="0" distB="0" distL="114300" distR="114300" simplePos="0" relativeHeight="251672576" behindDoc="0" locked="0" layoutInCell="1" allowOverlap="1" wp14:anchorId="4C217BD8" wp14:editId="237A439C">
+            <wp:simplePos x="0" y="0"/>
+            <wp:positionH relativeFrom="column">
+              <wp:posOffset>-386715</wp:posOffset>
+            </wp:positionH>
+            <wp:positionV relativeFrom="paragraph">
+              <wp:posOffset>0</wp:posOffset>
+            </wp:positionV>
+            <wp:extent cx="6979285" cy="7969885"/>
+            <wp:effectExtent l="0" t="0" r="5715" b="0"/>
+            <wp:wrapTopAndBottom/>
+            <wp:docPr id="36647045" name="Picture 4"/>
+            <wp:cNvGraphicFramePr>
+              <a:graphicFrameLocks xmlns:a="http://schemas.openxmlformats.org/drawingml/2006/main" noChangeAspect="1"/>
+            </wp:cNvGraphicFramePr>
+            <a:graphic xmlns:a="http://schemas.openxmlformats.org/drawingml/2006/main">
+              <a:graphicData uri="http://schemas.openxmlformats.org/drawingml/2006/picture">
+                <pic:pic xmlns:pic="http://schemas.openxmlformats.org/drawingml/2006/picture">
+                  <pic:nvPicPr>
+                    <pic:cNvPr id="36647045" name="Picture 36647045"/>
+                    <pic:cNvPicPr/>
+                  </pic:nvPicPr>
+                  <pic:blipFill rotWithShape="1">
+                    <a:blip r:embed="rId14"/>
+                    <a:srcRect l="18280" t="1156" r="14023" b="-1156"/>
+                    <a:stretch>
+                      <a:fillRect/>
+                    </a:stretch>
+                  </pic:blipFill>
+                  <pic:spPr bwMode="auto">
+                    <a:xfrm>
+                      <a:off x="0" y="0"/>
+                      <a:ext cx="6979285" cy="7969885"/>
+                    </a:xfrm>
+                    <a:prstGeom prst="rect">
+                      <a:avLst/>
+                    </a:prstGeom>
+                    <a:ln>
+                      <a:noFill/>
+                    </a:ln>
+                    <a:extLst>
+                      <a:ext uri="{53640926-AAD7-44D8-BBD7-CCE9431645EC}">
+                        <a14:shadowObscured xmlns:a14="http://schemas.microsoft.com/office/drawing/2010/main"/>
+                      </a:ext>
+                    </a:extLst>
+                  </pic:spPr>
+                </pic:pic>
+              </a:graphicData>
+            </a:graphic>
+            <wp14:sizeRelH relativeFrom="page">
+              <wp14:pctWidth>0</wp14:pctWidth>
+            </wp14:sizeRelH>
+            <wp14:sizeRelV relativeFrom="page">
+              <wp14:pctHeight>0</wp14:pctHeight>
+            </wp14:sizeRelV>
+          </wp:anchor>
+        </w:drawing>
+      </w:r>
+    </w:p>
+    <w:p>
+      <w:commentRangeStart w:id="17"/>
+      <w:commentRangeStart w:id="18"/>
+      <w:commentRangeStart w:id="19"/>
+      <w:r>
+        <w:lastRenderedPageBreak/>
+        <w:t>Figure 5</w:t>
+      </w:r>
+      <w:commentRangeEnd w:id="17"/>
+      <w:r>
+        <w:rPr>
+          <w:rStyle w:val="CommentReference"/>
+        </w:rPr>
+        <w:commentReference w:id="17"/>
+      </w:r>
+      <w:commentRangeEnd w:id="18"/>
+      <w:r>
+        <w:rPr>
+          <w:rStyle w:val="CommentReference"/>
+        </w:rPr>
+        <w:commentReference w:id="18"/>
+      </w:r>
+      <w:commentRangeEnd w:id="19"/>
+      <w:r>
+        <w:rPr>
+          <w:rStyle w:val="CommentReference"/>
+        </w:rPr>
+        <w:commentReference w:id="19"/>
+      </w:r>
+      <w:r>
+        <w:t xml:space="preserve">: The relationship between metabolic pathway abundance and temperature plotted across two distinct ranges of neopterin concentration. There are two main effects. Rows </w:t>
+      </w:r>
+      <w:r>
+        <w:rPr>
+          <w:b/>
+          <w:bCs/>
+        </w:rPr>
+        <w:t>A</w:t>
+      </w:r>
+      <w:r>
+        <w:rPr>
+          <w:b/>
+          <w:bCs/>
+        </w:rPr>
+        <w:t xml:space="preserve"> </w:t>
+      </w:r>
+      <w:r>
+        <w:t xml:space="preserve">and </w:t>
+      </w:r>
+      <w:r>
+        <w:rPr>
+          <w:b/>
+          <w:bCs/>
+        </w:rPr>
+        <w:t xml:space="preserve">B </w:t>
+      </w:r>
+      <w:r>
+        <w:t xml:space="preserve"> include pathways for which the relationship between temperature and abundance becomes increasingly positive at higher neopterin either through an increasingly positive slope (Row </w:t>
+      </w:r>
+      <w:r>
+        <w:rPr>
+          <w:b/>
+          <w:bCs/>
+        </w:rPr>
+        <w:t>A</w:t>
+      </w:r>
+      <w:r>
+        <w:t xml:space="preserve">) or a slope that switches from negative to positive (Row </w:t>
+      </w:r>
+      <w:r>
+        <w:rPr>
+          <w:b/>
+          <w:bCs/>
+        </w:rPr>
+        <w:t>B</w:t>
+      </w:r>
+      <w:r>
+        <w:t xml:space="preserve">). Rows </w:t>
+      </w:r>
+      <w:r>
+        <w:rPr>
+          <w:b/>
+          <w:bCs/>
+        </w:rPr>
+        <w:t>C</w:t>
+      </w:r>
+      <w:r>
+        <w:rPr>
+          <w:b/>
+          <w:bCs/>
+        </w:rPr>
+        <w:t>-E</w:t>
+      </w:r>
+      <w:r>
+        <w:t xml:space="preserve"> include pathways for which the relationship becomes increasingly negative, either through an increasingly negative slope (Row </w:t>
+      </w:r>
+      <w:r>
+        <w:rPr>
+          <w:b/>
+          <w:bCs/>
+        </w:rPr>
+        <w:t>C</w:t>
+      </w:r>
+      <w:r>
+        <w:t xml:space="preserve">), a slope that switches from positive to negative (Row </w:t>
+      </w:r>
+      <w:r>
+        <w:rPr>
+          <w:b/>
+          <w:bCs/>
+        </w:rPr>
+        <w:t>D</w:t>
+      </w:r>
+      <w:r>
+        <w:t xml:space="preserve">), or a slope that becomes less positive (Row </w:t>
+      </w:r>
+      <w:r>
+        <w:rPr>
+          <w:b/>
+          <w:bCs/>
+        </w:rPr>
+        <w:t>E</w:t>
+      </w:r>
+      <w:r>
+        <w:t>). The pathways in each group are listed on the right side of the row.</w:t>
+      </w:r>
+    </w:p>
+    <w:p/>
+    <w:p/>
+    <w:p/>
+    <w:p/>
+    <w:p/>
+    <w:p/>
+    <w:p/>
     <w:p>
       <w:r>
         <w:t xml:space="preserve">Supplemental Figures: </w:t>
@@ -5406,7 +8339,7 @@
                     <pic:cNvPicPr/>
                   </pic:nvPicPr>
                   <pic:blipFill>
-                    <a:blip r:embed="rId10"/>
+                    <a:blip r:embed="rId15"/>
                     <a:stretch>
                       <a:fillRect/>
                     </a:stretch>
@@ -5465,11 +8398,7 @@
         <w:t>:</w:t>
       </w:r>
       <w:r>
-        <w:t xml:space="preserve"> Flowchart outlining the model selection approach for each component of the analysis. Dark grey boxes represent the two data types: 16S rRNA amplicon sequences and shotgun metagenomic sequences. Light grey boxes indicate the model formulas applied to each analysis. While the community-level modeling approach used the same model structure for both data types, the models for the temperature and interaction differential abundance analyses </w:t>
-      </w:r>
-      <w:r>
-        <w:lastRenderedPageBreak/>
-        <w:t xml:space="preserve">differed. Only features for which </w:t>
+        <w:t xml:space="preserve"> Flowchart outlining the model selection approach for each component of the analysis. Dark grey boxes represent the two data types: 16S rRNA amplicon sequences and shotgun metagenomic sequences. Light grey boxes indicate the model formulas applied to each analysis. While the community-level modeling approach used the same model structure for both data types, the models for the temperature and interaction differential abundance analyses differed. Only features for which </w:t>
       </w:r>
       <w:proofErr w:type="spellStart"/>
       <w:r>
@@ -5493,6 +8422,7 @@
           <w:noProof/>
           <w14:ligatures w14:val="standardContextual"/>
         </w:rPr>
+        <w:lastRenderedPageBreak/>
         <w:drawing>
           <wp:anchor distT="0" distB="0" distL="114300" distR="114300" simplePos="0" relativeHeight="251659264" behindDoc="0" locked="0" layoutInCell="1" allowOverlap="1" wp14:anchorId="02801034" wp14:editId="05FA58C9">
             <wp:simplePos x="0" y="0"/>
@@ -5517,7 +8447,7 @@
                     <pic:cNvPicPr/>
                   </pic:nvPicPr>
                   <pic:blipFill>
-                    <a:blip r:embed="rId11"/>
+                    <a:blip r:embed="rId16"/>
                     <a:stretch>
                       <a:fillRect/>
                     </a:stretch>
@@ -5665,7 +8595,7 @@
                     <pic:cNvPicPr/>
                   </pic:nvPicPr>
                   <pic:blipFill>
-                    <a:blip r:embed="rId12"/>
+                    <a:blip r:embed="rId17"/>
                     <a:stretch>
                       <a:fillRect/>
                     </a:stretch>
@@ -5840,18 +8770,12 @@
       </w:r>
     </w:p>
     <w:p/>
-    <w:p/>
-    <w:p/>
-    <w:p/>
-    <w:p/>
-    <w:p/>
-    <w:p/>
-    <w:p/>
-    <w:p>
-      <w:r>
-        <w:rPr>
-          <w:noProof/>
-        </w:rPr>
+    <w:p>
+      <w:r>
+        <w:rPr>
+          <w:noProof/>
+        </w:rPr>
+        <w:lastRenderedPageBreak/>
         <w:drawing>
           <wp:anchor distT="0" distB="0" distL="114300" distR="114300" simplePos="0" relativeHeight="251662336" behindDoc="0" locked="0" layoutInCell="1" allowOverlap="1" wp14:anchorId="1FE3B096" wp14:editId="7CFA38CA">
             <wp:simplePos x="0" y="0"/>
@@ -5876,7 +8800,7 @@
                     <pic:cNvPicPr/>
                   </pic:nvPicPr>
                   <pic:blipFill>
-                    <a:blip r:embed="rId13"/>
+                    <a:blip r:embed="rId18"/>
                     <a:stretch>
                       <a:fillRect/>
                     </a:stretch>
@@ -5970,7 +8894,7 @@
                     <pic:cNvPicPr/>
                   </pic:nvPicPr>
                   <pic:blipFill>
-                    <a:blip r:embed="rId14"/>
+                    <a:blip r:embed="rId19"/>
                     <a:stretch>
                       <a:fillRect/>
                     </a:stretch>
@@ -6066,7 +8990,7 @@
                     <pic:cNvPicPr/>
                   </pic:nvPicPr>
                   <pic:blipFill>
-                    <a:blip r:embed="rId15"/>
+                    <a:blip r:embed="rId20"/>
                     <a:stretch>
                       <a:fillRect/>
                     </a:stretch>
@@ -6170,15 +9094,49 @@
       </w:r>
       <w:r>
         <w:rPr>
+          <w:sz w:val="20"/>
+          <w:szCs w:val="20"/>
+        </w:rPr>
+        <w:t xml:space="preserve">Katie are you okay with this placement? Let me know if you have other preferences </w:t>
+      </w:r>
+    </w:p>
+  </w:comment>
+  <w:comment w:id="2" w:author="Lucore, Jordan" w:date="2025-06-12T13:10:00Z" w:initials="JL">
+    <w:p>
+      <w:r>
+        <w:rPr>
+          <w:rStyle w:val="CommentReference"/>
+        </w:rPr>
+        <w:annotationRef/>
+      </w:r>
+      <w:r>
+        <w:rPr>
           <w:color w:val="000000"/>
           <w:sz w:val="20"/>
           <w:szCs w:val="20"/>
         </w:rPr>
-        <w:t xml:space="preserve">Does this placement seem appropriate to you? </w:t>
+        <w:t>some context— I’ve recently condensed three paragraphs of intro into this one, interested in your thoughts</w:t>
       </w:r>
     </w:p>
   </w:comment>
-  <w:comment w:id="2" w:author="Lucore, Jordan" w:date="2025-06-11T17:03:00Z" w:initials="JL">
+  <w:comment w:id="4" w:author="Lucore, Jordan" w:date="2025-06-11T17:03:00Z" w:initials="JL">
+    <w:p>
+      <w:r>
+        <w:rPr>
+          <w:rStyle w:val="CommentReference"/>
+        </w:rPr>
+        <w:annotationRef/>
+      </w:r>
+      <w:r>
+        <w:rPr>
+          <w:sz w:val="20"/>
+          <w:szCs w:val="20"/>
+        </w:rPr>
+        <w:t xml:space="preserve">I’ve written this in a format where the methods come at the end </w:t>
+      </w:r>
+    </w:p>
+  </w:comment>
+  <w:comment w:id="5" w:author="Lucore, Jordan" w:date="2025-06-12T08:11:00Z" w:initials="JL">
     <w:p>
       <w:r>
         <w:rPr>
@@ -6192,28 +9150,11 @@
           <w:sz w:val="20"/>
           <w:szCs w:val="20"/>
         </w:rPr>
-        <w:t>I’ve written this for methods to be at the end</w:t>
+        <w:t xml:space="preserve">Katie, this results section is the most unwieldy. I need some advice on the best way to write this so that it is more digestible to readers but doesn’t sound like a discussion section. I’ve left some of my and Andy’s comments below for framing. Overall it is very long and probably has too many citations. Also, some citations aren’t finalized because I’ve been editing this section so much. </w:t>
       </w:r>
     </w:p>
   </w:comment>
-  <w:comment w:id="3" w:author="Lucore, Jordan" w:date="2025-06-11T14:48:00Z" w:initials="JL">
-    <w:p>
-      <w:r>
-        <w:rPr>
-          <w:rStyle w:val="CommentReference"/>
-        </w:rPr>
-        <w:annotationRef/>
-      </w:r>
-      <w:r>
-        <w:rPr>
-          <w:sz w:val="20"/>
-          <w:szCs w:val="20"/>
-        </w:rPr>
-        <w:t xml:space="preserve">Katie, this discussion feels quite long… I’m interested in your thoughts. I’m currently hesitant to cut it because I feel like I’ve already distilled these results so much and I don’t want it to seem like I’m cherry-picking effects. Let me know what you think. </w:t>
-      </w:r>
-    </w:p>
-  </w:comment>
-  <w:comment w:id="5" w:author="Lucore, Jordan" w:date="2025-06-11T14:57:00Z" w:initials="JL">
+  <w:comment w:id="6" w:author="Lucore, Jordan" w:date="2025-06-12T08:12:00Z" w:initials="JL">
     <w:p>
       <w:r>
         <w:rPr>
@@ -6227,7 +9168,219 @@
           <w:sz w:val="20"/>
           <w:szCs w:val="20"/>
         </w:rPr>
-        <w:t>I’m not sure if I have enough detail in this section please let me know what you think</w:t>
+        <w:t>This is going to be an excel document of each taxa and their temp coefficient and CI’s</w:t>
+      </w:r>
+    </w:p>
+  </w:comment>
+  <w:comment w:id="7" w:author="Lucore, Jordan" w:date="2025-06-01T16:50:00Z" w:initials="JL">
+    <w:p>
+      <w:r>
+        <w:rPr>
+          <w:rStyle w:val="CommentReference"/>
+        </w:rPr>
+        <w:annotationRef/>
+      </w:r>
+      <w:r>
+        <w:rPr>
+          <w:sz w:val="20"/>
+          <w:szCs w:val="20"/>
+        </w:rPr>
+        <w:t>statements like this I worry ride the line between discussion and results but without them I’m just listing things you can clearly see in the figure</w:t>
+      </w:r>
+    </w:p>
+  </w:comment>
+  <w:comment w:id="8" w:author="Marshall, Andrew" w:date="2025-06-09T12:09:00Z" w:initials="AM">
+    <w:p>
+      <w:r>
+        <w:rPr>
+          <w:rStyle w:val="CommentReference"/>
+        </w:rPr>
+        <w:annotationRef/>
+      </w:r>
+      <w:r>
+        <w:rPr>
+          <w:color w:val="000000"/>
+          <w:sz w:val="20"/>
+          <w:szCs w:val="20"/>
+        </w:rPr>
+        <w:t>As above, I think it is fine to leave this in</w:t>
+      </w:r>
+    </w:p>
+  </w:comment>
+  <w:comment w:id="9" w:author="Marshall, Andrew" w:date="2025-06-09T12:13:00Z" w:initials="AM">
+    <w:p>
+      <w:r>
+        <w:rPr>
+          <w:rStyle w:val="CommentReference"/>
+        </w:rPr>
+        <w:annotationRef/>
+      </w:r>
+      <w:r>
+        <w:rPr>
+          <w:color w:val="000000"/>
+          <w:sz w:val="20"/>
+          <w:szCs w:val="20"/>
+        </w:rPr>
+        <w:t>I’m not sure what precisely I would cut, but here and in the results more generally this seems like an awful lot of citations for a results section</w:t>
+      </w:r>
+    </w:p>
+  </w:comment>
+  <w:comment w:id="10" w:author="Lucore, Jordan" w:date="2025-06-01T17:42:00Z" w:initials="JL">
+    <w:p>
+      <w:r>
+        <w:rPr>
+          <w:rStyle w:val="CommentReference"/>
+        </w:rPr>
+        <w:annotationRef/>
+      </w:r>
+      <w:r>
+        <w:rPr>
+          <w:color w:val="000000"/>
+          <w:sz w:val="20"/>
+          <w:szCs w:val="20"/>
+        </w:rPr>
+        <w:t xml:space="preserve">phew this is a pretty long results section, but I’m not sure if I can cut it down. Taking out the parts that are more framing and interpretation may help but without them I think this section will lose structure and become totally unreadible. </w:t>
+      </w:r>
+    </w:p>
+  </w:comment>
+  <w:comment w:id="11" w:author="Marshall, Andrew" w:date="2025-06-09T12:16:00Z" w:initials="AM">
+    <w:p>
+      <w:r>
+        <w:rPr>
+          <w:rStyle w:val="CommentReference"/>
+        </w:rPr>
+        <w:annotationRef/>
+      </w:r>
+      <w:r>
+        <w:rPr>
+          <w:color w:val="000000"/>
+          <w:sz w:val="20"/>
+          <w:szCs w:val="20"/>
+        </w:rPr>
+        <w:t>I agree on both counts, that it is long by removing those parts would make it much more difficult to digest.  I think it is fine to leave as is. Let’s see what Katie thinks</w:t>
+      </w:r>
+    </w:p>
+  </w:comment>
+  <w:comment w:id="12" w:author="Lucore, Jordan" w:date="2025-06-11T14:48:00Z" w:initials="JL">
+    <w:p>
+      <w:r>
+        <w:rPr>
+          <w:rStyle w:val="CommentReference"/>
+        </w:rPr>
+        <w:annotationRef/>
+      </w:r>
+      <w:r>
+        <w:rPr>
+          <w:sz w:val="20"/>
+          <w:szCs w:val="20"/>
+        </w:rPr>
+        <w:t xml:space="preserve">Katie, this discussion feels quite long… I’m interested in your thoughts. I’m currently hesitant to cut it because I feel like I’ve already distilled these results so much and I don’t want it to seem like I’m cherry-picking effects. Let me know what you think. </w:t>
+      </w:r>
+    </w:p>
+  </w:comment>
+  <w:comment w:id="14" w:author="Lucore, Jordan" w:date="2025-06-11T14:57:00Z" w:initials="JL">
+    <w:p>
+      <w:r>
+        <w:rPr>
+          <w:rStyle w:val="CommentReference"/>
+        </w:rPr>
+        <w:annotationRef/>
+      </w:r>
+      <w:r>
+        <w:rPr>
+          <w:sz w:val="20"/>
+          <w:szCs w:val="20"/>
+        </w:rPr>
+        <w:t>Katie I’m not sure if I have enough detail in this section please let me know what you think</w:t>
+      </w:r>
+    </w:p>
+  </w:comment>
+  <w:comment w:id="15" w:author="Marshall, Andrew" w:date="2025-06-09T12:12:00Z" w:initials="AM">
+    <w:p>
+      <w:r>
+        <w:rPr>
+          <w:rStyle w:val="CommentReference"/>
+        </w:rPr>
+        <w:annotationRef/>
+      </w:r>
+      <w:r>
+        <w:rPr>
+          <w:color w:val="000000"/>
+          <w:sz w:val="20"/>
+          <w:szCs w:val="20"/>
+        </w:rPr>
+        <w:t xml:space="preserve">I really like this figure, but I think it is too small to read in places and likely will be flagged by journal figure formatting guidelines. How about making it is portrait, rather than landscape mode, so 2 cols by 3 rows, so the text could be larger? </w:t>
+      </w:r>
+    </w:p>
+  </w:comment>
+  <w:comment w:id="16" w:author="Lucore, Jordan" w:date="2025-06-12T08:27:00Z" w:initials="JL">
+    <w:p>
+      <w:r>
+        <w:rPr>
+          <w:rStyle w:val="CommentReference"/>
+        </w:rPr>
+        <w:annotationRef/>
+      </w:r>
+      <w:r>
+        <w:rPr>
+          <w:color w:val="000000"/>
+          <w:sz w:val="20"/>
+          <w:szCs w:val="20"/>
+        </w:rPr>
+        <w:t xml:space="preserve">Katie, I’m working on rearranging this figure. </w:t>
+      </w:r>
+    </w:p>
+  </w:comment>
+  <w:comment w:id="17" w:author="Lucore, Jordan" w:date="2025-06-02T08:32:00Z" w:initials="JL">
+    <w:p>
+      <w:r>
+        <w:rPr>
+          <w:rStyle w:val="CommentReference"/>
+        </w:rPr>
+        <w:annotationRef/>
+      </w:r>
+      <w:r>
+        <w:rPr>
+          <w:color w:val="000000"/>
+          <w:sz w:val="20"/>
+          <w:szCs w:val="20"/>
+        </w:rPr>
+        <w:t xml:space="preserve">I decided to add the patheway names to this figure but I know it looks… awful. Some of the names are also crowding and I haven’t figured out how to fix that yet. I have a supplemental table with the modeling information for each pathway which may be sufficient but adding the paths to the figure would be ultra-transparent about the results. What do you think? </w:t>
+      </w:r>
+    </w:p>
+  </w:comment>
+  <w:comment w:id="18" w:author="Marshall, Andrew" w:date="2025-06-09T12:31:00Z" w:initials="AM">
+    <w:p>
+      <w:r>
+        <w:rPr>
+          <w:rStyle w:val="CommentReference"/>
+        </w:rPr>
+        <w:annotationRef/>
+      </w:r>
+      <w:r>
+        <w:rPr>
+          <w:sz w:val="20"/>
+          <w:szCs w:val="20"/>
+        </w:rPr>
+        <w:t>Yeah, they are pretty clunky. How about including only ones you want to explicitly reference in the paper, and comprehensively list them in the SOM? (the do same with fig 4, too, I would think?)</w:t>
+      </w:r>
+    </w:p>
+  </w:comment>
+  <w:comment w:id="19" w:author="Lucore, Jordan" w:date="2025-06-12T08:31:00Z" w:initials="JL">
+    <w:p>
+      <w:r>
+        <w:rPr>
+          <w:rStyle w:val="CommentReference"/>
+        </w:rPr>
+        <w:annotationRef/>
+      </w:r>
+      <w:r>
+        <w:rPr>
+          <w:color w:val="000000"/>
+          <w:sz w:val="20"/>
+          <w:szCs w:val="20"/>
+        </w:rPr>
+        <w:t xml:space="preserve">Katie what do you think of this suggestion to only include the paths (or taxa on figure 4) that I reference in the paper? </w:t>
       </w:r>
     </w:p>
   </w:comment>
@@ -6238,9 +9391,22 @@
 <w15:commentsEx xmlns:wpc="http://schemas.microsoft.com/office/word/2010/wordprocessingCanvas" xmlns:cx="http://schemas.microsoft.com/office/drawing/2014/chartex" xmlns:cx1="http://schemas.microsoft.com/office/drawing/2015/9/8/chartex" xmlns:cx2="http://schemas.microsoft.com/office/drawing/2015/10/21/chartex" xmlns:cx3="http://schemas.microsoft.com/office/drawing/2016/5/9/chartex" xmlns:cx4="http://schemas.microsoft.com/office/drawing/2016/5/10/chartex" xmlns:cx5="http://schemas.microsoft.com/office/drawing/2016/5/11/chartex" xmlns:cx6="http://schemas.microsoft.com/office/drawing/2016/5/12/chartex" xmlns:cx7="http://schemas.microsoft.com/office/drawing/2016/5/13/chartex" xmlns:cx8="http://schemas.microsoft.com/office/drawing/2016/5/14/chartex" xmlns:mc="http://schemas.openxmlformats.org/markup-compatibility/2006" xmlns:aink="http://schemas.microsoft.com/office/drawing/2016/ink" xmlns:am3d="http://schemas.microsoft.com/office/drawing/2017/model3d" xmlns:o="urn:schemas-microsoft-com:office:office" xmlns:oel="http://schemas.microsoft.com/office/2019/extlst" xmlns:r="http://schemas.openxmlformats.org/officeDocument/2006/relationships" xmlns:m="http://schemas.openxmlformats.org/officeDocument/2006/math" xmlns:v="urn:schemas-microsoft-com:vml" xmlns:wp14="http://schemas.microsoft.com/office/word/2010/wordprocessingDrawing" xmlns:wp="http://schemas.openxmlformats.org/drawingml/2006/wordprocessingDrawing" xmlns:w10="urn:schemas-microsoft-com:office:word" xmlns:w="http://schemas.openxmlformats.org/wordprocessingml/2006/main" xmlns:w14="http://schemas.microsoft.com/office/word/2010/wordml" xmlns:w15="http://schemas.microsoft.com/office/word/2012/wordml" xmlns:w16cex="http://schemas.microsoft.com/office/word/2018/wordml/cex" xmlns:w16cid="http://schemas.microsoft.com/office/word/2016/wordml/cid" xmlns:w16="http://schemas.microsoft.com/office/word/2018/wordml" xmlns:w16du="http://schemas.microsoft.com/office/word/2023/wordml/word16du" xmlns:w16sdtdh="http://schemas.microsoft.com/office/word/2020/wordml/sdtdatahash" xmlns:w16sdtfl="http://schemas.microsoft.com/office/word/2024/wordml/sdtformatlock" xmlns:w16se="http://schemas.microsoft.com/office/word/2015/wordml/symex" xmlns:wpg="http://schemas.microsoft.com/office/word/2010/wordprocessingGroup" xmlns:wpi="http://schemas.microsoft.com/office/word/2010/wordprocessingInk" xmlns:wne="http://schemas.microsoft.com/office/word/2006/wordml" xmlns:wps="http://schemas.microsoft.com/office/word/2010/wordprocessingShape" mc:Ignorable="w14 w15 w16se w16cid w16 w16cex w16sdtdh w16sdtfl w16du wp14">
   <w15:commentEx w15:paraId="0BD6F2C2" w15:done="0"/>
   <w15:commentEx w15:paraId="35F933FA" w15:done="0"/>
+  <w15:commentEx w15:paraId="677AC0E9" w15:done="0"/>
   <w15:commentEx w15:paraId="3B560699" w15:done="0"/>
+  <w15:commentEx w15:paraId="129FBF30" w15:done="0"/>
+  <w15:commentEx w15:paraId="59F5AE8D" w15:done="0"/>
+  <w15:commentEx w15:paraId="371CAB40" w15:done="0"/>
+  <w15:commentEx w15:paraId="61E29615" w15:paraIdParent="371CAB40" w15:done="0"/>
+  <w15:commentEx w15:paraId="5F42C12F" w15:done="0"/>
+  <w15:commentEx w15:paraId="7674D6D8" w15:done="0"/>
+  <w15:commentEx w15:paraId="7B632223" w15:paraIdParent="7674D6D8" w15:done="0"/>
   <w15:commentEx w15:paraId="32D00A67" w15:done="0"/>
   <w15:commentEx w15:paraId="2896066A" w15:done="0"/>
+  <w15:commentEx w15:paraId="362D5BC2" w15:done="0"/>
+  <w15:commentEx w15:paraId="646B40EF" w15:paraIdParent="362D5BC2" w15:done="0"/>
+  <w15:commentEx w15:paraId="65E00618" w15:done="0"/>
+  <w15:commentEx w15:paraId="5E56B5C3" w15:paraIdParent="65E00618" w15:done="0"/>
+  <w15:commentEx w15:paraId="3120686F" w15:paraIdParent="65E00618" w15:done="0"/>
 </w15:commentsEx>
 </file>
 
@@ -6248,9 +9414,22 @@
 <w16cex:commentsExtensible xmlns:wpc="http://schemas.microsoft.com/office/word/2010/wordprocessingCanvas" xmlns:cx="http://schemas.microsoft.com/office/drawing/2014/chartex" xmlns:cx1="http://schemas.microsoft.com/office/drawing/2015/9/8/chartex" xmlns:cx2="http://schemas.microsoft.com/office/drawing/2015/10/21/chartex" xmlns:cx3="http://schemas.microsoft.com/office/drawing/2016/5/9/chartex" xmlns:cx4="http://schemas.microsoft.com/office/drawing/2016/5/10/chartex" xmlns:cx5="http://schemas.microsoft.com/office/drawing/2016/5/11/chartex" xmlns:cx6="http://schemas.microsoft.com/office/drawing/2016/5/12/chartex" xmlns:cx7="http://schemas.microsoft.com/office/drawing/2016/5/13/chartex" xmlns:cx8="http://schemas.microsoft.com/office/drawing/2016/5/14/chartex" xmlns:cr="http://schemas.microsoft.com/office/comments/2020/reactions" xmlns:mc="http://schemas.openxmlformats.org/markup-compatibility/2006" xmlns:aink="http://schemas.microsoft.com/office/drawing/2016/ink" xmlns:am3d="http://schemas.microsoft.com/office/drawing/2017/model3d" xmlns:o="urn:schemas-microsoft-com:office:office" xmlns:oel="http://schemas.microsoft.com/office/2019/extlst" xmlns:r="http://schemas.openxmlformats.org/officeDocument/2006/relationships" xmlns:m="http://schemas.openxmlformats.org/officeDocument/2006/math" xmlns:v="urn:schemas-microsoft-com:vml" xmlns:wp14="http://schemas.microsoft.com/office/word/2010/wordprocessingDrawing" xmlns:wp="http://schemas.openxmlformats.org/drawingml/2006/wordprocessingDrawing" xmlns:w10="urn:schemas-microsoft-com:office:word" xmlns:w="http://schemas.openxmlformats.org/wordprocessingml/2006/main" xmlns:w14="http://schemas.microsoft.com/office/word/2010/wordml" xmlns:w15="http://schemas.microsoft.com/office/word/2012/wordml" xmlns:w16cex="http://schemas.microsoft.com/office/word/2018/wordml/cex" xmlns:w16cid="http://schemas.microsoft.com/office/word/2016/wordml/cid" xmlns:w16="http://schemas.microsoft.com/office/word/2018/wordml" xmlns:w16du="http://schemas.microsoft.com/office/word/2023/wordml/word16du" xmlns:w16sdtdh="http://schemas.microsoft.com/office/word/2020/wordml/sdtdatahash" xmlns:w16sdtfl="http://schemas.microsoft.com/office/word/2024/wordml/sdtformatlock" xmlns:w16se="http://schemas.microsoft.com/office/word/2015/wordml/symex" xmlns:wpg="http://schemas.microsoft.com/office/word/2010/wordprocessingGroup" xmlns:wpi="http://schemas.microsoft.com/office/word/2010/wordprocessingInk" xmlns:wne="http://schemas.microsoft.com/office/word/2006/wordml" xmlns:wps="http://schemas.microsoft.com/office/word/2010/wordprocessingShape" mc:Ignorable="w14 w15 w16se w16cid w16 w16cex w16sdtdh w16sdtfl cr w16du wp14">
   <w16cex:commentExtensible w16cex:durableId="04CDC4E0" w16cex:dateUtc="2025-06-11T21:01:00Z"/>
   <w16cex:commentExtensible w16cex:durableId="4DDACEBB" w16cex:dateUtc="2025-06-11T21:02:00Z"/>
+  <w16cex:commentExtensible w16cex:durableId="7B45D891" w16cex:dateUtc="2025-06-12T17:10:00Z"/>
   <w16cex:commentExtensible w16cex:durableId="25A25620" w16cex:dateUtc="2025-06-11T21:03:00Z"/>
+  <w16cex:commentExtensible w16cex:durableId="5E747B13" w16cex:dateUtc="2025-06-12T12:11:00Z"/>
+  <w16cex:commentExtensible w16cex:durableId="7F19ABA2" w16cex:dateUtc="2025-06-12T12:12:00Z"/>
+  <w16cex:commentExtensible w16cex:durableId="518A5CF7" w16cex:dateUtc="2025-06-01T20:50:00Z"/>
+  <w16cex:commentExtensible w16cex:durableId="72D16EAE" w16cex:dateUtc="2025-06-09T16:09:00Z"/>
+  <w16cex:commentExtensible w16cex:durableId="5FBF1C20" w16cex:dateUtc="2025-06-09T16:13:00Z"/>
+  <w16cex:commentExtensible w16cex:durableId="345A819D" w16cex:dateUtc="2025-06-01T21:42:00Z"/>
+  <w16cex:commentExtensible w16cex:durableId="293C5873" w16cex:dateUtc="2025-06-09T16:16:00Z"/>
   <w16cex:commentExtensible w16cex:durableId="5D2B05C0" w16cex:dateUtc="2025-06-11T18:48:00Z"/>
   <w16cex:commentExtensible w16cex:durableId="2A95A65D" w16cex:dateUtc="2025-06-11T18:57:00Z"/>
+  <w16cex:commentExtensible w16cex:durableId="049BD0FF" w16cex:dateUtc="2025-06-09T16:12:00Z"/>
+  <w16cex:commentExtensible w16cex:durableId="4663254C" w16cex:dateUtc="2025-06-12T12:27:00Z"/>
+  <w16cex:commentExtensible w16cex:durableId="72A60159" w16cex:dateUtc="2025-06-02T12:32:00Z"/>
+  <w16cex:commentExtensible w16cex:durableId="35FE1D2B" w16cex:dateUtc="2025-06-09T16:31:00Z"/>
+  <w16cex:commentExtensible w16cex:durableId="3CBA352D" w16cex:dateUtc="2025-06-12T12:31:00Z"/>
 </w16cex:commentsExtensible>
 </file>
 
@@ -6258,9 +9437,22 @@
 <w16cid:commentsIds xmlns:wpc="http://schemas.microsoft.com/office/word/2010/wordprocessingCanvas" xmlns:cx="http://schemas.microsoft.com/office/drawing/2014/chartex" xmlns:cx1="http://schemas.microsoft.com/office/drawing/2015/9/8/chartex" xmlns:cx2="http://schemas.microsoft.com/office/drawing/2015/10/21/chartex" xmlns:cx3="http://schemas.microsoft.com/office/drawing/2016/5/9/chartex" xmlns:cx4="http://schemas.microsoft.com/office/drawing/2016/5/10/chartex" xmlns:cx5="http://schemas.microsoft.com/office/drawing/2016/5/11/chartex" xmlns:cx6="http://schemas.microsoft.com/office/drawing/2016/5/12/chartex" xmlns:cx7="http://schemas.microsoft.com/office/drawing/2016/5/13/chartex" xmlns:cx8="http://schemas.microsoft.com/office/drawing/2016/5/14/chartex" xmlns:mc="http://schemas.openxmlformats.org/markup-compatibility/2006" xmlns:aink="http://schemas.microsoft.com/office/drawing/2016/ink" xmlns:am3d="http://schemas.microsoft.com/office/drawing/2017/model3d" xmlns:o="urn:schemas-microsoft-com:office:office" xmlns:oel="http://schemas.microsoft.com/office/2019/extlst" xmlns:r="http://schemas.openxmlformats.org/officeDocument/2006/relationships" xmlns:m="http://schemas.openxmlformats.org/officeDocument/2006/math" xmlns:v="urn:schemas-microsoft-com:vml" xmlns:wp14="http://schemas.microsoft.com/office/word/2010/wordprocessingDrawing" xmlns:wp="http://schemas.openxmlformats.org/drawingml/2006/wordprocessingDrawing" xmlns:w10="urn:schemas-microsoft-com:office:word" xmlns:w="http://schemas.openxmlformats.org/wordprocessingml/2006/main" xmlns:w14="http://schemas.microsoft.com/office/word/2010/wordml" xmlns:w15="http://schemas.microsoft.com/office/word/2012/wordml" xmlns:w16cex="http://schemas.microsoft.com/office/word/2018/wordml/cex" xmlns:w16cid="http://schemas.microsoft.com/office/word/2016/wordml/cid" xmlns:w16="http://schemas.microsoft.com/office/word/2018/wordml" xmlns:w16du="http://schemas.microsoft.com/office/word/2023/wordml/word16du" xmlns:w16sdtdh="http://schemas.microsoft.com/office/word/2020/wordml/sdtdatahash" xmlns:w16sdtfl="http://schemas.microsoft.com/office/word/2024/wordml/sdtformatlock" xmlns:w16se="http://schemas.microsoft.com/office/word/2015/wordml/symex" xmlns:wpg="http://schemas.microsoft.com/office/word/2010/wordprocessingGroup" xmlns:wpi="http://schemas.microsoft.com/office/word/2010/wordprocessingInk" xmlns:wne="http://schemas.microsoft.com/office/word/2006/wordml" xmlns:wps="http://schemas.microsoft.com/office/word/2010/wordprocessingShape" mc:Ignorable="w14 w15 w16se w16cid w16 w16cex w16sdtdh w16sdtfl w16du wp14">
   <w16cid:commentId w16cid:paraId="0BD6F2C2" w16cid:durableId="04CDC4E0"/>
   <w16cid:commentId w16cid:paraId="35F933FA" w16cid:durableId="4DDACEBB"/>
+  <w16cid:commentId w16cid:paraId="677AC0E9" w16cid:durableId="7B45D891"/>
   <w16cid:commentId w16cid:paraId="3B560699" w16cid:durableId="25A25620"/>
+  <w16cid:commentId w16cid:paraId="129FBF30" w16cid:durableId="5E747B13"/>
+  <w16cid:commentId w16cid:paraId="59F5AE8D" w16cid:durableId="7F19ABA2"/>
+  <w16cid:commentId w16cid:paraId="371CAB40" w16cid:durableId="518A5CF7"/>
+  <w16cid:commentId w16cid:paraId="61E29615" w16cid:durableId="72D16EAE"/>
+  <w16cid:commentId w16cid:paraId="5F42C12F" w16cid:durableId="5FBF1C20"/>
+  <w16cid:commentId w16cid:paraId="7674D6D8" w16cid:durableId="345A819D"/>
+  <w16cid:commentId w16cid:paraId="7B632223" w16cid:durableId="293C5873"/>
   <w16cid:commentId w16cid:paraId="32D00A67" w16cid:durableId="5D2B05C0"/>
   <w16cid:commentId w16cid:paraId="2896066A" w16cid:durableId="2A95A65D"/>
+  <w16cid:commentId w16cid:paraId="362D5BC2" w16cid:durableId="049BD0FF"/>
+  <w16cid:commentId w16cid:paraId="646B40EF" w16cid:durableId="4663254C"/>
+  <w16cid:commentId w16cid:paraId="65E00618" w16cid:durableId="72A60159"/>
+  <w16cid:commentId w16cid:paraId="5E56B5C3" w16cid:durableId="35FE1D2B"/>
+  <w16cid:commentId w16cid:paraId="3120686F" w16cid:durableId="3CBA352D"/>
 </w16cid:commentsIds>
 </file>
 
@@ -6388,6 +9580,9 @@
 <w15:people xmlns:wpc="http://schemas.microsoft.com/office/word/2010/wordprocessingCanvas" xmlns:cx="http://schemas.microsoft.com/office/drawing/2014/chartex" xmlns:cx1="http://schemas.microsoft.com/office/drawing/2015/9/8/chartex" xmlns:cx2="http://schemas.microsoft.com/office/drawing/2015/10/21/chartex" xmlns:cx3="http://schemas.microsoft.com/office/drawing/2016/5/9/chartex" xmlns:cx4="http://schemas.microsoft.com/office/drawing/2016/5/10/chartex" xmlns:cx5="http://schemas.microsoft.com/office/drawing/2016/5/11/chartex" xmlns:cx6="http://schemas.microsoft.com/office/drawing/2016/5/12/chartex" xmlns:cx7="http://schemas.microsoft.com/office/drawing/2016/5/13/chartex" xmlns:cx8="http://schemas.microsoft.com/office/drawing/2016/5/14/chartex" xmlns:mc="http://schemas.openxmlformats.org/markup-compatibility/2006" xmlns:aink="http://schemas.microsoft.com/office/drawing/2016/ink" xmlns:am3d="http://schemas.microsoft.com/office/drawing/2017/model3d" xmlns:o="urn:schemas-microsoft-com:office:office" xmlns:oel="http://schemas.microsoft.com/office/2019/extlst" xmlns:r="http://schemas.openxmlformats.org/officeDocument/2006/relationships" xmlns:m="http://schemas.openxmlformats.org/officeDocument/2006/math" xmlns:v="urn:schemas-microsoft-com:vml" xmlns:wp14="http://schemas.microsoft.com/office/word/2010/wordprocessingDrawing" xmlns:wp="http://schemas.openxmlformats.org/drawingml/2006/wordprocessingDrawing" xmlns:w10="urn:schemas-microsoft-com:office:word" xmlns:w="http://schemas.openxmlformats.org/wordprocessingml/2006/main" xmlns:w14="http://schemas.microsoft.com/office/word/2010/wordml" xmlns:w15="http://schemas.microsoft.com/office/word/2012/wordml" xmlns:w16cex="http://schemas.microsoft.com/office/word/2018/wordml/cex" xmlns:w16cid="http://schemas.microsoft.com/office/word/2016/wordml/cid" xmlns:w16="http://schemas.microsoft.com/office/word/2018/wordml" xmlns:w16du="http://schemas.microsoft.com/office/word/2023/wordml/word16du" xmlns:w16sdtdh="http://schemas.microsoft.com/office/word/2020/wordml/sdtdatahash" xmlns:w16sdtfl="http://schemas.microsoft.com/office/word/2024/wordml/sdtformatlock" xmlns:w16se="http://schemas.microsoft.com/office/word/2015/wordml/symex" xmlns:wpg="http://schemas.microsoft.com/office/word/2010/wordprocessingGroup" xmlns:wpi="http://schemas.microsoft.com/office/word/2010/wordprocessingInk" xmlns:wne="http://schemas.microsoft.com/office/word/2006/wordml" xmlns:wps="http://schemas.microsoft.com/office/word/2010/wordprocessingShape" mc:Ignorable="w14 w15 w16se w16cid w16 w16cex w16sdtdh w16sdtfl w16du wp14">
   <w15:person w15:author="Lucore, Jordan">
     <w15:presenceInfo w15:providerId="AD" w15:userId="S::jlucore@umich.edu::2b7f0ac7-c137-4b2e-b3ae-7bee2b608245"/>
+  </w15:person>
+  <w15:person w15:author="Marshall, Andrew">
+    <w15:presenceInfo w15:providerId="AD" w15:userId="S::ajmarsha@umich.edu::e1495f42-9426-4e39-b223-e98e8f773398"/>
   </w15:person>
 </w15:people>
 </file>
@@ -7443,6 +10638,21 @@
       <w14:ligatures w14:val="none"/>
     </w:rPr>
   </w:style>
+  <w:style w:type="paragraph" w:styleId="Revision">
+    <w:name w:val="Revision"/>
+    <w:hidden/>
+    <w:uiPriority w:val="99"/>
+    <w:semiHidden/>
+    <w:rsid w:val="00EE3B0C"/>
+    <w:pPr>
+      <w:spacing w:after="0" w:line="240" w:lineRule="auto"/>
+    </w:pPr>
+    <w:rPr>
+      <w:rFonts w:ascii="Times New Roman" w:eastAsia="Times New Roman" w:hAnsi="Times New Roman" w:cs="Times New Roman"/>
+      <w:kern w:val="0"/>
+      <w14:ligatures w14:val="none"/>
+    </w:rPr>
+  </w:style>
 </w:styles>
 </file>
 
